--- a/docs/vircle-sign-plan.docx
+++ b/docs/vircle-sign-plan.docx
@@ -7,7 +7,7 @@
         <w:pStyle w:val="Title"/>
       </w:pPr>
       <w:r>
-        <w:t xml:space="preserve">Halo Sign: delivery plan</w:t>
+        <w:t xml:space="preserve">Vircle Doc Sign: delivery plan</w:t>
       </w:r>
     </w:p>
     <w:p>
@@ -15,7 +15,7 @@
         <w:pStyle w:val="Subtitle"/>
       </w:pPr>
       <w:r>
-        <w:t xml:space="preserve">Document 2 of 3 for review. Architecture, data, security, work packages and rollout, 6 Oct 2026</w:t>
+        <w:t xml:space="preserve">Document 2 of 3 for review. Architecture, data, security, work packages and rollout, revised 6 Oct 2026</w:t>
       </w:r>
     </w:p>
     <w:sdt>
@@ -58,19 +58,68 @@
         <w:pStyle w:val="FirstParagraph"/>
       </w:pPr>
       <w:r>
-        <w:t xml:space="preserve">Halo Sign is built natively inside Halo (decision: option B in the proposal). Nothing from the</w:t>
-      </w:r>
-      <w:r>
-        <w:t xml:space="preserve"> </w:t>
-      </w:r>
-      <w:r>
-        <w:t xml:space="preserve">OpenSign fork is copied; its behaviour is used as a reference only, so no AGPL obligation arises.</w:t>
-      </w:r>
-      <w:r>
-        <w:t xml:space="preserve"> </w:t>
-      </w:r>
-      <w:r>
-        <w:t xml:space="preserve">It is built in three phases behind an operator switch, first for Vircle only.</w:t>
+        <w:t xml:space="preserve">Vircle Doc Sign is built natively inside Halo (decision: option B in the proposal). It signs</w:t>
+      </w:r>
+      <w:r>
+        <w:t xml:space="preserve"> </w:t>
+      </w:r>
+      <w:r>
+        <w:rPr>
+          <w:b/>
+          <w:bCs/>
+        </w:rPr>
+        <w:t xml:space="preserve">any</w:t>
+      </w:r>
+      <w:r>
+        <w:rPr>
+          <w:b/>
+          <w:bCs/>
+        </w:rPr>
+        <w:t xml:space="preserve"> </w:t>
+      </w:r>
+      <w:r>
+        <w:rPr>
+          <w:b/>
+          <w:bCs/>
+        </w:rPr>
+        <w:t xml:space="preserve">document</w:t>
+      </w:r>
+      <w:r>
+        <w:t xml:space="preserve"> </w:t>
+      </w:r>
+      <w:r>
+        <w:t xml:space="preserve">(PDF, Word, image), supports a signing list with an optional signing order, and groups</w:t>
+      </w:r>
+      <w:r>
+        <w:t xml:space="preserve"> </w:t>
+      </w:r>
+      <w:r>
+        <w:t xml:space="preserve">documents into categories. Ready-made packs, starting with</w:t>
+      </w:r>
+      <w:r>
+        <w:t xml:space="preserve"> </w:t>
+      </w:r>
+      <w:r>
+        <w:rPr>
+          <w:b/>
+          <w:bCs/>
+        </w:rPr>
+        <w:t xml:space="preserve">Merchant Registration</w:t>
+      </w:r>
+      <w:r>
+        <w:t xml:space="preserve">, come as</w:t>
+      </w:r>
+      <w:r>
+        <w:t xml:space="preserve"> </w:t>
+      </w:r>
+      <w:r>
+        <w:t xml:space="preserve">add-ons. Nothing from the OpenSign fork is copied; its behaviour is used as a reference only, so no</w:t>
+      </w:r>
+      <w:r>
+        <w:t xml:space="preserve"> </w:t>
+      </w:r>
+      <w:r>
+        <w:t xml:space="preserve">AGPL obligation arises. It is built in three phases behind an operator switch, first for Vircle only.</w:t>
       </w:r>
     </w:p>
     <w:tbl>
@@ -177,18 +226,18 @@
               <w:pStyle w:val="Compact"/>
             </w:pPr>
             <w:r>
-              <w:t xml:space="preserve">An agent can send an agreement from a contact page, a merchant signs on a phone, the sealed PDF is filed</w:t>
-            </w:r>
-          </w:p>
-        </w:tc>
-        <w:tc>
-          <w:tcPr/>
-          <w:p>
-            <w:pPr>
-              <w:pStyle w:val="Compact"/>
-            </w:pPr>
-            <w:r>
-              <w:t xml:space="preserve">35 days, about 7 weeks</w:t>
+              <w:t xml:space="preserve">Any PDF, Word file or image can be prepared and sent to a signing list (in order if chosen); a merchant signs on a phone; the sealed PDF is filed; the Merchant Registration add-on is installable</w:t>
+            </w:r>
+          </w:p>
+        </w:tc>
+        <w:tc>
+          <w:tcPr/>
+          <w:p>
+            <w:pPr>
+              <w:pStyle w:val="Compact"/>
+            </w:pPr>
+            <w:r>
+              <w:t xml:space="preserve">46 days, about 9 weeks</w:t>
             </w:r>
           </w:p>
         </w:tc>
@@ -212,18 +261,18 @@
               <w:pStyle w:val="Compact"/>
             </w:pPr>
             <w:r>
-              <w:t xml:space="preserve">Automation, API, webhooks, reminders, countersign in Halo, envelopes, bulk send</w:t>
-            </w:r>
-          </w:p>
-        </w:tc>
-        <w:tc>
-          <w:tcPr/>
-          <w:p>
-            <w:pPr>
-              <w:pStyle w:val="Compact"/>
-            </w:pPr>
-            <w:r>
-              <w:t xml:space="preserve">23 days, about 4.5 weeks</w:t>
+              <w:t xml:space="preserve">Automation, API, webhooks, reminders, countersign in Halo, envelopes, bulk send, add-on updates</w:t>
+            </w:r>
+          </w:p>
+        </w:tc>
+        <w:tc>
+          <w:tcPr/>
+          <w:p>
+            <w:pPr>
+              <w:pStyle w:val="Compact"/>
+            </w:pPr>
+            <w:r>
+              <w:t xml:space="preserve">25 days, about 5 weeks</w:t>
             </w:r>
           </w:p>
         </w:tc>
@@ -279,22 +328,37 @@
           <w:b/>
           <w:bCs/>
         </w:rPr>
-        <w:t xml:space="preserve">Phase 1 is longer than the 5 to 6 weeks in the earlier proposal</w:t>
-      </w:r>
-      <w:r>
-        <w:t xml:space="preserve">,</w:t>
-      </w:r>
-      <w:r>
-        <w:t xml:space="preserve"> </w:t>
-      </w:r>
-      <w:r>
-        <w:t xml:space="preserve">because pricing the whole Halo checklist (four languages, permissions, export and deletion, CI</w:t>
-      </w:r>
-      <w:r>
-        <w:t xml:space="preserve"> </w:t>
-      </w:r>
-      <w:r>
-        <w:t xml:space="preserve">rules, audit) adds about a week. Phases can overlap with a second pair of hands.</w:t>
+        <w:t xml:space="preserve">Phase 1 grew from 35 to 46 days</w:t>
+      </w:r>
+      <w:r>
+        <w:t xml:space="preserve"> </w:t>
+      </w:r>
+      <w:r>
+        <w:t xml:space="preserve">after your note on Word files,</w:t>
+      </w:r>
+      <w:r>
+        <w:t xml:space="preserve"> </w:t>
+      </w:r>
+      <w:r>
+        <w:t xml:space="preserve">categories and add-ons, and the signing list: Word conversion service 4 days, categories and</w:t>
+      </w:r>
+      <w:r>
+        <w:t xml:space="preserve"> </w:t>
+      </w:r>
+      <w:r>
+        <w:t xml:space="preserve">add-ons 4, wider field types and the prepare-any-document path 2, signing-order logic 1. (The 35</w:t>
+      </w:r>
+      <w:r>
+        <w:t xml:space="preserve"> </w:t>
+      </w:r>
+      <w:r>
+        <w:t xml:space="preserve">days were already longer than the 5 to 6 weeks in the earlier proposal, because pricing the whole</w:t>
+      </w:r>
+      <w:r>
+        <w:t xml:space="preserve"> </w:t>
+      </w:r>
+      <w:r>
+        <w:t xml:space="preserve">Halo checklist adds about a week.) Phases can overlap with a second pair of hands.</w:t>
       </w:r>
     </w:p>
     <w:bookmarkEnd w:id="9"/>
@@ -505,7 +569,7 @@
               <w:pStyle w:val="Compact"/>
             </w:pPr>
             <w:r>
-              <w:t xml:space="preserve">flag</w:t>
+              <w:t xml:space="preserve">flags</w:t>
             </w:r>
             <w:r>
               <w:t xml:space="preserve"> </w:t>
@@ -515,6 +579,21 @@
                 <w:rStyle w:val="VerbatimChar"/>
               </w:rPr>
               <w:t xml:space="preserve">sign</w:t>
+            </w:r>
+            <w:r>
+              <w:t xml:space="preserve"> </w:t>
+            </w:r>
+            <w:r>
+              <w:t xml:space="preserve">and</w:t>
+            </w:r>
+            <w:r>
+              <w:t xml:space="preserve"> </w:t>
+            </w:r>
+            <w:r>
+              <w:rPr>
+                <w:rStyle w:val="VerbatimChar"/>
+              </w:rPr>
+              <w:t xml:space="preserve">sign_merchant</w:t>
             </w:r>
             <w:r>
               <w:t xml:space="preserve">, limit</w:t>
@@ -958,6 +1037,79 @@
             </w:pPr>
             <w:r>
               <w:t xml:space="preserve">signer endpoints</w:t>
+            </w:r>
+          </w:p>
+        </w:tc>
+      </w:tr>
+      <w:tr>
+        <w:tc>
+          <w:tcPr/>
+          <w:p>
+            <w:pPr>
+              <w:pStyle w:val="Compact"/>
+            </w:pPr>
+            <w:r>
+              <w:t xml:space="preserve">Word to PDF</w:t>
+            </w:r>
+          </w:p>
+        </w:tc>
+        <w:tc>
+          <w:tcPr/>
+          <w:p>
+            <w:pPr>
+              <w:pStyle w:val="Compact"/>
+            </w:pPr>
+            <w:r>
+              <w:t xml:space="preserve">none</w:t>
+            </w:r>
+          </w:p>
+        </w:tc>
+        <w:tc>
+          <w:tcPr/>
+          <w:p>
+            <w:pPr>
+              <w:pStyle w:val="Compact"/>
+            </w:pPr>
+            <w:r>
+              <w:t xml:space="preserve">conversion service (container)</w:t>
+            </w:r>
+          </w:p>
+        </w:tc>
+      </w:tr>
+      <w:tr>
+        <w:tc>
+          <w:tcPr/>
+          <w:p>
+            <w:pPr>
+              <w:pStyle w:val="Compact"/>
+            </w:pPr>
+            <w:r>
+              <w:t xml:space="preserve">Custom contact fields</w:t>
+            </w:r>
+          </w:p>
+        </w:tc>
+        <w:tc>
+          <w:tcPr/>
+          <w:p>
+            <w:pPr>
+              <w:pStyle w:val="Compact"/>
+            </w:pPr>
+            <w:r>
+              <w:rPr>
+                <w:rStyle w:val="VerbatimChar"/>
+              </w:rPr>
+              <w:t xml:space="preserve">custom_fields</w:t>
+            </w:r>
+          </w:p>
+        </w:tc>
+        <w:tc>
+          <w:tcPr/>
+          <w:p>
+            <w:pPr>
+              <w:pStyle w:val="Compact"/>
+            </w:pPr>
+            <w:r>
+              <w:t xml:space="preserve">fields installed by an add-on</w:t>
             </w:r>
           </w:p>
         </w:tc>
@@ -1066,7 +1218,26 @@
         <w:t xml:space="preserve"> </w:t>
       </w:r>
       <w:r>
-        <w:t xml:space="preserve">Apache); this is confirmed per package in WP2 and recorded in the repository.</w:t>
+        <w:t xml:space="preserve">Apache); this is confirmed per package in WP2 and recorded in the repository. Word conversion uses</w:t>
+      </w:r>
+      <w:r>
+        <w:t xml:space="preserve"> </w:t>
+      </w:r>
+      <w:r>
+        <w:rPr>
+          <w:b/>
+          <w:bCs/>
+        </w:rPr>
+        <w:t xml:space="preserve">Gotenberg</w:t>
+      </w:r>
+      <w:r>
+        <w:t xml:space="preserve">, an open-source (MIT) service that runs LibreOffice in the background, as a separate</w:t>
+      </w:r>
+      <w:r>
+        <w:t xml:space="preserve"> </w:t>
+      </w:r>
+      <w:r>
+        <w:t xml:space="preserve">container; LibreOffice keeps its own licence and is not modified or linked into Halo.</w:t>
       </w:r>
     </w:p>
     <w:bookmarkEnd w:id="10"/>
@@ -1295,6 +1466,28 @@
       </w:r>
       <w:r>
         <w:t xml:space="preserve">All state is in Halo’s Postgres. All files are in Halo’s storage.</w:t>
+      </w:r>
+    </w:p>
+    <w:p>
+      <w:pPr>
+        <w:pStyle w:val="Compact"/>
+        <w:numPr>
+          <w:ilvl w:val="0"/>
+          <w:numId w:val="1001"/>
+        </w:numPr>
+      </w:pPr>
+      <w:r>
+        <w:rPr>
+          <w:b/>
+          <w:bCs/>
+        </w:rPr>
+        <w:t xml:space="preserve">One new container.</w:t>
+      </w:r>
+      <w:r>
+        <w:t xml:space="preserve"> </w:t>
+      </w:r>
+      <w:r>
+        <w:t xml:space="preserve">The conversion service (section 6), reachable only from the Halo container.</w:t>
       </w:r>
     </w:p>
     <w:bookmarkEnd w:id="11"/>
@@ -1434,29 +1627,29 @@
               <w:rPr>
                 <w:rStyle w:val="VerbatimChar"/>
               </w:rPr>
-              <w:t xml:space="preserve">sign_templates</w:t>
-            </w:r>
-          </w:p>
-        </w:tc>
-        <w:tc>
-          <w:tcPr/>
-          <w:p>
-            <w:pPr>
-              <w:pStyle w:val="Compact"/>
-            </w:pPr>
-            <w:r>
-              <w:t xml:space="preserve">A template’s identity</w:t>
-            </w:r>
-          </w:p>
-        </w:tc>
-        <w:tc>
-          <w:tcPr/>
-          <w:p>
-            <w:pPr>
-              <w:pStyle w:val="Compact"/>
-            </w:pPr>
-            <w:r>
-              <w:t xml:space="preserve">name, description, status (draft, active, archived), current version, tags</w:t>
+              <w:t xml:space="preserve">sign_categories</w:t>
+            </w:r>
+          </w:p>
+        </w:tc>
+        <w:tc>
+          <w:tcPr/>
+          <w:p>
+            <w:pPr>
+              <w:pStyle w:val="Compact"/>
+            </w:pPr>
+            <w:r>
+              <w:t xml:space="preserve">A document category</w:t>
+            </w:r>
+          </w:p>
+        </w:tc>
+        <w:tc>
+          <w:tcPr/>
+          <w:p>
+            <w:pPr>
+              <w:pStyle w:val="Compact"/>
+            </w:pPr>
+            <w:r>
+              <w:t xml:space="preserve">key, name, defaults (expiry, reminders, code required, sign in order, consent wording, retention), add-on key (if installed by one), archived</w:t>
             </w:r>
           </w:p>
         </w:tc>
@@ -1472,59 +1665,29 @@
               <w:rPr>
                 <w:rStyle w:val="VerbatimChar"/>
               </w:rPr>
-              <w:t xml:space="preserve">sign_template_versions</w:t>
-            </w:r>
-          </w:p>
-        </w:tc>
-        <w:tc>
-          <w:tcPr/>
-          <w:p>
-            <w:pPr>
-              <w:pStyle w:val="Compact"/>
-            </w:pPr>
-            <w:r>
-              <w:t xml:space="preserve">Immutable version of a template</w:t>
-            </w:r>
-          </w:p>
-        </w:tc>
-        <w:tc>
-          <w:tcPr/>
-          <w:p>
-            <w:pPr>
-              <w:pStyle w:val="Compact"/>
-            </w:pPr>
-            <w:r>
-              <w:t xml:space="preserve">version no., source file path and SHA-256, page count,</w:t>
-            </w:r>
-            <w:r>
-              <w:t xml:space="preserve"> </w:t>
-            </w:r>
-            <w:r>
-              <w:rPr>
-                <w:rStyle w:val="VerbatimChar"/>
-              </w:rPr>
-              <w:t xml:space="preserve">fields</w:t>
-            </w:r>
-            <w:r>
-              <w:t xml:space="preserve"> </w:t>
-            </w:r>
-            <w:r>
-              <w:t xml:space="preserve">(json),</w:t>
-            </w:r>
-            <w:r>
-              <w:t xml:space="preserve"> </w:t>
-            </w:r>
-            <w:r>
-              <w:rPr>
-                <w:rStyle w:val="VerbatimChar"/>
-              </w:rPr>
-              <w:t xml:space="preserve">roles</w:t>
-            </w:r>
-            <w:r>
-              <w:t xml:space="preserve"> </w:t>
-            </w:r>
-            <w:r>
-              <w:t xml:space="preserve">(json), defaults (expiry, reminders, order, language, subject, message)</w:t>
+              <w:t xml:space="preserve">sign_addons</w:t>
+            </w:r>
+          </w:p>
+        </w:tc>
+        <w:tc>
+          <w:tcPr/>
+          <w:p>
+            <w:pPr>
+              <w:pStyle w:val="Compact"/>
+            </w:pPr>
+            <w:r>
+              <w:t xml:space="preserve">Which add-ons a workspace has installed</w:t>
+            </w:r>
+          </w:p>
+        </w:tc>
+        <w:tc>
+          <w:tcPr/>
+          <w:p>
+            <w:pPr>
+              <w:pStyle w:val="Compact"/>
+            </w:pPr>
+            <w:r>
+              <w:t xml:space="preserve">add-on key, installed version, installed by and when, status</w:t>
             </w:r>
           </w:p>
         </w:tc>
@@ -1540,53 +1703,54 @@
               <w:rPr>
                 <w:rStyle w:val="VerbatimChar"/>
               </w:rPr>
-              <w:t xml:space="preserve">sign_documents</w:t>
-            </w:r>
-          </w:p>
-        </w:tc>
-        <w:tc>
-          <w:tcPr/>
-          <w:p>
-            <w:pPr>
-              <w:pStyle w:val="Compact"/>
-            </w:pPr>
-            <w:r>
-              <w:t xml:space="preserve">One document sent for signing</w:t>
-            </w:r>
-          </w:p>
-        </w:tc>
-        <w:tc>
-          <w:tcPr/>
-          <w:p>
-            <w:pPr>
-              <w:pStyle w:val="Compact"/>
-            </w:pPr>
-            <w:r>
-              <w:t xml:space="preserve">reference (SGN-2026-000123), title, status, template version (nullable), contact, ticket, deal,</w:t>
-            </w:r>
-            <w:r>
-              <w:t xml:space="preserve"> </w:t>
-            </w:r>
-            <w:r>
-              <w:rPr>
-                <w:rStyle w:val="VerbatimChar"/>
-              </w:rPr>
-              <w:t xml:space="preserve">merge_values</w:t>
-            </w:r>
-            <w:r>
-              <w:t xml:space="preserve">,</w:t>
-            </w:r>
-            <w:r>
-              <w:t xml:space="preserve"> </w:t>
-            </w:r>
-            <w:r>
-              <w:rPr>
-                <w:rStyle w:val="VerbatimChar"/>
-              </w:rPr>
-              <w:t xml:space="preserve">fields_snapshot</w:t>
-            </w:r>
-            <w:r>
-              <w:t xml:space="preserve">, sequential flag, locale, expires at, sent at, completed at, base file and SHA-256, final file and SHA-256, void reason, created by</w:t>
+              <w:t xml:space="preserve">sign_templates</w:t>
+            </w:r>
+          </w:p>
+        </w:tc>
+        <w:tc>
+          <w:tcPr/>
+          <w:p>
+            <w:pPr>
+              <w:pStyle w:val="Compact"/>
+            </w:pPr>
+            <w:r>
+              <w:t xml:space="preserve">A template’s identity</w:t>
+            </w:r>
+          </w:p>
+        </w:tc>
+        <w:tc>
+          <w:tcPr/>
+          <w:p>
+            <w:pPr>
+              <w:pStyle w:val="Compact"/>
+            </w:pPr>
+            <w:r>
+              <w:t xml:space="preserve">name, description,</w:t>
+            </w:r>
+            <w:r>
+              <w:t xml:space="preserve"> </w:t>
+            </w:r>
+            <w:r>
+              <w:rPr>
+                <w:b/>
+                <w:bCs/>
+              </w:rPr>
+              <w:t xml:space="preserve">category</w:t>
+            </w:r>
+            <w:r>
+              <w:t xml:space="preserve">, status (draft, active, archived), current version, tags, add-on key and version if it came from one,</w:t>
+            </w:r>
+            <w:r>
+              <w:t xml:space="preserve"> </w:t>
+            </w:r>
+            <w:r>
+              <w:t xml:space="preserve">“customised”</w:t>
+            </w:r>
+            <w:r>
+              <w:t xml:space="preserve"> </w:t>
+            </w:r>
+            <w:r>
+              <w:t xml:space="preserve">flag</w:t>
             </w:r>
           </w:p>
         </w:tc>
@@ -1602,29 +1766,59 @@
               <w:rPr>
                 <w:rStyle w:val="VerbatimChar"/>
               </w:rPr>
-              <w:t xml:space="preserve">sign_document_files</w:t>
-            </w:r>
-          </w:p>
-        </w:tc>
-        <w:tc>
-          <w:tcPr/>
-          <w:p>
-            <w:pPr>
-              <w:pStyle w:val="Compact"/>
-            </w:pPr>
-            <w:r>
-              <w:t xml:space="preserve">Files that belong to a document</w:t>
-            </w:r>
-          </w:p>
-        </w:tc>
-        <w:tc>
-          <w:tcPr/>
-          <w:p>
-            <w:pPr>
-              <w:pStyle w:val="Compact"/>
-            </w:pPr>
-            <w:r>
-              <w:t xml:space="preserve">kind (source, annex, signer upload, signed, certificate), path, name, size, SHA-256</w:t>
+              <w:t xml:space="preserve">sign_template_versions</w:t>
+            </w:r>
+          </w:p>
+        </w:tc>
+        <w:tc>
+          <w:tcPr/>
+          <w:p>
+            <w:pPr>
+              <w:pStyle w:val="Compact"/>
+            </w:pPr>
+            <w:r>
+              <w:t xml:space="preserve">Immutable version of a template</w:t>
+            </w:r>
+          </w:p>
+        </w:tc>
+        <w:tc>
+          <w:tcPr/>
+          <w:p>
+            <w:pPr>
+              <w:pStyle w:val="Compact"/>
+            </w:pPr>
+            <w:r>
+              <w:t xml:space="preserve">version no., source file path and SHA-256, page count,</w:t>
+            </w:r>
+            <w:r>
+              <w:t xml:space="preserve"> </w:t>
+            </w:r>
+            <w:r>
+              <w:rPr>
+                <w:rStyle w:val="VerbatimChar"/>
+              </w:rPr>
+              <w:t xml:space="preserve">fields</w:t>
+            </w:r>
+            <w:r>
+              <w:t xml:space="preserve"> </w:t>
+            </w:r>
+            <w:r>
+              <w:t xml:space="preserve">(json),</w:t>
+            </w:r>
+            <w:r>
+              <w:t xml:space="preserve"> </w:t>
+            </w:r>
+            <w:r>
+              <w:rPr>
+                <w:rStyle w:val="VerbatimChar"/>
+              </w:rPr>
+              <w:t xml:space="preserve">roles</w:t>
+            </w:r>
+            <w:r>
+              <w:t xml:space="preserve"> </w:t>
+            </w:r>
+            <w:r>
+              <w:t xml:space="preserve">(json), defaults (expiry, reminders, order, language, subject, message)</w:t>
             </w:r>
           </w:p>
         </w:tc>
@@ -1640,6 +1834,173 @@
               <w:rPr>
                 <w:rStyle w:val="VerbatimChar"/>
               </w:rPr>
+              <w:t xml:space="preserve">sign_documents</w:t>
+            </w:r>
+          </w:p>
+        </w:tc>
+        <w:tc>
+          <w:tcPr/>
+          <w:p>
+            <w:pPr>
+              <w:pStyle w:val="Compact"/>
+            </w:pPr>
+            <w:r>
+              <w:t xml:space="preserve">One document sent for signing</w:t>
+            </w:r>
+          </w:p>
+        </w:tc>
+        <w:tc>
+          <w:tcPr/>
+          <w:p>
+            <w:pPr>
+              <w:pStyle w:val="Compact"/>
+            </w:pPr>
+            <w:r>
+              <w:t xml:space="preserve">reference (SGN-2026-000123), title, status,</w:t>
+            </w:r>
+            <w:r>
+              <w:t xml:space="preserve"> </w:t>
+            </w:r>
+            <w:r>
+              <w:rPr>
+                <w:b/>
+                <w:bCs/>
+              </w:rPr>
+              <w:t xml:space="preserve">category</w:t>
+            </w:r>
+            <w:r>
+              <w:t xml:space="preserve">, template version (nullable), contact, ticket, deal,</w:t>
+            </w:r>
+            <w:r>
+              <w:t xml:space="preserve"> </w:t>
+            </w:r>
+            <w:r>
+              <w:rPr>
+                <w:rStyle w:val="VerbatimChar"/>
+              </w:rPr>
+              <w:t xml:space="preserve">merge_values</w:t>
+            </w:r>
+            <w:r>
+              <w:t xml:space="preserve">,</w:t>
+            </w:r>
+            <w:r>
+              <w:t xml:space="preserve"> </w:t>
+            </w:r>
+            <w:r>
+              <w:rPr>
+                <w:rStyle w:val="VerbatimChar"/>
+              </w:rPr>
+              <w:t xml:space="preserve">fields_snapshot</w:t>
+            </w:r>
+            <w:r>
+              <w:t xml:space="preserve">,</w:t>
+            </w:r>
+            <w:r>
+              <w:t xml:space="preserve"> </w:t>
+            </w:r>
+            <w:r>
+              <w:rPr>
+                <w:rStyle w:val="VerbatimChar"/>
+                <w:b/>
+                <w:bCs/>
+              </w:rPr>
+              <w:t xml:space="preserve">sign_in_order</w:t>
+            </w:r>
+            <w:r>
+              <w:rPr>
+                <w:b/>
+                <w:bCs/>
+              </w:rPr>
+              <w:t xml:space="preserve"> </w:t>
+            </w:r>
+            <w:r>
+              <w:rPr>
+                <w:b/>
+                <w:bCs/>
+              </w:rPr>
+              <w:t xml:space="preserve">flag</w:t>
+            </w:r>
+            <w:r>
+              <w:t xml:space="preserve">, locale, expires at, sent at, completed at,</w:t>
+            </w:r>
+            <w:r>
+              <w:t xml:space="preserve"> </w:t>
+            </w:r>
+            <w:r>
+              <w:rPr>
+                <w:b/>
+                <w:bCs/>
+              </w:rPr>
+              <w:t xml:space="preserve">original upload (path, type, SHA-256)</w:t>
+            </w:r>
+            <w:r>
+              <w:t xml:space="preserve">,</w:t>
+            </w:r>
+            <w:r>
+              <w:t xml:space="preserve"> </w:t>
+            </w:r>
+            <w:r>
+              <w:rPr>
+                <w:b/>
+                <w:bCs/>
+              </w:rPr>
+              <w:t xml:space="preserve">converted PDF</w:t>
+            </w:r>
+            <w:r>
+              <w:t xml:space="preserve">, base file and SHA-256, final file and SHA-256, void reason, created by</w:t>
+            </w:r>
+          </w:p>
+        </w:tc>
+      </w:tr>
+      <w:tr>
+        <w:tc>
+          <w:tcPr/>
+          <w:p>
+            <w:pPr>
+              <w:pStyle w:val="Compact"/>
+            </w:pPr>
+            <w:r>
+              <w:rPr>
+                <w:rStyle w:val="VerbatimChar"/>
+              </w:rPr>
+              <w:t xml:space="preserve">sign_document_files</w:t>
+            </w:r>
+          </w:p>
+        </w:tc>
+        <w:tc>
+          <w:tcPr/>
+          <w:p>
+            <w:pPr>
+              <w:pStyle w:val="Compact"/>
+            </w:pPr>
+            <w:r>
+              <w:t xml:space="preserve">Files that belong to a document</w:t>
+            </w:r>
+          </w:p>
+        </w:tc>
+        <w:tc>
+          <w:tcPr/>
+          <w:p>
+            <w:pPr>
+              <w:pStyle w:val="Compact"/>
+            </w:pPr>
+            <w:r>
+              <w:t xml:space="preserve">kind (source, annex, signer upload, signed, certificate), path, name, size, SHA-256</w:t>
+            </w:r>
+          </w:p>
+        </w:tc>
+      </w:tr>
+      <w:tr>
+        <w:tc>
+          <w:tcPr/>
+          <w:p>
+            <w:pPr>
+              <w:pStyle w:val="Compact"/>
+            </w:pPr>
+            <w:r>
+              <w:rPr>
+                <w:rStyle w:val="VerbatimChar"/>
+              </w:rPr>
               <w:t xml:space="preserve">sign_signers</w:t>
             </w:r>
           </w:p>
@@ -1662,7 +2023,59 @@
               <w:pStyle w:val="Compact"/>
             </w:pPr>
             <w:r>
-              <w:t xml:space="preserve">role key, name, email, phone, channel, order no., status,</w:t>
+              <w:t xml:space="preserve">role key,</w:t>
+            </w:r>
+            <w:r>
+              <w:t xml:space="preserve"> </w:t>
+            </w:r>
+            <w:r>
+              <w:rPr>
+                <w:b/>
+                <w:bCs/>
+              </w:rPr>
+              <w:t xml:space="preserve">full name</w:t>
+            </w:r>
+            <w:r>
+              <w:t xml:space="preserve">,</w:t>
+            </w:r>
+            <w:r>
+              <w:t xml:space="preserve"> </w:t>
+            </w:r>
+            <w:r>
+              <w:rPr>
+                <w:b/>
+                <w:bCs/>
+              </w:rPr>
+              <w:t xml:space="preserve">email</w:t>
+            </w:r>
+            <w:r>
+              <w:t xml:space="preserve">, phone, channel,</w:t>
+            </w:r>
+            <w:r>
+              <w:t xml:space="preserve"> </w:t>
+            </w:r>
+            <w:r>
+              <w:rPr>
+                <w:b/>
+                <w:bCs/>
+              </w:rPr>
+              <w:t xml:space="preserve">order number (step)</w:t>
+            </w:r>
+            <w:r>
+              <w:t xml:space="preserve">,</w:t>
+            </w:r>
+            <w:r>
+              <w:t xml:space="preserve"> </w:t>
+            </w:r>
+            <w:r>
+              <w:rPr>
+                <w:b/>
+                <w:bCs/>
+              </w:rPr>
+              <w:t xml:space="preserve">invited at</w:t>
+            </w:r>
+            <w:r>
+              <w:t xml:space="preserve">, status,</w:t>
             </w:r>
             <w:r>
               <w:t xml:space="preserve"> </w:t>
@@ -2115,52 +2528,33 @@
     </w:p>
     <w:p>
       <w:pPr>
-        <w:pStyle w:val="SourceCode"/>
-      </w:pPr>
-      <w:r>
-        <w:rPr>
-          <w:rStyle w:val="VerbatimChar"/>
-        </w:rPr>
-        <w:t xml:space="preserve">draft -&gt; sent -&gt; in_progress -&gt; sealing -&gt; completed</w:t>
-      </w:r>
-      <w:r>
-        <w:br/>
-      </w:r>
-      <w:r>
-        <w:rPr>
-          <w:rStyle w:val="VerbatimChar"/>
-        </w:rPr>
-        <w:t xml:space="preserve">              \-&gt; declined      \-&gt; failed (retry)</w:t>
-      </w:r>
-      <w:r>
-        <w:br/>
-      </w:r>
-      <w:r>
-        <w:rPr>
-          <w:rStyle w:val="VerbatimChar"/>
-        </w:rPr>
-        <w:t xml:space="preserve">              \-&gt; expired</w:t>
-      </w:r>
-      <w:r>
-        <w:br/>
-      </w:r>
-      <w:r>
-        <w:rPr>
-          <w:rStyle w:val="VerbatimChar"/>
-        </w:rPr>
-        <w:t xml:space="preserve"> any non-final state -&gt; voided</w:t>
-      </w:r>
-    </w:p>
-    <w:p>
-      <w:pPr>
-        <w:pStyle w:val="FirstParagraph"/>
+        <w:pStyle w:val="BodyText"/>
       </w:pPr>
       <w:r>
         <w:rPr>
           <w:b/>
           <w:bCs/>
         </w:rPr>
-        <w:t xml:space="preserve">The audit chain.</w:t>
+        <w:t xml:space="preserve">Signing order.</w:t>
+      </w:r>
+      <w:r>
+        <w:t xml:space="preserve"> </w:t>
+      </w:r>
+      <w:r>
+        <w:t xml:space="preserve">Each signer has an order number; signers sharing a number are one</w:t>
+      </w:r>
+      <w:r>
+        <w:t xml:space="preserve"> </w:t>
+      </w:r>
+      <w:r>
+        <w:rPr>
+          <w:i/>
+          <w:iCs/>
+        </w:rPr>
+        <w:t xml:space="preserve">step</w:t>
+      </w:r>
+      <w:r>
+        <w:t xml:space="preserve">. With</w:t>
       </w:r>
       <w:r>
         <w:t xml:space="preserve"> </w:t>
@@ -2169,176 +2563,13 @@
         <w:rPr>
           <w:rStyle w:val="VerbatimChar"/>
         </w:rPr>
-        <w:t xml:space="preserve">sign_events.row_hash = sha256(prev_hash || canonical row)</w:t>
-      </w:r>
-      <w:r>
-        <w:t xml:space="preserve">. A database trigger</w:t>
-      </w:r>
-      <w:r>
-        <w:t xml:space="preserve"> </w:t>
-      </w:r>
-      <w:r>
-        <w:t xml:space="preserve">computes it under a per-document lock, and update and delete are blocked, using the same</w:t>
-      </w:r>
-      <w:r>
-        <w:t xml:space="preserve"> </w:t>
-      </w:r>
-      <w:r>
-        <w:t xml:space="preserve">append-only pattern as Halo’s audit log. A function</w:t>
-      </w:r>
-      <w:r>
-        <w:t xml:space="preserve"> </w:t>
-      </w:r>
-      <w:r>
-        <w:rPr>
-          <w:rStyle w:val="VerbatimChar"/>
-        </w:rPr>
-        <w:t xml:space="preserve">sign_verify_chain(document)</w:t>
-      </w:r>
-      <w:r>
-        <w:t xml:space="preserve"> </w:t>
-      </w:r>
-      <w:r>
-        <w:t xml:space="preserve">recomputes the</w:t>
-      </w:r>
-      <w:r>
-        <w:t xml:space="preserve"> </w:t>
-      </w:r>
-      <w:r>
-        <w:t xml:space="preserve">chain; the Document detail screen shows</w:t>
-      </w:r>
-      <w:r>
-        <w:t xml:space="preserve"> </w:t>
-      </w:r>
-      <w:r>
-        <w:t xml:space="preserve">“Audit trail intact”</w:t>
-      </w:r>
-      <w:r>
-        <w:t xml:space="preserve"> </w:t>
-      </w:r>
-      <w:r>
-        <w:t xml:space="preserve">from it.</w:t>
-      </w:r>
-    </w:p>
-    <w:p>
-      <w:pPr>
-        <w:pStyle w:val="BodyText"/>
-      </w:pPr>
-      <w:r>
-        <w:rPr>
-          <w:b/>
-          <w:bCs/>
-        </w:rPr>
-        <w:t xml:space="preserve">Not stored in plain text:</w:t>
-      </w:r>
-      <w:r>
-        <w:t xml:space="preserve"> </w:t>
-      </w:r>
-      <w:r>
-        <w:t xml:space="preserve">link tokens and codes (hashes only); the certificate and its</w:t>
-      </w:r>
-      <w:r>
-        <w:t xml:space="preserve"> </w:t>
-      </w:r>
-      <w:r>
-        <w:t xml:space="preserve">passphrase (encrypted, key ring); fields marked sensitive (encrypted, P2).</w:t>
-      </w:r>
-    </w:p>
-    <w:bookmarkEnd w:id="12"/>
-    <w:bookmarkStart w:id="13" w:name="files-and-the-sealing-pipeline"/>
-    <w:p>
-      <w:pPr>
-        <w:pStyle w:val="Heading1"/>
-      </w:pPr>
-      <w:r>
-        <w:t xml:space="preserve">5. Files and the sealing pipeline</w:t>
-      </w:r>
-    </w:p>
-    <w:p>
-      <w:pPr>
-        <w:pStyle w:val="FirstParagraph"/>
-      </w:pPr>
-      <w:r>
-        <w:rPr>
-          <w:b/>
-          <w:bCs/>
-        </w:rPr>
-        <w:t xml:space="preserve">Storage.</w:t>
-      </w:r>
-      <w:r>
-        <w:t xml:space="preserve"> </w:t>
-      </w:r>
-      <w:r>
-        <w:t xml:space="preserve">Private bucket</w:t>
-      </w:r>
-      <w:r>
-        <w:t xml:space="preserve"> </w:t>
-      </w:r>
-      <w:r>
-        <w:rPr>
-          <w:rStyle w:val="VerbatimChar"/>
-        </w:rPr>
-        <w:t xml:space="preserve">sign-documents</w:t>
-      </w:r>
-      <w:r>
-        <w:t xml:space="preserve">, path</w:t>
-      </w:r>
-      <w:r>
-        <w:t xml:space="preserve"> </w:t>
-      </w:r>
-      <w:r>
-        <w:rPr>
-          <w:rStyle w:val="VerbatimChar"/>
-        </w:rPr>
-        <w:t xml:space="preserve">account-&lt;id&gt;/&lt;document&gt;/&lt;kind&gt;/&lt;name&gt;</w:t>
-      </w:r>
-      <w:r>
-        <w:t xml:space="preserve">. Signed-in</w:t>
-      </w:r>
-      <w:r>
-        <w:t xml:space="preserve"> </w:t>
-      </w:r>
-      <w:r>
-        <w:t xml:space="preserve">members can read their own workspace’s objects only through server-made signed links; nobody has</w:t>
-      </w:r>
-      <w:r>
-        <w:t xml:space="preserve"> </w:t>
-      </w:r>
-      <w:r>
-        <w:t xml:space="preserve">insert, update or delete rights from the browser. Only the server writes. The existing storage meter</w:t>
-      </w:r>
-      <w:r>
-        <w:t xml:space="preserve"> </w:t>
-      </w:r>
-      <w:r>
-        <w:t xml:space="preserve">already counts anything under</w:t>
-      </w:r>
-      <w:r>
-        <w:t xml:space="preserve"> </w:t>
-      </w:r>
-      <w:r>
-        <w:rPr>
-          <w:rStyle w:val="VerbatimChar"/>
-        </w:rPr>
-        <w:t xml:space="preserve">account-&lt;id&gt;/</w:t>
-      </w:r>
-      <w:r>
-        <w:t xml:space="preserve"> </w:t>
-      </w:r>
-      <w:r>
-        <w:t xml:space="preserve">in any bucket.</w:t>
-      </w:r>
-    </w:p>
-    <w:p>
-      <w:pPr>
-        <w:pStyle w:val="BodyText"/>
-      </w:pPr>
-      <w:r>
-        <w:rPr>
-          <w:b/>
-          <w:bCs/>
-        </w:rPr>
-        <w:t xml:space="preserve">Pipeline.</w:t>
+        <w:t xml:space="preserve">sign_in_order</w:t>
+      </w:r>
+      <w:r>
+        <w:t xml:space="preserve"> </w:t>
+      </w:r>
+      <w:r>
+        <w:t xml:space="preserve">off, every step is invited at once and the numbers are ignored. With it on:</w:t>
       </w:r>
     </w:p>
     <w:p>
@@ -2350,39 +2581,25 @@
         </w:numPr>
       </w:pPr>
       <w:r>
-        <w:rPr>
-          <w:b/>
-          <w:bCs/>
-        </w:rPr>
-        <w:t xml:space="preserve">Freeze (on send).</w:t>
-      </w:r>
-      <w:r>
-        <w:t xml:space="preserve"> </w:t>
-      </w:r>
-      <w:r>
-        <w:t xml:space="preserve">The server writes merge values onto the template PDF, saves it as the</w:t>
-      </w:r>
-      <w:r>
-        <w:t xml:space="preserve"> </w:t>
-      </w:r>
-      <w:r>
-        <w:rPr>
-          <w:i/>
-          <w:iCs/>
-        </w:rPr>
-        <w:t xml:space="preserve">base</w:t>
-      </w:r>
-      <w:r>
-        <w:t xml:space="preserve"> </w:t>
-      </w:r>
-      <w:r>
-        <w:t xml:space="preserve">file, records its SHA-256, and snapshots the field definitions into the document. From now</w:t>
-      </w:r>
-      <w:r>
-        <w:t xml:space="preserve"> </w:t>
-      </w:r>
-      <w:r>
-        <w:t xml:space="preserve">on the template can change without affecting this document.</w:t>
+        <w:t xml:space="preserve">Only step 1 is invited when the document is sent. Later signers have a link from the start but</w:t>
+      </w:r>
+      <w:r>
+        <w:t xml:space="preserve"> </w:t>
+      </w:r>
+      <w:r>
+        <w:t xml:space="preserve">it opens only a</w:t>
+      </w:r>
+      <w:r>
+        <w:t xml:space="preserve"> </w:t>
+      </w:r>
+      <w:r>
+        <w:t xml:space="preserve">“waiting for {name}”</w:t>
+      </w:r>
+      <w:r>
+        <w:t xml:space="preserve"> </w:t>
+      </w:r>
+      <w:r>
+        <w:t xml:space="preserve">page with no document content.</w:t>
       </w:r>
     </w:p>
     <w:p>
@@ -2394,23 +2611,19 @@
         </w:numPr>
       </w:pPr>
       <w:r>
-        <w:rPr>
-          <w:b/>
-          <w:bCs/>
-        </w:rPr>
-        <w:t xml:space="preserve">Each signer.</w:t>
-      </w:r>
-      <w:r>
-        <w:t xml:space="preserve"> </w:t>
-      </w:r>
-      <w:r>
-        <w:t xml:space="preserve">The server validates every value (type, required, pattern, size), stores it, and</w:t>
-      </w:r>
-      <w:r>
-        <w:t xml:space="preserve"> </w:t>
-      </w:r>
-      <w:r>
-        <w:t xml:space="preserve">appends events. The browser only collects input.</w:t>
+        <w:t xml:space="preserve">When a signer finishes, the server locks the document row, checks whether every signer in the</w:t>
+      </w:r>
+      <w:r>
+        <w:t xml:space="preserve"> </w:t>
+      </w:r>
+      <w:r>
+        <w:t xml:space="preserve">step is done, and if so invites the next step in the same transaction. A unique record per</w:t>
+      </w:r>
+      <w:r>
+        <w:t xml:space="preserve"> </w:t>
+      </w:r>
+      <w:r>
+        <w:t xml:space="preserve">document and step makes the invitation happen once even if two signers finish at the same moment.</w:t>
       </w:r>
     </w:p>
     <w:p>
@@ -2422,73 +2635,7 @@
         </w:numPr>
       </w:pPr>
       <w:r>
-        <w:rPr>
-          <w:b/>
-          <w:bCs/>
-        </w:rPr>
-        <w:t xml:space="preserve">Seal (when the last signer finishes).</w:t>
-      </w:r>
-      <w:r>
-        <w:t xml:space="preserve"> </w:t>
-      </w:r>
-      <w:r>
-        <w:t xml:space="preserve">A queued job loads the base PDF, draws every value and</w:t>
-      </w:r>
-      <w:r>
-        <w:t xml:space="preserve"> </w:t>
-      </w:r>
-      <w:r>
-        <w:t xml:space="preserve">signature image, appends the</w:t>
-      </w:r>
-      <w:r>
-        <w:t xml:space="preserve"> </w:t>
-      </w:r>
-      <w:r>
-        <w:rPr>
-          <w:b/>
-          <w:bCs/>
-        </w:rPr>
-        <w:t xml:space="preserve">completion certificate</w:t>
-      </w:r>
-      <w:r>
-        <w:t xml:space="preserve"> </w:t>
-      </w:r>
-      <w:r>
-        <w:t xml:space="preserve">pages (document id, SHA-256 of the</w:t>
-      </w:r>
-      <w:r>
-        <w:t xml:space="preserve"> </w:t>
-      </w:r>
-      <w:r>
-        <w:t xml:space="preserve">content, every signer’s details, times, devices, verification, consent), adds a QR code to the</w:t>
-      </w:r>
-      <w:r>
-        <w:t xml:space="preserve"> </w:t>
-      </w:r>
-      <w:r>
-        <w:t xml:space="preserve">verify page (P3), applies a</w:t>
-      </w:r>
-      <w:r>
-        <w:t xml:space="preserve"> </w:t>
-      </w:r>
-      <w:r>
-        <w:rPr>
-          <w:b/>
-          <w:bCs/>
-        </w:rPr>
-        <w:t xml:space="preserve">PKCS7 signature</w:t>
-      </w:r>
-      <w:r>
-        <w:t xml:space="preserve"> </w:t>
-      </w:r>
-      <w:r>
-        <w:t xml:space="preserve">with the workspace’s certificate, saves the final</w:t>
-      </w:r>
-      <w:r>
-        <w:t xml:space="preserve"> </w:t>
-      </w:r>
-      <w:r>
-        <w:t xml:space="preserve">file, records its SHA-256, writes events, marks the document completed and sends the emails.</w:t>
+        <w:t xml:space="preserve">A decline, a void or an expiry stops the chain. Reminders go only to the current step.</w:t>
       </w:r>
     </w:p>
     <w:p>
@@ -2500,45 +2647,154 @@
         </w:numPr>
       </w:pPr>
       <w:r>
+        <w:t xml:space="preserve">The last step finishing moves the document to sealing.</w:t>
+      </w:r>
+      <w:r>
+        <w:t xml:space="preserve"> </w:t>
+      </w:r>
+      <w:r>
+        <w:t xml:space="preserve">The whole thing is tested with parallel, sequential, mixed and racing cases.</w:t>
+      </w:r>
+    </w:p>
+    <w:p>
+      <w:pPr>
+        <w:pStyle w:val="SourceCode"/>
+      </w:pPr>
+      <w:r>
+        <w:rPr>
+          <w:rStyle w:val="VerbatimChar"/>
+        </w:rPr>
+        <w:t xml:space="preserve">draft -&gt; sent -&gt; in_progress -&gt; sealing -&gt; completed</w:t>
+      </w:r>
+      <w:r>
+        <w:br/>
+      </w:r>
+      <w:r>
+        <w:rPr>
+          <w:rStyle w:val="VerbatimChar"/>
+        </w:rPr>
+        <w:t xml:space="preserve">              \-&gt; declined      \-&gt; failed (retry)</w:t>
+      </w:r>
+      <w:r>
+        <w:br/>
+      </w:r>
+      <w:r>
+        <w:rPr>
+          <w:rStyle w:val="VerbatimChar"/>
+        </w:rPr>
+        <w:t xml:space="preserve">              \-&gt; expired</w:t>
+      </w:r>
+      <w:r>
+        <w:br/>
+      </w:r>
+      <w:r>
+        <w:rPr>
+          <w:rStyle w:val="VerbatimChar"/>
+        </w:rPr>
+        <w:t xml:space="preserve"> any non-final state -&gt; voided</w:t>
+      </w:r>
+    </w:p>
+    <w:p>
+      <w:pPr>
+        <w:pStyle w:val="FirstParagraph"/>
+      </w:pPr>
+      <w:r>
         <w:rPr>
           <w:b/>
           <w:bCs/>
         </w:rPr>
-        <w:t xml:space="preserve">Download.</w:t>
-      </w:r>
-      <w:r>
-        <w:t xml:space="preserve"> </w:t>
-      </w:r>
-      <w:r>
-        <w:t xml:space="preserve">Every download re-computes the SHA-256 and compares it with the stored value; a</w:t>
-      </w:r>
-      <w:r>
-        <w:t xml:space="preserve"> </w:t>
-      </w:r>
-      <w:r>
-        <w:t xml:space="preserve">mismatch blocks the download and raises an alert.</w:t>
+        <w:t xml:space="preserve">The audit chain.</w:t>
+      </w:r>
+      <w:r>
+        <w:t xml:space="preserve"> </w:t>
+      </w:r>
+      <w:r>
+        <w:rPr>
+          <w:rStyle w:val="VerbatimChar"/>
+        </w:rPr>
+        <w:t xml:space="preserve">sign_events.row_hash = sha256(prev_hash || canonical row)</w:t>
+      </w:r>
+      <w:r>
+        <w:t xml:space="preserve">. A database trigger</w:t>
+      </w:r>
+      <w:r>
+        <w:t xml:space="preserve"> </w:t>
+      </w:r>
+      <w:r>
+        <w:t xml:space="preserve">computes it under a per-document lock, and update and delete are blocked, using the same</w:t>
+      </w:r>
+      <w:r>
+        <w:t xml:space="preserve"> </w:t>
+      </w:r>
+      <w:r>
+        <w:t xml:space="preserve">append-only pattern as Halo’s audit log. A function</w:t>
+      </w:r>
+      <w:r>
+        <w:t xml:space="preserve"> </w:t>
+      </w:r>
+      <w:r>
+        <w:rPr>
+          <w:rStyle w:val="VerbatimChar"/>
+        </w:rPr>
+        <w:t xml:space="preserve">sign_verify_chain(document)</w:t>
+      </w:r>
+      <w:r>
+        <w:t xml:space="preserve"> </w:t>
+      </w:r>
+      <w:r>
+        <w:t xml:space="preserve">recomputes the</w:t>
+      </w:r>
+      <w:r>
+        <w:t xml:space="preserve"> </w:t>
+      </w:r>
+      <w:r>
+        <w:t xml:space="preserve">chain; the Document detail screen shows</w:t>
+      </w:r>
+      <w:r>
+        <w:t xml:space="preserve"> </w:t>
+      </w:r>
+      <w:r>
+        <w:t xml:space="preserve">“Audit trail intact”</w:t>
+      </w:r>
+      <w:r>
+        <w:t xml:space="preserve"> </w:t>
+      </w:r>
+      <w:r>
+        <w:t xml:space="preserve">from it.</w:t>
       </w:r>
     </w:p>
     <w:p>
       <w:pPr>
-        <w:pStyle w:val="Compact"/>
-        <w:numPr>
-          <w:ilvl w:val="0"/>
-          <w:numId w:val="1003"/>
-        </w:numPr>
+        <w:pStyle w:val="BodyText"/>
       </w:pPr>
       <w:r>
         <w:rPr>
           <w:b/>
           <w:bCs/>
         </w:rPr>
-        <w:t xml:space="preserve">Idempotent.</w:t>
-      </w:r>
-      <w:r>
-        <w:t xml:space="preserve"> </w:t>
-      </w:r>
-      <w:r>
-        <w:t xml:space="preserve">The seal job is keyed by document, so a retry after a crash cannot seal twice.</w:t>
+        <w:t xml:space="preserve">Not stored in plain text:</w:t>
+      </w:r>
+      <w:r>
+        <w:t xml:space="preserve"> </w:t>
+      </w:r>
+      <w:r>
+        <w:t xml:space="preserve">link tokens and codes (hashes only); the certificate and its</w:t>
+      </w:r>
+      <w:r>
+        <w:t xml:space="preserve"> </w:t>
+      </w:r>
+      <w:r>
+        <w:t xml:space="preserve">passphrase (encrypted, key ring); fields marked sensitive (encrypted, P2).</w:t>
+      </w:r>
+    </w:p>
+    <w:bookmarkEnd w:id="12"/>
+    <w:bookmarkStart w:id="13" w:name="files-and-the-sealing-pipeline"/>
+    <w:p>
+      <w:pPr>
+        <w:pStyle w:val="Heading1"/>
+      </w:pPr>
+      <w:r>
+        <w:t xml:space="preserve">5. Files and the sealing pipeline</w:t>
       </w:r>
     </w:p>
     <w:p>
@@ -2550,53 +2806,82 @@
           <w:b/>
           <w:bCs/>
         </w:rPr>
-        <w:t xml:space="preserve">Certificate.</w:t>
-      </w:r>
-      <w:r>
-        <w:t xml:space="preserve"> </w:t>
-      </w:r>
-      <w:r>
-        <w:t xml:space="preserve">Phase 1 uses an organisational certificate, held encrypted, that signs every sealed</w:t>
-      </w:r>
-      <w:r>
-        <w:t xml:space="preserve"> </w:t>
-      </w:r>
-      <w:r>
-        <w:t xml:space="preserve">file. PDF readers show the signature as intact but not yet</w:t>
-      </w:r>
-      <w:r>
-        <w:t xml:space="preserve"> </w:t>
-      </w:r>
-      <w:r>
-        <w:t xml:space="preserve">“trusted”</w:t>
-      </w:r>
-      <w:r>
-        <w:t xml:space="preserve"> </w:t>
-      </w:r>
-      <w:r>
-        <w:t xml:space="preserve">until Phase 3 replaces it with a</w:t>
-      </w:r>
-      <w:r>
-        <w:t xml:space="preserve"> </w:t>
-      </w:r>
-      <w:r>
-        <w:t xml:space="preserve">certificate from a recognised certificate authority. Procurement takes time, so it is ordered in</w:t>
-      </w:r>
-      <w:r>
-        <w:t xml:space="preserve"> </w:t>
-      </w:r>
-      <w:r>
-        <w:t xml:space="preserve">Phase 0.</w:t>
+        <w:t xml:space="preserve">Storage.</w:t>
+      </w:r>
+      <w:r>
+        <w:t xml:space="preserve"> </w:t>
+      </w:r>
+      <w:r>
+        <w:t xml:space="preserve">Private bucket</w:t>
+      </w:r>
+      <w:r>
+        <w:t xml:space="preserve"> </w:t>
+      </w:r>
+      <w:r>
+        <w:rPr>
+          <w:rStyle w:val="VerbatimChar"/>
+        </w:rPr>
+        <w:t xml:space="preserve">sign-documents</w:t>
+      </w:r>
+      <w:r>
+        <w:t xml:space="preserve">, path</w:t>
+      </w:r>
+      <w:r>
+        <w:t xml:space="preserve"> </w:t>
+      </w:r>
+      <w:r>
+        <w:rPr>
+          <w:rStyle w:val="VerbatimChar"/>
+        </w:rPr>
+        <w:t xml:space="preserve">account-&lt;id&gt;/&lt;document&gt;/&lt;kind&gt;/&lt;name&gt;</w:t>
+      </w:r>
+      <w:r>
+        <w:t xml:space="preserve">. Signed-in</w:t>
+      </w:r>
+      <w:r>
+        <w:t xml:space="preserve"> </w:t>
+      </w:r>
+      <w:r>
+        <w:t xml:space="preserve">members can read their own workspace’s objects only through server-made signed links; nobody has</w:t>
+      </w:r>
+      <w:r>
+        <w:t xml:space="preserve"> </w:t>
+      </w:r>
+      <w:r>
+        <w:t xml:space="preserve">insert, update or delete rights from the browser. Only the server writes. The existing storage meter</w:t>
+      </w:r>
+      <w:r>
+        <w:t xml:space="preserve"> </w:t>
+      </w:r>
+      <w:r>
+        <w:t xml:space="preserve">already counts anything under</w:t>
+      </w:r>
+      <w:r>
+        <w:t xml:space="preserve"> </w:t>
+      </w:r>
+      <w:r>
+        <w:rPr>
+          <w:rStyle w:val="VerbatimChar"/>
+        </w:rPr>
+        <w:t xml:space="preserve">account-&lt;id&gt;/</w:t>
+      </w:r>
+      <w:r>
+        <w:t xml:space="preserve"> </w:t>
+      </w:r>
+      <w:r>
+        <w:t xml:space="preserve">in any bucket.</w:t>
       </w:r>
     </w:p>
-    <w:bookmarkEnd w:id="13"/>
-    <w:bookmarkStart w:id="14" w:name="signer-security"/>
     <w:p>
       <w:pPr>
-        <w:pStyle w:val="Heading1"/>
-      </w:pPr>
-      <w:r>
-        <w:t xml:space="preserve">6. Signer security</w:t>
+        <w:pStyle w:val="BodyText"/>
+      </w:pPr>
+      <w:r>
+        <w:rPr>
+          <w:b/>
+          <w:bCs/>
+        </w:rPr>
+        <w:t xml:space="preserve">Pipeline.</w:t>
       </w:r>
     </w:p>
     <w:p>
@@ -2612,13 +2897,35 @@
           <w:b/>
           <w:bCs/>
         </w:rPr>
-        <w:t xml:space="preserve">Link:</w:t>
-      </w:r>
-      <w:r>
-        <w:t xml:space="preserve"> </w:t>
-      </w:r>
-      <w:r>
-        <w:t xml:space="preserve">32 random bytes, only its SHA-256 stored, shown once. Reissuing a link kills the old one.</w:t>
+        <w:t xml:space="preserve">Freeze (on send).</w:t>
+      </w:r>
+      <w:r>
+        <w:t xml:space="preserve"> </w:t>
+      </w:r>
+      <w:r>
+        <w:t xml:space="preserve">The server writes merge values onto the template PDF, saves it as the</w:t>
+      </w:r>
+      <w:r>
+        <w:t xml:space="preserve"> </w:t>
+      </w:r>
+      <w:r>
+        <w:rPr>
+          <w:i/>
+          <w:iCs/>
+        </w:rPr>
+        <w:t xml:space="preserve">base</w:t>
+      </w:r>
+      <w:r>
+        <w:t xml:space="preserve"> </w:t>
+      </w:r>
+      <w:r>
+        <w:t xml:space="preserve">file, records its SHA-256, and snapshots the field definitions into the document. From now</w:t>
+      </w:r>
+      <w:r>
+        <w:t xml:space="preserve"> </w:t>
+      </w:r>
+      <w:r>
+        <w:t xml:space="preserve">on the template can change without affecting this document.</w:t>
       </w:r>
     </w:p>
     <w:p>
@@ -2634,13 +2941,19 @@
           <w:b/>
           <w:bCs/>
         </w:rPr>
-        <w:t xml:space="preserve">Code:</w:t>
-      </w:r>
-      <w:r>
-        <w:t xml:space="preserve"> </w:t>
-      </w:r>
-      <w:r>
-        <w:t xml:space="preserve">6 digits, hashed, 10 minutes, 5 tries, then locked for 15 minutes; resends are limited.</w:t>
+        <w:t xml:space="preserve">Each signer.</w:t>
+      </w:r>
+      <w:r>
+        <w:t xml:space="preserve"> </w:t>
+      </w:r>
+      <w:r>
+        <w:t xml:space="preserve">The server validates every value (type, required, pattern, size), stores it, and</w:t>
+      </w:r>
+      <w:r>
+        <w:t xml:space="preserve"> </w:t>
+      </w:r>
+      <w:r>
+        <w:t xml:space="preserve">appends events. The browser only collects input.</w:t>
       </w:r>
     </w:p>
     <w:p>
@@ -2656,19 +2969,69 @@
           <w:b/>
           <w:bCs/>
         </w:rPr>
-        <w:t xml:space="preserve">Rate limits:</w:t>
-      </w:r>
-      <w:r>
-        <w:t xml:space="preserve"> </w:t>
-      </w:r>
-      <w:r>
-        <w:t xml:space="preserve">per link, per network address and per workspace, using Halo’s shared limiter. The</w:t>
-      </w:r>
-      <w:r>
-        <w:t xml:space="preserve"> </w:t>
-      </w:r>
-      <w:r>
-        <w:t xml:space="preserve">address comes from the trusted-proxy rule already used elsewhere.</w:t>
+        <w:t xml:space="preserve">Seal (when the last signer finishes).</w:t>
+      </w:r>
+      <w:r>
+        <w:t xml:space="preserve"> </w:t>
+      </w:r>
+      <w:r>
+        <w:t xml:space="preserve">A queued job loads the base PDF, draws every value and</w:t>
+      </w:r>
+      <w:r>
+        <w:t xml:space="preserve"> </w:t>
+      </w:r>
+      <w:r>
+        <w:t xml:space="preserve">signature image, appends the</w:t>
+      </w:r>
+      <w:r>
+        <w:t xml:space="preserve"> </w:t>
+      </w:r>
+      <w:r>
+        <w:rPr>
+          <w:b/>
+          <w:bCs/>
+        </w:rPr>
+        <w:t xml:space="preserve">completion certificate</w:t>
+      </w:r>
+      <w:r>
+        <w:t xml:space="preserve"> </w:t>
+      </w:r>
+      <w:r>
+        <w:t xml:space="preserve">pages (document id, SHA-256 of the</w:t>
+      </w:r>
+      <w:r>
+        <w:t xml:space="preserve"> </w:t>
+      </w:r>
+      <w:r>
+        <w:t xml:space="preserve">content, every signer’s details, times, devices, verification, consent), adds a QR code to the</w:t>
+      </w:r>
+      <w:r>
+        <w:t xml:space="preserve"> </w:t>
+      </w:r>
+      <w:r>
+        <w:t xml:space="preserve">verify page (P3), applies a</w:t>
+      </w:r>
+      <w:r>
+        <w:t xml:space="preserve"> </w:t>
+      </w:r>
+      <w:r>
+        <w:rPr>
+          <w:b/>
+          <w:bCs/>
+        </w:rPr>
+        <w:t xml:space="preserve">PKCS7 signature</w:t>
+      </w:r>
+      <w:r>
+        <w:t xml:space="preserve"> </w:t>
+      </w:r>
+      <w:r>
+        <w:t xml:space="preserve">with the workspace’s certificate, saves the final</w:t>
+      </w:r>
+      <w:r>
+        <w:t xml:space="preserve"> </w:t>
+      </w:r>
+      <w:r>
+        <w:t xml:space="preserve">file, records its SHA-256, writes events, marks the document completed and sends the emails.</w:t>
       </w:r>
     </w:p>
     <w:p>
@@ -2684,37 +3047,19 @@
           <w:b/>
           <w:bCs/>
         </w:rPr>
-        <w:t xml:space="preserve">Pages:</w:t>
-      </w:r>
-      <w:r>
-        <w:t xml:space="preserve"> </w:t>
-      </w:r>
-      <w:r>
-        <w:t xml:space="preserve">signing pages are served</w:t>
-      </w:r>
-      <w:r>
-        <w:t xml:space="preserve"> </w:t>
-      </w:r>
-      <w:r>
-        <w:rPr>
-          <w:rStyle w:val="VerbatimChar"/>
-        </w:rPr>
-        <w:t xml:space="preserve">no-store</w:t>
-      </w:r>
-      <w:r>
-        <w:t xml:space="preserve">, with no search indexing, and do not reveal whether</w:t>
-      </w:r>
-      <w:r>
-        <w:t xml:space="preserve"> </w:t>
-      </w:r>
-      <w:r>
-        <w:t xml:space="preserve">a link ever existed (a wrong link and an expired link look different only to the signer who has the</w:t>
-      </w:r>
-      <w:r>
-        <w:t xml:space="preserve"> </w:t>
-      </w:r>
-      <w:r>
-        <w:t xml:space="preserve">right one).</w:t>
+        <w:t xml:space="preserve">Download.</w:t>
+      </w:r>
+      <w:r>
+        <w:t xml:space="preserve"> </w:t>
+      </w:r>
+      <w:r>
+        <w:t xml:space="preserve">Every download re-computes the SHA-256 and compares it with the stored value; a</w:t>
+      </w:r>
+      <w:r>
+        <w:t xml:space="preserve"> </w:t>
+      </w:r>
+      <w:r>
+        <w:t xml:space="preserve">mismatch blocks the download and raises an alert.</w:t>
       </w:r>
     </w:p>
     <w:p>
@@ -2730,19 +3075,95 @@
           <w:b/>
           <w:bCs/>
         </w:rPr>
-        <w:t xml:space="preserve">Files:</w:t>
-      </w:r>
-      <w:r>
-        <w:t xml:space="preserve"> </w:t>
-      </w:r>
-      <w:r>
-        <w:t xml:space="preserve">the document is streamed through a route that checks the link on every request; storage</w:t>
-      </w:r>
-      <w:r>
-        <w:t xml:space="preserve"> </w:t>
-      </w:r>
-      <w:r>
-        <w:t xml:space="preserve">addresses are never handed to the browser.</w:t>
+        <w:t xml:space="preserve">Idempotent.</w:t>
+      </w:r>
+      <w:r>
+        <w:t xml:space="preserve"> </w:t>
+      </w:r>
+      <w:r>
+        <w:t xml:space="preserve">The seal job is keyed by document, so a retry after a crash cannot seal twice.</w:t>
+      </w:r>
+    </w:p>
+    <w:p>
+      <w:pPr>
+        <w:pStyle w:val="FirstParagraph"/>
+      </w:pPr>
+      <w:r>
+        <w:rPr>
+          <w:b/>
+          <w:bCs/>
+        </w:rPr>
+        <w:t xml:space="preserve">Certificate.</w:t>
+      </w:r>
+      <w:r>
+        <w:t xml:space="preserve"> </w:t>
+      </w:r>
+      <w:r>
+        <w:t xml:space="preserve">Phase 1 uses an organisational certificate, held encrypted, that signs every sealed</w:t>
+      </w:r>
+      <w:r>
+        <w:t xml:space="preserve"> </w:t>
+      </w:r>
+      <w:r>
+        <w:t xml:space="preserve">file. PDF readers show the signature as intact but not yet</w:t>
+      </w:r>
+      <w:r>
+        <w:t xml:space="preserve"> </w:t>
+      </w:r>
+      <w:r>
+        <w:t xml:space="preserve">“trusted”</w:t>
+      </w:r>
+      <w:r>
+        <w:t xml:space="preserve"> </w:t>
+      </w:r>
+      <w:r>
+        <w:t xml:space="preserve">until Phase 3 replaces it with a</w:t>
+      </w:r>
+      <w:r>
+        <w:t xml:space="preserve"> </w:t>
+      </w:r>
+      <w:r>
+        <w:t xml:space="preserve">certificate from a recognised certificate authority. Procurement takes time, so it is ordered in</w:t>
+      </w:r>
+      <w:r>
+        <w:t xml:space="preserve"> </w:t>
+      </w:r>
+      <w:r>
+        <w:t xml:space="preserve">Phase 0.</w:t>
+      </w:r>
+    </w:p>
+    <w:bookmarkEnd w:id="13"/>
+    <w:bookmarkStart w:id="14" w:name="Xe4b53c4cb8896b1c549f320757236b3c783336c"/>
+    <w:p>
+      <w:pPr>
+        <w:pStyle w:val="Heading1"/>
+      </w:pPr>
+      <w:r>
+        <w:t xml:space="preserve">6. Word conversion and preparing any document</w:t>
+      </w:r>
+    </w:p>
+    <w:p>
+      <w:pPr>
+        <w:pStyle w:val="FirstParagraph"/>
+      </w:pPr>
+      <w:r>
+        <w:rPr>
+          <w:b/>
+          <w:bCs/>
+        </w:rPr>
+        <w:t xml:space="preserve">Why a service.</w:t>
+      </w:r>
+      <w:r>
+        <w:t xml:space="preserve"> </w:t>
+      </w:r>
+      <w:r>
+        <w:t xml:space="preserve">A faithful Word to PDF conversion needs a full layout engine. The service is</w:t>
+      </w:r>
+      <w:r>
+        <w:t xml:space="preserve"> </w:t>
+      </w:r>
+      <w:r>
+        <w:t xml:space="preserve">Gotenberg (LibreOffice inside), run as a container beside Halo.</w:t>
       </w:r>
     </w:p>
     <w:p>
@@ -2750,7 +3171,7 @@
         <w:pStyle w:val="Compact"/>
         <w:numPr>
           <w:ilvl w:val="0"/>
-          <w:numId w:val="1004"/>
+          <w:numId w:val="1005"/>
         </w:numPr>
       </w:pPr>
       <w:r>
@@ -2758,25 +3179,43 @@
           <w:b/>
           <w:bCs/>
         </w:rPr>
-        <w:t xml:space="preserve">Cross-tenant:</w:t>
-      </w:r>
-      <w:r>
-        <w:t xml:space="preserve"> </w:t>
-      </w:r>
-      <w:r>
-        <w:t xml:space="preserve">signer routes use the service role, so they are written to look up by token hash</w:t>
-      </w:r>
-      <w:r>
-        <w:t xml:space="preserve"> </w:t>
-      </w:r>
-      <w:r>
-        <w:t xml:space="preserve">only and to return only that signer’s document. A test asserts that a token never reads another</w:t>
-      </w:r>
-      <w:r>
-        <w:t xml:space="preserve"> </w:t>
-      </w:r>
-      <w:r>
-        <w:t xml:space="preserve">document’s data.</w:t>
+        <w:t xml:space="preserve">Network.</w:t>
+      </w:r>
+      <w:r>
+        <w:t xml:space="preserve"> </w:t>
+      </w:r>
+      <w:r>
+        <w:t xml:space="preserve">Halo calls it at a fixed address set by</w:t>
+      </w:r>
+      <w:r>
+        <w:t xml:space="preserve"> </w:t>
+      </w:r>
+      <w:r>
+        <w:rPr>
+          <w:rStyle w:val="VerbatimChar"/>
+        </w:rPr>
+        <w:t xml:space="preserve">SIGN_CONVERTER_URL</w:t>
+      </w:r>
+      <w:r>
+        <w:t xml:space="preserve">. The container has no</w:t>
+      </w:r>
+      <w:r>
+        <w:t xml:space="preserve"> </w:t>
+      </w:r>
+      <w:r>
+        <w:t xml:space="preserve">route to the internet and no published port. Halo’s outbound guard refuses private addresses by</w:t>
+      </w:r>
+      <w:r>
+        <w:t xml:space="preserve"> </w:t>
+      </w:r>
+      <w:r>
+        <w:t xml:space="preserve">design, so the converter client is a separate, trusted client that only ever calls this one</w:t>
+      </w:r>
+      <w:r>
+        <w:t xml:space="preserve"> </w:t>
+      </w:r>
+      <w:r>
+        <w:t xml:space="preserve">configured address; no workspace or user can set it.</w:t>
       </w:r>
     </w:p>
     <w:p>
@@ -2784,7 +3223,7 @@
         <w:pStyle w:val="Compact"/>
         <w:numPr>
           <w:ilvl w:val="0"/>
-          <w:numId w:val="1004"/>
+          <w:numId w:val="1005"/>
         </w:numPr>
       </w:pPr>
       <w:r>
@@ -2792,19 +3231,31 @@
           <w:b/>
           <w:bCs/>
         </w:rPr>
-        <w:t xml:space="preserve">Signer uploads:</w:t>
-      </w:r>
-      <w:r>
-        <w:t xml:space="preserve"> </w:t>
-      </w:r>
-      <w:r>
-        <w:t xml:space="preserve">type and size checked, stored under the document, scanned by type only (no</w:t>
-      </w:r>
-      <w:r>
-        <w:t xml:space="preserve"> </w:t>
-      </w:r>
-      <w:r>
-        <w:t xml:space="preserve">macros possible in the allowed types).</w:t>
+        <w:t xml:space="preserve">Safety.</w:t>
+      </w:r>
+      <w:r>
+        <w:t xml:space="preserve"> </w:t>
+      </w:r>
+      <w:r>
+        <w:t xml:space="preserve">Uploaded Word files are untrusted. Macros never run during conversion. The container</w:t>
+      </w:r>
+      <w:r>
+        <w:t xml:space="preserve"> </w:t>
+      </w:r>
+      <w:r>
+        <w:t xml:space="preserve">is non-root, read-only except a temporary folder, limited to about 1 GB of memory and one or two</w:t>
+      </w:r>
+      <w:r>
+        <w:t xml:space="preserve"> </w:t>
+      </w:r>
+      <w:r>
+        <w:t xml:space="preserve">conversions at once, with a 60-second limit. The result is checked to be a real PDF, within the</w:t>
+      </w:r>
+      <w:r>
+        <w:t xml:space="preserve"> </w:t>
+      </w:r>
+      <w:r>
+        <w:t xml:space="preserve">page limit, before it is accepted. The Word file is never sent to a signer, only the converted PDF.</w:t>
       </w:r>
     </w:p>
     <w:p>
@@ -2812,7 +3263,7 @@
         <w:pStyle w:val="Compact"/>
         <w:numPr>
           <w:ilvl w:val="0"/>
-          <w:numId w:val="1004"/>
+          <w:numId w:val="1005"/>
         </w:numPr>
       </w:pPr>
       <w:r>
@@ -2820,47 +3271,678 @@
           <w:b/>
           <w:bCs/>
         </w:rPr>
-        <w:t xml:space="preserve">Staff access:</w:t>
-      </w:r>
-      <w:r>
-        <w:t xml:space="preserve"> </w:t>
-      </w:r>
-      <w:r>
-        <w:t xml:space="preserve">reading requires</w:t>
-      </w:r>
-      <w:r>
-        <w:t xml:space="preserve"> </w:t>
-      </w:r>
-      <w:r>
-        <w:rPr>
-          <w:rStyle w:val="VerbatimChar"/>
-        </w:rPr>
-        <w:t xml:space="preserve">sign.view</w:t>
-      </w:r>
-      <w:r>
-        <w:t xml:space="preserve">; writes happen only through server routes that call</w:t>
-      </w:r>
-      <w:r>
-        <w:t xml:space="preserve"> </w:t>
-      </w:r>
-      <w:r>
-        <w:rPr>
-          <w:rStyle w:val="VerbatimChar"/>
-        </w:rPr>
-        <w:t xml:space="preserve">requireCapability</w:t>
-      </w:r>
-      <w:r>
-        <w:t xml:space="preserve">; the audit log records administrative changes.</w:t>
+        <w:t xml:space="preserve">Fidelity.</w:t>
+      </w:r>
+      <w:r>
+        <w:t xml:space="preserve"> </w:t>
+      </w:r>
+      <w:r>
+        <w:t xml:space="preserve">Standard fonts convert closely (Arial, Times New Roman and Courier New are matched</w:t>
+      </w:r>
+      <w:r>
+        <w:t xml:space="preserve"> </w:t>
+      </w:r>
+      <w:r>
+        <w:t xml:space="preserve">by metric-compatible fonts). Fonts the converter does not have are replaced, which can move text.</w:t>
+      </w:r>
+      <w:r>
+        <w:t xml:space="preserve"> </w:t>
+      </w:r>
+      <w:r>
+        <w:t xml:space="preserve">Vircle’s own fonts are added to the converter image. Tracked changes and comments should be</w:t>
+      </w:r>
+      <w:r>
+        <w:t xml:space="preserve"> </w:t>
+      </w:r>
+      <w:r>
+        <w:t xml:space="preserve">cleared before upload (the upload screen says so). The editor always shows the converted pages with</w:t>
+      </w:r>
+      <w:r>
+        <w:t xml:space="preserve"> </w:t>
+      </w:r>
+      <w:r>
+        <w:t xml:space="preserve">“This is exactly what will be signed”</w:t>
+      </w:r>
+      <w:r>
+        <w:t xml:space="preserve">, and the sender can replace the file or upload a PDF instead.</w:t>
+      </w:r>
+    </w:p>
+    <w:p>
+      <w:pPr>
+        <w:pStyle w:val="Compact"/>
+        <w:numPr>
+          <w:ilvl w:val="0"/>
+          <w:numId w:val="1005"/>
+        </w:numPr>
+      </w:pPr>
+      <w:r>
+        <w:rPr>
+          <w:b/>
+          <w:bCs/>
+        </w:rPr>
+        <w:t xml:space="preserve">Images.</w:t>
+      </w:r>
+      <w:r>
+        <w:t xml:space="preserve"> </w:t>
+      </w:r>
+      <w:r>
+        <w:t xml:space="preserve">JPG and PNG become one-page PDFs inside Halo, with no converter.</w:t>
+      </w:r>
+    </w:p>
+    <w:p>
+      <w:pPr>
+        <w:pStyle w:val="Compact"/>
+        <w:numPr>
+          <w:ilvl w:val="0"/>
+          <w:numId w:val="1005"/>
+        </w:numPr>
+      </w:pPr>
+      <w:r>
+        <w:rPr>
+          <w:b/>
+          <w:bCs/>
+        </w:rPr>
+        <w:t xml:space="preserve">If the converter is down.</w:t>
+      </w:r>
+      <w:r>
+        <w:t xml:space="preserve"> </w:t>
+      </w:r>
+      <w:r>
+        <w:t xml:space="preserve">Word upload shows</w:t>
+      </w:r>
+      <w:r>
+        <w:t xml:space="preserve"> </w:t>
+      </w:r>
+      <w:r>
+        <w:t xml:space="preserve">“Word conversion is not available right now.</w:t>
+      </w:r>
+      <w:r>
+        <w:t xml:space="preserve"> </w:t>
+      </w:r>
+      <w:r>
+        <w:t xml:space="preserve">Upload a PDF instead.”</w:t>
+      </w:r>
+      <w:r>
+        <w:t xml:space="preserve"> </w:t>
+      </w:r>
+      <w:r>
+        <w:t xml:space="preserve">Everything else keeps working. The Platform console job card shows its health.</w:t>
+      </w:r>
+    </w:p>
+    <w:p>
+      <w:pPr>
+        <w:pStyle w:val="Compact"/>
+        <w:numPr>
+          <w:ilvl w:val="0"/>
+          <w:numId w:val="1005"/>
+        </w:numPr>
+      </w:pPr>
+      <w:r>
+        <w:rPr>
+          <w:b/>
+          <w:bCs/>
+        </w:rPr>
+        <w:t xml:space="preserve">Cost.</w:t>
+      </w:r>
+      <w:r>
+        <w:t xml:space="preserve"> </w:t>
+      </w:r>
+      <w:r>
+        <w:t xml:space="preserve">The image is large (on the order of 1 GB or more) and peak memory while converting is</w:t>
+      </w:r>
+      <w:r>
+        <w:t xml:space="preserve"> </w:t>
+      </w:r>
+      <w:r>
+        <w:t xml:space="preserve">several hundred MB. Both are measured in WP3 and added to the weekly cleanup notes.</w:t>
+      </w:r>
+    </w:p>
+    <w:p>
+      <w:pPr>
+        <w:pStyle w:val="FirstParagraph"/>
+      </w:pPr>
+      <w:r>
+        <w:rPr>
+          <w:b/>
+          <w:bCs/>
+        </w:rPr>
+        <w:t xml:space="preserve">Prepare any document.</w:t>
+      </w:r>
+      <w:r>
+        <w:t xml:space="preserve"> </w:t>
+      </w:r>
+      <w:r>
+        <w:t xml:space="preserve">The field editor is one component used three ways: editing a template,</w:t>
+      </w:r>
+      <w:r>
+        <w:t xml:space="preserve"> </w:t>
+      </w:r>
+      <w:r>
+        <w:t xml:space="preserve">preparing a template-based document (values only), and preparing an</w:t>
+      </w:r>
+      <w:r>
+        <w:t xml:space="preserve"> </w:t>
+      </w:r>
+      <w:r>
+        <w:rPr>
+          <w:b/>
+          <w:bCs/>
+        </w:rPr>
+        <w:t xml:space="preserve">uploaded</w:t>
+      </w:r>
+      <w:r>
+        <w:t xml:space="preserve"> </w:t>
+      </w:r>
+      <w:r>
+        <w:t xml:space="preserve">document (full</w:t>
+      </w:r>
+      <w:r>
+        <w:t xml:space="preserve"> </w:t>
+      </w:r>
+      <w:r>
+        <w:t xml:space="preserve">placement). From the wizard or from a contact, a sender uploads a file, the editor opens on its</w:t>
+      </w:r>
+      <w:r>
+        <w:t xml:space="preserve"> </w:t>
+      </w:r>
+      <w:r>
+        <w:t xml:space="preserve">pages, and</w:t>
+      </w:r>
+      <w:r>
+        <w:t xml:space="preserve"> </w:t>
+      </w:r>
+      <w:r>
+        <w:t xml:space="preserve">“Save as template”</w:t>
+      </w:r>
+      <w:r>
+        <w:t xml:space="preserve"> </w:t>
+      </w:r>
+      <w:r>
+        <w:t xml:space="preserve">copies the prepared fields into a template at any moment.</w:t>
       </w:r>
     </w:p>
     <w:bookmarkEnd w:id="14"/>
-    <w:bookmarkStart w:id="15" w:name="where-each-part-touches-halo"/>
+    <w:bookmarkStart w:id="15" w:name="categories-and-add-ons"/>
     <w:p>
       <w:pPr>
         <w:pStyle w:val="Heading1"/>
       </w:pPr>
       <w:r>
-        <w:t xml:space="preserve">7. Where each part touches Halo</w:t>
+        <w:t xml:space="preserve">7. Categories and add-ons</w:t>
+      </w:r>
+    </w:p>
+    <w:p>
+      <w:pPr>
+        <w:pStyle w:val="Compact"/>
+        <w:numPr>
+          <w:ilvl w:val="0"/>
+          <w:numId w:val="1006"/>
+        </w:numPr>
+      </w:pPr>
+      <w:r>
+        <w:rPr>
+          <w:b/>
+          <w:bCs/>
+        </w:rPr>
+        <w:t xml:space="preserve">Categories</w:t>
+      </w:r>
+      <w:r>
+        <w:t xml:space="preserve"> </w:t>
+      </w:r>
+      <w:r>
+        <w:t xml:space="preserve">are plain rows with defaults (section 4). A document’s effective settings are the</w:t>
+      </w:r>
+      <w:r>
+        <w:t xml:space="preserve"> </w:t>
+      </w:r>
+      <w:r>
+        <w:t xml:space="preserve">category’s defaults over the workspace’s, then any choice made on the document itself.</w:t>
+      </w:r>
+    </w:p>
+    <w:p>
+      <w:pPr>
+        <w:pStyle w:val="Compact"/>
+        <w:numPr>
+          <w:ilvl w:val="0"/>
+          <w:numId w:val="1006"/>
+        </w:numPr>
+      </w:pPr>
+      <w:r>
+        <w:rPr>
+          <w:b/>
+          <w:bCs/>
+        </w:rPr>
+        <w:t xml:space="preserve">Add-ons</w:t>
+      </w:r>
+      <w:r>
+        <w:t xml:space="preserve"> </w:t>
+      </w:r>
+      <w:r>
+        <w:t xml:space="preserve">are defined in the code base, versioned, and contain a category, template source files</w:t>
+      </w:r>
+      <w:r>
+        <w:t xml:space="preserve"> </w:t>
+      </w:r>
+      <w:r>
+        <w:t xml:space="preserve">(PDF or Word), custom contact field definitions, wording in the supported languages and, later, an</w:t>
+      </w:r>
+      <w:r>
+        <w:t xml:space="preserve"> </w:t>
+      </w:r>
+      <w:r>
+        <w:t xml:space="preserve">automation recipe and a registration form. They live in</w:t>
+      </w:r>
+      <w:r>
+        <w:t xml:space="preserve"> </w:t>
+      </w:r>
+      <w:r>
+        <w:rPr>
+          <w:rStyle w:val="VerbatimChar"/>
+        </w:rPr>
+        <w:t xml:space="preserve">src/lib/sign/addons/&lt;key&gt;/</w:t>
+      </w:r>
+      <w:r>
+        <w:t xml:space="preserve">.</w:t>
+      </w:r>
+    </w:p>
+    <w:p>
+      <w:pPr>
+        <w:pStyle w:val="Compact"/>
+        <w:numPr>
+          <w:ilvl w:val="0"/>
+          <w:numId w:val="1006"/>
+        </w:numPr>
+      </w:pPr>
+      <w:r>
+        <w:rPr>
+          <w:b/>
+          <w:bCs/>
+        </w:rPr>
+        <w:t xml:space="preserve">Operator switch.</w:t>
+      </w:r>
+      <w:r>
+        <w:t xml:space="preserve"> </w:t>
+      </w:r>
+      <w:r>
+        <w:t xml:space="preserve">Whether a workspace may use an add-on is a platform feature flag</w:t>
+      </w:r>
+      <w:r>
+        <w:t xml:space="preserve"> </w:t>
+      </w:r>
+      <w:r>
+        <w:t xml:space="preserve">(</w:t>
+      </w:r>
+      <w:r>
+        <w:rPr>
+          <w:rStyle w:val="VerbatimChar"/>
+        </w:rPr>
+        <w:t xml:space="preserve">sign_merchant</w:t>
+      </w:r>
+      <w:r>
+        <w:t xml:space="preserve"> </w:t>
+      </w:r>
+      <w:r>
+        <w:t xml:space="preserve">for Merchant Registration), off for new workspaces, on for Vircle.</w:t>
+      </w:r>
+    </w:p>
+    <w:p>
+      <w:pPr>
+        <w:pStyle w:val="Compact"/>
+        <w:numPr>
+          <w:ilvl w:val="0"/>
+          <w:numId w:val="1006"/>
+        </w:numPr>
+      </w:pPr>
+      <w:r>
+        <w:rPr>
+          <w:b/>
+          <w:bCs/>
+        </w:rPr>
+        <w:t xml:space="preserve">Install.</w:t>
+      </w:r>
+      <w:r>
+        <w:t xml:space="preserve"> </w:t>
+      </w:r>
+      <w:r>
+        <w:t xml:space="preserve">A workspace Owner or Admin presses Install. One transaction creates the category,</w:t>
+      </w:r>
+      <w:r>
+        <w:t xml:space="preserve"> </w:t>
+      </w:r>
+      <w:r>
+        <w:t xml:space="preserve">creates the templates as drafts to review, creates any missing contact fields, and records the</w:t>
+      </w:r>
+      <w:r>
+        <w:t xml:space="preserve"> </w:t>
+      </w:r>
+      <w:r>
+        <w:t xml:space="preserve">installed version. It can be repeated safely and never overwrites anything the workspace changed:</w:t>
+      </w:r>
+      <w:r>
+        <w:t xml:space="preserve"> </w:t>
+      </w:r>
+      <w:r>
+        <w:t xml:space="preserve">an edited add-on template is marked</w:t>
+      </w:r>
+      <w:r>
+        <w:t xml:space="preserve"> </w:t>
+      </w:r>
+      <w:r>
+        <w:t xml:space="preserve">“customised”</w:t>
+      </w:r>
+      <w:r>
+        <w:t xml:space="preserve"> </w:t>
+      </w:r>
+      <w:r>
+        <w:t xml:space="preserve">and an update only offers a new version beside it.</w:t>
+      </w:r>
+    </w:p>
+    <w:p>
+      <w:pPr>
+        <w:pStyle w:val="Compact"/>
+        <w:numPr>
+          <w:ilvl w:val="0"/>
+          <w:numId w:val="1006"/>
+        </w:numPr>
+      </w:pPr>
+      <w:r>
+        <w:rPr>
+          <w:b/>
+          <w:bCs/>
+        </w:rPr>
+        <w:t xml:space="preserve">Update (Phase 2).</w:t>
+      </w:r>
+      <w:r>
+        <w:t xml:space="preserve"> </w:t>
+      </w:r>
+      <w:r>
+        <w:t xml:space="preserve">A new add-on version shows</w:t>
+      </w:r>
+      <w:r>
+        <w:t xml:space="preserve"> </w:t>
+      </w:r>
+      <w:r>
+        <w:t xml:space="preserve">“Update available”</w:t>
+      </w:r>
+      <w:r>
+        <w:t xml:space="preserve"> </w:t>
+      </w:r>
+      <w:r>
+        <w:t xml:space="preserve">with a change list.</w:t>
+      </w:r>
+    </w:p>
+    <w:bookmarkEnd w:id="15"/>
+    <w:bookmarkStart w:id="16" w:name="signer-security"/>
+    <w:p>
+      <w:pPr>
+        <w:pStyle w:val="Heading1"/>
+      </w:pPr>
+      <w:r>
+        <w:t xml:space="preserve">8. Signer security</w:t>
+      </w:r>
+    </w:p>
+    <w:p>
+      <w:pPr>
+        <w:pStyle w:val="Compact"/>
+        <w:numPr>
+          <w:ilvl w:val="0"/>
+          <w:numId w:val="1007"/>
+        </w:numPr>
+      </w:pPr>
+      <w:r>
+        <w:rPr>
+          <w:b/>
+          <w:bCs/>
+        </w:rPr>
+        <w:t xml:space="preserve">Link:</w:t>
+      </w:r>
+      <w:r>
+        <w:t xml:space="preserve"> </w:t>
+      </w:r>
+      <w:r>
+        <w:t xml:space="preserve">32 random bytes, only its SHA-256 stored, shown once. Reissuing a link kills the old one.</w:t>
+      </w:r>
+    </w:p>
+    <w:p>
+      <w:pPr>
+        <w:pStyle w:val="Compact"/>
+        <w:numPr>
+          <w:ilvl w:val="0"/>
+          <w:numId w:val="1007"/>
+        </w:numPr>
+      </w:pPr>
+      <w:r>
+        <w:rPr>
+          <w:b/>
+          <w:bCs/>
+        </w:rPr>
+        <w:t xml:space="preserve">Code:</w:t>
+      </w:r>
+      <w:r>
+        <w:t xml:space="preserve"> </w:t>
+      </w:r>
+      <w:r>
+        <w:t xml:space="preserve">6 digits, hashed, 10 minutes, 5 tries, then locked for 15 minutes; resends are limited.</w:t>
+      </w:r>
+    </w:p>
+    <w:p>
+      <w:pPr>
+        <w:pStyle w:val="Compact"/>
+        <w:numPr>
+          <w:ilvl w:val="0"/>
+          <w:numId w:val="1007"/>
+        </w:numPr>
+      </w:pPr>
+      <w:r>
+        <w:rPr>
+          <w:b/>
+          <w:bCs/>
+        </w:rPr>
+        <w:t xml:space="preserve">Rate limits:</w:t>
+      </w:r>
+      <w:r>
+        <w:t xml:space="preserve"> </w:t>
+      </w:r>
+      <w:r>
+        <w:t xml:space="preserve">per link, per network address and per workspace, using Halo’s shared limiter. The</w:t>
+      </w:r>
+      <w:r>
+        <w:t xml:space="preserve"> </w:t>
+      </w:r>
+      <w:r>
+        <w:t xml:space="preserve">address comes from the trusted-proxy rule already used elsewhere.</w:t>
+      </w:r>
+    </w:p>
+    <w:p>
+      <w:pPr>
+        <w:pStyle w:val="Compact"/>
+        <w:numPr>
+          <w:ilvl w:val="0"/>
+          <w:numId w:val="1007"/>
+        </w:numPr>
+      </w:pPr>
+      <w:r>
+        <w:rPr>
+          <w:b/>
+          <w:bCs/>
+        </w:rPr>
+        <w:t xml:space="preserve">Pages:</w:t>
+      </w:r>
+      <w:r>
+        <w:t xml:space="preserve"> </w:t>
+      </w:r>
+      <w:r>
+        <w:t xml:space="preserve">signing pages are served</w:t>
+      </w:r>
+      <w:r>
+        <w:t xml:space="preserve"> </w:t>
+      </w:r>
+      <w:r>
+        <w:rPr>
+          <w:rStyle w:val="VerbatimChar"/>
+        </w:rPr>
+        <w:t xml:space="preserve">no-store</w:t>
+      </w:r>
+      <w:r>
+        <w:t xml:space="preserve">, with no search indexing, and do not reveal whether</w:t>
+      </w:r>
+      <w:r>
+        <w:t xml:space="preserve"> </w:t>
+      </w:r>
+      <w:r>
+        <w:t xml:space="preserve">a link ever existed (a wrong link and an expired link look different only to the signer who has the</w:t>
+      </w:r>
+      <w:r>
+        <w:t xml:space="preserve"> </w:t>
+      </w:r>
+      <w:r>
+        <w:t xml:space="preserve">right one).</w:t>
+      </w:r>
+    </w:p>
+    <w:p>
+      <w:pPr>
+        <w:pStyle w:val="Compact"/>
+        <w:numPr>
+          <w:ilvl w:val="0"/>
+          <w:numId w:val="1007"/>
+        </w:numPr>
+      </w:pPr>
+      <w:r>
+        <w:rPr>
+          <w:b/>
+          <w:bCs/>
+        </w:rPr>
+        <w:t xml:space="preserve">Files:</w:t>
+      </w:r>
+      <w:r>
+        <w:t xml:space="preserve"> </w:t>
+      </w:r>
+      <w:r>
+        <w:t xml:space="preserve">the document is streamed through a route that checks the link on every request; storage</w:t>
+      </w:r>
+      <w:r>
+        <w:t xml:space="preserve"> </w:t>
+      </w:r>
+      <w:r>
+        <w:t xml:space="preserve">addresses are never handed to the browser.</w:t>
+      </w:r>
+    </w:p>
+    <w:p>
+      <w:pPr>
+        <w:pStyle w:val="Compact"/>
+        <w:numPr>
+          <w:ilvl w:val="0"/>
+          <w:numId w:val="1007"/>
+        </w:numPr>
+      </w:pPr>
+      <w:r>
+        <w:rPr>
+          <w:b/>
+          <w:bCs/>
+        </w:rPr>
+        <w:t xml:space="preserve">Cross-tenant:</w:t>
+      </w:r>
+      <w:r>
+        <w:t xml:space="preserve"> </w:t>
+      </w:r>
+      <w:r>
+        <w:t xml:space="preserve">signer routes use the service role, so they are written to look up by token hash</w:t>
+      </w:r>
+      <w:r>
+        <w:t xml:space="preserve"> </w:t>
+      </w:r>
+      <w:r>
+        <w:t xml:space="preserve">only and to return only that signer’s document. A test asserts that a token never reads another</w:t>
+      </w:r>
+      <w:r>
+        <w:t xml:space="preserve"> </w:t>
+      </w:r>
+      <w:r>
+        <w:t xml:space="preserve">document’s data.</w:t>
+      </w:r>
+    </w:p>
+    <w:p>
+      <w:pPr>
+        <w:pStyle w:val="Compact"/>
+        <w:numPr>
+          <w:ilvl w:val="0"/>
+          <w:numId w:val="1007"/>
+        </w:numPr>
+      </w:pPr>
+      <w:r>
+        <w:rPr>
+          <w:b/>
+          <w:bCs/>
+        </w:rPr>
+        <w:t xml:space="preserve">Signer uploads:</w:t>
+      </w:r>
+      <w:r>
+        <w:t xml:space="preserve"> </w:t>
+      </w:r>
+      <w:r>
+        <w:t xml:space="preserve">type and size checked, stored under the document, scanned by type only (no</w:t>
+      </w:r>
+      <w:r>
+        <w:t xml:space="preserve"> </w:t>
+      </w:r>
+      <w:r>
+        <w:t xml:space="preserve">macros possible in the allowed types).</w:t>
+      </w:r>
+    </w:p>
+    <w:p>
+      <w:pPr>
+        <w:pStyle w:val="Compact"/>
+        <w:numPr>
+          <w:ilvl w:val="0"/>
+          <w:numId w:val="1007"/>
+        </w:numPr>
+      </w:pPr>
+      <w:r>
+        <w:rPr>
+          <w:b/>
+          <w:bCs/>
+        </w:rPr>
+        <w:t xml:space="preserve">Staff access:</w:t>
+      </w:r>
+      <w:r>
+        <w:t xml:space="preserve"> </w:t>
+      </w:r>
+      <w:r>
+        <w:t xml:space="preserve">reading requires</w:t>
+      </w:r>
+      <w:r>
+        <w:t xml:space="preserve"> </w:t>
+      </w:r>
+      <w:r>
+        <w:rPr>
+          <w:rStyle w:val="VerbatimChar"/>
+        </w:rPr>
+        <w:t xml:space="preserve">sign.view</w:t>
+      </w:r>
+      <w:r>
+        <w:t xml:space="preserve">; writes happen only through server routes that call</w:t>
+      </w:r>
+      <w:r>
+        <w:t xml:space="preserve"> </w:t>
+      </w:r>
+      <w:r>
+        <w:rPr>
+          <w:rStyle w:val="VerbatimChar"/>
+        </w:rPr>
+        <w:t xml:space="preserve">requireCapability</w:t>
+      </w:r>
+      <w:r>
+        <w:t xml:space="preserve">; the audit log records administrative changes.</w:t>
+      </w:r>
+    </w:p>
+    <w:bookmarkEnd w:id="16"/>
+    <w:bookmarkStart w:id="17" w:name="where-each-part-touches-halo"/>
+    <w:p>
+      <w:pPr>
+        <w:pStyle w:val="Heading1"/>
+      </w:pPr>
+      <w:r>
+        <w:t xml:space="preserve">9. Where each part touches Halo</w:t>
       </w:r>
     </w:p>
     <w:tbl>
@@ -3247,6 +4329,21 @@
               <w:t xml:space="preserve"> </w:t>
             </w:r>
             <w:r>
+              <w:t xml:space="preserve">and</w:t>
+            </w:r>
+            <w:r>
+              <w:t xml:space="preserve"> </w:t>
+            </w:r>
+            <w:r>
+              <w:rPr>
+                <w:rStyle w:val="VerbatimChar"/>
+              </w:rPr>
+              <w:t xml:space="preserve">sign_merchant</w:t>
+            </w:r>
+            <w:r>
+              <w:t xml:space="preserve"> </w:t>
+            </w:r>
+            <w:r>
               <w:t xml:space="preserve">in</w:t>
             </w:r>
             <w:r>
@@ -3430,6 +4527,18 @@
               <w:t xml:space="preserve">vircle_chat</w:t>
             </w:r>
             <w:r>
+              <w:t xml:space="preserve">,</w:t>
+            </w:r>
+            <w:r>
+              <w:t xml:space="preserve"> </w:t>
+            </w:r>
+            <w:r>
+              <w:rPr>
+                <w:rStyle w:val="VerbatimChar"/>
+              </w:rPr>
+              <w:t xml:space="preserve">sign</w:t>
+            </w:r>
+            <w:r>
               <w:t xml:space="preserve"> </w:t>
             </w:r>
             <w:r>
@@ -3442,7 +4551,7 @@
               <w:rPr>
                 <w:rStyle w:val="VerbatimChar"/>
               </w:rPr>
-              <w:t xml:space="preserve">sign</w:t>
+              <w:t xml:space="preserve">sign_merchant</w:t>
             </w:r>
             <w:r>
               <w:t xml:space="preserve">.</w:t>
@@ -3605,63 +4714,51 @@
               <w:pStyle w:val="Compact"/>
             </w:pPr>
             <w:r>
-              <w:t xml:space="preserve">Jobs</w:t>
-            </w:r>
-          </w:p>
-        </w:tc>
-        <w:tc>
-          <w:tcPr/>
-          <w:p>
-            <w:pPr>
-              <w:pStyle w:val="Compact"/>
-            </w:pPr>
-            <w:r>
-              <w:rPr>
-                <w:rStyle w:val="VerbatimChar"/>
-              </w:rPr>
-              <w:t xml:space="preserve">/api/sign/jobs-cron</w:t>
-            </w:r>
-            <w:r>
-              <w:t xml:space="preserve"> </w:t>
-            </w:r>
-            <w:r>
-              <w:t xml:space="preserve">through</w:t>
-            </w:r>
-            <w:r>
-              <w:t xml:space="preserve"> </w:t>
-            </w:r>
-            <w:r>
-              <w:rPr>
-                <w:rStyle w:val="VerbatimChar"/>
-              </w:rPr>
-              <w:t xml:space="preserve">cronRoute</w:t>
-            </w:r>
-            <w:r>
-              <w:t xml:space="preserve">,</w:t>
-            </w:r>
-            <w:r>
-              <w:t xml:space="preserve"> </w:t>
-            </w:r>
-            <w:r>
-              <w:rPr>
-                <w:rStyle w:val="VerbatimChar"/>
-              </w:rPr>
-              <w:t xml:space="preserve">CRON_INTERVALS</w:t>
-            </w:r>
-            <w:r>
-              <w:t xml:space="preserve">, Platform job card string, crontab line in</w:t>
-            </w:r>
-            <w:r>
-              <w:t xml:space="preserve"> </w:t>
-            </w:r>
-            <w:r>
-              <w:rPr>
-                <w:rStyle w:val="VerbatimChar"/>
-              </w:rPr>
-              <w:t xml:space="preserve">docs/automations-and-cron.md</w:t>
-            </w:r>
-            <w:r>
-              <w:t xml:space="preserve">.</w:t>
+              <w:t xml:space="preserve">Conversion</w:t>
+            </w:r>
+          </w:p>
+        </w:tc>
+        <w:tc>
+          <w:tcPr/>
+          <w:p>
+            <w:pPr>
+              <w:pStyle w:val="Compact"/>
+            </w:pPr>
+            <w:r>
+              <w:rPr>
+                <w:rStyle w:val="VerbatimChar"/>
+              </w:rPr>
+              <w:t xml:space="preserve">docker-compose.sign.yml</w:t>
+            </w:r>
+            <w:r>
+              <w:t xml:space="preserve"> </w:t>
+            </w:r>
+            <w:r>
+              <w:t xml:space="preserve">(converter service, internal network),</w:t>
+            </w:r>
+            <w:r>
+              <w:t xml:space="preserve"> </w:t>
+            </w:r>
+            <w:r>
+              <w:rPr>
+                <w:rStyle w:val="VerbatimChar"/>
+              </w:rPr>
+              <w:t xml:space="preserve">SIGN_CONVERTER_URL</w:t>
+            </w:r>
+            <w:r>
+              <w:t xml:space="preserve">, converter client in</w:t>
+            </w:r>
+            <w:r>
+              <w:t xml:space="preserve"> </w:t>
+            </w:r>
+            <w:r>
+              <w:rPr>
+                <w:rStyle w:val="VerbatimChar"/>
+              </w:rPr>
+              <w:t xml:space="preserve">src/lib/sign/convert/</w:t>
+            </w:r>
+            <w:r>
+              <w:t xml:space="preserve">, health on the Platform job card.</w:t>
             </w:r>
           </w:p>
         </w:tc>
@@ -3674,96 +4771,27 @@
               <w:pStyle w:val="Compact"/>
             </w:pPr>
             <w:r>
-              <w:t xml:space="preserve">Engine</w:t>
-            </w:r>
-          </w:p>
-        </w:tc>
-        <w:tc>
-          <w:tcPr/>
-          <w:p>
-            <w:pPr>
-              <w:pStyle w:val="Compact"/>
-            </w:pPr>
-            <w:r>
-              <w:rPr>
-                <w:rStyle w:val="VerbatimChar"/>
-              </w:rPr>
-              <w:t xml:space="preserve">src/lib/sign/</w:t>
-            </w:r>
-            <w:r>
-              <w:t xml:space="preserve"> </w:t>
-            </w:r>
-            <w:r>
-              <w:t xml:space="preserve">(</w:t>
-            </w:r>
-            <w:r>
-              <w:rPr>
-                <w:rStyle w:val="VerbatimChar"/>
-              </w:rPr>
-              <w:t xml:space="preserve">pdf/</w:t>
-            </w:r>
-            <w:r>
-              <w:t xml:space="preserve">,</w:t>
-            </w:r>
-            <w:r>
-              <w:t xml:space="preserve"> </w:t>
-            </w:r>
-            <w:r>
-              <w:rPr>
-                <w:rStyle w:val="VerbatimChar"/>
-              </w:rPr>
-              <w:t xml:space="preserve">ceremony/</w:t>
-            </w:r>
-            <w:r>
-              <w:t xml:space="preserve">,</w:t>
-            </w:r>
-            <w:r>
-              <w:t xml:space="preserve"> </w:t>
-            </w:r>
-            <w:r>
-              <w:rPr>
-                <w:rStyle w:val="VerbatimChar"/>
-              </w:rPr>
-              <w:t xml:space="preserve">tokens.ts</w:t>
-            </w:r>
-            <w:r>
-              <w:t xml:space="preserve">,</w:t>
-            </w:r>
-            <w:r>
-              <w:t xml:space="preserve"> </w:t>
-            </w:r>
-            <w:r>
-              <w:rPr>
-                <w:rStyle w:val="VerbatimChar"/>
-              </w:rPr>
-              <w:t xml:space="preserve">events.ts</w:t>
-            </w:r>
-            <w:r>
-              <w:t xml:space="preserve">,</w:t>
-            </w:r>
-            <w:r>
-              <w:t xml:space="preserve"> </w:t>
-            </w:r>
-            <w:r>
-              <w:rPr>
-                <w:rStyle w:val="VerbatimChar"/>
-              </w:rPr>
-              <w:t xml:space="preserve">templates/</w:t>
-            </w:r>
-            <w:r>
-              <w:t xml:space="preserve">,</w:t>
-            </w:r>
-            <w:r>
-              <w:t xml:space="preserve"> </w:t>
-            </w:r>
-            <w:r>
-              <w:rPr>
-                <w:rStyle w:val="VerbatimChar"/>
-              </w:rPr>
-              <w:t xml:space="preserve">notify.ts</w:t>
-            </w:r>
-            <w:r>
-              <w:t xml:space="preserve">).</w:t>
+              <w:t xml:space="preserve">Add-ons</w:t>
+            </w:r>
+          </w:p>
+        </w:tc>
+        <w:tc>
+          <w:tcPr/>
+          <w:p>
+            <w:pPr>
+              <w:pStyle w:val="Compact"/>
+            </w:pPr>
+            <w:r>
+              <w:rPr>
+                <w:rStyle w:val="VerbatimChar"/>
+              </w:rPr>
+              <w:t xml:space="preserve">src/lib/sign/addons/merchant/</w:t>
+            </w:r>
+            <w:r>
+              <w:t xml:space="preserve"> </w:t>
+            </w:r>
+            <w:r>
+              <w:t xml:space="preserve">(manifest, template files, fields, wording), installer route, Settings &gt; Doc Sign &gt; Add-ons.</w:t>
             </w:r>
           </w:p>
         </w:tc>
@@ -3776,27 +4804,60 @@
               <w:pStyle w:val="Compact"/>
             </w:pPr>
             <w:r>
-              <w:t xml:space="preserve">Notifications</w:t>
-            </w:r>
-          </w:p>
-        </w:tc>
-        <w:tc>
-          <w:tcPr/>
-          <w:p>
-            <w:pPr>
-              <w:pStyle w:val="Compact"/>
-            </w:pPr>
-            <w:r>
-              <w:t xml:space="preserve">notification types widened in the migration; email templates beside</w:t>
-            </w:r>
-            <w:r>
-              <w:t xml:space="preserve"> </w:t>
-            </w:r>
-            <w:r>
-              <w:rPr>
-                <w:rStyle w:val="VerbatimChar"/>
-              </w:rPr>
-              <w:t xml:space="preserve">invitation-email.ts</w:t>
+              <w:t xml:space="preserve">Jobs</w:t>
+            </w:r>
+          </w:p>
+        </w:tc>
+        <w:tc>
+          <w:tcPr/>
+          <w:p>
+            <w:pPr>
+              <w:pStyle w:val="Compact"/>
+            </w:pPr>
+            <w:r>
+              <w:rPr>
+                <w:rStyle w:val="VerbatimChar"/>
+              </w:rPr>
+              <w:t xml:space="preserve">/api/sign/jobs-cron</w:t>
+            </w:r>
+            <w:r>
+              <w:t xml:space="preserve"> </w:t>
+            </w:r>
+            <w:r>
+              <w:t xml:space="preserve">through</w:t>
+            </w:r>
+            <w:r>
+              <w:t xml:space="preserve"> </w:t>
+            </w:r>
+            <w:r>
+              <w:rPr>
+                <w:rStyle w:val="VerbatimChar"/>
+              </w:rPr>
+              <w:t xml:space="preserve">cronRoute</w:t>
+            </w:r>
+            <w:r>
+              <w:t xml:space="preserve">,</w:t>
+            </w:r>
+            <w:r>
+              <w:t xml:space="preserve"> </w:t>
+            </w:r>
+            <w:r>
+              <w:rPr>
+                <w:rStyle w:val="VerbatimChar"/>
+              </w:rPr>
+              <w:t xml:space="preserve">CRON_INTERVALS</w:t>
+            </w:r>
+            <w:r>
+              <w:t xml:space="preserve">, Platform job card string, crontab line in</w:t>
+            </w:r>
+            <w:r>
+              <w:t xml:space="preserve"> </w:t>
+            </w:r>
+            <w:r>
+              <w:rPr>
+                <w:rStyle w:val="VerbatimChar"/>
+              </w:rPr>
+              <w:t xml:space="preserve">docs/automations-and-cron.md</w:t>
             </w:r>
             <w:r>
               <w:t xml:space="preserve">.</w:t>
@@ -3812,21 +4873,33 @@
               <w:pStyle w:val="Compact"/>
             </w:pPr>
             <w:r>
-              <w:t xml:space="preserve">Automation</w:t>
-            </w:r>
-          </w:p>
-        </w:tc>
-        <w:tc>
-          <w:tcPr/>
-          <w:p>
-            <w:pPr>
-              <w:pStyle w:val="Compact"/>
-            </w:pPr>
-            <w:r>
-              <w:rPr>
-                <w:rStyle w:val="VerbatimChar"/>
-              </w:rPr>
-              <w:t xml:space="preserve">AutomationTriggerType</w:t>
+              <w:t xml:space="preserve">Engine</w:t>
+            </w:r>
+          </w:p>
+        </w:tc>
+        <w:tc>
+          <w:tcPr/>
+          <w:p>
+            <w:pPr>
+              <w:pStyle w:val="Compact"/>
+            </w:pPr>
+            <w:r>
+              <w:rPr>
+                <w:rStyle w:val="VerbatimChar"/>
+              </w:rPr>
+              <w:t xml:space="preserve">src/lib/sign/</w:t>
+            </w:r>
+            <w:r>
+              <w:t xml:space="preserve"> </w:t>
+            </w:r>
+            <w:r>
+              <w:t xml:space="preserve">(</w:t>
+            </w:r>
+            <w:r>
+              <w:rPr>
+                <w:rStyle w:val="VerbatimChar"/>
+              </w:rPr>
+              <w:t xml:space="preserve">pdf/</w:t>
             </w:r>
             <w:r>
               <w:t xml:space="preserve">,</w:t>
@@ -3838,19 +4911,7 @@
               <w:rPr>
                 <w:rStyle w:val="VerbatimChar"/>
               </w:rPr>
-              <w:t xml:space="preserve">TRIGGER_META</w:t>
-            </w:r>
-            <w:r>
-              <w:t xml:space="preserve">, builder,</w:t>
-            </w:r>
-            <w:r>
-              <w:t xml:space="preserve"> </w:t>
-            </w:r>
-            <w:r>
-              <w:rPr>
-                <w:rStyle w:val="VerbatimChar"/>
-              </w:rPr>
-              <w:t xml:space="preserve">validate.ts</w:t>
+              <w:t xml:space="preserve">ceremony/</w:t>
             </w:r>
             <w:r>
               <w:t xml:space="preserve">,</w:t>
@@ -3862,25 +4923,46 @@
               <w:rPr>
                 <w:rStyle w:val="VerbatimChar"/>
               </w:rPr>
-              <w:t xml:space="preserve">engine.ts</w:t>
-            </w:r>
-            <w:r>
-              <w:t xml:space="preserve">, a step in</w:t>
-            </w:r>
-            <w:r>
-              <w:t xml:space="preserve"> </w:t>
-            </w:r>
-            <w:r>
-              <w:rPr>
-                <w:rStyle w:val="VerbatimChar"/>
-              </w:rPr>
-              <w:t xml:space="preserve">runStep</w:t>
-            </w:r>
-            <w:r>
-              <w:t xml:space="preserve"> </w:t>
-            </w:r>
-            <w:r>
-              <w:t xml:space="preserve">(P2).</w:t>
+              <w:t xml:space="preserve">tokens.ts</w:t>
+            </w:r>
+            <w:r>
+              <w:t xml:space="preserve">,</w:t>
+            </w:r>
+            <w:r>
+              <w:t xml:space="preserve"> </w:t>
+            </w:r>
+            <w:r>
+              <w:rPr>
+                <w:rStyle w:val="VerbatimChar"/>
+              </w:rPr>
+              <w:t xml:space="preserve">events.ts</w:t>
+            </w:r>
+            <w:r>
+              <w:t xml:space="preserve">,</w:t>
+            </w:r>
+            <w:r>
+              <w:t xml:space="preserve"> </w:t>
+            </w:r>
+            <w:r>
+              <w:rPr>
+                <w:rStyle w:val="VerbatimChar"/>
+              </w:rPr>
+              <w:t xml:space="preserve">templates/</w:t>
+            </w:r>
+            <w:r>
+              <w:t xml:space="preserve">,</w:t>
+            </w:r>
+            <w:r>
+              <w:t xml:space="preserve"> </w:t>
+            </w:r>
+            <w:r>
+              <w:rPr>
+                <w:rStyle w:val="VerbatimChar"/>
+              </w:rPr>
+              <w:t xml:space="preserve">notify.ts</w:t>
+            </w:r>
+            <w:r>
+              <w:t xml:space="preserve">).</w:t>
             </w:r>
           </w:p>
         </w:tc>
@@ -3893,90 +4975,30 @@
               <w:pStyle w:val="Compact"/>
             </w:pPr>
             <w:r>
-              <w:t xml:space="preserve">Webhooks</w:t>
-            </w:r>
-          </w:p>
-        </w:tc>
-        <w:tc>
-          <w:tcPr/>
-          <w:p>
-            <w:pPr>
-              <w:pStyle w:val="Compact"/>
-            </w:pPr>
-            <w:r>
-              <w:rPr>
-                <w:rStyle w:val="VerbatimChar"/>
-              </w:rPr>
-              <w:t xml:space="preserve">WEBHOOK_EVENTS</w:t>
-            </w:r>
-            <w:r>
-              <w:t xml:space="preserve"> </w:t>
-            </w:r>
-            <w:r>
-              <w:t xml:space="preserve">entries</w:t>
-            </w:r>
-            <w:r>
-              <w:t xml:space="preserve"> </w:t>
-            </w:r>
-            <w:r>
-              <w:rPr>
-                <w:rStyle w:val="VerbatimChar"/>
-              </w:rPr>
-              <w:t xml:space="preserve">sign.sent</w:t>
-            </w:r>
-            <w:r>
-              <w:t xml:space="preserve">,</w:t>
-            </w:r>
-            <w:r>
-              <w:t xml:space="preserve"> </w:t>
-            </w:r>
-            <w:r>
-              <w:rPr>
-                <w:rStyle w:val="VerbatimChar"/>
-              </w:rPr>
-              <w:t xml:space="preserve">sign.viewed</w:t>
-            </w:r>
-            <w:r>
-              <w:t xml:space="preserve">,</w:t>
-            </w:r>
-            <w:r>
-              <w:t xml:space="preserve"> </w:t>
-            </w:r>
-            <w:r>
-              <w:rPr>
-                <w:rStyle w:val="VerbatimChar"/>
-              </w:rPr>
-              <w:t xml:space="preserve">sign.completed</w:t>
-            </w:r>
-            <w:r>
-              <w:t xml:space="preserve">,</w:t>
-            </w:r>
-            <w:r>
-              <w:t xml:space="preserve"> </w:t>
-            </w:r>
-            <w:r>
-              <w:rPr>
-                <w:rStyle w:val="VerbatimChar"/>
-              </w:rPr>
-              <w:t xml:space="preserve">sign.declined</w:t>
-            </w:r>
-            <w:r>
-              <w:t xml:space="preserve">,</w:t>
-            </w:r>
-            <w:r>
-              <w:t xml:space="preserve"> </w:t>
-            </w:r>
-            <w:r>
-              <w:rPr>
-                <w:rStyle w:val="VerbatimChar"/>
-              </w:rPr>
-              <w:t xml:space="preserve">sign.expired</w:t>
-            </w:r>
-            <w:r>
-              <w:t xml:space="preserve"> </w:t>
-            </w:r>
-            <w:r>
-              <w:t xml:space="preserve">(P2).</w:t>
+              <w:t xml:space="preserve">Notifications</w:t>
+            </w:r>
+          </w:p>
+        </w:tc>
+        <w:tc>
+          <w:tcPr/>
+          <w:p>
+            <w:pPr>
+              <w:pStyle w:val="Compact"/>
+            </w:pPr>
+            <w:r>
+              <w:t xml:space="preserve">notification types widened in the migration; email templates beside</w:t>
+            </w:r>
+            <w:r>
+              <w:t xml:space="preserve"> </w:t>
+            </w:r>
+            <w:r>
+              <w:rPr>
+                <w:rStyle w:val="VerbatimChar"/>
+              </w:rPr>
+              <w:t xml:space="preserve">invitation-email.ts</w:t>
+            </w:r>
+            <w:r>
+              <w:t xml:space="preserve">.</w:t>
             </w:r>
           </w:p>
         </w:tc>
@@ -3989,33 +5011,75 @@
               <w:pStyle w:val="Compact"/>
             </w:pPr>
             <w:r>
-              <w:t xml:space="preserve">Audit</w:t>
-            </w:r>
-          </w:p>
-        </w:tc>
-        <w:tc>
-          <w:tcPr/>
-          <w:p>
-            <w:pPr>
-              <w:pStyle w:val="Compact"/>
-            </w:pPr>
-            <w:r>
-              <w:t xml:space="preserve">new actions and entity types in</w:t>
-            </w:r>
-            <w:r>
-              <w:t xml:space="preserve"> </w:t>
-            </w:r>
-            <w:r>
-              <w:rPr>
-                <w:rStyle w:val="VerbatimChar"/>
-              </w:rPr>
-              <w:t xml:space="preserve">src/lib/audit/types.ts</w:t>
-            </w:r>
-            <w:r>
-              <w:t xml:space="preserve"> </w:t>
-            </w:r>
-            <w:r>
-              <w:t xml:space="preserve">and the check constraint.</w:t>
+              <w:t xml:space="preserve">Automation</w:t>
+            </w:r>
+          </w:p>
+        </w:tc>
+        <w:tc>
+          <w:tcPr/>
+          <w:p>
+            <w:pPr>
+              <w:pStyle w:val="Compact"/>
+            </w:pPr>
+            <w:r>
+              <w:rPr>
+                <w:rStyle w:val="VerbatimChar"/>
+              </w:rPr>
+              <w:t xml:space="preserve">AutomationTriggerType</w:t>
+            </w:r>
+            <w:r>
+              <w:t xml:space="preserve">,</w:t>
+            </w:r>
+            <w:r>
+              <w:t xml:space="preserve"> </w:t>
+            </w:r>
+            <w:r>
+              <w:rPr>
+                <w:rStyle w:val="VerbatimChar"/>
+              </w:rPr>
+              <w:t xml:space="preserve">TRIGGER_META</w:t>
+            </w:r>
+            <w:r>
+              <w:t xml:space="preserve">, builder,</w:t>
+            </w:r>
+            <w:r>
+              <w:t xml:space="preserve"> </w:t>
+            </w:r>
+            <w:r>
+              <w:rPr>
+                <w:rStyle w:val="VerbatimChar"/>
+              </w:rPr>
+              <w:t xml:space="preserve">validate.ts</w:t>
+            </w:r>
+            <w:r>
+              <w:t xml:space="preserve">,</w:t>
+            </w:r>
+            <w:r>
+              <w:t xml:space="preserve"> </w:t>
+            </w:r>
+            <w:r>
+              <w:rPr>
+                <w:rStyle w:val="VerbatimChar"/>
+              </w:rPr>
+              <w:t xml:space="preserve">engine.ts</w:t>
+            </w:r>
+            <w:r>
+              <w:t xml:space="preserve">, a step in</w:t>
+            </w:r>
+            <w:r>
+              <w:t xml:space="preserve"> </w:t>
+            </w:r>
+            <w:r>
+              <w:rPr>
+                <w:rStyle w:val="VerbatimChar"/>
+              </w:rPr>
+              <w:t xml:space="preserve">runStep</w:t>
+            </w:r>
+            <w:r>
+              <w:t xml:space="preserve"> </w:t>
+            </w:r>
+            <w:r>
+              <w:t xml:space="preserve">(P2).</w:t>
             </w:r>
           </w:p>
         </w:tc>
@@ -4028,33 +5092,90 @@
               <w:pStyle w:val="Compact"/>
             </w:pPr>
             <w:r>
-              <w:t xml:space="preserve">Export and deletion</w:t>
-            </w:r>
-          </w:p>
-        </w:tc>
-        <w:tc>
-          <w:tcPr/>
-          <w:p>
-            <w:pPr>
-              <w:pStyle w:val="Compact"/>
-            </w:pPr>
-            <w:r>
-              <w:t xml:space="preserve">tables discovered automatically; list</w:t>
-            </w:r>
-            <w:r>
-              <w:t xml:space="preserve"> </w:t>
-            </w:r>
-            <w:r>
-              <w:rPr>
-                <w:rStyle w:val="VerbatimChar"/>
-              </w:rPr>
-              <w:t xml:space="preserve">sign_events</w:t>
-            </w:r>
-            <w:r>
-              <w:t xml:space="preserve"> </w:t>
-            </w:r>
-            <w:r>
-              <w:t xml:space="preserve">children if needed; the retention exception; teardown has no external registrations.</w:t>
+              <w:t xml:space="preserve">Webhooks</w:t>
+            </w:r>
+          </w:p>
+        </w:tc>
+        <w:tc>
+          <w:tcPr/>
+          <w:p>
+            <w:pPr>
+              <w:pStyle w:val="Compact"/>
+            </w:pPr>
+            <w:r>
+              <w:rPr>
+                <w:rStyle w:val="VerbatimChar"/>
+              </w:rPr>
+              <w:t xml:space="preserve">WEBHOOK_EVENTS</w:t>
+            </w:r>
+            <w:r>
+              <w:t xml:space="preserve"> </w:t>
+            </w:r>
+            <w:r>
+              <w:t xml:space="preserve">entries</w:t>
+            </w:r>
+            <w:r>
+              <w:t xml:space="preserve"> </w:t>
+            </w:r>
+            <w:r>
+              <w:rPr>
+                <w:rStyle w:val="VerbatimChar"/>
+              </w:rPr>
+              <w:t xml:space="preserve">sign.sent</w:t>
+            </w:r>
+            <w:r>
+              <w:t xml:space="preserve">,</w:t>
+            </w:r>
+            <w:r>
+              <w:t xml:space="preserve"> </w:t>
+            </w:r>
+            <w:r>
+              <w:rPr>
+                <w:rStyle w:val="VerbatimChar"/>
+              </w:rPr>
+              <w:t xml:space="preserve">sign.viewed</w:t>
+            </w:r>
+            <w:r>
+              <w:t xml:space="preserve">,</w:t>
+            </w:r>
+            <w:r>
+              <w:t xml:space="preserve"> </w:t>
+            </w:r>
+            <w:r>
+              <w:rPr>
+                <w:rStyle w:val="VerbatimChar"/>
+              </w:rPr>
+              <w:t xml:space="preserve">sign.completed</w:t>
+            </w:r>
+            <w:r>
+              <w:t xml:space="preserve">,</w:t>
+            </w:r>
+            <w:r>
+              <w:t xml:space="preserve"> </w:t>
+            </w:r>
+            <w:r>
+              <w:rPr>
+                <w:rStyle w:val="VerbatimChar"/>
+              </w:rPr>
+              <w:t xml:space="preserve">sign.declined</w:t>
+            </w:r>
+            <w:r>
+              <w:t xml:space="preserve">,</w:t>
+            </w:r>
+            <w:r>
+              <w:t xml:space="preserve"> </w:t>
+            </w:r>
+            <w:r>
+              <w:rPr>
+                <w:rStyle w:val="VerbatimChar"/>
+              </w:rPr>
+              <w:t xml:space="preserve">sign.expired</w:t>
+            </w:r>
+            <w:r>
+              <w:t xml:space="preserve"> </w:t>
+            </w:r>
+            <w:r>
+              <w:t xml:space="preserve">(P2).</w:t>
             </w:r>
           </w:p>
         </w:tc>
@@ -4067,39 +5188,33 @@
               <w:pStyle w:val="Compact"/>
             </w:pPr>
             <w:r>
-              <w:t xml:space="preserve">Contacts</w:t>
-            </w:r>
-          </w:p>
-        </w:tc>
-        <w:tc>
-          <w:tcPr/>
-          <w:p>
-            <w:pPr>
-              <w:pStyle w:val="Compact"/>
-            </w:pPr>
-            <w:r>
-              <w:rPr>
-                <w:rStyle w:val="VerbatimChar"/>
-              </w:rPr>
-              <w:t xml:space="preserve">merge_contacts()</w:t>
-            </w:r>
-            <w:r>
-              <w:t xml:space="preserve"> </w:t>
-            </w:r>
-            <w:r>
-              <w:t xml:space="preserve">repoint for</w:t>
-            </w:r>
-            <w:r>
-              <w:t xml:space="preserve"> </w:t>
-            </w:r>
-            <w:r>
-              <w:rPr>
-                <w:rStyle w:val="VerbatimChar"/>
-              </w:rPr>
-              <w:t xml:space="preserve">sign_documents.contact_id</w:t>
-            </w:r>
-            <w:r>
-              <w:t xml:space="preserve">; soft-delete behaviour reviewed.</w:t>
+              <w:t xml:space="preserve">Audit</w:t>
+            </w:r>
+          </w:p>
+        </w:tc>
+        <w:tc>
+          <w:tcPr/>
+          <w:p>
+            <w:pPr>
+              <w:pStyle w:val="Compact"/>
+            </w:pPr>
+            <w:r>
+              <w:t xml:space="preserve">new actions and entity types in</w:t>
+            </w:r>
+            <w:r>
+              <w:t xml:space="preserve"> </w:t>
+            </w:r>
+            <w:r>
+              <w:rPr>
+                <w:rStyle w:val="VerbatimChar"/>
+              </w:rPr>
+              <w:t xml:space="preserve">src/lib/audit/types.ts</w:t>
+            </w:r>
+            <w:r>
+              <w:t xml:space="preserve"> </w:t>
+            </w:r>
+            <w:r>
+              <w:t xml:space="preserve">and the check constraint.</w:t>
             </w:r>
           </w:p>
         </w:tc>
@@ -4112,51 +5227,33 @@
               <w:pStyle w:val="Compact"/>
             </w:pPr>
             <w:r>
-              <w:t xml:space="preserve">Language and guide</w:t>
-            </w:r>
-          </w:p>
-        </w:tc>
-        <w:tc>
-          <w:tcPr/>
-          <w:p>
-            <w:pPr>
-              <w:pStyle w:val="Compact"/>
-            </w:pPr>
-            <w:r>
-              <w:rPr>
-                <w:rStyle w:val="VerbatimChar"/>
-              </w:rPr>
-              <w:t xml:space="preserve">Sign</w:t>
-            </w:r>
-            <w:r>
-              <w:t xml:space="preserve"> </w:t>
-            </w:r>
-            <w:r>
-              <w:t xml:space="preserve">namespace in four languages,</w:t>
-            </w:r>
-            <w:r>
-              <w:t xml:space="preserve"> </w:t>
-            </w:r>
-            <w:r>
-              <w:rPr>
-                <w:rStyle w:val="VerbatimChar"/>
-              </w:rPr>
-              <w:t xml:space="preserve">content/help/sign/*</w:t>
-            </w:r>
-            <w:r>
-              <w:t xml:space="preserve">, neutral-wording test,</w:t>
-            </w:r>
-            <w:r>
-              <w:t xml:space="preserve"> </w:t>
-            </w:r>
-            <w:r>
-              <w:rPr>
-                <w:rStyle w:val="VerbatimChar"/>
-              </w:rPr>
-              <w:t xml:space="preserve">CHANGELOG.md</w:t>
-            </w:r>
-            <w:r>
-              <w:t xml:space="preserve">, version bump 0.76.0.</w:t>
+              <w:t xml:space="preserve">Export and deletion</w:t>
+            </w:r>
+          </w:p>
+        </w:tc>
+        <w:tc>
+          <w:tcPr/>
+          <w:p>
+            <w:pPr>
+              <w:pStyle w:val="Compact"/>
+            </w:pPr>
+            <w:r>
+              <w:t xml:space="preserve">tables discovered automatically; list</w:t>
+            </w:r>
+            <w:r>
+              <w:t xml:space="preserve"> </w:t>
+            </w:r>
+            <w:r>
+              <w:rPr>
+                <w:rStyle w:val="VerbatimChar"/>
+              </w:rPr>
+              <w:t xml:space="preserve">sign_events</w:t>
+            </w:r>
+            <w:r>
+              <w:t xml:space="preserve"> </w:t>
+            </w:r>
+            <w:r>
+              <w:t xml:space="preserve">children if needed; the retention exception; teardown has no external registrations.</w:t>
             </w:r>
           </w:p>
         </w:tc>
@@ -4169,6 +5266,108 @@
               <w:pStyle w:val="Compact"/>
             </w:pPr>
             <w:r>
+              <w:t xml:space="preserve">Contacts</w:t>
+            </w:r>
+          </w:p>
+        </w:tc>
+        <w:tc>
+          <w:tcPr/>
+          <w:p>
+            <w:pPr>
+              <w:pStyle w:val="Compact"/>
+            </w:pPr>
+            <w:r>
+              <w:rPr>
+                <w:rStyle w:val="VerbatimChar"/>
+              </w:rPr>
+              <w:t xml:space="preserve">merge_contacts()</w:t>
+            </w:r>
+            <w:r>
+              <w:t xml:space="preserve"> </w:t>
+            </w:r>
+            <w:r>
+              <w:t xml:space="preserve">repoint for</w:t>
+            </w:r>
+            <w:r>
+              <w:t xml:space="preserve"> </w:t>
+            </w:r>
+            <w:r>
+              <w:rPr>
+                <w:rStyle w:val="VerbatimChar"/>
+              </w:rPr>
+              <w:t xml:space="preserve">sign_documents.contact_id</w:t>
+            </w:r>
+            <w:r>
+              <w:t xml:space="preserve">; soft-delete behaviour reviewed.</w:t>
+            </w:r>
+          </w:p>
+        </w:tc>
+      </w:tr>
+      <w:tr>
+        <w:tc>
+          <w:tcPr/>
+          <w:p>
+            <w:pPr>
+              <w:pStyle w:val="Compact"/>
+            </w:pPr>
+            <w:r>
+              <w:t xml:space="preserve">Language and guide</w:t>
+            </w:r>
+          </w:p>
+        </w:tc>
+        <w:tc>
+          <w:tcPr/>
+          <w:p>
+            <w:pPr>
+              <w:pStyle w:val="Compact"/>
+            </w:pPr>
+            <w:r>
+              <w:rPr>
+                <w:rStyle w:val="VerbatimChar"/>
+              </w:rPr>
+              <w:t xml:space="preserve">Sign</w:t>
+            </w:r>
+            <w:r>
+              <w:t xml:space="preserve"> </w:t>
+            </w:r>
+            <w:r>
+              <w:t xml:space="preserve">namespace in four languages,</w:t>
+            </w:r>
+            <w:r>
+              <w:t xml:space="preserve"> </w:t>
+            </w:r>
+            <w:r>
+              <w:rPr>
+                <w:rStyle w:val="VerbatimChar"/>
+              </w:rPr>
+              <w:t xml:space="preserve">content/help/sign/*</w:t>
+            </w:r>
+            <w:r>
+              <w:t xml:space="preserve">, neutral-wording test,</w:t>
+            </w:r>
+            <w:r>
+              <w:t xml:space="preserve"> </w:t>
+            </w:r>
+            <w:r>
+              <w:rPr>
+                <w:rStyle w:val="VerbatimChar"/>
+              </w:rPr>
+              <w:t xml:space="preserve">CHANGELOG.md</w:t>
+            </w:r>
+            <w:r>
+              <w:t xml:space="preserve">, version bump 0.76.0.</w:t>
+            </w:r>
+          </w:p>
+        </w:tc>
+      </w:tr>
+      <w:tr>
+        <w:tc>
+          <w:tcPr/>
+          <w:p>
+            <w:pPr>
+              <w:pStyle w:val="Compact"/>
+            </w:pPr>
+            <w:r>
               <w:t xml:space="preserve">Public registration address</w:t>
             </w:r>
           </w:p>
@@ -4201,23 +5400,23 @@
         </w:tc>
       </w:tr>
     </w:tbl>
-    <w:bookmarkEnd w:id="15"/>
-    <w:bookmarkStart w:id="19" w:name="work-packages"/>
+    <w:bookmarkEnd w:id="17"/>
+    <w:bookmarkStart w:id="21" w:name="work-packages"/>
     <w:p>
       <w:pPr>
         <w:pStyle w:val="Heading1"/>
       </w:pPr>
       <w:r>
-        <w:t xml:space="preserve">8. Work packages</w:t>
+        <w:t xml:space="preserve">10. Work packages</w:t>
       </w:r>
     </w:p>
-    <w:bookmarkStart w:id="16" w:name="phase-1-35-days"/>
+    <w:bookmarkStart w:id="18" w:name="phase-1-46-days"/>
     <w:p>
       <w:pPr>
         <w:pStyle w:val="Heading2"/>
       </w:pPr>
       <w:r>
-        <w:t xml:space="preserve">Phase 1 (35 days)</w:t>
+        <w:t xml:space="preserve">Phase 1 (46 days)</w:t>
       </w:r>
     </w:p>
     <w:tbl>
@@ -4299,7 +5498,7 @@
               <w:t xml:space="preserve"> </w:t>
             </w:r>
             <w:r>
-              <w:t xml:space="preserve">tables, RLS, grants, bucket, append-only chain, permissions, switch, quota scaffolding, audit actions, export and deletion rules, verify scripts, parity tests</w:t>
+              <w:t xml:space="preserve">tables (including categories, add-ons, signing steps), RLS, grants, bucket, append-only chain, permissions, switches, quota scaffolding, audit actions, export and deletion rules, verify scripts, parity tests</w:t>
             </w:r>
           </w:p>
         </w:tc>
@@ -4344,7 +5543,7 @@
               <w:t xml:space="preserve"> </w:t>
             </w:r>
             <w:r>
-              <w:t xml:space="preserve">merge render, stamping, certificate pages, PKCS7 sealing, hashes, verification, golden test files checked with an independent verifier</w:t>
+              <w:t xml:space="preserve">merge render, stamping of every field type, certificate pages, PKCS7 sealing, hashes, verification, golden test files checked with an independent verifier</w:t>
             </w:r>
           </w:p>
         </w:tc>
@@ -4383,24 +5582,24 @@
                 <w:b/>
                 <w:bCs/>
               </w:rPr>
-              <w:t xml:space="preserve">Template editor:</w:t>
-            </w:r>
-            <w:r>
-              <w:t xml:space="preserve"> </w:t>
-            </w:r>
-            <w:r>
-              <w:t xml:space="preserve">viewer, field placement and properties, roles, merge keys, versions, library, preview</w:t>
-            </w:r>
-          </w:p>
-        </w:tc>
-        <w:tc>
-          <w:tcPr/>
-          <w:p>
-            <w:pPr>
-              <w:pStyle w:val="Compact"/>
-            </w:pPr>
-            <w:r>
-              <w:t xml:space="preserve">8</w:t>
+              <w:t xml:space="preserve">Conversion service:</w:t>
+            </w:r>
+            <w:r>
+              <w:t xml:space="preserve"> </w:t>
+            </w:r>
+            <w:r>
+              <w:t xml:space="preserve">container and compose file, converter client, size, time and page checks, preview and error messages, fonts, image-to-PDF, tests with a set of real Word files</w:t>
+            </w:r>
+          </w:p>
+        </w:tc>
+        <w:tc>
+          <w:tcPr/>
+          <w:p>
+            <w:pPr>
+              <w:pStyle w:val="Compact"/>
+            </w:pPr>
+            <w:r>
+              <w:t xml:space="preserve">4</w:t>
             </w:r>
           </w:p>
         </w:tc>
@@ -4428,24 +5627,24 @@
                 <w:b/>
                 <w:bCs/>
               </w:rPr>
-              <w:t xml:space="preserve">Send and sign:</w:t>
-            </w:r>
-            <w:r>
-              <w:t xml:space="preserve"> </w:t>
-            </w:r>
-            <w:r>
-              <w:t xml:space="preserve">wizard, recipients, invitations (email, WhatsApp), tokens and codes, signing page on mobile, signatures, uploads, decline, end states, seal job</w:t>
-            </w:r>
-          </w:p>
-        </w:tc>
-        <w:tc>
-          <w:tcPr/>
-          <w:p>
-            <w:pPr>
-              <w:pStyle w:val="Compact"/>
-            </w:pPr>
-            <w:r>
-              <w:t xml:space="preserve">9</w:t>
+              <w:t xml:space="preserve">Editor:</w:t>
+            </w:r>
+            <w:r>
+              <w:t xml:space="preserve"> </w:t>
+            </w:r>
+            <w:r>
+              <w:t xml:space="preserve">viewer, field placement and properties for all field types, roles, merge keys, versions, library, preview, prepare-any-document path, save as template</w:t>
+            </w:r>
+          </w:p>
+        </w:tc>
+        <w:tc>
+          <w:tcPr/>
+          <w:p>
+            <w:pPr>
+              <w:pStyle w:val="Compact"/>
+            </w:pPr>
+            <w:r>
+              <w:t xml:space="preserve">10</w:t>
             </w:r>
           </w:p>
         </w:tc>
@@ -4473,24 +5672,37 @@
                 <w:b/>
                 <w:bCs/>
               </w:rPr>
-              <w:t xml:space="preserve">Management:</w:t>
-            </w:r>
-            <w:r>
-              <w:t xml:space="preserve"> </w:t>
-            </w:r>
-            <w:r>
-              <w:t xml:space="preserve">list, detail, audit view, contact tab, notifications, downloads, void, remind, resend</w:t>
-            </w:r>
-          </w:p>
-        </w:tc>
-        <w:tc>
-          <w:tcPr/>
-          <w:p>
-            <w:pPr>
-              <w:pStyle w:val="Compact"/>
-            </w:pPr>
-            <w:r>
-              <w:t xml:space="preserve">4</w:t>
+              <w:t xml:space="preserve">Send and sign:</w:t>
+            </w:r>
+            <w:r>
+              <w:t xml:space="preserve"> </w:t>
+            </w:r>
+            <w:r>
+              <w:t xml:space="preserve">wizard,</w:t>
+            </w:r>
+            <w:r>
+              <w:t xml:space="preserve"> </w:t>
+            </w:r>
+            <w:r>
+              <w:rPr>
+                <w:b/>
+                <w:bCs/>
+              </w:rPr>
+              <w:t xml:space="preserve">signing list with full name, email and order</w:t>
+            </w:r>
+            <w:r>
+              <w:t xml:space="preserve">, order logic, invitations (email, WhatsApp), tokens and codes, signing page on mobile, signatures, uploads, decline, waiting and end states, seal job</w:t>
+            </w:r>
+          </w:p>
+        </w:tc>
+        <w:tc>
+          <w:tcPr/>
+          <w:p>
+            <w:pPr>
+              <w:pStyle w:val="Compact"/>
+            </w:pPr>
+            <w:r>
+              <w:t xml:space="preserve">10</w:t>
             </w:r>
           </w:p>
         </w:tc>
@@ -4518,6 +5730,96 @@
                 <w:b/>
                 <w:bCs/>
               </w:rPr>
+              <w:t xml:space="preserve">Management:</w:t>
+            </w:r>
+            <w:r>
+              <w:t xml:space="preserve"> </w:t>
+            </w:r>
+            <w:r>
+              <w:t xml:space="preserve">list with category filter, detail, audit view, contact tab, notifications, downloads, void, remind, resend, change recipient</w:t>
+            </w:r>
+          </w:p>
+        </w:tc>
+        <w:tc>
+          <w:tcPr/>
+          <w:p>
+            <w:pPr>
+              <w:pStyle w:val="Compact"/>
+            </w:pPr>
+            <w:r>
+              <w:t xml:space="preserve">4</w:t>
+            </w:r>
+          </w:p>
+        </w:tc>
+      </w:tr>
+      <w:tr>
+        <w:tc>
+          <w:tcPr/>
+          <w:p>
+            <w:pPr>
+              <w:pStyle w:val="Compact"/>
+            </w:pPr>
+            <w:r>
+              <w:t xml:space="preserve">7</w:t>
+            </w:r>
+          </w:p>
+        </w:tc>
+        <w:tc>
+          <w:tcPr/>
+          <w:p>
+            <w:pPr>
+              <w:pStyle w:val="Compact"/>
+            </w:pPr>
+            <w:r>
+              <w:rPr>
+                <w:b/>
+                <w:bCs/>
+              </w:rPr>
+              <w:t xml:space="preserve">Categories and add-ons:</w:t>
+            </w:r>
+            <w:r>
+              <w:t xml:space="preserve"> </w:t>
+            </w:r>
+            <w:r>
+              <w:t xml:space="preserve">category settings, add-on catalogue and installer, Merchant Registration content, operator switch</w:t>
+            </w:r>
+          </w:p>
+        </w:tc>
+        <w:tc>
+          <w:tcPr/>
+          <w:p>
+            <w:pPr>
+              <w:pStyle w:val="Compact"/>
+            </w:pPr>
+            <w:r>
+              <w:t xml:space="preserve">4</w:t>
+            </w:r>
+          </w:p>
+        </w:tc>
+      </w:tr>
+      <w:tr>
+        <w:tc>
+          <w:tcPr/>
+          <w:p>
+            <w:pPr>
+              <w:pStyle w:val="Compact"/>
+            </w:pPr>
+            <w:r>
+              <w:t xml:space="preserve">8</w:t>
+            </w:r>
+          </w:p>
+        </w:tc>
+        <w:tc>
+          <w:tcPr/>
+          <w:p>
+            <w:pPr>
+              <w:pStyle w:val="Compact"/>
+            </w:pPr>
+            <w:r>
+              <w:rPr>
+                <w:b/>
+                <w:bCs/>
+              </w:rPr>
               <w:t xml:space="preserve">Settings, platform and finish:</w:t>
             </w:r>
             <w:r>
@@ -4541,14 +5843,14 @@
         </w:tc>
       </w:tr>
     </w:tbl>
-    <w:bookmarkEnd w:id="16"/>
-    <w:bookmarkStart w:id="17" w:name="phase-2-23-days"/>
+    <w:bookmarkEnd w:id="18"/>
+    <w:bookmarkStart w:id="19" w:name="phase-2-25-days"/>
     <w:p>
       <w:pPr>
         <w:pStyle w:val="Heading2"/>
       </w:pPr>
       <w:r>
-        <w:t xml:space="preserve">Phase 2 (23 days)</w:t>
+        <w:t xml:space="preserve">Phase 2 (25 days)</w:t>
       </w:r>
     </w:p>
     <w:tbl>
@@ -4609,7 +5911,7 @@
               <w:pStyle w:val="Compact"/>
             </w:pPr>
             <w:r>
-              <w:t xml:space="preserve">7</w:t>
+              <w:t xml:space="preserve">9</w:t>
             </w:r>
           </w:p>
         </w:tc>
@@ -4650,7 +5952,7 @@
               <w:pStyle w:val="Compact"/>
             </w:pPr>
             <w:r>
-              <w:t xml:space="preserve">8</w:t>
+              <w:t xml:space="preserve">10</w:t>
             </w:r>
           </w:p>
         </w:tc>
@@ -4697,18 +5999,18 @@
               <w:pStyle w:val="Compact"/>
             </w:pPr>
             <w:r>
-              <w:t xml:space="preserve">9</w:t>
-            </w:r>
-          </w:p>
-        </w:tc>
-        <w:tc>
-          <w:tcPr/>
-          <w:p>
-            <w:pPr>
-              <w:pStyle w:val="Compact"/>
-            </w:pPr>
-            <w:r>
-              <w:t xml:space="preserve">Reminders and expiry job, sequential signing polish, countersign inside Halo</w:t>
+              <w:t xml:space="preserve">11</w:t>
+            </w:r>
+          </w:p>
+        </w:tc>
+        <w:tc>
+          <w:tcPr/>
+          <w:p>
+            <w:pPr>
+              <w:pStyle w:val="Compact"/>
+            </w:pPr>
+            <w:r>
+              <w:t xml:space="preserve">Reminders and expiry job, countersign inside Halo</w:t>
             </w:r>
           </w:p>
         </w:tc>
@@ -4732,7 +6034,7 @@
               <w:pStyle w:val="Compact"/>
             </w:pPr>
             <w:r>
-              <w:t xml:space="preserve">10</w:t>
+              <w:t xml:space="preserve">12</w:t>
             </w:r>
           </w:p>
         </w:tc>
@@ -4767,7 +6069,7 @@
               <w:pStyle w:val="Compact"/>
             </w:pPr>
             <w:r>
-              <w:t xml:space="preserve">11</w:t>
+              <w:t xml:space="preserve">13</w:t>
             </w:r>
           </w:p>
         </w:tc>
@@ -4802,36 +6104,36 @@
               <w:pStyle w:val="Compact"/>
             </w:pPr>
             <w:r>
-              <w:t xml:space="preserve">12</w:t>
-            </w:r>
-          </w:p>
-        </w:tc>
-        <w:tc>
-          <w:tcPr/>
-          <w:p>
-            <w:pPr>
-              <w:pStyle w:val="Compact"/>
-            </w:pPr>
-            <w:r>
-              <w:t xml:space="preserve">Sensitive-field encryption and masking, template test mode, ticket and deal attach</w:t>
-            </w:r>
-          </w:p>
-        </w:tc>
-        <w:tc>
-          <w:tcPr/>
-          <w:p>
-            <w:pPr>
-              <w:pStyle w:val="Compact"/>
-            </w:pPr>
-            <w:r>
-              <w:t xml:space="preserve">4</w:t>
+              <w:t xml:space="preserve">14</w:t>
+            </w:r>
+          </w:p>
+        </w:tc>
+        <w:tc>
+          <w:tcPr/>
+          <w:p>
+            <w:pPr>
+              <w:pStyle w:val="Compact"/>
+            </w:pPr>
+            <w:r>
+              <w:t xml:space="preserve">Sensitive-field encryption and masking, template test mode, ticket and deal attach, replace file, add-on updates</w:t>
+            </w:r>
+          </w:p>
+        </w:tc>
+        <w:tc>
+          <w:tcPr/>
+          <w:p>
+            <w:pPr>
+              <w:pStyle w:val="Compact"/>
+            </w:pPr>
+            <w:r>
+              <w:t xml:space="preserve">6</w:t>
             </w:r>
           </w:p>
         </w:tc>
       </w:tr>
     </w:tbl>
-    <w:bookmarkEnd w:id="17"/>
-    <w:bookmarkStart w:id="18" w:name="phase-3-18-days"/>
+    <w:bookmarkEnd w:id="19"/>
+    <w:bookmarkStart w:id="20" w:name="phase-3-18-days"/>
     <w:p>
       <w:pPr>
         <w:pStyle w:val="Heading2"/>
@@ -4897,7 +6199,7 @@
               <w:pStyle w:val="Compact"/>
             </w:pPr>
             <w:r>
-              <w:t xml:space="preserve">13</w:t>
+              <w:t xml:space="preserve">15</w:t>
             </w:r>
           </w:p>
         </w:tc>
@@ -4932,7 +6234,7 @@
               <w:pStyle w:val="Compact"/>
             </w:pPr>
             <w:r>
-              <w:t xml:space="preserve">14</w:t>
+              <w:t xml:space="preserve">16</w:t>
             </w:r>
           </w:p>
         </w:tc>
@@ -4967,7 +6269,7 @@
               <w:pStyle w:val="Compact"/>
             </w:pPr>
             <w:r>
-              <w:t xml:space="preserve">15</w:t>
+              <w:t xml:space="preserve">17</w:t>
             </w:r>
           </w:p>
         </w:tc>
@@ -5002,7 +6304,7 @@
               <w:pStyle w:val="Compact"/>
             </w:pPr>
             <w:r>
-              <w:t xml:space="preserve">16</w:t>
+              <w:t xml:space="preserve">18</w:t>
             </w:r>
           </w:p>
         </w:tc>
@@ -5030,15 +6332,15 @@
         </w:tc>
       </w:tr>
     </w:tbl>
-    <w:bookmarkEnd w:id="18"/>
-    <w:bookmarkEnd w:id="19"/>
-    <w:bookmarkStart w:id="20" w:name="testing"/>
+    <w:bookmarkEnd w:id="20"/>
+    <w:bookmarkEnd w:id="21"/>
+    <w:bookmarkStart w:id="22" w:name="testing"/>
     <w:p>
       <w:pPr>
         <w:pStyle w:val="Heading1"/>
       </w:pPr>
       <w:r>
-        <w:t xml:space="preserve">9. Testing</w:t>
+        <w:t xml:space="preserve">11. Testing</w:t>
       </w:r>
     </w:p>
     <w:p>
@@ -5046,7 +6348,7 @@
         <w:pStyle w:val="Compact"/>
         <w:numPr>
           <w:ilvl w:val="0"/>
-          <w:numId w:val="1005"/>
+          <w:numId w:val="1008"/>
         </w:numPr>
       </w:pPr>
       <w:r>
@@ -5066,7 +6368,13 @@
         <w:t xml:space="preserve"> </w:t>
       </w:r>
       <w:r>
-        <w:t xml:space="preserve">chain, sealing steps, permissions.</w:t>
+        <w:t xml:space="preserve">chain, sealing steps, permissions, and the signing-order logic (parallel, sequential, mixed steps,</w:t>
+      </w:r>
+      <w:r>
+        <w:t xml:space="preserve"> </w:t>
+      </w:r>
+      <w:r>
+        <w:t xml:space="preserve">two signers finishing at once, decline mid-chain, change recipient mid-chain).</w:t>
       </w:r>
     </w:p>
     <w:p>
@@ -5074,7 +6382,7 @@
         <w:pStyle w:val="Compact"/>
         <w:numPr>
           <w:ilvl w:val="0"/>
-          <w:numId w:val="1005"/>
+          <w:numId w:val="1008"/>
         </w:numPr>
       </w:pPr>
       <w:r>
@@ -5082,34 +6390,25 @@
           <w:b/>
           <w:bCs/>
         </w:rPr>
-        <w:t xml:space="preserve">Database checks:</w:t>
-      </w:r>
-      <w:r>
-        <w:t xml:space="preserve"> </w:t>
-      </w:r>
-      <w:r>
-        <w:rPr>
-          <w:rStyle w:val="VerbatimChar"/>
-        </w:rPr>
-        <w:t xml:space="preserve">verify-157</w:t>
-      </w:r>
-      <w:r>
-        <w:t xml:space="preserve"> </w:t>
-      </w:r>
-      <w:r>
-        <w:t xml:space="preserve">and later scripts for row-level security, chain integrity,</w:t>
-      </w:r>
-      <w:r>
-        <w:t xml:space="preserve"> </w:t>
-      </w:r>
-      <w:r>
-        <w:t xml:space="preserve">blocked updates, cascade, quota; run in CI against an empty database and against production</w:t>
-      </w:r>
-      <w:r>
-        <w:t xml:space="preserve"> </w:t>
-      </w:r>
-      <w:r>
-        <w:t xml:space="preserve">(rolled back) before each migration is applied.</w:t>
+        <w:t xml:space="preserve">Conversion tests:</w:t>
+      </w:r>
+      <w:r>
+        <w:t xml:space="preserve"> </w:t>
+      </w:r>
+      <w:r>
+        <w:t xml:space="preserve">a set of real Word files (tables, images, headers, tracked changes, Malay text,</w:t>
+      </w:r>
+      <w:r>
+        <w:t xml:space="preserve"> </w:t>
+      </w:r>
+      <w:r>
+        <w:t xml:space="preserve">large and corrupt files) converted and compared page by page; oversized and macro-laden files</w:t>
+      </w:r>
+      <w:r>
+        <w:t xml:space="preserve"> </w:t>
+      </w:r>
+      <w:r>
+        <w:t xml:space="preserve">rejected or neutralised.</w:t>
       </w:r>
     </w:p>
     <w:p>
@@ -5117,7 +6416,7 @@
         <w:pStyle w:val="Compact"/>
         <w:numPr>
           <w:ilvl w:val="0"/>
-          <w:numId w:val="1005"/>
+          <w:numId w:val="1008"/>
         </w:numPr>
       </w:pPr>
       <w:r>
@@ -5125,13 +6424,7 @@
           <w:b/>
           <w:bCs/>
         </w:rPr>
-        <w:t xml:space="preserve">PDF proof:</w:t>
-      </w:r>
-      <w:r>
-        <w:t xml:space="preserve"> </w:t>
-      </w:r>
-      <w:r>
-        <w:t xml:space="preserve">sealed golden files verified by an independent tool (for example</w:t>
+        <w:t xml:space="preserve">Database checks:</w:t>
       </w:r>
       <w:r>
         <w:t xml:space="preserve"> </w:t>
@@ -5140,19 +6433,25 @@
         <w:rPr>
           <w:rStyle w:val="VerbatimChar"/>
         </w:rPr>
-        <w:t xml:space="preserve">pdfsig</w:t>
-      </w:r>
-      <w:r>
-        <w:t xml:space="preserve"> </w:t>
-      </w:r>
-      <w:r>
-        <w:t xml:space="preserve">or an</w:t>
-      </w:r>
-      <w:r>
-        <w:t xml:space="preserve"> </w:t>
-      </w:r>
-      <w:r>
-        <w:t xml:space="preserve">OpenSSL check) in CI where available and by hand in common PDF readers before each release.</w:t>
+        <w:t xml:space="preserve">verify-157</w:t>
+      </w:r>
+      <w:r>
+        <w:t xml:space="preserve"> </w:t>
+      </w:r>
+      <w:r>
+        <w:t xml:space="preserve">and later scripts for row-level security, chain integrity,</w:t>
+      </w:r>
+      <w:r>
+        <w:t xml:space="preserve"> </w:t>
+      </w:r>
+      <w:r>
+        <w:t xml:space="preserve">blocked updates, cascade, quota; run in CI against an empty database and against production</w:t>
+      </w:r>
+      <w:r>
+        <w:t xml:space="preserve"> </w:t>
+      </w:r>
+      <w:r>
+        <w:t xml:space="preserve">(rolled back) before each migration is applied.</w:t>
       </w:r>
     </w:p>
     <w:p>
@@ -5160,7 +6459,7 @@
         <w:pStyle w:val="Compact"/>
         <w:numPr>
           <w:ilvl w:val="0"/>
-          <w:numId w:val="1005"/>
+          <w:numId w:val="1008"/>
         </w:numPr>
       </w:pPr>
       <w:r>
@@ -5168,19 +6467,34 @@
           <w:b/>
           <w:bCs/>
         </w:rPr>
-        <w:t xml:space="preserve">Security tests:</w:t>
-      </w:r>
-      <w:r>
-        <w:t xml:space="preserve"> </w:t>
-      </w:r>
-      <w:r>
-        <w:t xml:space="preserve">token guessing and reuse, replay after reissue, cross-workspace reads,</w:t>
-      </w:r>
-      <w:r>
-        <w:t xml:space="preserve"> </w:t>
-      </w:r>
-      <w:r>
-        <w:t xml:space="preserve">oversized and wrong-type uploads, rate limits.</w:t>
+        <w:t xml:space="preserve">PDF proof:</w:t>
+      </w:r>
+      <w:r>
+        <w:t xml:space="preserve"> </w:t>
+      </w:r>
+      <w:r>
+        <w:t xml:space="preserve">sealed golden files verified by an independent tool (for example</w:t>
+      </w:r>
+      <w:r>
+        <w:t xml:space="preserve"> </w:t>
+      </w:r>
+      <w:r>
+        <w:rPr>
+          <w:rStyle w:val="VerbatimChar"/>
+        </w:rPr>
+        <w:t xml:space="preserve">pdfsig</w:t>
+      </w:r>
+      <w:r>
+        <w:t xml:space="preserve"> </w:t>
+      </w:r>
+      <w:r>
+        <w:t xml:space="preserve">or an</w:t>
+      </w:r>
+      <w:r>
+        <w:t xml:space="preserve"> </w:t>
+      </w:r>
+      <w:r>
+        <w:t xml:space="preserve">OpenSSL check) in CI where available and by hand in common PDF readers before each release.</w:t>
       </w:r>
     </w:p>
     <w:p>
@@ -5188,7 +6502,7 @@
         <w:pStyle w:val="Compact"/>
         <w:numPr>
           <w:ilvl w:val="0"/>
-          <w:numId w:val="1005"/>
+          <w:numId w:val="1008"/>
         </w:numPr>
       </w:pPr>
       <w:r>
@@ -5196,19 +6510,19 @@
           <w:b/>
           <w:bCs/>
         </w:rPr>
-        <w:t xml:space="preserve">Device matrix before the pilot:</w:t>
-      </w:r>
-      <w:r>
-        <w:t xml:space="preserve"> </w:t>
-      </w:r>
-      <w:r>
-        <w:t xml:space="preserve">iPhone Safari, Android Chrome, one low-end Android, a desktop</w:t>
-      </w:r>
-      <w:r>
-        <w:t xml:space="preserve"> </w:t>
-      </w:r>
-      <w:r>
-        <w:t xml:space="preserve">browser, each in English and Bahasa Melayu; keyboard-only and screen-reader pass.</w:t>
+        <w:t xml:space="preserve">Security tests:</w:t>
+      </w:r>
+      <w:r>
+        <w:t xml:space="preserve"> </w:t>
+      </w:r>
+      <w:r>
+        <w:t xml:space="preserve">token guessing and reuse, replay after reissue, cross-workspace reads,</w:t>
+      </w:r>
+      <w:r>
+        <w:t xml:space="preserve"> </w:t>
+      </w:r>
+      <w:r>
+        <w:t xml:space="preserve">oversized and wrong-type uploads, rate limits.</w:t>
       </w:r>
     </w:p>
     <w:p>
@@ -5216,7 +6530,7 @@
         <w:pStyle w:val="Compact"/>
         <w:numPr>
           <w:ilvl w:val="0"/>
-          <w:numId w:val="1005"/>
+          <w:numId w:val="1008"/>
         </w:numPr>
       </w:pPr>
       <w:r>
@@ -5224,23 +6538,19 @@
           <w:b/>
           <w:bCs/>
         </w:rPr>
-        <w:t xml:space="preserve">Pilot:</w:t>
-      </w:r>
-      <w:r>
-        <w:t xml:space="preserve"> </w:t>
-      </w:r>
-      <w:r>
-        <w:t xml:space="preserve">three real merchants, with the owner watching events live.</w:t>
-      </w:r>
-    </w:p>
-    <w:bookmarkEnd w:id="20"/>
-    <w:bookmarkStart w:id="21" w:name="rollout"/>
-    <w:p>
-      <w:pPr>
-        <w:pStyle w:val="Heading1"/>
-      </w:pPr>
-      <w:r>
-        <w:t xml:space="preserve">10. Rollout</w:t>
+        <w:t xml:space="preserve">Device matrix before the pilot:</w:t>
+      </w:r>
+      <w:r>
+        <w:t xml:space="preserve"> </w:t>
+      </w:r>
+      <w:r>
+        <w:t xml:space="preserve">iPhone Safari, Android Chrome, one low-end Android, a desktop</w:t>
+      </w:r>
+      <w:r>
+        <w:t xml:space="preserve"> </w:t>
+      </w:r>
+      <w:r>
+        <w:t xml:space="preserve">browser, each in English and Bahasa Melayu; keyboard-only and screen-reader pass.</w:t>
       </w:r>
     </w:p>
     <w:p>
@@ -5248,26 +6558,31 @@
         <w:pStyle w:val="Compact"/>
         <w:numPr>
           <w:ilvl w:val="0"/>
-          <w:numId w:val="1006"/>
+          <w:numId w:val="1008"/>
         </w:numPr>
       </w:pPr>
       <w:r>
-        <w:t xml:space="preserve">Build behind the</w:t>
-      </w:r>
-      <w:r>
-        <w:t xml:space="preserve"> </w:t>
-      </w:r>
-      <w:r>
-        <w:rPr>
-          <w:rStyle w:val="VerbatimChar"/>
-        </w:rPr>
-        <w:t xml:space="preserve">sign</w:t>
-      </w:r>
-      <w:r>
-        <w:t xml:space="preserve"> </w:t>
-      </w:r>
-      <w:r>
-        <w:t xml:space="preserve">switch, off for everyone.</w:t>
+        <w:rPr>
+          <w:b/>
+          <w:bCs/>
+        </w:rPr>
+        <w:t xml:space="preserve">Pilot:</w:t>
+      </w:r>
+      <w:r>
+        <w:t xml:space="preserve"> </w:t>
+      </w:r>
+      <w:r>
+        <w:t xml:space="preserve">three real merchants, with the owner watching events live.</w:t>
+      </w:r>
+    </w:p>
+    <w:bookmarkEnd w:id="22"/>
+    <w:bookmarkStart w:id="23" w:name="rollout"/>
+    <w:p>
+      <w:pPr>
+        <w:pStyle w:val="Heading1"/>
+      </w:pPr>
+      <w:r>
+        <w:t xml:space="preserve">12. Rollout</w:t>
       </w:r>
     </w:p>
     <w:p>
@@ -5275,11 +6590,26 @@
         <w:pStyle w:val="Compact"/>
         <w:numPr>
           <w:ilvl w:val="0"/>
-          <w:numId w:val="1006"/>
+          <w:numId w:val="1009"/>
         </w:numPr>
       </w:pPr>
       <w:r>
-        <w:t xml:space="preserve">Switch on for the Vircle workspace and use test documents.</w:t>
+        <w:t xml:space="preserve">Build behind the</w:t>
+      </w:r>
+      <w:r>
+        <w:t xml:space="preserve"> </w:t>
+      </w:r>
+      <w:r>
+        <w:rPr>
+          <w:rStyle w:val="VerbatimChar"/>
+        </w:rPr>
+        <w:t xml:space="preserve">sign</w:t>
+      </w:r>
+      <w:r>
+        <w:t xml:space="preserve"> </w:t>
+      </w:r>
+      <w:r>
+        <w:t xml:space="preserve">switch, off for everyone.</w:t>
       </w:r>
     </w:p>
     <w:p>
@@ -5287,21 +6617,11 @@
         <w:pStyle w:val="Compact"/>
         <w:numPr>
           <w:ilvl w:val="0"/>
-          <w:numId w:val="1006"/>
+          <w:numId w:val="1009"/>
         </w:numPr>
       </w:pPr>
       <w:r>
-        <w:rPr>
-          <w:b/>
-          <w:bCs/>
-        </w:rPr>
-        <w:t xml:space="preserve">Pilot</w:t>
-      </w:r>
-      <w:r>
-        <w:t xml:space="preserve"> </w:t>
-      </w:r>
-      <w:r>
-        <w:t xml:space="preserve">with three merchants. Fix what they hit.</w:t>
+        <w:t xml:space="preserve">Switch on for the Vircle workspace and use test documents.</w:t>
       </w:r>
     </w:p>
     <w:p>
@@ -5309,11 +6629,21 @@
         <w:pStyle w:val="Compact"/>
         <w:numPr>
           <w:ilvl w:val="0"/>
-          <w:numId w:val="1006"/>
+          <w:numId w:val="1009"/>
         </w:numPr>
       </w:pPr>
       <w:r>
-        <w:t xml:space="preserve">Open to all Vircle users, then enable Phase 2 automation.</w:t>
+        <w:rPr>
+          <w:b/>
+          <w:bCs/>
+        </w:rPr>
+        <w:t xml:space="preserve">Pilot</w:t>
+      </w:r>
+      <w:r>
+        <w:t xml:space="preserve"> </w:t>
+      </w:r>
+      <w:r>
+        <w:t xml:space="preserve">with three merchants. Fix what they hit.</w:t>
       </w:r>
     </w:p>
     <w:p>
@@ -5321,15 +6651,27 @@
         <w:pStyle w:val="Compact"/>
         <w:numPr>
           <w:ilvl w:val="0"/>
-          <w:numId w:val="1006"/>
+          <w:numId w:val="1009"/>
         </w:numPr>
       </w:pPr>
       <w:r>
-        <w:t xml:space="preserve">Decide whether to offer to customers; that is a switch plus pricing, not new code.</w:t>
+        <w:t xml:space="preserve">Open to all Vircle users, then enable Phase 2 automation.</w:t>
       </w:r>
     </w:p>
     <w:p>
       <w:pPr>
+        <w:pStyle w:val="Compact"/>
+        <w:numPr>
+          <w:ilvl w:val="0"/>
+          <w:numId w:val="1009"/>
+        </w:numPr>
+      </w:pPr>
+      <w:r>
+        <w:t xml:space="preserve">Decide whether to offer to customers; that is a switch plus pricing, not new code.</w:t>
+      </w:r>
+    </w:p>
+    <w:p>
+      <w:pPr>
         <w:pStyle w:val="FirstParagraph"/>
       </w:pPr>
       <w:r>
@@ -5343,29 +6685,35 @@
         <w:t xml:space="preserve"> </w:t>
       </w:r>
       <w:r>
-        <w:t xml:space="preserve">No new container. A migration, a redeploy of Halo, and one crontab line. The VPS size</w:t>
-      </w:r>
-      <w:r>
-        <w:t xml:space="preserve"> </w:t>
-      </w:r>
-      <w:r>
-        <w:t xml:space="preserve">is not recorded anywhere, so measure memory and CPU of one seal job in WP2 and report; if sealing</w:t>
-      </w:r>
-      <w:r>
-        <w:t xml:space="preserve"> </w:t>
-      </w:r>
-      <w:r>
-        <w:t xml:space="preserve">needs headroom, the engine moves to a small worker container on the same host (the gateway pattern).</w:t>
+        <w:t xml:space="preserve">One new container (the converter), a migration, a redeploy of Halo, and one crontab</w:t>
+      </w:r>
+      <w:r>
+        <w:t xml:space="preserve"> </w:t>
+      </w:r>
+      <w:r>
+        <w:t xml:space="preserve">line. The VPS size is not recorded anywhere, so measure memory and CPU of one seal job in WP2 and of</w:t>
+      </w:r>
+      <w:r>
+        <w:t xml:space="preserve"> </w:t>
+      </w:r>
+      <w:r>
+        <w:t xml:space="preserve">one conversion in WP3 and report; if either needs headroom, the engine moves to a small worker</w:t>
+      </w:r>
+      <w:r>
+        <w:t xml:space="preserve"> </w:t>
+      </w:r>
+      <w:r>
+        <w:t xml:space="preserve">container on the same host (the gateway pattern).</w:t>
       </w:r>
     </w:p>
-    <w:bookmarkEnd w:id="21"/>
-    <w:bookmarkStart w:id="22" w:name="risks"/>
+    <w:bookmarkEnd w:id="23"/>
+    <w:bookmarkStart w:id="24" w:name="risks"/>
     <w:p>
       <w:pPr>
         <w:pStyle w:val="Heading1"/>
       </w:pPr>
       <w:r>
-        <w:t xml:space="preserve">11. Risks</w:t>
+        <w:t xml:space="preserve">13. Risks</w:t>
       </w:r>
     </w:p>
     <w:tbl>
@@ -5531,29 +6879,38 @@
               <w:pStyle w:val="Compact"/>
             </w:pPr>
             <w:r>
-              <w:t xml:space="preserve">Phone browsers differ (drawing, upload, zoom)</w:t>
-            </w:r>
-          </w:p>
-        </w:tc>
-        <w:tc>
-          <w:tcPr/>
-          <w:p>
-            <w:pPr>
-              <w:pStyle w:val="Compact"/>
-            </w:pPr>
-            <w:r>
-              <w:t xml:space="preserve">Merchants cannot sign</w:t>
-            </w:r>
-          </w:p>
-        </w:tc>
-        <w:tc>
-          <w:tcPr/>
-          <w:p>
-            <w:pPr>
-              <w:pStyle w:val="Compact"/>
-            </w:pPr>
-            <w:r>
-              <w:t xml:space="preserve">Device matrix; typed signature as an alternative</w:t>
+              <w:t xml:space="preserve">Word files convert imperfectly (fonts, layout)</w:t>
+            </w:r>
+          </w:p>
+        </w:tc>
+        <w:tc>
+          <w:tcPr/>
+          <w:p>
+            <w:pPr>
+              <w:pStyle w:val="Compact"/>
+            </w:pPr>
+            <w:r>
+              <w:t xml:space="preserve">The signed document differs from what the author saw</w:t>
+            </w:r>
+          </w:p>
+        </w:tc>
+        <w:tc>
+          <w:tcPr/>
+          <w:p>
+            <w:pPr>
+              <w:pStyle w:val="Compact"/>
+            </w:pPr>
+            <w:r>
+              <w:t xml:space="preserve">Preview with</w:t>
+            </w:r>
+            <w:r>
+              <w:t xml:space="preserve"> </w:t>
+            </w:r>
+            <w:r>
+              <w:t xml:space="preserve">“this is exactly what will be signed”</w:t>
+            </w:r>
+            <w:r>
+              <w:t xml:space="preserve">, Vircle fonts added, PDF recommended for exact layout</w:t>
             </w:r>
           </w:p>
         </w:tc>
@@ -5566,29 +6923,29 @@
               <w:pStyle w:val="Compact"/>
             </w:pPr>
             <w:r>
-              <w:t xml:space="preserve">WhatsApp template approval</w:t>
-            </w:r>
-          </w:p>
-        </w:tc>
-        <w:tc>
-          <w:tcPr/>
-          <w:p>
-            <w:pPr>
-              <w:pStyle w:val="Compact"/>
-            </w:pPr>
-            <w:r>
-              <w:t xml:space="preserve">Invitations by WhatsApp delayed</w:t>
-            </w:r>
-          </w:p>
-        </w:tc>
-        <w:tc>
-          <w:tcPr/>
-          <w:p>
-            <w:pPr>
-              <w:pStyle w:val="Compact"/>
-            </w:pPr>
-            <w:r>
-              <w:t xml:space="preserve">Email works from day one; submit the template in Phase 0</w:t>
+              <w:t xml:space="preserve">Converter handles untrusted files</w:t>
+            </w:r>
+          </w:p>
+        </w:tc>
+        <w:tc>
+          <w:tcPr/>
+          <w:p>
+            <w:pPr>
+              <w:pStyle w:val="Compact"/>
+            </w:pPr>
+            <w:r>
+              <w:t xml:space="preserve">Attack surface</w:t>
+            </w:r>
+          </w:p>
+        </w:tc>
+        <w:tc>
+          <w:tcPr/>
+          <w:p>
+            <w:pPr>
+              <w:pStyle w:val="Compact"/>
+            </w:pPr>
+            <w:r>
+              <w:t xml:space="preserve">Isolated container with no internet, resource limits, result validation, never served back</w:t>
             </w:r>
           </w:p>
         </w:tc>
@@ -5601,29 +6958,29 @@
               <w:pStyle w:val="Compact"/>
             </w:pPr>
             <w:r>
-              <w:t xml:space="preserve">Retention versus workspace deletion</w:t>
-            </w:r>
-          </w:p>
-        </w:tc>
-        <w:tc>
-          <w:tcPr/>
-          <w:p>
-            <w:pPr>
-              <w:pStyle w:val="Compact"/>
-            </w:pPr>
-            <w:r>
-              <w:t xml:space="preserve">Either contracts lost or deletion promise broken</w:t>
-            </w:r>
-          </w:p>
-        </w:tc>
-        <w:tc>
-          <w:tcPr/>
-          <w:p>
-            <w:pPr>
-              <w:pStyle w:val="Compact"/>
-            </w:pPr>
-            <w:r>
-              <w:t xml:space="preserve">Decision needed now (question 6 in the feature document)</w:t>
+              <w:t xml:space="preserve">Phone browsers differ (drawing, upload, zoom)</w:t>
+            </w:r>
+          </w:p>
+        </w:tc>
+        <w:tc>
+          <w:tcPr/>
+          <w:p>
+            <w:pPr>
+              <w:pStyle w:val="Compact"/>
+            </w:pPr>
+            <w:r>
+              <w:t xml:space="preserve">Merchants cannot sign</w:t>
+            </w:r>
+          </w:p>
+        </w:tc>
+        <w:tc>
+          <w:tcPr/>
+          <w:p>
+            <w:pPr>
+              <w:pStyle w:val="Compact"/>
+            </w:pPr>
+            <w:r>
+              <w:t xml:space="preserve">Device matrix; typed signature as an alternative</w:t>
             </w:r>
           </w:p>
         </w:tc>
@@ -5636,41 +6993,29 @@
               <w:pStyle w:val="Compact"/>
             </w:pPr>
             <w:r>
-              <w:t xml:space="preserve">Scope growth (editor features)</w:t>
-            </w:r>
-          </w:p>
-        </w:tc>
-        <w:tc>
-          <w:tcPr/>
-          <w:p>
-            <w:pPr>
-              <w:pStyle w:val="Compact"/>
-            </w:pPr>
-            <w:r>
-              <w:t xml:space="preserve">Delays</w:t>
-            </w:r>
-          </w:p>
-        </w:tc>
-        <w:tc>
-          <w:tcPr/>
-          <w:p>
-            <w:pPr>
-              <w:pStyle w:val="Compact"/>
-            </w:pPr>
-            <w:r>
-              <w:t xml:space="preserve">Phase gates;</w:t>
-            </w:r>
-            <w:r>
-              <w:t xml:space="preserve"> </w:t>
-            </w:r>
-            <w:r>
-              <w:t xml:space="preserve">“Later”</w:t>
-            </w:r>
-            <w:r>
-              <w:t xml:space="preserve"> </w:t>
-            </w:r>
-            <w:r>
-              <w:t xml:space="preserve">list in document 1</w:t>
+              <w:t xml:space="preserve">WhatsApp template approval</w:t>
+            </w:r>
+          </w:p>
+        </w:tc>
+        <w:tc>
+          <w:tcPr/>
+          <w:p>
+            <w:pPr>
+              <w:pStyle w:val="Compact"/>
+            </w:pPr>
+            <w:r>
+              <w:t xml:space="preserve">Invitations by WhatsApp delayed</w:t>
+            </w:r>
+          </w:p>
+        </w:tc>
+        <w:tc>
+          <w:tcPr/>
+          <w:p>
+            <w:pPr>
+              <w:pStyle w:val="Compact"/>
+            </w:pPr>
+            <w:r>
+              <w:t xml:space="preserve">Email works from day one; submit the template in Phase 0</w:t>
             </w:r>
           </w:p>
         </w:tc>
@@ -5683,6 +7028,88 @@
               <w:pStyle w:val="Compact"/>
             </w:pPr>
             <w:r>
+              <w:t xml:space="preserve">Retention versus workspace deletion</w:t>
+            </w:r>
+          </w:p>
+        </w:tc>
+        <w:tc>
+          <w:tcPr/>
+          <w:p>
+            <w:pPr>
+              <w:pStyle w:val="Compact"/>
+            </w:pPr>
+            <w:r>
+              <w:t xml:space="preserve">Either contracts lost or deletion promise broken</w:t>
+            </w:r>
+          </w:p>
+        </w:tc>
+        <w:tc>
+          <w:tcPr/>
+          <w:p>
+            <w:pPr>
+              <w:pStyle w:val="Compact"/>
+            </w:pPr>
+            <w:r>
+              <w:t xml:space="preserve">Decision needed now (question 6 in the feature document)</w:t>
+            </w:r>
+          </w:p>
+        </w:tc>
+      </w:tr>
+      <w:tr>
+        <w:tc>
+          <w:tcPr/>
+          <w:p>
+            <w:pPr>
+              <w:pStyle w:val="Compact"/>
+            </w:pPr>
+            <w:r>
+              <w:t xml:space="preserve">Scope growth (editor features)</w:t>
+            </w:r>
+          </w:p>
+        </w:tc>
+        <w:tc>
+          <w:tcPr/>
+          <w:p>
+            <w:pPr>
+              <w:pStyle w:val="Compact"/>
+            </w:pPr>
+            <w:r>
+              <w:t xml:space="preserve">Delays</w:t>
+            </w:r>
+          </w:p>
+        </w:tc>
+        <w:tc>
+          <w:tcPr/>
+          <w:p>
+            <w:pPr>
+              <w:pStyle w:val="Compact"/>
+            </w:pPr>
+            <w:r>
+              <w:t xml:space="preserve">Phase gates;</w:t>
+            </w:r>
+            <w:r>
+              <w:t xml:space="preserve"> </w:t>
+            </w:r>
+            <w:r>
+              <w:t xml:space="preserve">“Later”</w:t>
+            </w:r>
+            <w:r>
+              <w:t xml:space="preserve"> </w:t>
+            </w:r>
+            <w:r>
+              <w:t xml:space="preserve">list in document 1</w:t>
+            </w:r>
+          </w:p>
+        </w:tc>
+      </w:tr>
+      <w:tr>
+        <w:tc>
+          <w:tcPr/>
+          <w:p>
+            <w:pPr>
+              <w:pStyle w:val="Compact"/>
+            </w:pPr>
+            <w:r>
               <w:t xml:space="preserve">Library licences or maintenance</w:t>
             </w:r>
           </w:p>
@@ -5711,14 +7138,14 @@
         </w:tc>
       </w:tr>
     </w:tbl>
-    <w:bookmarkEnd w:id="22"/>
-    <w:bookmarkStart w:id="23" w:name="decisions-needed-before-phase-1-starts"/>
+    <w:bookmarkEnd w:id="24"/>
+    <w:bookmarkStart w:id="25" w:name="decisions-needed-before-phase-1-starts"/>
     <w:p>
       <w:pPr>
         <w:pStyle w:val="Heading1"/>
       </w:pPr>
       <w:r>
-        <w:t xml:space="preserve">12. Decisions needed before Phase 1 starts</w:t>
+        <w:t xml:space="preserve">14. Decisions needed before Phase 1 starts</w:t>
       </w:r>
     </w:p>
     <w:p>
@@ -5726,7 +7153,7 @@
         <w:pStyle w:val="Compact"/>
         <w:numPr>
           <w:ilvl w:val="0"/>
-          <w:numId w:val="1007"/>
+          <w:numId w:val="1010"/>
         </w:numPr>
       </w:pPr>
       <w:r>
@@ -5738,7 +7165,7 @@
         <w:pStyle w:val="Compact"/>
         <w:numPr>
           <w:ilvl w:val="0"/>
-          <w:numId w:val="1007"/>
+          <w:numId w:val="1010"/>
         </w:numPr>
       </w:pPr>
       <w:r>
@@ -5750,7 +7177,7 @@
         <w:pStyle w:val="Compact"/>
         <w:numPr>
           <w:ilvl w:val="0"/>
-          <w:numId w:val="1007"/>
+          <w:numId w:val="1010"/>
         </w:numPr>
       </w:pPr>
       <w:r>
@@ -5762,7 +7189,7 @@
         <w:pStyle w:val="Compact"/>
         <w:numPr>
           <w:ilvl w:val="0"/>
-          <w:numId w:val="1007"/>
+          <w:numId w:val="1010"/>
         </w:numPr>
       </w:pPr>
       <w:r>
@@ -5774,7 +7201,7 @@
         <w:pStyle w:val="Compact"/>
         <w:numPr>
           <w:ilvl w:val="0"/>
-          <w:numId w:val="1007"/>
+          <w:numId w:val="1010"/>
         </w:numPr>
       </w:pPr>
       <w:r>
@@ -5786,14 +7213,38 @@
         <w:pStyle w:val="Compact"/>
         <w:numPr>
           <w:ilvl w:val="0"/>
-          <w:numId w:val="1007"/>
+          <w:numId w:val="1010"/>
         </w:numPr>
       </w:pPr>
       <w:r>
         <w:t xml:space="preserve">VPS memory and CPU figures, or permission to measure them.</w:t>
       </w:r>
     </w:p>
-    <w:bookmarkEnd w:id="23"/>
+    <w:p>
+      <w:pPr>
+        <w:pStyle w:val="Compact"/>
+        <w:numPr>
+          <w:ilvl w:val="0"/>
+          <w:numId w:val="1010"/>
+        </w:numPr>
+      </w:pPr>
+      <w:r>
+        <w:t xml:space="preserve">The merchant agreement as Word and PDF, with its fonts, so conversion can be tested on the real file.</w:t>
+      </w:r>
+    </w:p>
+    <w:p>
+      <w:pPr>
+        <w:pStyle w:val="Compact"/>
+        <w:numPr>
+          <w:ilvl w:val="0"/>
+          <w:numId w:val="1010"/>
+        </w:numPr>
+      </w:pPr>
+      <w:r>
+        <w:t xml:space="preserve">Brand name on customer-facing wording while the module is Vircle-only (the help pages for it are owner-only so Halo’s neutral-wording test still passes).</w:t>
+      </w:r>
+    </w:p>
+    <w:bookmarkEnd w:id="25"/>
     <w:sectPr>
       <w:footnotePr>
         <w:numRestart w:val="eachSect"/>
@@ -6246,12 +7697,6 @@
     </w:lvlOverride>
   </w:num>
   <w:num w:numId="1004">
-    <w:abstractNumId w:val="991"/>
-  </w:num>
-  <w:num w:numId="1005">
-    <w:abstractNumId w:val="991"/>
-  </w:num>
-  <w:num w:numId="1006">
     <w:abstractNumId w:val="99411"/>
     <w:lvlOverride w:ilvl="0">
       <w:startOverride w:val="1"/>
@@ -6281,7 +7726,49 @@
       <w:startOverride w:val="1"/>
     </w:lvlOverride>
   </w:num>
+  <w:num w:numId="1005">
+    <w:abstractNumId w:val="991"/>
+  </w:num>
+  <w:num w:numId="1006">
+    <w:abstractNumId w:val="991"/>
+  </w:num>
   <w:num w:numId="1007">
+    <w:abstractNumId w:val="991"/>
+  </w:num>
+  <w:num w:numId="1008">
+    <w:abstractNumId w:val="991"/>
+  </w:num>
+  <w:num w:numId="1009">
+    <w:abstractNumId w:val="99411"/>
+    <w:lvlOverride w:ilvl="0">
+      <w:startOverride w:val="1"/>
+    </w:lvlOverride>
+    <w:lvlOverride w:ilvl="1">
+      <w:startOverride w:val="1"/>
+    </w:lvlOverride>
+    <w:lvlOverride w:ilvl="2">
+      <w:startOverride w:val="1"/>
+    </w:lvlOverride>
+    <w:lvlOverride w:ilvl="3">
+      <w:startOverride w:val="1"/>
+    </w:lvlOverride>
+    <w:lvlOverride w:ilvl="4">
+      <w:startOverride w:val="1"/>
+    </w:lvlOverride>
+    <w:lvlOverride w:ilvl="5">
+      <w:startOverride w:val="1"/>
+    </w:lvlOverride>
+    <w:lvlOverride w:ilvl="6">
+      <w:startOverride w:val="1"/>
+    </w:lvlOverride>
+    <w:lvlOverride w:ilvl="7">
+      <w:startOverride w:val="1"/>
+    </w:lvlOverride>
+    <w:lvlOverride w:ilvl="8">
+      <w:startOverride w:val="1"/>
+    </w:lvlOverride>
+  </w:num>
+  <w:num w:numId="1010">
     <w:abstractNumId w:val="99411"/>
     <w:lvlOverride w:ilvl="0">
       <w:startOverride w:val="1"/>

--- a/docs/vircle-sign-plan.docx
+++ b/docs/vircle-sign-plan.docx
@@ -15,7 +15,7 @@
         <w:pStyle w:val="Subtitle"/>
       </w:pPr>
       <w:r>
-        <w:t xml:space="preserve">Document 2 of 3 for review. Architecture, data, security, work packages and rollout, revised 6 Oct 2026</w:t>
+        <w:t xml:space="preserve">Document 2 of 3 for review. Architecture, data, security, work packages and rollout, second revision 6 Oct 2026</w:t>
       </w:r>
     </w:p>
     <w:sdt>
@@ -119,7 +119,72 @@
         <w:t xml:space="preserve"> </w:t>
       </w:r>
       <w:r>
-        <w:t xml:space="preserve">AGPL obligation arises. It is built in three phases behind an operator switch, first for Vircle only.</w:t>
+        <w:t xml:space="preserve">AGPL obligation arises. It is built in phases behind an operator switch, first for Vircle only.</w:t>
+      </w:r>
+    </w:p>
+    <w:p>
+      <w:pPr>
+        <w:pStyle w:val="BodyText"/>
+      </w:pPr>
+      <w:r>
+        <w:rPr>
+          <w:b/>
+          <w:bCs/>
+        </w:rPr>
+        <w:t xml:space="preserve">Second revision (merchant application sample and e-invoice form).</w:t>
+      </w:r>
+      <w:r>
+        <w:t xml:space="preserve"> </w:t>
+      </w:r>
+      <w:r>
+        <w:t xml:space="preserve">The merchant application is</w:t>
+      </w:r>
+      <w:r>
+        <w:t xml:space="preserve"> </w:t>
+      </w:r>
+      <w:r>
+        <w:t xml:space="preserve">filled</w:t>
+      </w:r>
+      <w:r>
+        <w:t xml:space="preserve"> </w:t>
+      </w:r>
+      <w:r>
+        <w:rPr>
+          <w:b/>
+          <w:bCs/>
+        </w:rPr>
+        <w:t xml:space="preserve">in parts, over several sittings, from one link</w:t>
+      </w:r>
+      <w:r>
+        <w:t xml:space="preserve">, includes the new e-invoice tax details,</w:t>
+      </w:r>
+      <w:r>
+        <w:t xml:space="preserve"> </w:t>
+      </w:r>
+      <w:r>
+        <w:t xml:space="preserve">and exists as</w:t>
+      </w:r>
+      <w:r>
+        <w:t xml:space="preserve"> </w:t>
+      </w:r>
+      <w:r>
+        <w:rPr>
+          <w:b/>
+          <w:bCs/>
+        </w:rPr>
+        <w:t xml:space="preserve">variants per merchant group</w:t>
+      </w:r>
+      <w:r>
+        <w:t xml:space="preserve"> </w:t>
+      </w:r>
+      <w:r>
+        <w:t xml:space="preserve">(A, B, C) with different fees and terms. That adds a</w:t>
+      </w:r>
+      <w:r>
+        <w:t xml:space="preserve"> </w:t>
+      </w:r>
+      <w:r>
+        <w:t xml:space="preserve">forms layer (Phase 1B) between the core signing product and the merchant go-live.</w:t>
       </w:r>
     </w:p>
     <w:tbl>
@@ -191,18 +256,18 @@
               <w:pStyle w:val="Compact"/>
             </w:pPr>
             <w:r>
-              <w:t xml:space="preserve">Decisions, legal read, certificate ordered</w:t>
-            </w:r>
-          </w:p>
-        </w:tc>
-        <w:tc>
-          <w:tcPr/>
-          <w:p>
-            <w:pPr>
-              <w:pStyle w:val="Compact"/>
-            </w:pPr>
-            <w:r>
-              <w:t xml:space="preserve">3 days, overlaps phase 1</w:t>
+              <w:t xml:space="preserve">Decisions, legal read, certificate ordered, real merchant application and terms received</w:t>
+            </w:r>
+          </w:p>
+        </w:tc>
+        <w:tc>
+          <w:tcPr/>
+          <w:p>
+            <w:pPr>
+              <w:pStyle w:val="Compact"/>
+            </w:pPr>
+            <w:r>
+              <w:t xml:space="preserve">3 days, overlaps phase 1A</w:t>
             </w:r>
           </w:p>
         </w:tc>
@@ -215,18 +280,28 @@
               <w:pStyle w:val="Compact"/>
             </w:pPr>
             <w:r>
-              <w:t xml:space="preserve">1</w:t>
-            </w:r>
-          </w:p>
-        </w:tc>
-        <w:tc>
-          <w:tcPr/>
-          <w:p>
-            <w:pPr>
-              <w:pStyle w:val="Compact"/>
-            </w:pPr>
-            <w:r>
-              <w:t xml:space="preserve">Any PDF, Word file or image can be prepared and sent to a signing list (in order if chosen); a merchant signs on a phone; the sealed PDF is filed; the Merchant Registration add-on is installable</w:t>
+              <w:t xml:space="preserve">1A</w:t>
+            </w:r>
+          </w:p>
+        </w:tc>
+        <w:tc>
+          <w:tcPr/>
+          <w:p>
+            <w:pPr>
+              <w:pStyle w:val="Compact"/>
+            </w:pPr>
+            <w:r>
+              <w:rPr>
+                <w:b/>
+                <w:bCs/>
+              </w:rPr>
+              <w:t xml:space="preserve">Core signing.</w:t>
+            </w:r>
+            <w:r>
+              <w:t xml:space="preserve"> </w:t>
+            </w:r>
+            <w:r>
+              <w:t xml:space="preserve">Any PDF, Word file or image prepared and sent to a signing list (in order if chosen); a merchant signs on a phone; the sealed PDF is filed; categories and the add-on mechanism</w:t>
             </w:r>
           </w:p>
         </w:tc>
@@ -250,29 +325,39 @@
               <w:pStyle w:val="Compact"/>
             </w:pPr>
             <w:r>
-              <w:t xml:space="preserve">2</w:t>
-            </w:r>
-          </w:p>
-        </w:tc>
-        <w:tc>
-          <w:tcPr/>
-          <w:p>
-            <w:pPr>
-              <w:pStyle w:val="Compact"/>
-            </w:pPr>
-            <w:r>
-              <w:t xml:space="preserve">Automation, API, webhooks, reminders, countersign in Halo, envelopes, bulk send, add-on updates</w:t>
-            </w:r>
-          </w:p>
-        </w:tc>
-        <w:tc>
-          <w:tcPr/>
-          <w:p>
-            <w:pPr>
-              <w:pStyle w:val="Compact"/>
-            </w:pPr>
-            <w:r>
-              <w:t xml:space="preserve">25 days, about 5 weeks</w:t>
+              <w:t xml:space="preserve">1B</w:t>
+            </w:r>
+          </w:p>
+        </w:tc>
+        <w:tc>
+          <w:tcPr/>
+          <w:p>
+            <w:pPr>
+              <w:pStyle w:val="Compact"/>
+            </w:pPr>
+            <w:r>
+              <w:rPr>
+                <w:b/>
+                <w:bCs/>
+              </w:rPr>
+              <w:t xml:space="preserve">Forms and merchant groups.</w:t>
+            </w:r>
+            <w:r>
+              <w:t xml:space="preserve"> </w:t>
+            </w:r>
+            <w:r>
+              <w:t xml:space="preserve">The application filled in parts from one link with autosave; conditional fields and uploads; e-invoice tax details; variants per merchant group; the Merchant Registration add-on goes live</w:t>
+            </w:r>
+          </w:p>
+        </w:tc>
+        <w:tc>
+          <w:tcPr/>
+          <w:p>
+            <w:pPr>
+              <w:pStyle w:val="Compact"/>
+            </w:pPr>
+            <w:r>
+              <w:t xml:space="preserve">22 days, about 4.5 weeks</w:t>
             </w:r>
           </w:p>
         </w:tc>
@@ -285,6 +370,41 @@
               <w:pStyle w:val="Compact"/>
             </w:pPr>
             <w:r>
+              <w:t xml:space="preserve">2</w:t>
+            </w:r>
+          </w:p>
+        </w:tc>
+        <w:tc>
+          <w:tcPr/>
+          <w:p>
+            <w:pPr>
+              <w:pStyle w:val="Compact"/>
+            </w:pPr>
+            <w:r>
+              <w:t xml:space="preserve">Automation, API, webhooks, part-aware reminders, countersign in Halo, share a part, option lists, envelopes, bulk send, add-on updates</w:t>
+            </w:r>
+          </w:p>
+        </w:tc>
+        <w:tc>
+          <w:tcPr/>
+          <w:p>
+            <w:pPr>
+              <w:pStyle w:val="Compact"/>
+            </w:pPr>
+            <w:r>
+              <w:t xml:space="preserve">31 days, about 6 weeks</w:t>
+            </w:r>
+          </w:p>
+        </w:tc>
+      </w:tr>
+      <w:tr>
+        <w:tc>
+          <w:tcPr/>
+          <w:p>
+            <w:pPr>
+              <w:pStyle w:val="Compact"/>
+            </w:pPr>
+            <w:r>
               <w:t xml:space="preserve">3</w:t>
             </w:r>
           </w:p>
@@ -296,23 +416,65 @@
               <w:pStyle w:val="Compact"/>
             </w:pPr>
             <w:r>
-              <w:t xml:space="preserve">Public registration form, trusted certificate, verify page, retention, hardening</w:t>
-            </w:r>
-          </w:p>
-        </w:tc>
-        <w:tc>
-          <w:tcPr/>
-          <w:p>
-            <w:pPr>
-              <w:pStyle w:val="Compact"/>
-            </w:pPr>
-            <w:r>
-              <w:t xml:space="preserve">18 days, about 3.5 weeks</w:t>
+              <w:t xml:space="preserve">Public registration entry, trusted certificate, verify page, retention, hardening, form without signature</w:t>
+            </w:r>
+          </w:p>
+        </w:tc>
+        <w:tc>
+          <w:tcPr/>
+          <w:p>
+            <w:pPr>
+              <w:pStyle w:val="Compact"/>
+            </w:pPr>
+            <w:r>
+              <w:t xml:space="preserve">17 days, about 3.5 weeks</w:t>
             </w:r>
           </w:p>
         </w:tc>
       </w:tr>
     </w:tbl>
+    <w:p>
+      <w:pPr>
+        <w:pStyle w:val="BodyText"/>
+      </w:pPr>
+      <w:r>
+        <w:rPr>
+          <w:b/>
+          <w:bCs/>
+        </w:rPr>
+        <w:t xml:space="preserve">Merchant go-live is at the end of Phase 1B: about 68 working days, roughly 13.5 weeks.</w:t>
+      </w:r>
+      <w:r>
+        <w:t xml:space="preserve"> </w:t>
+      </w:r>
+      <w:r>
+        <w:t xml:space="preserve">The whole</w:t>
+      </w:r>
+      <w:r>
+        <w:t xml:space="preserve"> </w:t>
+      </w:r>
+      <w:r>
+        <w:t xml:space="preserve">programme is about 119 days (24 weeks) for one engineer; two engineers working in parallel on 1A and</w:t>
+      </w:r>
+      <w:r>
+        <w:t xml:space="preserve"> </w:t>
+      </w:r>
+      <w:r>
+        <w:t xml:space="preserve">1B bring go-live forward to about 9 weeks. Until 1B is built, an agent can send the application as a</w:t>
+      </w:r>
+      <w:r>
+        <w:t xml:space="preserve"> </w:t>
+      </w:r>
+      <w:r>
+        <w:t xml:space="preserve">document the merchant fills directly on the page (with save and resume), with the tax details as an</w:t>
+      </w:r>
+      <w:r>
+        <w:t xml:space="preserve"> </w:t>
+      </w:r>
+      <w:r>
+        <w:t xml:space="preserve">extra page; nothing sent in the meantime is lost.</w:t>
+      </w:r>
+    </w:p>
     <w:p>
       <w:pPr>
         <w:pStyle w:val="BodyText"/>
@@ -1738,6 +1900,19 @@
               <w:t xml:space="preserve">category</w:t>
             </w:r>
             <w:r>
+              <w:t xml:space="preserve">,</w:t>
+            </w:r>
+            <w:r>
+              <w:t xml:space="preserve"> </w:t>
+            </w:r>
+            <w:r>
+              <w:rPr>
+                <w:b/>
+                <w:bCs/>
+              </w:rPr>
+              <w:t xml:space="preserve">family and variant key (for example Merchant group A)</w:t>
+            </w:r>
+            <w:r>
               <w:t xml:space="preserve">, status (draft, active, archived), current version, tags, add-on key and version if it came from one,</w:t>
             </w:r>
             <w:r>
@@ -2104,29 +2279,231 @@
               <w:rPr>
                 <w:rStyle w:val="VerbatimChar"/>
               </w:rPr>
-              <w:t xml:space="preserve">sign_field_values</w:t>
-            </w:r>
-          </w:p>
-        </w:tc>
-        <w:tc>
-          <w:tcPr/>
-          <w:p>
-            <w:pPr>
-              <w:pStyle w:val="Compact"/>
-            </w:pPr>
-            <w:r>
-              <w:t xml:space="preserve">What a signer entered</w:t>
-            </w:r>
-          </w:p>
-        </w:tc>
-        <w:tc>
-          <w:tcPr/>
-          <w:p>
-            <w:pPr>
-              <w:pStyle w:val="Compact"/>
-            </w:pPr>
-            <w:r>
-              <w:t xml:space="preserve">signer, field key, value (json) or file, sensitive flag, entered at</w:t>
+              <w:t xml:space="preserve">sign_answers</w:t>
+            </w:r>
+          </w:p>
+        </w:tc>
+        <w:tc>
+          <w:tcPr/>
+          <w:p>
+            <w:pPr>
+              <w:pStyle w:val="Compact"/>
+            </w:pPr>
+            <w:r>
+              <w:t xml:space="preserve">Everything entered, in form mode or on the page</w:t>
+            </w:r>
+          </w:p>
+        </w:tc>
+        <w:tc>
+          <w:tcPr/>
+          <w:p>
+            <w:pPr>
+              <w:pStyle w:val="Compact"/>
+            </w:pPr>
+            <w:r>
+              <w:t xml:space="preserve">document, signer, data field key, value (json) or file, source (signer, sender, contact, colleague), saved at, sensitive flag</w:t>
+            </w:r>
+          </w:p>
+        </w:tc>
+      </w:tr>
+      <w:tr>
+        <w:tc>
+          <w:tcPr/>
+          <w:p>
+            <w:pPr>
+              <w:pStyle w:val="Compact"/>
+            </w:pPr>
+            <w:r>
+              <w:rPr>
+                <w:rStyle w:val="VerbatimChar"/>
+              </w:rPr>
+              <w:t xml:space="preserve">sign_template_families</w:t>
+            </w:r>
+          </w:p>
+        </w:tc>
+        <w:tc>
+          <w:tcPr/>
+          <w:p>
+            <w:pPr>
+              <w:pStyle w:val="Compact"/>
+            </w:pPr>
+            <w:r>
+              <w:t xml:space="preserve">A family of variants (Merchant Application)</w:t>
+            </w:r>
+          </w:p>
+        </w:tc>
+        <w:tc>
+          <w:tcPr/>
+          <w:p>
+            <w:pPr>
+              <w:pStyle w:val="Compact"/>
+            </w:pPr>
+            <w:r>
+              <w:t xml:space="preserve">name, category, form, add-on key</w:t>
+            </w:r>
+          </w:p>
+        </w:tc>
+      </w:tr>
+      <w:tr>
+        <w:tc>
+          <w:tcPr/>
+          <w:p>
+            <w:pPr>
+              <w:pStyle w:val="Compact"/>
+            </w:pPr>
+            <w:r>
+              <w:rPr>
+                <w:rStyle w:val="VerbatimChar"/>
+              </w:rPr>
+              <w:t xml:space="preserve">sign_forms</w:t>
+            </w:r>
+          </w:p>
+        </w:tc>
+        <w:tc>
+          <w:tcPr/>
+          <w:p>
+            <w:pPr>
+              <w:pStyle w:val="Compact"/>
+            </w:pPr>
+            <w:r>
+              <w:t xml:space="preserve">An immutable form definition per version</w:t>
+            </w:r>
+          </w:p>
+        </w:tc>
+        <w:tc>
+          <w:tcPr/>
+          <w:p>
+            <w:pPr>
+              <w:pStyle w:val="Compact"/>
+            </w:pPr>
+            <w:r>
+              <w:t xml:space="preserve">ordered parts, data field keys in each part, text per language</w:t>
+            </w:r>
+          </w:p>
+        </w:tc>
+      </w:tr>
+      <w:tr>
+        <w:tc>
+          <w:tcPr/>
+          <w:p>
+            <w:pPr>
+              <w:pStyle w:val="Compact"/>
+            </w:pPr>
+            <w:r>
+              <w:rPr>
+                <w:rStyle w:val="VerbatimChar"/>
+              </w:rPr>
+              <w:t xml:space="preserve">sign_data_fields</w:t>
+            </w:r>
+          </w:p>
+        </w:tc>
+        <w:tc>
+          <w:tcPr/>
+          <w:p>
+            <w:pPr>
+              <w:pStyle w:val="Compact"/>
+            </w:pPr>
+            <w:r>
+              <w:t xml:space="preserve">Definition of each data field</w:t>
+            </w:r>
+          </w:p>
+        </w:tc>
+        <w:tc>
+          <w:tcPr/>
+          <w:p>
+            <w:pPr>
+              <w:pStyle w:val="Compact"/>
+            </w:pPr>
+            <w:r>
+              <w:t xml:space="preserve">key, labels and help per language, type, options or option list, validation, required rule, show-if rule, contact field it fills, sensitive flag, default per variant</w:t>
+            </w:r>
+          </w:p>
+        </w:tc>
+      </w:tr>
+      <w:tr>
+        <w:tc>
+          <w:tcPr/>
+          <w:p>
+            <w:pPr>
+              <w:pStyle w:val="Compact"/>
+            </w:pPr>
+            <w:r>
+              <w:rPr>
+                <w:rStyle w:val="VerbatimChar"/>
+              </w:rPr>
+              <w:t xml:space="preserve">sign_contributors</w:t>
+            </w:r>
+            <w:r>
+              <w:t xml:space="preserve"> </w:t>
+            </w:r>
+            <w:r>
+              <w:t xml:space="preserve">(P2)</w:t>
+            </w:r>
+          </w:p>
+        </w:tc>
+        <w:tc>
+          <w:tcPr/>
+          <w:p>
+            <w:pPr>
+              <w:pStyle w:val="Compact"/>
+            </w:pPr>
+            <w:r>
+              <w:t xml:space="preserve">Colleague links for one part</w:t>
+            </w:r>
+          </w:p>
+        </w:tc>
+        <w:tc>
+          <w:tcPr/>
+          <w:p>
+            <w:pPr>
+              <w:pStyle w:val="Compact"/>
+            </w:pPr>
+            <w:r>
+              <w:t xml:space="preserve">document, part keys, name, email, token hash, status</w:t>
+            </w:r>
+          </w:p>
+        </w:tc>
+      </w:tr>
+      <w:tr>
+        <w:tc>
+          <w:tcPr/>
+          <w:p>
+            <w:pPr>
+              <w:pStyle w:val="Compact"/>
+            </w:pPr>
+            <w:r>
+              <w:rPr>
+                <w:rStyle w:val="VerbatimChar"/>
+              </w:rPr>
+              <w:t xml:space="preserve">sign_option_lists</w:t>
+            </w:r>
+            <w:r>
+              <w:t xml:space="preserve"> </w:t>
+            </w:r>
+            <w:r>
+              <w:t xml:space="preserve">(P2)</w:t>
+            </w:r>
+          </w:p>
+        </w:tc>
+        <w:tc>
+          <w:tcPr/>
+          <w:p>
+            <w:pPr>
+              <w:pStyle w:val="Compact"/>
+            </w:pPr>
+            <w:r>
+              <w:t xml:space="preserve">Shared option lists</w:t>
+            </w:r>
+          </w:p>
+        </w:tc>
+        <w:tc>
+          <w:tcPr/>
+          <w:p>
+            <w:pPr>
+              <w:pStyle w:val="Compact"/>
+            </w:pPr>
+            <w:r>
+              <w:t xml:space="preserve">name, items with labels per language</w:t>
             </w:r>
           </w:p>
         </w:tc>
@@ -3672,13 +4049,648 @@
       </w:r>
     </w:p>
     <w:bookmarkEnd w:id="15"/>
-    <w:bookmarkStart w:id="16" w:name="signer-security"/>
+    <w:bookmarkStart w:id="16" w:name="forms-in-parts-and-merchant-groups"/>
     <w:p>
       <w:pPr>
         <w:pStyle w:val="Heading1"/>
       </w:pPr>
       <w:r>
-        <w:t xml:space="preserve">8. Signer security</w:t>
+        <w:t xml:space="preserve">8. Forms in parts, and merchant groups</w:t>
+      </w:r>
+    </w:p>
+    <w:p>
+      <w:pPr>
+        <w:pStyle w:val="FirstParagraph"/>
+      </w:pPr>
+      <w:r>
+        <w:rPr>
+          <w:b/>
+          <w:bCs/>
+        </w:rPr>
+        <w:t xml:space="preserve">Data fields and placements.</w:t>
+      </w:r>
+      <w:r>
+        <w:t xml:space="preserve"> </w:t>
+      </w:r>
+      <w:r>
+        <w:t xml:space="preserve">Asking and printing are separate. A</w:t>
+      </w:r>
+      <w:r>
+        <w:t xml:space="preserve"> </w:t>
+      </w:r>
+      <w:r>
+        <w:rPr>
+          <w:i/>
+          <w:iCs/>
+        </w:rPr>
+        <w:t xml:space="preserve">data field</w:t>
+      </w:r>
+      <w:r>
+        <w:t xml:space="preserve"> </w:t>
+      </w:r>
+      <w:r>
+        <w:t xml:space="preserve">(key, labels, type,</w:t>
+      </w:r>
+      <w:r>
+        <w:t xml:space="preserve"> </w:t>
+      </w:r>
+      <w:r>
+        <w:t xml:space="preserve">rules) is asked once. A</w:t>
+      </w:r>
+      <w:r>
+        <w:t xml:space="preserve"> </w:t>
+      </w:r>
+      <w:r>
+        <w:rPr>
+          <w:i/>
+          <w:iCs/>
+        </w:rPr>
+        <w:t xml:space="preserve">placement</w:t>
+      </w:r>
+      <w:r>
+        <w:t xml:space="preserve"> </w:t>
+      </w:r>
+      <w:r>
+        <w:t xml:space="preserve">puts its value at a place on the PDF; one data field can have</w:t>
+      </w:r>
+      <w:r>
+        <w:t xml:space="preserve"> </w:t>
+      </w:r>
+      <w:r>
+        <w:t xml:space="preserve">many placements, or none (data only). In the editor a placed field is bound to a data field instead</w:t>
+      </w:r>
+      <w:r>
+        <w:t xml:space="preserve"> </w:t>
+      </w:r>
+      <w:r>
+        <w:t xml:space="preserve">of being typed. Merge from the contact (F-06) is just a data field whose first value came from the</w:t>
+      </w:r>
+      <w:r>
+        <w:t xml:space="preserve"> </w:t>
+      </w:r>
+      <w:r>
+        <w:t xml:space="preserve">contact.</w:t>
+      </w:r>
+    </w:p>
+    <w:p>
+      <w:pPr>
+        <w:pStyle w:val="BodyText"/>
+      </w:pPr>
+      <w:r>
+        <w:rPr>
+          <w:b/>
+          <w:bCs/>
+        </w:rPr>
+        <w:t xml:space="preserve">The form.</w:t>
+      </w:r>
+      <w:r>
+        <w:t xml:space="preserve"> </w:t>
+      </w:r>
+      <w:r>
+        <w:t xml:space="preserve">A template has a form definition: ordered</w:t>
+      </w:r>
+      <w:r>
+        <w:t xml:space="preserve"> </w:t>
+      </w:r>
+      <w:r>
+        <w:rPr>
+          <w:i/>
+          <w:iCs/>
+        </w:rPr>
+        <w:t xml:space="preserve">parts</w:t>
+      </w:r>
+      <w:r>
+        <w:t xml:space="preserve">, each a list of data fields. The</w:t>
+      </w:r>
+      <w:r>
+        <w:t xml:space="preserve"> </w:t>
+      </w:r>
+      <w:r>
+        <w:t xml:space="preserve">signer’s page has two modes:</w:t>
+      </w:r>
+      <w:r>
+        <w:t xml:space="preserve"> </w:t>
+      </w:r>
+      <w:r>
+        <w:rPr>
+          <w:i/>
+          <w:iCs/>
+        </w:rPr>
+        <w:t xml:space="preserve">form mode</w:t>
+      </w:r>
+      <w:r>
+        <w:t xml:space="preserve"> </w:t>
+      </w:r>
+      <w:r>
+        <w:t xml:space="preserve">(parts, then review and sign) and</w:t>
+      </w:r>
+      <w:r>
+        <w:t xml:space="preserve"> </w:t>
+      </w:r>
+      <w:r>
+        <w:rPr>
+          <w:i/>
+          <w:iCs/>
+        </w:rPr>
+        <w:t xml:space="preserve">overlay mode</w:t>
+      </w:r>
+      <w:r>
+        <w:t xml:space="preserve"> </w:t>
+      </w:r>
+      <w:r>
+        <w:t xml:space="preserve">(fields</w:t>
+      </w:r>
+      <w:r>
+        <w:t xml:space="preserve"> </w:t>
+      </w:r>
+      <w:r>
+        <w:t xml:space="preserve">on the page, used by one-off documents). A template can use either.</w:t>
+      </w:r>
+    </w:p>
+    <w:p>
+      <w:pPr>
+        <w:pStyle w:val="BodyText"/>
+      </w:pPr>
+      <w:r>
+        <w:rPr>
+          <w:b/>
+          <w:bCs/>
+        </w:rPr>
+        <w:t xml:space="preserve">Rules in one place.</w:t>
+      </w:r>
+      <w:r>
+        <w:t xml:space="preserve"> </w:t>
+      </w:r>
+      <w:r>
+        <w:t xml:space="preserve">Visibility (</w:t>
+      </w:r>
+      <w:r>
+        <w:t xml:space="preserve">“show tax percentage only when tax type is SST”</w:t>
+      </w:r>
+      <w:r>
+        <w:t xml:space="preserve">), required-if,</w:t>
+      </w:r>
+      <w:r>
+        <w:t xml:space="preserve"> </w:t>
+      </w:r>
+      <w:r>
+        <w:t xml:space="preserve">validation (digits, length, pattern, phone, postcode, file type and size) and part completion are</w:t>
+      </w:r>
+      <w:r>
+        <w:t xml:space="preserve"> </w:t>
+      </w:r>
+      <w:r>
+        <w:t xml:space="preserve">all computed by</w:t>
+      </w:r>
+      <w:r>
+        <w:t xml:space="preserve"> </w:t>
+      </w:r>
+      <w:r>
+        <w:rPr>
+          <w:b/>
+          <w:bCs/>
+        </w:rPr>
+        <w:t xml:space="preserve">one shared TypeScript module</w:t>
+      </w:r>
+      <w:r>
+        <w:t xml:space="preserve"> </w:t>
+      </w:r>
+      <w:r>
+        <w:t xml:space="preserve">used by the browser for instant feedback and by the</w:t>
+      </w:r>
+      <w:r>
+        <w:t xml:space="preserve"> </w:t>
+      </w:r>
+      <w:r>
+        <w:t xml:space="preserve">server as the authority. The rule language is a small JSON form (equals, not equals, in, empty,</w:t>
+      </w:r>
+      <w:r>
+        <w:t xml:space="preserve"> </w:t>
+      </w:r>
+      <w:r>
+        <w:t xml:space="preserve">not empty, and, or), so it can be stored, tested and shown in the builder.</w:t>
+      </w:r>
+    </w:p>
+    <w:p>
+      <w:pPr>
+        <w:pStyle w:val="BodyText"/>
+      </w:pPr>
+      <w:r>
+        <w:rPr>
+          <w:b/>
+          <w:bCs/>
+        </w:rPr>
+        <w:t xml:space="preserve">Autosave and resume.</w:t>
+      </w:r>
+      <w:r>
+        <w:t xml:space="preserve"> </w:t>
+      </w:r>
+      <w:r>
+        <w:t xml:space="preserve">- The browser sends changed answers in small batches (about every second while typing and when leaving</w:t>
+      </w:r>
+      <w:r>
+        <w:t xml:space="preserve"> </w:t>
+      </w:r>
+      <w:r>
+        <w:t xml:space="preserve">a field). The server validates each value, stores it in</w:t>
+      </w:r>
+      <w:r>
+        <w:t xml:space="preserve"> </w:t>
+      </w:r>
+      <w:r>
+        <w:rPr>
+          <w:rStyle w:val="VerbatimChar"/>
+        </w:rPr>
+        <w:t xml:space="preserve">sign_answers</w:t>
+      </w:r>
+      <w:r>
+        <w:t xml:space="preserve">, and returns what is valid.</w:t>
+      </w:r>
+      <w:r>
+        <w:t xml:space="preserve"> </w:t>
+      </w:r>
+      <w:r>
+        <w:t xml:space="preserve">Answers are never kept only in the browser.</w:t>
+      </w:r>
+      <w:r>
+        <w:t xml:space="preserve"> </w:t>
+      </w:r>
+      <w:r>
+        <w:t xml:space="preserve">- Two tabs or devices: the latest save for a field wins and the other device is told</w:t>
+      </w:r>
+      <w:r>
+        <w:t xml:space="preserve"> </w:t>
+      </w:r>
+      <w:r>
+        <w:t xml:space="preserve">“this answer was</w:t>
+      </w:r>
+      <w:r>
+        <w:t xml:space="preserve"> </w:t>
+      </w:r>
+      <w:r>
+        <w:t xml:space="preserve">changed elsewhere”</w:t>
+      </w:r>
+      <w:r>
+        <w:t xml:space="preserve">. Offline changes queue and resend.</w:t>
+      </w:r>
+      <w:r>
+        <w:t xml:space="preserve"> </w:t>
+      </w:r>
+      <w:r>
+        <w:t xml:space="preserve">- The single link plus the code (when on) opens a verified session valid for 12 hours; the overview</w:t>
+      </w:r>
+      <w:r>
+        <w:t xml:space="preserve"> </w:t>
+      </w:r>
+      <w:r>
+        <w:t xml:space="preserve">shows each part as Not started, In progress or Done, computed by the shared module.</w:t>
+      </w:r>
+      <w:r>
+        <w:t xml:space="preserve"> </w:t>
+      </w:r>
+      <w:r>
+        <w:t xml:space="preserve">- Audit: a</w:t>
+      </w:r>
+      <w:r>
+        <w:t xml:space="preserve"> </w:t>
+      </w:r>
+      <w:r>
+        <w:t xml:space="preserve">“sitting”</w:t>
+      </w:r>
+      <w:r>
+        <w:t xml:space="preserve"> </w:t>
+      </w:r>
+      <w:r>
+        <w:t xml:space="preserve">event is written at most once per 5 minutes;</w:t>
+      </w:r>
+      <w:r>
+        <w:t xml:space="preserve"> </w:t>
+      </w:r>
+      <w:r>
+        <w:t xml:space="preserve">“part completed”</w:t>
+      </w:r>
+      <w:r>
+        <w:t xml:space="preserve">,</w:t>
+      </w:r>
+      <w:r>
+        <w:t xml:space="preserve"> </w:t>
+      </w:r>
+      <w:r>
+        <w:t xml:space="preserve">“part</w:t>
+      </w:r>
+      <w:r>
+        <w:t xml:space="preserve"> </w:t>
+      </w:r>
+      <w:r>
+        <w:t xml:space="preserve">reopened”</w:t>
+      </w:r>
+      <w:r>
+        <w:t xml:space="preserve"> </w:t>
+      </w:r>
+      <w:r>
+        <w:t xml:space="preserve">and</w:t>
+      </w:r>
+      <w:r>
+        <w:t xml:space="preserve"> </w:t>
+      </w:r>
+      <w:r>
+        <w:t xml:space="preserve">“submitted”</w:t>
+      </w:r>
+      <w:r>
+        <w:t xml:space="preserve"> </w:t>
+      </w:r>
+      <w:r>
+        <w:t xml:space="preserve">are always written. Keystrokes are never logged.</w:t>
+      </w:r>
+    </w:p>
+    <w:p>
+      <w:pPr>
+        <w:pStyle w:val="BodyText"/>
+      </w:pPr>
+      <w:r>
+        <w:rPr>
+          <w:b/>
+          <w:bCs/>
+        </w:rPr>
+        <w:t xml:space="preserve">The gate.</w:t>
+      </w:r>
+      <w:r>
+        <w:t xml:space="preserve"> </w:t>
+      </w:r>
+      <w:r>
+        <w:t xml:space="preserve">The sign step is locked in the interface until required parts are done,</w:t>
+      </w:r>
+      <w:r>
+        <w:t xml:space="preserve"> </w:t>
+      </w:r>
+      <w:r>
+        <w:rPr>
+          <w:b/>
+          <w:bCs/>
+        </w:rPr>
+        <w:t xml:space="preserve">and the server</w:t>
+      </w:r>
+      <w:r>
+        <w:rPr>
+          <w:b/>
+          <w:bCs/>
+        </w:rPr>
+        <w:t xml:space="preserve"> </w:t>
+      </w:r>
+      <w:r>
+        <w:rPr>
+          <w:b/>
+          <w:bCs/>
+        </w:rPr>
+        <w:t xml:space="preserve">re-checks the entire answer set when the signature arrives</w:t>
+      </w:r>
+      <w:r>
+        <w:t xml:space="preserve">; it never trusts the browser’s idea of</w:t>
+      </w:r>
+      <w:r>
+        <w:t xml:space="preserve"> </w:t>
+      </w:r>
+      <w:r>
+        <w:t xml:space="preserve">which parts are complete.</w:t>
+      </w:r>
+    </w:p>
+    <w:p>
+      <w:pPr>
+        <w:pStyle w:val="BodyText"/>
+      </w:pPr>
+      <w:r>
+        <w:rPr>
+          <w:b/>
+          <w:bCs/>
+        </w:rPr>
+        <w:t xml:space="preserve">Printing answers.</w:t>
+      </w:r>
+      <w:r>
+        <w:t xml:space="preserve"> </w:t>
+      </w:r>
+      <w:r>
+        <w:t xml:space="preserve">Placements draw text with automatic shrinking inside their box and wrap</w:t>
+      </w:r>
+      <w:r>
+        <w:t xml:space="preserve"> </w:t>
+      </w:r>
+      <w:r>
+        <w:t xml:space="preserve">multi-line values; a list prints one entry per line or comma separated. If an answer cannot fit even</w:t>
+      </w:r>
+      <w:r>
+        <w:t xml:space="preserve"> </w:t>
+      </w:r>
+      <w:r>
+        <w:t xml:space="preserve">at the smallest size the signer is told which field to shorten before they can sign, and fixed values</w:t>
+      </w:r>
+      <w:r>
+        <w:t xml:space="preserve"> </w:t>
+      </w:r>
+      <w:r>
+        <w:t xml:space="preserve">(fees, terms) are checked for fit when the variant is saved. Uploaded files are stored with their</w:t>
+      </w:r>
+      <w:r>
+        <w:t xml:space="preserve"> </w:t>
+      </w:r>
+      <w:r>
+        <w:t xml:space="preserve">SHA-256, listed in the certificate, and appended to the sealed packet as annexes where required.</w:t>
+      </w:r>
+    </w:p>
+    <w:p>
+      <w:pPr>
+        <w:pStyle w:val="BodyText"/>
+      </w:pPr>
+      <w:r>
+        <w:rPr>
+          <w:b/>
+          <w:bCs/>
+        </w:rPr>
+        <w:t xml:space="preserve">Write-back.</w:t>
+      </w:r>
+      <w:r>
+        <w:t xml:space="preserve"> </w:t>
+      </w:r>
+      <w:r>
+        <w:t xml:space="preserve">Each data field can name a contact field. On submission (and, if chosen, per part) the</w:t>
+      </w:r>
+      <w:r>
+        <w:t xml:space="preserve"> </w:t>
+      </w:r>
+      <w:r>
+        <w:t xml:space="preserve">server updates the contact in one transaction through the existing contact update path, writes an</w:t>
+      </w:r>
+      <w:r>
+        <w:t xml:space="preserve"> </w:t>
+      </w:r>
+      <w:r>
+        <w:t xml:space="preserve">audit line with old and new values, and by default only overwrites a value after it was shown to and</w:t>
+      </w:r>
+      <w:r>
+        <w:t xml:space="preserve"> </w:t>
+      </w:r>
+      <w:r>
+        <w:t xml:space="preserve">confirmed by the signer.</w:t>
+      </w:r>
+    </w:p>
+    <w:p>
+      <w:pPr>
+        <w:pStyle w:val="BodyText"/>
+      </w:pPr>
+      <w:r>
+        <w:rPr>
+          <w:b/>
+          <w:bCs/>
+        </w:rPr>
+        <w:t xml:space="preserve">Families and variants.</w:t>
+      </w:r>
+      <w:r>
+        <w:t xml:space="preserve"> </w:t>
+      </w:r>
+      <w:r>
+        <w:t xml:space="preserve">- A</w:t>
+      </w:r>
+      <w:r>
+        <w:t xml:space="preserve"> </w:t>
+      </w:r>
+      <w:r>
+        <w:rPr>
+          <w:i/>
+          <w:iCs/>
+        </w:rPr>
+        <w:t xml:space="preserve">variant</w:t>
+      </w:r>
+      <w:r>
+        <w:t xml:space="preserve"> </w:t>
+      </w:r>
+      <w:r>
+        <w:t xml:space="preserve">is a normal template carrying a family and a variant key. All variants of a family</w:t>
+      </w:r>
+      <w:r>
+        <w:t xml:space="preserve"> </w:t>
+      </w:r>
+      <w:r>
+        <w:t xml:space="preserve">share one form and one set of data fields, so the tax part and contacts are identical everywhere.</w:t>
+      </w:r>
+      <w:r>
+        <w:t xml:space="preserve"> </w:t>
+      </w:r>
+      <w:r>
+        <w:t xml:space="preserve">- The merchant group is a contact field. The wizard offers the group; from a contact that has one it</w:t>
+      </w:r>
+      <w:r>
+        <w:t xml:space="preserve"> </w:t>
+      </w:r>
+      <w:r>
+        <w:t xml:space="preserve">is preselected; the automation step takes the group as an input.</w:t>
+      </w:r>
+      <w:r>
+        <w:t xml:space="preserve"> </w:t>
+      </w:r>
+      <w:r>
+        <w:t xml:space="preserve">- Commercial values (fees, notice period, settlement, payment channel note) are data fields with</w:t>
+      </w:r>
+      <w:r>
+        <w:t xml:space="preserve"> </w:t>
+      </w:r>
+      <w:r>
+        <w:t xml:space="preserve">each variant’s defaults. They are locked on the merchant’s page and on the sender’s wizard unless</w:t>
+      </w:r>
+      <w:r>
+        <w:t xml:space="preserve"> </w:t>
+      </w:r>
+      <w:r>
+        <w:t xml:space="preserve">the workspace setting</w:t>
+      </w:r>
+      <w:r>
+        <w:t xml:space="preserve"> </w:t>
+      </w:r>
+      <w:r>
+        <w:t xml:space="preserve">“senders may change fees”</w:t>
+      </w:r>
+      <w:r>
+        <w:t xml:space="preserve"> </w:t>
+      </w:r>
+      <w:r>
+        <w:t xml:space="preserve">is on.</w:t>
+      </w:r>
+      <w:r>
+        <w:t xml:space="preserve"> </w:t>
+      </w:r>
+      <w:r>
+        <w:t xml:space="preserve">- Compare shows two variants side by side (fields, values, wording differences).</w:t>
+      </w:r>
+      <w:r>
+        <w:t xml:space="preserve"> </w:t>
+      </w:r>
+      <w:r>
+        <w:t xml:space="preserve">“Copy fields from”</w:t>
+      </w:r>
+      <w:r>
+        <w:t xml:space="preserve"> </w:t>
+      </w:r>
+      <w:r>
+        <w:t xml:space="preserve">matches placements by label so a new group starts from an existing one.</w:t>
+      </w:r>
+      <w:r>
+        <w:t xml:space="preserve"> </w:t>
+      </w:r>
+      <w:r>
+        <w:t xml:space="preserve">- A new version of a variant never changes sent documents; the sealed record names group, variant and</w:t>
+      </w:r>
+      <w:r>
+        <w:t xml:space="preserve"> </w:t>
+      </w:r>
+      <w:r>
+        <w:t xml:space="preserve">version.</w:t>
+      </w:r>
+    </w:p>
+    <w:p>
+      <w:pPr>
+        <w:pStyle w:val="BodyText"/>
+      </w:pPr>
+      <w:r>
+        <w:rPr>
+          <w:b/>
+          <w:bCs/>
+        </w:rPr>
+        <w:t xml:space="preserve">Share a part (P2).</w:t>
+      </w:r>
+      <w:r>
+        <w:t xml:space="preserve"> </w:t>
+      </w:r>
+      <w:r>
+        <w:t xml:space="preserve">A colleague link is scoped to chosen part keys, has its own token, shows only</w:t>
+      </w:r>
+      <w:r>
+        <w:t xml:space="preserve"> </w:t>
+      </w:r>
+      <w:r>
+        <w:t xml:space="preserve">those parts, records the colleague’s name and email on each change (source</w:t>
+      </w:r>
+      <w:r>
+        <w:t xml:space="preserve"> </w:t>
+      </w:r>
+      <w:r>
+        <w:t xml:space="preserve">“colleague”</w:t>
+      </w:r>
+      <w:r>
+        <w:t xml:space="preserve">), and can</w:t>
+      </w:r>
+      <w:r>
+        <w:t xml:space="preserve"> </w:t>
+      </w:r>
+      <w:r>
+        <w:t xml:space="preserve">never reach the sign step.</w:t>
+      </w:r>
+    </w:p>
+    <w:bookmarkEnd w:id="16"/>
+    <w:bookmarkStart w:id="17" w:name="signer-security"/>
+    <w:p>
+      <w:pPr>
+        <w:pStyle w:val="Heading1"/>
+      </w:pPr>
+      <w:r>
+        <w:t xml:space="preserve">9. Signer security</w:t>
       </w:r>
     </w:p>
     <w:p>
@@ -3935,14 +4947,14 @@
         <w:t xml:space="preserve">; the audit log records administrative changes.</w:t>
       </w:r>
     </w:p>
-    <w:bookmarkEnd w:id="16"/>
-    <w:bookmarkStart w:id="17" w:name="where-each-part-touches-halo"/>
+    <w:bookmarkEnd w:id="17"/>
+    <w:bookmarkStart w:id="18" w:name="where-each-part-touches-halo"/>
     <w:p>
       <w:pPr>
         <w:pStyle w:val="Heading1"/>
       </w:pPr>
       <w:r>
-        <w:t xml:space="preserve">9. Where each part touches Halo</w:t>
+        <w:t xml:space="preserve">10. Where each part touches Halo</w:t>
       </w:r>
     </w:p>
     <w:tbl>
@@ -4804,60 +5816,63 @@
               <w:pStyle w:val="Compact"/>
             </w:pPr>
             <w:r>
-              <w:t xml:space="preserve">Jobs</w:t>
-            </w:r>
-          </w:p>
-        </w:tc>
-        <w:tc>
-          <w:tcPr/>
-          <w:p>
-            <w:pPr>
-              <w:pStyle w:val="Compact"/>
-            </w:pPr>
-            <w:r>
-              <w:rPr>
-                <w:rStyle w:val="VerbatimChar"/>
-              </w:rPr>
-              <w:t xml:space="preserve">/api/sign/jobs-cron</w:t>
-            </w:r>
-            <w:r>
-              <w:t xml:space="preserve"> </w:t>
-            </w:r>
-            <w:r>
-              <w:t xml:space="preserve">through</w:t>
-            </w:r>
-            <w:r>
-              <w:t xml:space="preserve"> </w:t>
-            </w:r>
-            <w:r>
-              <w:rPr>
-                <w:rStyle w:val="VerbatimChar"/>
-              </w:rPr>
-              <w:t xml:space="preserve">cronRoute</w:t>
-            </w:r>
-            <w:r>
-              <w:t xml:space="preserve">,</w:t>
-            </w:r>
-            <w:r>
-              <w:t xml:space="preserve"> </w:t>
-            </w:r>
-            <w:r>
-              <w:rPr>
-                <w:rStyle w:val="VerbatimChar"/>
-              </w:rPr>
-              <w:t xml:space="preserve">CRON_INTERVALS</w:t>
-            </w:r>
-            <w:r>
-              <w:t xml:space="preserve">, Platform job card string, crontab line in</w:t>
-            </w:r>
-            <w:r>
-              <w:t xml:space="preserve"> </w:t>
-            </w:r>
-            <w:r>
-              <w:rPr>
-                <w:rStyle w:val="VerbatimChar"/>
-              </w:rPr>
-              <w:t xml:space="preserve">docs/automations-and-cron.md</w:t>
+              <w:t xml:space="preserve">Forms</w:t>
+            </w:r>
+          </w:p>
+        </w:tc>
+        <w:tc>
+          <w:tcPr/>
+          <w:p>
+            <w:pPr>
+              <w:pStyle w:val="Compact"/>
+            </w:pPr>
+            <w:r>
+              <w:rPr>
+                <w:rStyle w:val="VerbatimChar"/>
+              </w:rPr>
+              <w:t xml:space="preserve">src/lib/sign/forms/</w:t>
+            </w:r>
+            <w:r>
+              <w:t xml:space="preserve"> </w:t>
+            </w:r>
+            <w:r>
+              <w:t xml:space="preserve">(rules, validation, completion, printing fit), routes</w:t>
+            </w:r>
+            <w:r>
+              <w:t xml:space="preserve"> </w:t>
+            </w:r>
+            <w:r>
+              <w:rPr>
+                <w:rStyle w:val="VerbatimChar"/>
+              </w:rPr>
+              <w:t xml:space="preserve">/api/sign/public/[token]/answers</w:t>
+            </w:r>
+            <w:r>
+              <w:t xml:space="preserve"> </w:t>
+            </w:r>
+            <w:r>
+              <w:t xml:space="preserve">and</w:t>
+            </w:r>
+            <w:r>
+              <w:t xml:space="preserve"> </w:t>
+            </w:r>
+            <w:r>
+              <w:rPr>
+                <w:rStyle w:val="VerbatimChar"/>
+              </w:rPr>
+              <w:t xml:space="preserve">/parts</w:t>
+            </w:r>
+            <w:r>
+              <w:t xml:space="preserve">, contact write-back through the existing contact update helper, form builder under</w:t>
+            </w:r>
+            <w:r>
+              <w:t xml:space="preserve"> </w:t>
+            </w:r>
+            <w:r>
+              <w:rPr>
+                <w:rStyle w:val="VerbatimChar"/>
+              </w:rPr>
+              <w:t xml:space="preserve">(dashboard)/sign/templates/[id]/form</w:t>
             </w:r>
             <w:r>
               <w:t xml:space="preserve">.</w:t>
@@ -4873,33 +5888,36 @@
               <w:pStyle w:val="Compact"/>
             </w:pPr>
             <w:r>
-              <w:t xml:space="preserve">Engine</w:t>
-            </w:r>
-          </w:p>
-        </w:tc>
-        <w:tc>
-          <w:tcPr/>
-          <w:p>
-            <w:pPr>
-              <w:pStyle w:val="Compact"/>
-            </w:pPr>
-            <w:r>
-              <w:rPr>
-                <w:rStyle w:val="VerbatimChar"/>
-              </w:rPr>
-              <w:t xml:space="preserve">src/lib/sign/</w:t>
-            </w:r>
-            <w:r>
-              <w:t xml:space="preserve"> </w:t>
-            </w:r>
-            <w:r>
-              <w:t xml:space="preserve">(</w:t>
-            </w:r>
-            <w:r>
-              <w:rPr>
-                <w:rStyle w:val="VerbatimChar"/>
-              </w:rPr>
-              <w:t xml:space="preserve">pdf/</w:t>
+              <w:t xml:space="preserve">Jobs</w:t>
+            </w:r>
+          </w:p>
+        </w:tc>
+        <w:tc>
+          <w:tcPr/>
+          <w:p>
+            <w:pPr>
+              <w:pStyle w:val="Compact"/>
+            </w:pPr>
+            <w:r>
+              <w:rPr>
+                <w:rStyle w:val="VerbatimChar"/>
+              </w:rPr>
+              <w:t xml:space="preserve">/api/sign/jobs-cron</w:t>
+            </w:r>
+            <w:r>
+              <w:t xml:space="preserve"> </w:t>
+            </w:r>
+            <w:r>
+              <w:t xml:space="preserve">through</w:t>
+            </w:r>
+            <w:r>
+              <w:t xml:space="preserve"> </w:t>
+            </w:r>
+            <w:r>
+              <w:rPr>
+                <w:rStyle w:val="VerbatimChar"/>
+              </w:rPr>
+              <w:t xml:space="preserve">cronRoute</w:t>
             </w:r>
             <w:r>
               <w:t xml:space="preserve">,</w:t>
@@ -4911,58 +5929,22 @@
               <w:rPr>
                 <w:rStyle w:val="VerbatimChar"/>
               </w:rPr>
-              <w:t xml:space="preserve">ceremony/</w:t>
-            </w:r>
-            <w:r>
-              <w:t xml:space="preserve">,</w:t>
-            </w:r>
-            <w:r>
-              <w:t xml:space="preserve"> </w:t>
-            </w:r>
-            <w:r>
-              <w:rPr>
-                <w:rStyle w:val="VerbatimChar"/>
-              </w:rPr>
-              <w:t xml:space="preserve">tokens.ts</w:t>
-            </w:r>
-            <w:r>
-              <w:t xml:space="preserve">,</w:t>
-            </w:r>
-            <w:r>
-              <w:t xml:space="preserve"> </w:t>
-            </w:r>
-            <w:r>
-              <w:rPr>
-                <w:rStyle w:val="VerbatimChar"/>
-              </w:rPr>
-              <w:t xml:space="preserve">events.ts</w:t>
-            </w:r>
-            <w:r>
-              <w:t xml:space="preserve">,</w:t>
-            </w:r>
-            <w:r>
-              <w:t xml:space="preserve"> </w:t>
-            </w:r>
-            <w:r>
-              <w:rPr>
-                <w:rStyle w:val="VerbatimChar"/>
-              </w:rPr>
-              <w:t xml:space="preserve">templates/</w:t>
-            </w:r>
-            <w:r>
-              <w:t xml:space="preserve">,</w:t>
-            </w:r>
-            <w:r>
-              <w:t xml:space="preserve"> </w:t>
-            </w:r>
-            <w:r>
-              <w:rPr>
-                <w:rStyle w:val="VerbatimChar"/>
-              </w:rPr>
-              <w:t xml:space="preserve">notify.ts</w:t>
-            </w:r>
-            <w:r>
-              <w:t xml:space="preserve">).</w:t>
+              <w:t xml:space="preserve">CRON_INTERVALS</w:t>
+            </w:r>
+            <w:r>
+              <w:t xml:space="preserve">, Platform job card string, crontab line in</w:t>
+            </w:r>
+            <w:r>
+              <w:t xml:space="preserve"> </w:t>
+            </w:r>
+            <w:r>
+              <w:rPr>
+                <w:rStyle w:val="VerbatimChar"/>
+              </w:rPr>
+              <w:t xml:space="preserve">docs/automations-and-cron.md</w:t>
+            </w:r>
+            <w:r>
+              <w:t xml:space="preserve">.</w:t>
             </w:r>
           </w:p>
         </w:tc>
@@ -4975,30 +5957,96 @@
               <w:pStyle w:val="Compact"/>
             </w:pPr>
             <w:r>
-              <w:t xml:space="preserve">Notifications</w:t>
-            </w:r>
-          </w:p>
-        </w:tc>
-        <w:tc>
-          <w:tcPr/>
-          <w:p>
-            <w:pPr>
-              <w:pStyle w:val="Compact"/>
-            </w:pPr>
-            <w:r>
-              <w:t xml:space="preserve">notification types widened in the migration; email templates beside</w:t>
-            </w:r>
-            <w:r>
-              <w:t xml:space="preserve"> </w:t>
-            </w:r>
-            <w:r>
-              <w:rPr>
-                <w:rStyle w:val="VerbatimChar"/>
-              </w:rPr>
-              <w:t xml:space="preserve">invitation-email.ts</w:t>
-            </w:r>
-            <w:r>
-              <w:t xml:space="preserve">.</w:t>
+              <w:t xml:space="preserve">Engine</w:t>
+            </w:r>
+          </w:p>
+        </w:tc>
+        <w:tc>
+          <w:tcPr/>
+          <w:p>
+            <w:pPr>
+              <w:pStyle w:val="Compact"/>
+            </w:pPr>
+            <w:r>
+              <w:rPr>
+                <w:rStyle w:val="VerbatimChar"/>
+              </w:rPr>
+              <w:t xml:space="preserve">src/lib/sign/</w:t>
+            </w:r>
+            <w:r>
+              <w:t xml:space="preserve"> </w:t>
+            </w:r>
+            <w:r>
+              <w:t xml:space="preserve">(</w:t>
+            </w:r>
+            <w:r>
+              <w:rPr>
+                <w:rStyle w:val="VerbatimChar"/>
+              </w:rPr>
+              <w:t xml:space="preserve">pdf/</w:t>
+            </w:r>
+            <w:r>
+              <w:t xml:space="preserve">,</w:t>
+            </w:r>
+            <w:r>
+              <w:t xml:space="preserve"> </w:t>
+            </w:r>
+            <w:r>
+              <w:rPr>
+                <w:rStyle w:val="VerbatimChar"/>
+              </w:rPr>
+              <w:t xml:space="preserve">ceremony/</w:t>
+            </w:r>
+            <w:r>
+              <w:t xml:space="preserve">,</w:t>
+            </w:r>
+            <w:r>
+              <w:t xml:space="preserve"> </w:t>
+            </w:r>
+            <w:r>
+              <w:rPr>
+                <w:rStyle w:val="VerbatimChar"/>
+              </w:rPr>
+              <w:t xml:space="preserve">tokens.ts</w:t>
+            </w:r>
+            <w:r>
+              <w:t xml:space="preserve">,</w:t>
+            </w:r>
+            <w:r>
+              <w:t xml:space="preserve"> </w:t>
+            </w:r>
+            <w:r>
+              <w:rPr>
+                <w:rStyle w:val="VerbatimChar"/>
+              </w:rPr>
+              <w:t xml:space="preserve">events.ts</w:t>
+            </w:r>
+            <w:r>
+              <w:t xml:space="preserve">,</w:t>
+            </w:r>
+            <w:r>
+              <w:t xml:space="preserve"> </w:t>
+            </w:r>
+            <w:r>
+              <w:rPr>
+                <w:rStyle w:val="VerbatimChar"/>
+              </w:rPr>
+              <w:t xml:space="preserve">templates/</w:t>
+            </w:r>
+            <w:r>
+              <w:t xml:space="preserve">,</w:t>
+            </w:r>
+            <w:r>
+              <w:t xml:space="preserve"> </w:t>
+            </w:r>
+            <w:r>
+              <w:rPr>
+                <w:rStyle w:val="VerbatimChar"/>
+              </w:rPr>
+              <w:t xml:space="preserve">notify.ts</w:t>
+            </w:r>
+            <w:r>
+              <w:t xml:space="preserve">).</w:t>
             </w:r>
           </w:p>
         </w:tc>
@@ -5011,75 +6059,30 @@
               <w:pStyle w:val="Compact"/>
             </w:pPr>
             <w:r>
-              <w:t xml:space="preserve">Automation</w:t>
-            </w:r>
-          </w:p>
-        </w:tc>
-        <w:tc>
-          <w:tcPr/>
-          <w:p>
-            <w:pPr>
-              <w:pStyle w:val="Compact"/>
-            </w:pPr>
-            <w:r>
-              <w:rPr>
-                <w:rStyle w:val="VerbatimChar"/>
-              </w:rPr>
-              <w:t xml:space="preserve">AutomationTriggerType</w:t>
-            </w:r>
-            <w:r>
-              <w:t xml:space="preserve">,</w:t>
-            </w:r>
-            <w:r>
-              <w:t xml:space="preserve"> </w:t>
-            </w:r>
-            <w:r>
-              <w:rPr>
-                <w:rStyle w:val="VerbatimChar"/>
-              </w:rPr>
-              <w:t xml:space="preserve">TRIGGER_META</w:t>
-            </w:r>
-            <w:r>
-              <w:t xml:space="preserve">, builder,</w:t>
-            </w:r>
-            <w:r>
-              <w:t xml:space="preserve"> </w:t>
-            </w:r>
-            <w:r>
-              <w:rPr>
-                <w:rStyle w:val="VerbatimChar"/>
-              </w:rPr>
-              <w:t xml:space="preserve">validate.ts</w:t>
-            </w:r>
-            <w:r>
-              <w:t xml:space="preserve">,</w:t>
-            </w:r>
-            <w:r>
-              <w:t xml:space="preserve"> </w:t>
-            </w:r>
-            <w:r>
-              <w:rPr>
-                <w:rStyle w:val="VerbatimChar"/>
-              </w:rPr>
-              <w:t xml:space="preserve">engine.ts</w:t>
-            </w:r>
-            <w:r>
-              <w:t xml:space="preserve">, a step in</w:t>
-            </w:r>
-            <w:r>
-              <w:t xml:space="preserve"> </w:t>
-            </w:r>
-            <w:r>
-              <w:rPr>
-                <w:rStyle w:val="VerbatimChar"/>
-              </w:rPr>
-              <w:t xml:space="preserve">runStep</w:t>
-            </w:r>
-            <w:r>
-              <w:t xml:space="preserve"> </w:t>
-            </w:r>
-            <w:r>
-              <w:t xml:space="preserve">(P2).</w:t>
+              <w:t xml:space="preserve">Notifications</w:t>
+            </w:r>
+          </w:p>
+        </w:tc>
+        <w:tc>
+          <w:tcPr/>
+          <w:p>
+            <w:pPr>
+              <w:pStyle w:val="Compact"/>
+            </w:pPr>
+            <w:r>
+              <w:t xml:space="preserve">notification types widened in the migration; email templates beside</w:t>
+            </w:r>
+            <w:r>
+              <w:t xml:space="preserve"> </w:t>
+            </w:r>
+            <w:r>
+              <w:rPr>
+                <w:rStyle w:val="VerbatimChar"/>
+              </w:rPr>
+              <w:t xml:space="preserve">invitation-email.ts</w:t>
+            </w:r>
+            <w:r>
+              <w:t xml:space="preserve">.</w:t>
             </w:r>
           </w:p>
         </w:tc>
@@ -5092,36 +6095,21 @@
               <w:pStyle w:val="Compact"/>
             </w:pPr>
             <w:r>
-              <w:t xml:space="preserve">Webhooks</w:t>
-            </w:r>
-          </w:p>
-        </w:tc>
-        <w:tc>
-          <w:tcPr/>
-          <w:p>
-            <w:pPr>
-              <w:pStyle w:val="Compact"/>
-            </w:pPr>
-            <w:r>
-              <w:rPr>
-                <w:rStyle w:val="VerbatimChar"/>
-              </w:rPr>
-              <w:t xml:space="preserve">WEBHOOK_EVENTS</w:t>
-            </w:r>
-            <w:r>
-              <w:t xml:space="preserve"> </w:t>
-            </w:r>
-            <w:r>
-              <w:t xml:space="preserve">entries</w:t>
-            </w:r>
-            <w:r>
-              <w:t xml:space="preserve"> </w:t>
-            </w:r>
-            <w:r>
-              <w:rPr>
-                <w:rStyle w:val="VerbatimChar"/>
-              </w:rPr>
-              <w:t xml:space="preserve">sign.sent</w:t>
+              <w:t xml:space="preserve">Automation</w:t>
+            </w:r>
+          </w:p>
+        </w:tc>
+        <w:tc>
+          <w:tcPr/>
+          <w:p>
+            <w:pPr>
+              <w:pStyle w:val="Compact"/>
+            </w:pPr>
+            <w:r>
+              <w:rPr>
+                <w:rStyle w:val="VerbatimChar"/>
+              </w:rPr>
+              <w:t xml:space="preserve">AutomationTriggerType</w:t>
             </w:r>
             <w:r>
               <w:t xml:space="preserve">,</w:t>
@@ -5133,7 +6121,19 @@
               <w:rPr>
                 <w:rStyle w:val="VerbatimChar"/>
               </w:rPr>
-              <w:t xml:space="preserve">sign.viewed</w:t>
+              <w:t xml:space="preserve">TRIGGER_META</w:t>
+            </w:r>
+            <w:r>
+              <w:t xml:space="preserve">, builder,</w:t>
+            </w:r>
+            <w:r>
+              <w:t xml:space="preserve"> </w:t>
+            </w:r>
+            <w:r>
+              <w:rPr>
+                <w:rStyle w:val="VerbatimChar"/>
+              </w:rPr>
+              <w:t xml:space="preserve">validate.ts</w:t>
             </w:r>
             <w:r>
               <w:t xml:space="preserve">,</w:t>
@@ -5145,31 +6145,19 @@
               <w:rPr>
                 <w:rStyle w:val="VerbatimChar"/>
               </w:rPr>
-              <w:t xml:space="preserve">sign.completed</w:t>
-            </w:r>
-            <w:r>
-              <w:t xml:space="preserve">,</w:t>
-            </w:r>
-            <w:r>
-              <w:t xml:space="preserve"> </w:t>
-            </w:r>
-            <w:r>
-              <w:rPr>
-                <w:rStyle w:val="VerbatimChar"/>
-              </w:rPr>
-              <w:t xml:space="preserve">sign.declined</w:t>
-            </w:r>
-            <w:r>
-              <w:t xml:space="preserve">,</w:t>
-            </w:r>
-            <w:r>
-              <w:t xml:space="preserve"> </w:t>
-            </w:r>
-            <w:r>
-              <w:rPr>
-                <w:rStyle w:val="VerbatimChar"/>
-              </w:rPr>
-              <w:t xml:space="preserve">sign.expired</w:t>
+              <w:t xml:space="preserve">engine.ts</w:t>
+            </w:r>
+            <w:r>
+              <w:t xml:space="preserve">, a step in</w:t>
+            </w:r>
+            <w:r>
+              <w:t xml:space="preserve"> </w:t>
+            </w:r>
+            <w:r>
+              <w:rPr>
+                <w:rStyle w:val="VerbatimChar"/>
+              </w:rPr>
+              <w:t xml:space="preserve">runStep</w:t>
             </w:r>
             <w:r>
               <w:t xml:space="preserve"> </w:t>
@@ -5188,33 +6176,90 @@
               <w:pStyle w:val="Compact"/>
             </w:pPr>
             <w:r>
-              <w:t xml:space="preserve">Audit</w:t>
-            </w:r>
-          </w:p>
-        </w:tc>
-        <w:tc>
-          <w:tcPr/>
-          <w:p>
-            <w:pPr>
-              <w:pStyle w:val="Compact"/>
-            </w:pPr>
-            <w:r>
-              <w:t xml:space="preserve">new actions and entity types in</w:t>
-            </w:r>
-            <w:r>
-              <w:t xml:space="preserve"> </w:t>
-            </w:r>
-            <w:r>
-              <w:rPr>
-                <w:rStyle w:val="VerbatimChar"/>
-              </w:rPr>
-              <w:t xml:space="preserve">src/lib/audit/types.ts</w:t>
-            </w:r>
-            <w:r>
-              <w:t xml:space="preserve"> </w:t>
-            </w:r>
-            <w:r>
-              <w:t xml:space="preserve">and the check constraint.</w:t>
+              <w:t xml:space="preserve">Webhooks</w:t>
+            </w:r>
+          </w:p>
+        </w:tc>
+        <w:tc>
+          <w:tcPr/>
+          <w:p>
+            <w:pPr>
+              <w:pStyle w:val="Compact"/>
+            </w:pPr>
+            <w:r>
+              <w:rPr>
+                <w:rStyle w:val="VerbatimChar"/>
+              </w:rPr>
+              <w:t xml:space="preserve">WEBHOOK_EVENTS</w:t>
+            </w:r>
+            <w:r>
+              <w:t xml:space="preserve"> </w:t>
+            </w:r>
+            <w:r>
+              <w:t xml:space="preserve">entries</w:t>
+            </w:r>
+            <w:r>
+              <w:t xml:space="preserve"> </w:t>
+            </w:r>
+            <w:r>
+              <w:rPr>
+                <w:rStyle w:val="VerbatimChar"/>
+              </w:rPr>
+              <w:t xml:space="preserve">sign.sent</w:t>
+            </w:r>
+            <w:r>
+              <w:t xml:space="preserve">,</w:t>
+            </w:r>
+            <w:r>
+              <w:t xml:space="preserve"> </w:t>
+            </w:r>
+            <w:r>
+              <w:rPr>
+                <w:rStyle w:val="VerbatimChar"/>
+              </w:rPr>
+              <w:t xml:space="preserve">sign.viewed</w:t>
+            </w:r>
+            <w:r>
+              <w:t xml:space="preserve">,</w:t>
+            </w:r>
+            <w:r>
+              <w:t xml:space="preserve"> </w:t>
+            </w:r>
+            <w:r>
+              <w:rPr>
+                <w:rStyle w:val="VerbatimChar"/>
+              </w:rPr>
+              <w:t xml:space="preserve">sign.completed</w:t>
+            </w:r>
+            <w:r>
+              <w:t xml:space="preserve">,</w:t>
+            </w:r>
+            <w:r>
+              <w:t xml:space="preserve"> </w:t>
+            </w:r>
+            <w:r>
+              <w:rPr>
+                <w:rStyle w:val="VerbatimChar"/>
+              </w:rPr>
+              <w:t xml:space="preserve">sign.declined</w:t>
+            </w:r>
+            <w:r>
+              <w:t xml:space="preserve">,</w:t>
+            </w:r>
+            <w:r>
+              <w:t xml:space="preserve"> </w:t>
+            </w:r>
+            <w:r>
+              <w:rPr>
+                <w:rStyle w:val="VerbatimChar"/>
+              </w:rPr>
+              <w:t xml:space="preserve">sign.expired</w:t>
+            </w:r>
+            <w:r>
+              <w:t xml:space="preserve"> </w:t>
+            </w:r>
+            <w:r>
+              <w:t xml:space="preserve">(P2).</w:t>
             </w:r>
           </w:p>
         </w:tc>
@@ -5227,33 +6272,33 @@
               <w:pStyle w:val="Compact"/>
             </w:pPr>
             <w:r>
-              <w:t xml:space="preserve">Export and deletion</w:t>
-            </w:r>
-          </w:p>
-        </w:tc>
-        <w:tc>
-          <w:tcPr/>
-          <w:p>
-            <w:pPr>
-              <w:pStyle w:val="Compact"/>
-            </w:pPr>
-            <w:r>
-              <w:t xml:space="preserve">tables discovered automatically; list</w:t>
-            </w:r>
-            <w:r>
-              <w:t xml:space="preserve"> </w:t>
-            </w:r>
-            <w:r>
-              <w:rPr>
-                <w:rStyle w:val="VerbatimChar"/>
-              </w:rPr>
-              <w:t xml:space="preserve">sign_events</w:t>
-            </w:r>
-            <w:r>
-              <w:t xml:space="preserve"> </w:t>
-            </w:r>
-            <w:r>
-              <w:t xml:space="preserve">children if needed; the retention exception; teardown has no external registrations.</w:t>
+              <w:t xml:space="preserve">Audit</w:t>
+            </w:r>
+          </w:p>
+        </w:tc>
+        <w:tc>
+          <w:tcPr/>
+          <w:p>
+            <w:pPr>
+              <w:pStyle w:val="Compact"/>
+            </w:pPr>
+            <w:r>
+              <w:t xml:space="preserve">new actions and entity types in</w:t>
+            </w:r>
+            <w:r>
+              <w:t xml:space="preserve"> </w:t>
+            </w:r>
+            <w:r>
+              <w:rPr>
+                <w:rStyle w:val="VerbatimChar"/>
+              </w:rPr>
+              <w:t xml:space="preserve">src/lib/audit/types.ts</w:t>
+            </w:r>
+            <w:r>
+              <w:t xml:space="preserve"> </w:t>
+            </w:r>
+            <w:r>
+              <w:t xml:space="preserve">and the check constraint.</w:t>
             </w:r>
           </w:p>
         </w:tc>
@@ -5266,39 +6311,33 @@
               <w:pStyle w:val="Compact"/>
             </w:pPr>
             <w:r>
-              <w:t xml:space="preserve">Contacts</w:t>
-            </w:r>
-          </w:p>
-        </w:tc>
-        <w:tc>
-          <w:tcPr/>
-          <w:p>
-            <w:pPr>
-              <w:pStyle w:val="Compact"/>
-            </w:pPr>
-            <w:r>
-              <w:rPr>
-                <w:rStyle w:val="VerbatimChar"/>
-              </w:rPr>
-              <w:t xml:space="preserve">merge_contacts()</w:t>
-            </w:r>
-            <w:r>
-              <w:t xml:space="preserve"> </w:t>
-            </w:r>
-            <w:r>
-              <w:t xml:space="preserve">repoint for</w:t>
-            </w:r>
-            <w:r>
-              <w:t xml:space="preserve"> </w:t>
-            </w:r>
-            <w:r>
-              <w:rPr>
-                <w:rStyle w:val="VerbatimChar"/>
-              </w:rPr>
-              <w:t xml:space="preserve">sign_documents.contact_id</w:t>
-            </w:r>
-            <w:r>
-              <w:t xml:space="preserve">; soft-delete behaviour reviewed.</w:t>
+              <w:t xml:space="preserve">Export and deletion</w:t>
+            </w:r>
+          </w:p>
+        </w:tc>
+        <w:tc>
+          <w:tcPr/>
+          <w:p>
+            <w:pPr>
+              <w:pStyle w:val="Compact"/>
+            </w:pPr>
+            <w:r>
+              <w:t xml:space="preserve">tables discovered automatically; list</w:t>
+            </w:r>
+            <w:r>
+              <w:t xml:space="preserve"> </w:t>
+            </w:r>
+            <w:r>
+              <w:rPr>
+                <w:rStyle w:val="VerbatimChar"/>
+              </w:rPr>
+              <w:t xml:space="preserve">sign_events</w:t>
+            </w:r>
+            <w:r>
+              <w:t xml:space="preserve"> </w:t>
+            </w:r>
+            <w:r>
+              <w:t xml:space="preserve">children if needed; the retention exception; teardown has no external registrations.</w:t>
             </w:r>
           </w:p>
         </w:tc>
@@ -5311,51 +6350,39 @@
               <w:pStyle w:val="Compact"/>
             </w:pPr>
             <w:r>
-              <w:t xml:space="preserve">Language and guide</w:t>
-            </w:r>
-          </w:p>
-        </w:tc>
-        <w:tc>
-          <w:tcPr/>
-          <w:p>
-            <w:pPr>
-              <w:pStyle w:val="Compact"/>
-            </w:pPr>
-            <w:r>
-              <w:rPr>
-                <w:rStyle w:val="VerbatimChar"/>
-              </w:rPr>
-              <w:t xml:space="preserve">Sign</w:t>
-            </w:r>
-            <w:r>
-              <w:t xml:space="preserve"> </w:t>
-            </w:r>
-            <w:r>
-              <w:t xml:space="preserve">namespace in four languages,</w:t>
-            </w:r>
-            <w:r>
-              <w:t xml:space="preserve"> </w:t>
-            </w:r>
-            <w:r>
-              <w:rPr>
-                <w:rStyle w:val="VerbatimChar"/>
-              </w:rPr>
-              <w:t xml:space="preserve">content/help/sign/*</w:t>
-            </w:r>
-            <w:r>
-              <w:t xml:space="preserve">, neutral-wording test,</w:t>
-            </w:r>
-            <w:r>
-              <w:t xml:space="preserve"> </w:t>
-            </w:r>
-            <w:r>
-              <w:rPr>
-                <w:rStyle w:val="VerbatimChar"/>
-              </w:rPr>
-              <w:t xml:space="preserve">CHANGELOG.md</w:t>
-            </w:r>
-            <w:r>
-              <w:t xml:space="preserve">, version bump 0.76.0.</w:t>
+              <w:t xml:space="preserve">Contacts</w:t>
+            </w:r>
+          </w:p>
+        </w:tc>
+        <w:tc>
+          <w:tcPr/>
+          <w:p>
+            <w:pPr>
+              <w:pStyle w:val="Compact"/>
+            </w:pPr>
+            <w:r>
+              <w:rPr>
+                <w:rStyle w:val="VerbatimChar"/>
+              </w:rPr>
+              <w:t xml:space="preserve">merge_contacts()</w:t>
+            </w:r>
+            <w:r>
+              <w:t xml:space="preserve"> </w:t>
+            </w:r>
+            <w:r>
+              <w:t xml:space="preserve">repoint for</w:t>
+            </w:r>
+            <w:r>
+              <w:t xml:space="preserve"> </w:t>
+            </w:r>
+            <w:r>
+              <w:rPr>
+                <w:rStyle w:val="VerbatimChar"/>
+              </w:rPr>
+              <w:t xml:space="preserve">sign_documents.contact_id</w:t>
+            </w:r>
+            <w:r>
+              <w:t xml:space="preserve">; soft-delete behaviour reviewed.</w:t>
             </w:r>
           </w:p>
         </w:tc>
@@ -5368,6 +6395,63 @@
               <w:pStyle w:val="Compact"/>
             </w:pPr>
             <w:r>
+              <w:t xml:space="preserve">Language and guide</w:t>
+            </w:r>
+          </w:p>
+        </w:tc>
+        <w:tc>
+          <w:tcPr/>
+          <w:p>
+            <w:pPr>
+              <w:pStyle w:val="Compact"/>
+            </w:pPr>
+            <w:r>
+              <w:rPr>
+                <w:rStyle w:val="VerbatimChar"/>
+              </w:rPr>
+              <w:t xml:space="preserve">Sign</w:t>
+            </w:r>
+            <w:r>
+              <w:t xml:space="preserve"> </w:t>
+            </w:r>
+            <w:r>
+              <w:t xml:space="preserve">namespace in four languages,</w:t>
+            </w:r>
+            <w:r>
+              <w:t xml:space="preserve"> </w:t>
+            </w:r>
+            <w:r>
+              <w:rPr>
+                <w:rStyle w:val="VerbatimChar"/>
+              </w:rPr>
+              <w:t xml:space="preserve">content/help/sign/*</w:t>
+            </w:r>
+            <w:r>
+              <w:t xml:space="preserve">, neutral-wording test,</w:t>
+            </w:r>
+            <w:r>
+              <w:t xml:space="preserve"> </w:t>
+            </w:r>
+            <w:r>
+              <w:rPr>
+                <w:rStyle w:val="VerbatimChar"/>
+              </w:rPr>
+              <w:t xml:space="preserve">CHANGELOG.md</w:t>
+            </w:r>
+            <w:r>
+              <w:t xml:space="preserve">, version bump 0.76.0.</w:t>
+            </w:r>
+          </w:p>
+        </w:tc>
+      </w:tr>
+      <w:tr>
+        <w:tc>
+          <w:tcPr/>
+          <w:p>
+            <w:pPr>
+              <w:pStyle w:val="Compact"/>
+            </w:pPr>
+            <w:r>
               <w:t xml:space="preserve">Public registration address</w:t>
             </w:r>
           </w:p>
@@ -5400,23 +6484,23 @@
         </w:tc>
       </w:tr>
     </w:tbl>
-    <w:bookmarkEnd w:id="17"/>
-    <w:bookmarkStart w:id="21" w:name="work-packages"/>
+    <w:bookmarkEnd w:id="18"/>
+    <w:bookmarkStart w:id="23" w:name="work-packages"/>
     <w:p>
       <w:pPr>
         <w:pStyle w:val="Heading1"/>
       </w:pPr>
       <w:r>
-        <w:t xml:space="preserve">10. Work packages</w:t>
+        <w:t xml:space="preserve">11. Work packages</w:t>
       </w:r>
     </w:p>
-    <w:bookmarkStart w:id="18" w:name="phase-1-46-days"/>
+    <w:bookmarkStart w:id="19" w:name="phase-1a-core-signing-46-days"/>
     <w:p>
       <w:pPr>
         <w:pStyle w:val="Heading2"/>
       </w:pPr>
       <w:r>
-        <w:t xml:space="preserve">Phase 1 (46 days)</w:t>
+        <w:t xml:space="preserve">Phase 1A: core signing (46 days)</w:t>
       </w:r>
     </w:p>
     <w:tbl>
@@ -5678,31 +6762,63 @@
               <w:t xml:space="preserve"> </w:t>
             </w:r>
             <w:r>
-              <w:t xml:space="preserve">wizard,</w:t>
-            </w:r>
-            <w:r>
-              <w:t xml:space="preserve"> </w:t>
-            </w:r>
+              <w:t xml:space="preserve">wizard, signing list with full name, email and order, order logic, invitations (email, WhatsApp), tokens and codes, signing page on mobile, signatures, uploads, decline, waiting and end states, seal job</w:t>
+            </w:r>
+          </w:p>
+        </w:tc>
+        <w:tc>
+          <w:tcPr/>
+          <w:p>
+            <w:pPr>
+              <w:pStyle w:val="Compact"/>
+            </w:pPr>
+            <w:r>
+              <w:t xml:space="preserve">10</w:t>
+            </w:r>
+          </w:p>
+        </w:tc>
+      </w:tr>
+      <w:tr>
+        <w:tc>
+          <w:tcPr/>
+          <w:p>
+            <w:pPr>
+              <w:pStyle w:val="Compact"/>
+            </w:pPr>
+            <w:r>
+              <w:t xml:space="preserve">6</w:t>
+            </w:r>
+          </w:p>
+        </w:tc>
+        <w:tc>
+          <w:tcPr/>
+          <w:p>
+            <w:pPr>
+              <w:pStyle w:val="Compact"/>
+            </w:pPr>
             <w:r>
               <w:rPr>
                 <w:b/>
                 <w:bCs/>
               </w:rPr>
-              <w:t xml:space="preserve">signing list with full name, email and order</w:t>
-            </w:r>
-            <w:r>
-              <w:t xml:space="preserve">, order logic, invitations (email, WhatsApp), tokens and codes, signing page on mobile, signatures, uploads, decline, waiting and end states, seal job</w:t>
-            </w:r>
-          </w:p>
-        </w:tc>
-        <w:tc>
-          <w:tcPr/>
-          <w:p>
-            <w:pPr>
-              <w:pStyle w:val="Compact"/>
-            </w:pPr>
-            <w:r>
-              <w:t xml:space="preserve">10</w:t>
+              <w:t xml:space="preserve">Management:</w:t>
+            </w:r>
+            <w:r>
+              <w:t xml:space="preserve"> </w:t>
+            </w:r>
+            <w:r>
+              <w:t xml:space="preserve">list with category filter, detail, audit view, contact tab, notifications, downloads, void, remind, resend, change recipient</w:t>
+            </w:r>
+          </w:p>
+        </w:tc>
+        <w:tc>
+          <w:tcPr/>
+          <w:p>
+            <w:pPr>
+              <w:pStyle w:val="Compact"/>
+            </w:pPr>
+            <w:r>
+              <w:t xml:space="preserve">4</w:t>
             </w:r>
           </w:p>
         </w:tc>
@@ -5715,7 +6831,7 @@
               <w:pStyle w:val="Compact"/>
             </w:pPr>
             <w:r>
-              <w:t xml:space="preserve">6</w:t>
+              <w:t xml:space="preserve">7</w:t>
             </w:r>
           </w:p>
         </w:tc>
@@ -5730,13 +6846,13 @@
                 <w:b/>
                 <w:bCs/>
               </w:rPr>
-              <w:t xml:space="preserve">Management:</w:t>
-            </w:r>
-            <w:r>
-              <w:t xml:space="preserve"> </w:t>
-            </w:r>
-            <w:r>
-              <w:t xml:space="preserve">list with category filter, detail, audit view, contact tab, notifications, downloads, void, remind, resend, change recipient</w:t>
+              <w:t xml:space="preserve">Categories and add-ons:</w:t>
+            </w:r>
+            <w:r>
+              <w:t xml:space="preserve"> </w:t>
+            </w:r>
+            <w:r>
+              <w:t xml:space="preserve">category settings, add-on catalogue and installer, operator switch</w:t>
             </w:r>
           </w:p>
         </w:tc>
@@ -5760,7 +6876,7 @@
               <w:pStyle w:val="Compact"/>
             </w:pPr>
             <w:r>
-              <w:t xml:space="preserve">7</w:t>
+              <w:t xml:space="preserve">8</w:t>
             </w:r>
           </w:p>
         </w:tc>
@@ -5775,51 +6891,6 @@
                 <w:b/>
                 <w:bCs/>
               </w:rPr>
-              <w:t xml:space="preserve">Categories and add-ons:</w:t>
-            </w:r>
-            <w:r>
-              <w:t xml:space="preserve"> </w:t>
-            </w:r>
-            <w:r>
-              <w:t xml:space="preserve">category settings, add-on catalogue and installer, Merchant Registration content, operator switch</w:t>
-            </w:r>
-          </w:p>
-        </w:tc>
-        <w:tc>
-          <w:tcPr/>
-          <w:p>
-            <w:pPr>
-              <w:pStyle w:val="Compact"/>
-            </w:pPr>
-            <w:r>
-              <w:t xml:space="preserve">4</w:t>
-            </w:r>
-          </w:p>
-        </w:tc>
-      </w:tr>
-      <w:tr>
-        <w:tc>
-          <w:tcPr/>
-          <w:p>
-            <w:pPr>
-              <w:pStyle w:val="Compact"/>
-            </w:pPr>
-            <w:r>
-              <w:t xml:space="preserve">8</w:t>
-            </w:r>
-          </w:p>
-        </w:tc>
-        <w:tc>
-          <w:tcPr/>
-          <w:p>
-            <w:pPr>
-              <w:pStyle w:val="Compact"/>
-            </w:pPr>
-            <w:r>
-              <w:rPr>
-                <w:b/>
-                <w:bCs/>
-              </w:rPr>
               <w:t xml:space="preserve">Settings, platform and finish:</w:t>
             </w:r>
             <w:r>
@@ -5843,14 +6914,14 @@
         </w:tc>
       </w:tr>
     </w:tbl>
-    <w:bookmarkEnd w:id="18"/>
-    <w:bookmarkStart w:id="19" w:name="phase-2-25-days"/>
+    <w:bookmarkEnd w:id="19"/>
+    <w:bookmarkStart w:id="20" w:name="Xb4badb24fb54ec6f7453348152dfeda8eb940b0"/>
     <w:p>
       <w:pPr>
         <w:pStyle w:val="Heading2"/>
       </w:pPr>
       <w:r>
-        <w:t xml:space="preserve">Phase 2 (25 days)</w:t>
+        <w:t xml:space="preserve">Phase 1B: forms and merchant groups (22 days)</w:t>
       </w:r>
     </w:p>
     <w:tbl>
@@ -5922,24 +6993,28 @@
               <w:pStyle w:val="Compact"/>
             </w:pPr>
             <w:r>
-              <w:t xml:space="preserve">Automation trigger and step, webhooks, recipe</w:t>
-            </w:r>
-            <w:r>
-              <w:t xml:space="preserve"> </w:t>
-            </w:r>
-            <w:r>
-              <w:t xml:space="preserve">“Merchant onboarding”</w:t>
-            </w:r>
-          </w:p>
-        </w:tc>
-        <w:tc>
-          <w:tcPr/>
-          <w:p>
-            <w:pPr>
-              <w:pStyle w:val="Compact"/>
-            </w:pPr>
-            <w:r>
-              <w:t xml:space="preserve">4</w:t>
+              <w:rPr>
+                <w:b/>
+                <w:bCs/>
+              </w:rPr>
+              <w:t xml:space="preserve">Data fields and form definition:</w:t>
+            </w:r>
+            <w:r>
+              <w:t xml:space="preserve"> </w:t>
+            </w:r>
+            <w:r>
+              <w:t xml:space="preserve">tables, field types, shared rule and validation module, option lists seed, binding placements to data fields in the editor</w:t>
+            </w:r>
+          </w:p>
+        </w:tc>
+        <w:tc>
+          <w:tcPr/>
+          <w:p>
+            <w:pPr>
+              <w:pStyle w:val="Compact"/>
+            </w:pPr>
+            <w:r>
+              <w:t xml:space="preserve">6</w:t>
             </w:r>
           </w:p>
         </w:tc>
@@ -5963,30 +7038,28 @@
               <w:pStyle w:val="Compact"/>
             </w:pPr>
             <w:r>
-              <w:t xml:space="preserve">Public API</w:t>
-            </w:r>
-            <w:r>
-              <w:t xml:space="preserve"> </w:t>
-            </w:r>
-            <w:r>
-              <w:rPr>
-                <w:rStyle w:val="VerbatimChar"/>
-              </w:rPr>
-              <w:t xml:space="preserve">/api/v1/sign</w:t>
-            </w:r>
-            <w:r>
-              <w:t xml:space="preserve">, scopes, API docs</w:t>
-            </w:r>
-          </w:p>
-        </w:tc>
-        <w:tc>
-          <w:tcPr/>
-          <w:p>
-            <w:pPr>
-              <w:pStyle w:val="Compact"/>
-            </w:pPr>
-            <w:r>
-              <w:t xml:space="preserve">3</w:t>
+              <w:rPr>
+                <w:b/>
+                <w:bCs/>
+              </w:rPr>
+              <w:t xml:space="preserve">Form-mode signing:</w:t>
+            </w:r>
+            <w:r>
+              <w:t xml:space="preserve"> </w:t>
+            </w:r>
+            <w:r>
+              <w:t xml:space="preserve">overview with parts, part screens, autosave and resume, progress, locked review and sign, mobile, languages</w:t>
+            </w:r>
+          </w:p>
+        </w:tc>
+        <w:tc>
+          <w:tcPr/>
+          <w:p>
+            <w:pPr>
+              <w:pStyle w:val="Compact"/>
+            </w:pPr>
+            <w:r>
+              <w:t xml:space="preserve">6</w:t>
             </w:r>
           </w:p>
         </w:tc>
@@ -6010,18 +7083,28 @@
               <w:pStyle w:val="Compact"/>
             </w:pPr>
             <w:r>
-              <w:t xml:space="preserve">Reminders and expiry job, countersign inside Halo</w:t>
-            </w:r>
-          </w:p>
-        </w:tc>
-        <w:tc>
-          <w:tcPr/>
-          <w:p>
-            <w:pPr>
-              <w:pStyle w:val="Compact"/>
-            </w:pPr>
-            <w:r>
-              <w:t xml:space="preserve">5</w:t>
+              <w:rPr>
+                <w:b/>
+                <w:bCs/>
+              </w:rPr>
+              <w:t xml:space="preserve">Sender side:</w:t>
+            </w:r>
+            <w:r>
+              <w:t xml:space="preserve"> </w:t>
+            </w:r>
+            <w:r>
+              <w:t xml:space="preserve">form builder, progress view, reminders naming unfinished parts, extend expiry, write-back to contact fields</w:t>
+            </w:r>
+          </w:p>
+        </w:tc>
+        <w:tc>
+          <w:tcPr/>
+          <w:p>
+            <w:pPr>
+              <w:pStyle w:val="Compact"/>
+            </w:pPr>
+            <w:r>
+              <w:t xml:space="preserve">4</w:t>
             </w:r>
           </w:p>
         </w:tc>
@@ -6045,18 +7128,28 @@
               <w:pStyle w:val="Compact"/>
             </w:pPr>
             <w:r>
-              <w:t xml:space="preserve">Envelopes (several documents, one sitting)</w:t>
-            </w:r>
-          </w:p>
-        </w:tc>
-        <w:tc>
-          <w:tcPr/>
-          <w:p>
-            <w:pPr>
-              <w:pStyle w:val="Compact"/>
-            </w:pPr>
-            <w:r>
-              <w:t xml:space="preserve">4</w:t>
+              <w:rPr>
+                <w:b/>
+                <w:bCs/>
+              </w:rPr>
+              <w:t xml:space="preserve">Families and merchant groups:</w:t>
+            </w:r>
+            <w:r>
+              <w:t xml:space="preserve"> </w:t>
+            </w:r>
+            <w:r>
+              <w:t xml:space="preserve">variants, group picker, auto-choice from the contact, commercial values with defaults, compare and copy</w:t>
+            </w:r>
+          </w:p>
+        </w:tc>
+        <w:tc>
+          <w:tcPr/>
+          <w:p>
+            <w:pPr>
+              <w:pStyle w:val="Compact"/>
+            </w:pPr>
+            <w:r>
+              <w:t xml:space="preserve">3</w:t>
             </w:r>
           </w:p>
         </w:tc>
@@ -6080,7 +7173,17 @@
               <w:pStyle w:val="Compact"/>
             </w:pPr>
             <w:r>
-              <w:t xml:space="preserve">Bulk send, CSV export, zip download</w:t>
+              <w:rPr>
+                <w:b/>
+                <w:bCs/>
+              </w:rPr>
+              <w:t xml:space="preserve">Merchant Registration content:</w:t>
+            </w:r>
+            <w:r>
+              <w:t xml:space="preserve"> </w:t>
+            </w:r>
+            <w:r>
+              <w:t xml:space="preserve">the real application with the e-invoice part, groups A, B and C, wording in English and Bahasa Melayu, tests on the real files</w:t>
             </w:r>
           </w:p>
         </w:tc>
@@ -6092,628 +7195,19 @@
             </w:pPr>
             <w:r>
               <w:t xml:space="preserve">3</w:t>
-            </w:r>
-          </w:p>
-        </w:tc>
-      </w:tr>
-      <w:tr>
-        <w:tc>
-          <w:tcPr/>
-          <w:p>
-            <w:pPr>
-              <w:pStyle w:val="Compact"/>
-            </w:pPr>
-            <w:r>
-              <w:t xml:space="preserve">14</w:t>
-            </w:r>
-          </w:p>
-        </w:tc>
-        <w:tc>
-          <w:tcPr/>
-          <w:p>
-            <w:pPr>
-              <w:pStyle w:val="Compact"/>
-            </w:pPr>
-            <w:r>
-              <w:t xml:space="preserve">Sensitive-field encryption and masking, template test mode, ticket and deal attach, replace file, add-on updates</w:t>
-            </w:r>
-          </w:p>
-        </w:tc>
-        <w:tc>
-          <w:tcPr/>
-          <w:p>
-            <w:pPr>
-              <w:pStyle w:val="Compact"/>
-            </w:pPr>
-            <w:r>
-              <w:t xml:space="preserve">6</w:t>
-            </w:r>
-          </w:p>
-        </w:tc>
-      </w:tr>
-    </w:tbl>
-    <w:bookmarkEnd w:id="19"/>
-    <w:bookmarkStart w:id="20" w:name="phase-3-18-days"/>
-    <w:p>
-      <w:pPr>
-        <w:pStyle w:val="Heading2"/>
-      </w:pPr>
-      <w:r>
-        <w:t xml:space="preserve">Phase 3 (18 days)</w:t>
-      </w:r>
-    </w:p>
-    <w:tbl>
-      <w:tblPr>
-        <w:tblStyle w:val="Table"/>
-        <w:tblW w:type="auto" w:w="0"/>
-        <w:tblLook w:firstRow="1" w:lastRow="0" w:firstColumn="0" w:lastColumn="0" w:noHBand="0" w:noVBand="0" w:val="0020"/>
-      </w:tblPr>
-      <w:tblGrid>
-        <w:gridCol w:w="2640"/>
-        <w:gridCol w:w="2640"/>
-        <w:gridCol w:w="2640"/>
-      </w:tblGrid>
-      <w:tr>
-        <w:trPr>
-          <w:tblHeader w:val="on"/>
-        </w:trPr>
-        <w:tc>
-          <w:tcPr/>
-          <w:p>
-            <w:pPr>
-              <w:pStyle w:val="Compact"/>
-            </w:pPr>
-            <w:r>
-              <w:t xml:space="preserve">WP</w:t>
-            </w:r>
-          </w:p>
-        </w:tc>
-        <w:tc>
-          <w:tcPr/>
-          <w:p>
-            <w:pPr>
-              <w:pStyle w:val="Compact"/>
-            </w:pPr>
-            <w:r>
-              <w:t xml:space="preserve">Work</w:t>
-            </w:r>
-          </w:p>
-        </w:tc>
-        <w:tc>
-          <w:tcPr/>
-          <w:p>
-            <w:pPr>
-              <w:pStyle w:val="Compact"/>
-            </w:pPr>
-            <w:r>
-              <w:t xml:space="preserve">Days</w:t>
-            </w:r>
-          </w:p>
-        </w:tc>
-      </w:tr>
-      <w:tr>
-        <w:tc>
-          <w:tcPr/>
-          <w:p>
-            <w:pPr>
-              <w:pStyle w:val="Compact"/>
-            </w:pPr>
-            <w:r>
-              <w:t xml:space="preserve">15</w:t>
-            </w:r>
-          </w:p>
-        </w:tc>
-        <w:tc>
-          <w:tcPr/>
-          <w:p>
-            <w:pPr>
-              <w:pStyle w:val="Compact"/>
-            </w:pPr>
-            <w:r>
-              <w:t xml:space="preserve">Public registration forms and anti-abuse</w:t>
-            </w:r>
-          </w:p>
-        </w:tc>
-        <w:tc>
-          <w:tcPr/>
-          <w:p>
-            <w:pPr>
-              <w:pStyle w:val="Compact"/>
-            </w:pPr>
-            <w:r>
-              <w:t xml:space="preserve">6</w:t>
-            </w:r>
-          </w:p>
-        </w:tc>
-      </w:tr>
-      <w:tr>
-        <w:tc>
-          <w:tcPr/>
-          <w:p>
-            <w:pPr>
-              <w:pStyle w:val="Compact"/>
-            </w:pPr>
-            <w:r>
-              <w:t xml:space="preserve">16</w:t>
-            </w:r>
-          </w:p>
-        </w:tc>
-        <w:tc>
-          <w:tcPr/>
-          <w:p>
-            <w:pPr>
-              <w:pStyle w:val="Compact"/>
-            </w:pPr>
-            <w:r>
-              <w:t xml:space="preserve">CA-issued certificate rollout, verify page</w:t>
-            </w:r>
-          </w:p>
-        </w:tc>
-        <w:tc>
-          <w:tcPr/>
-          <w:p>
-            <w:pPr>
-              <w:pStyle w:val="Compact"/>
-            </w:pPr>
-            <w:r>
-              <w:t xml:space="preserve">5</w:t>
-            </w:r>
-          </w:p>
-        </w:tc>
-      </w:tr>
-      <w:tr>
-        <w:tc>
-          <w:tcPr/>
-          <w:p>
-            <w:pPr>
-              <w:pStyle w:val="Compact"/>
-            </w:pPr>
-            <w:r>
-              <w:t xml:space="preserve">17</w:t>
-            </w:r>
-          </w:p>
-        </w:tc>
-        <w:tc>
-          <w:tcPr/>
-          <w:p>
-            <w:pPr>
-              <w:pStyle w:val="Compact"/>
-            </w:pPr>
-            <w:r>
-              <w:t xml:space="preserve">Retention rules and the deletion exception</w:t>
-            </w:r>
-          </w:p>
-        </w:tc>
-        <w:tc>
-          <w:tcPr/>
-          <w:p>
-            <w:pPr>
-              <w:pStyle w:val="Compact"/>
-            </w:pPr>
-            <w:r>
-              <w:t xml:space="preserve">3</w:t>
-            </w:r>
-          </w:p>
-        </w:tc>
-      </w:tr>
-      <w:tr>
-        <w:tc>
-          <w:tcPr/>
-          <w:p>
-            <w:pPr>
-              <w:pStyle w:val="Compact"/>
-            </w:pPr>
-            <w:r>
-              <w:t xml:space="preserve">18</w:t>
-            </w:r>
-          </w:p>
-        </w:tc>
-        <w:tc>
-          <w:tcPr/>
-          <w:p>
-            <w:pPr>
-              <w:pStyle w:val="Compact"/>
-            </w:pPr>
-            <w:r>
-              <w:t xml:space="preserve">Load test, security review, fixes</w:t>
-            </w:r>
-          </w:p>
-        </w:tc>
-        <w:tc>
-          <w:tcPr/>
-          <w:p>
-            <w:pPr>
-              <w:pStyle w:val="Compact"/>
-            </w:pPr>
-            <w:r>
-              <w:t xml:space="preserve">4</w:t>
             </w:r>
           </w:p>
         </w:tc>
       </w:tr>
     </w:tbl>
     <w:bookmarkEnd w:id="20"/>
-    <w:bookmarkEnd w:id="21"/>
-    <w:bookmarkStart w:id="22" w:name="testing"/>
+    <w:bookmarkStart w:id="21" w:name="phase-2-31-days"/>
     <w:p>
       <w:pPr>
-        <w:pStyle w:val="Heading1"/>
-      </w:pPr>
-      <w:r>
-        <w:t xml:space="preserve">11. Testing</w:t>
-      </w:r>
-    </w:p>
-    <w:p>
-      <w:pPr>
-        <w:pStyle w:val="Compact"/>
-        <w:numPr>
-          <w:ilvl w:val="0"/>
-          <w:numId w:val="1008"/>
-        </w:numPr>
-      </w:pPr>
-      <w:r>
-        <w:rPr>
-          <w:b/>
-          <w:bCs/>
-        </w:rPr>
-        <w:t xml:space="preserve">Unit tests (Vitest):</w:t>
-      </w:r>
-      <w:r>
-        <w:t xml:space="preserve"> </w:t>
-      </w:r>
-      <w:r>
-        <w:t xml:space="preserve">tokens and codes, state moves, merge rendering, field validation, hash</w:t>
-      </w:r>
-      <w:r>
-        <w:t xml:space="preserve"> </w:t>
-      </w:r>
-      <w:r>
-        <w:t xml:space="preserve">chain, sealing steps, permissions, and the signing-order logic (parallel, sequential, mixed steps,</w:t>
-      </w:r>
-      <w:r>
-        <w:t xml:space="preserve"> </w:t>
-      </w:r>
-      <w:r>
-        <w:t xml:space="preserve">two signers finishing at once, decline mid-chain, change recipient mid-chain).</w:t>
-      </w:r>
-    </w:p>
-    <w:p>
-      <w:pPr>
-        <w:pStyle w:val="Compact"/>
-        <w:numPr>
-          <w:ilvl w:val="0"/>
-          <w:numId w:val="1008"/>
-        </w:numPr>
-      </w:pPr>
-      <w:r>
-        <w:rPr>
-          <w:b/>
-          <w:bCs/>
-        </w:rPr>
-        <w:t xml:space="preserve">Conversion tests:</w:t>
-      </w:r>
-      <w:r>
-        <w:t xml:space="preserve"> </w:t>
-      </w:r>
-      <w:r>
-        <w:t xml:space="preserve">a set of real Word files (tables, images, headers, tracked changes, Malay text,</w:t>
-      </w:r>
-      <w:r>
-        <w:t xml:space="preserve"> </w:t>
-      </w:r>
-      <w:r>
-        <w:t xml:space="preserve">large and corrupt files) converted and compared page by page; oversized and macro-laden files</w:t>
-      </w:r>
-      <w:r>
-        <w:t xml:space="preserve"> </w:t>
-      </w:r>
-      <w:r>
-        <w:t xml:space="preserve">rejected or neutralised.</w:t>
-      </w:r>
-    </w:p>
-    <w:p>
-      <w:pPr>
-        <w:pStyle w:val="Compact"/>
-        <w:numPr>
-          <w:ilvl w:val="0"/>
-          <w:numId w:val="1008"/>
-        </w:numPr>
-      </w:pPr>
-      <w:r>
-        <w:rPr>
-          <w:b/>
-          <w:bCs/>
-        </w:rPr>
-        <w:t xml:space="preserve">Database checks:</w:t>
-      </w:r>
-      <w:r>
-        <w:t xml:space="preserve"> </w:t>
-      </w:r>
-      <w:r>
-        <w:rPr>
-          <w:rStyle w:val="VerbatimChar"/>
-        </w:rPr>
-        <w:t xml:space="preserve">verify-157</w:t>
-      </w:r>
-      <w:r>
-        <w:t xml:space="preserve"> </w:t>
-      </w:r>
-      <w:r>
-        <w:t xml:space="preserve">and later scripts for row-level security, chain integrity,</w:t>
-      </w:r>
-      <w:r>
-        <w:t xml:space="preserve"> </w:t>
-      </w:r>
-      <w:r>
-        <w:t xml:space="preserve">blocked updates, cascade, quota; run in CI against an empty database and against production</w:t>
-      </w:r>
-      <w:r>
-        <w:t xml:space="preserve"> </w:t>
-      </w:r>
-      <w:r>
-        <w:t xml:space="preserve">(rolled back) before each migration is applied.</w:t>
-      </w:r>
-    </w:p>
-    <w:p>
-      <w:pPr>
-        <w:pStyle w:val="Compact"/>
-        <w:numPr>
-          <w:ilvl w:val="0"/>
-          <w:numId w:val="1008"/>
-        </w:numPr>
-      </w:pPr>
-      <w:r>
-        <w:rPr>
-          <w:b/>
-          <w:bCs/>
-        </w:rPr>
-        <w:t xml:space="preserve">PDF proof:</w:t>
-      </w:r>
-      <w:r>
-        <w:t xml:space="preserve"> </w:t>
-      </w:r>
-      <w:r>
-        <w:t xml:space="preserve">sealed golden files verified by an independent tool (for example</w:t>
-      </w:r>
-      <w:r>
-        <w:t xml:space="preserve"> </w:t>
-      </w:r>
-      <w:r>
-        <w:rPr>
-          <w:rStyle w:val="VerbatimChar"/>
-        </w:rPr>
-        <w:t xml:space="preserve">pdfsig</w:t>
-      </w:r>
-      <w:r>
-        <w:t xml:space="preserve"> </w:t>
-      </w:r>
-      <w:r>
-        <w:t xml:space="preserve">or an</w:t>
-      </w:r>
-      <w:r>
-        <w:t xml:space="preserve"> </w:t>
-      </w:r>
-      <w:r>
-        <w:t xml:space="preserve">OpenSSL check) in CI where available and by hand in common PDF readers before each release.</w:t>
-      </w:r>
-    </w:p>
-    <w:p>
-      <w:pPr>
-        <w:pStyle w:val="Compact"/>
-        <w:numPr>
-          <w:ilvl w:val="0"/>
-          <w:numId w:val="1008"/>
-        </w:numPr>
-      </w:pPr>
-      <w:r>
-        <w:rPr>
-          <w:b/>
-          <w:bCs/>
-        </w:rPr>
-        <w:t xml:space="preserve">Security tests:</w:t>
-      </w:r>
-      <w:r>
-        <w:t xml:space="preserve"> </w:t>
-      </w:r>
-      <w:r>
-        <w:t xml:space="preserve">token guessing and reuse, replay after reissue, cross-workspace reads,</w:t>
-      </w:r>
-      <w:r>
-        <w:t xml:space="preserve"> </w:t>
-      </w:r>
-      <w:r>
-        <w:t xml:space="preserve">oversized and wrong-type uploads, rate limits.</w:t>
-      </w:r>
-    </w:p>
-    <w:p>
-      <w:pPr>
-        <w:pStyle w:val="Compact"/>
-        <w:numPr>
-          <w:ilvl w:val="0"/>
-          <w:numId w:val="1008"/>
-        </w:numPr>
-      </w:pPr>
-      <w:r>
-        <w:rPr>
-          <w:b/>
-          <w:bCs/>
-        </w:rPr>
-        <w:t xml:space="preserve">Device matrix before the pilot:</w:t>
-      </w:r>
-      <w:r>
-        <w:t xml:space="preserve"> </w:t>
-      </w:r>
-      <w:r>
-        <w:t xml:space="preserve">iPhone Safari, Android Chrome, one low-end Android, a desktop</w:t>
-      </w:r>
-      <w:r>
-        <w:t xml:space="preserve"> </w:t>
-      </w:r>
-      <w:r>
-        <w:t xml:space="preserve">browser, each in English and Bahasa Melayu; keyboard-only and screen-reader pass.</w:t>
-      </w:r>
-    </w:p>
-    <w:p>
-      <w:pPr>
-        <w:pStyle w:val="Compact"/>
-        <w:numPr>
-          <w:ilvl w:val="0"/>
-          <w:numId w:val="1008"/>
-        </w:numPr>
-      </w:pPr>
-      <w:r>
-        <w:rPr>
-          <w:b/>
-          <w:bCs/>
-        </w:rPr>
-        <w:t xml:space="preserve">Pilot:</w:t>
-      </w:r>
-      <w:r>
-        <w:t xml:space="preserve"> </w:t>
-      </w:r>
-      <w:r>
-        <w:t xml:space="preserve">three real merchants, with the owner watching events live.</w:t>
-      </w:r>
-    </w:p>
-    <w:bookmarkEnd w:id="22"/>
-    <w:bookmarkStart w:id="23" w:name="rollout"/>
-    <w:p>
-      <w:pPr>
-        <w:pStyle w:val="Heading1"/>
-      </w:pPr>
-      <w:r>
-        <w:t xml:space="preserve">12. Rollout</w:t>
-      </w:r>
-    </w:p>
-    <w:p>
-      <w:pPr>
-        <w:pStyle w:val="Compact"/>
-        <w:numPr>
-          <w:ilvl w:val="0"/>
-          <w:numId w:val="1009"/>
-        </w:numPr>
-      </w:pPr>
-      <w:r>
-        <w:t xml:space="preserve">Build behind the</w:t>
-      </w:r>
-      <w:r>
-        <w:t xml:space="preserve"> </w:t>
-      </w:r>
-      <w:r>
-        <w:rPr>
-          <w:rStyle w:val="VerbatimChar"/>
-        </w:rPr>
-        <w:t xml:space="preserve">sign</w:t>
-      </w:r>
-      <w:r>
-        <w:t xml:space="preserve"> </w:t>
-      </w:r>
-      <w:r>
-        <w:t xml:space="preserve">switch, off for everyone.</w:t>
-      </w:r>
-    </w:p>
-    <w:p>
-      <w:pPr>
-        <w:pStyle w:val="Compact"/>
-        <w:numPr>
-          <w:ilvl w:val="0"/>
-          <w:numId w:val="1009"/>
-        </w:numPr>
-      </w:pPr>
-      <w:r>
-        <w:t xml:space="preserve">Switch on for the Vircle workspace and use test documents.</w:t>
-      </w:r>
-    </w:p>
-    <w:p>
-      <w:pPr>
-        <w:pStyle w:val="Compact"/>
-        <w:numPr>
-          <w:ilvl w:val="0"/>
-          <w:numId w:val="1009"/>
-        </w:numPr>
-      </w:pPr>
-      <w:r>
-        <w:rPr>
-          <w:b/>
-          <w:bCs/>
-        </w:rPr>
-        <w:t xml:space="preserve">Pilot</w:t>
-      </w:r>
-      <w:r>
-        <w:t xml:space="preserve"> </w:t>
-      </w:r>
-      <w:r>
-        <w:t xml:space="preserve">with three merchants. Fix what they hit.</w:t>
-      </w:r>
-    </w:p>
-    <w:p>
-      <w:pPr>
-        <w:pStyle w:val="Compact"/>
-        <w:numPr>
-          <w:ilvl w:val="0"/>
-          <w:numId w:val="1009"/>
-        </w:numPr>
-      </w:pPr>
-      <w:r>
-        <w:t xml:space="preserve">Open to all Vircle users, then enable Phase 2 automation.</w:t>
-      </w:r>
-    </w:p>
-    <w:p>
-      <w:pPr>
-        <w:pStyle w:val="Compact"/>
-        <w:numPr>
-          <w:ilvl w:val="0"/>
-          <w:numId w:val="1009"/>
-        </w:numPr>
-      </w:pPr>
-      <w:r>
-        <w:t xml:space="preserve">Decide whether to offer to customers; that is a switch plus pricing, not new code.</w:t>
-      </w:r>
-    </w:p>
-    <w:p>
-      <w:pPr>
-        <w:pStyle w:val="FirstParagraph"/>
-      </w:pPr>
-      <w:r>
-        <w:rPr>
-          <w:b/>
-          <w:bCs/>
-        </w:rPr>
-        <w:t xml:space="preserve">Deployment.</w:t>
-      </w:r>
-      <w:r>
-        <w:t xml:space="preserve"> </w:t>
-      </w:r>
-      <w:r>
-        <w:t xml:space="preserve">One new container (the converter), a migration, a redeploy of Halo, and one crontab</w:t>
-      </w:r>
-      <w:r>
-        <w:t xml:space="preserve"> </w:t>
-      </w:r>
-      <w:r>
-        <w:t xml:space="preserve">line. The VPS size is not recorded anywhere, so measure memory and CPU of one seal job in WP2 and of</w:t>
-      </w:r>
-      <w:r>
-        <w:t xml:space="preserve"> </w:t>
-      </w:r>
-      <w:r>
-        <w:t xml:space="preserve">one conversion in WP3 and report; if either needs headroom, the engine moves to a small worker</w:t>
-      </w:r>
-      <w:r>
-        <w:t xml:space="preserve"> </w:t>
-      </w:r>
-      <w:r>
-        <w:t xml:space="preserve">container on the same host (the gateway pattern).</w:t>
-      </w:r>
-    </w:p>
-    <w:bookmarkEnd w:id="23"/>
-    <w:bookmarkStart w:id="24" w:name="risks"/>
-    <w:p>
-      <w:pPr>
-        <w:pStyle w:val="Heading1"/>
-      </w:pPr>
-      <w:r>
-        <w:t xml:space="preserve">13. Risks</w:t>
+        <w:pStyle w:val="Heading2"/>
+      </w:pPr>
+      <w:r>
+        <w:t xml:space="preserve">Phase 2 (31 days)</w:t>
       </w:r>
     </w:p>
     <w:tbl>
@@ -6739,29 +7233,29 @@
               <w:pStyle w:val="Compact"/>
             </w:pPr>
             <w:r>
-              <w:t xml:space="preserve">Risk</w:t>
-            </w:r>
-          </w:p>
-        </w:tc>
-        <w:tc>
-          <w:tcPr/>
-          <w:p>
-            <w:pPr>
-              <w:pStyle w:val="Compact"/>
-            </w:pPr>
-            <w:r>
-              <w:t xml:space="preserve">Effect</w:t>
-            </w:r>
-          </w:p>
-        </w:tc>
-        <w:tc>
-          <w:tcPr/>
-          <w:p>
-            <w:pPr>
-              <w:pStyle w:val="Compact"/>
-            </w:pPr>
-            <w:r>
-              <w:t xml:space="preserve">Handling</w:t>
+              <w:t xml:space="preserve">WP</w:t>
+            </w:r>
+          </w:p>
+        </w:tc>
+        <w:tc>
+          <w:tcPr/>
+          <w:p>
+            <w:pPr>
+              <w:pStyle w:val="Compact"/>
+            </w:pPr>
+            <w:r>
+              <w:t xml:space="preserve">Work</w:t>
+            </w:r>
+          </w:p>
+        </w:tc>
+        <w:tc>
+          <w:tcPr/>
+          <w:p>
+            <w:pPr>
+              <w:pStyle w:val="Compact"/>
+            </w:pPr>
+            <w:r>
+              <w:t xml:space="preserve">Days</w:t>
             </w:r>
           </w:p>
         </w:tc>
@@ -6774,29 +7268,35 @@
               <w:pStyle w:val="Compact"/>
             </w:pPr>
             <w:r>
-              <w:t xml:space="preserve">Legal weight of the signature for merchant contracts in Malaysia</w:t>
-            </w:r>
-          </w:p>
-        </w:tc>
-        <w:tc>
-          <w:tcPr/>
-          <w:p>
-            <w:pPr>
-              <w:pStyle w:val="Compact"/>
-            </w:pPr>
-            <w:r>
-              <w:t xml:space="preserve">A contract could be challenged</w:t>
-            </w:r>
-          </w:p>
-        </w:tc>
-        <w:tc>
-          <w:tcPr/>
-          <w:p>
-            <w:pPr>
-              <w:pStyle w:val="Compact"/>
-            </w:pPr>
-            <w:r>
-              <w:t xml:space="preserve">Phase 0 legal read; decide if a licensed certificate is required at launch; consent and audit trail from day one</w:t>
+              <w:t xml:space="preserve">14</w:t>
+            </w:r>
+          </w:p>
+        </w:tc>
+        <w:tc>
+          <w:tcPr/>
+          <w:p>
+            <w:pPr>
+              <w:pStyle w:val="Compact"/>
+            </w:pPr>
+            <w:r>
+              <w:t xml:space="preserve">Automation trigger and step (with the merchant group as an input), webhooks, recipe</w:t>
+            </w:r>
+            <w:r>
+              <w:t xml:space="preserve"> </w:t>
+            </w:r>
+            <w:r>
+              <w:t xml:space="preserve">“Merchant onboarding”</w:t>
+            </w:r>
+          </w:p>
+        </w:tc>
+        <w:tc>
+          <w:tcPr/>
+          <w:p>
+            <w:pPr>
+              <w:pStyle w:val="Compact"/>
+            </w:pPr>
+            <w:r>
+              <w:t xml:space="preserve">4</w:t>
             </w:r>
           </w:p>
         </w:tc>
@@ -6809,29 +7309,41 @@
               <w:pStyle w:val="Compact"/>
             </w:pPr>
             <w:r>
-              <w:t xml:space="preserve">Certificate procurement is slow</w:t>
-            </w:r>
-          </w:p>
-        </w:tc>
-        <w:tc>
-          <w:tcPr/>
-          <w:p>
-            <w:pPr>
-              <w:pStyle w:val="Compact"/>
-            </w:pPr>
-            <w:r>
-              <w:t xml:space="preserve">Trusted signature arrives late</w:t>
-            </w:r>
-          </w:p>
-        </w:tc>
-        <w:tc>
-          <w:tcPr/>
-          <w:p>
-            <w:pPr>
-              <w:pStyle w:val="Compact"/>
-            </w:pPr>
-            <w:r>
-              <w:t xml:space="preserve">Order in Phase 0; Phase 1 uses an organisational certificate</w:t>
+              <w:t xml:space="preserve">15</w:t>
+            </w:r>
+          </w:p>
+        </w:tc>
+        <w:tc>
+          <w:tcPr/>
+          <w:p>
+            <w:pPr>
+              <w:pStyle w:val="Compact"/>
+            </w:pPr>
+            <w:r>
+              <w:t xml:space="preserve">Public API</w:t>
+            </w:r>
+            <w:r>
+              <w:t xml:space="preserve"> </w:t>
+            </w:r>
+            <w:r>
+              <w:rPr>
+                <w:rStyle w:val="VerbatimChar"/>
+              </w:rPr>
+              <w:t xml:space="preserve">/api/v1/sign</w:t>
+            </w:r>
+            <w:r>
+              <w:t xml:space="preserve">, scopes, API docs</w:t>
+            </w:r>
+          </w:p>
+        </w:tc>
+        <w:tc>
+          <w:tcPr/>
+          <w:p>
+            <w:pPr>
+              <w:pStyle w:val="Compact"/>
+            </w:pPr>
+            <w:r>
+              <w:t xml:space="preserve">3</w:t>
             </w:r>
           </w:p>
         </w:tc>
@@ -6844,29 +7356,29 @@
               <w:pStyle w:val="Compact"/>
             </w:pPr>
             <w:r>
-              <w:t xml:space="preserve">PDF stamping uses CPU and memory</w:t>
-            </w:r>
-          </w:p>
-        </w:tc>
-        <w:tc>
-          <w:tcPr/>
-          <w:p>
-            <w:pPr>
-              <w:pStyle w:val="Compact"/>
-            </w:pPr>
-            <w:r>
-              <w:t xml:space="preserve">Slows Halo</w:t>
-            </w:r>
-          </w:p>
-        </w:tc>
-        <w:tc>
-          <w:tcPr/>
-          <w:p>
-            <w:pPr>
-              <w:pStyle w:val="Compact"/>
-            </w:pPr>
-            <w:r>
-              <w:t xml:space="preserve">Queue, 2 at a time, measure in WP2, worker container as fallback</w:t>
+              <w:t xml:space="preserve">16</w:t>
+            </w:r>
+          </w:p>
+        </w:tc>
+        <w:tc>
+          <w:tcPr/>
+          <w:p>
+            <w:pPr>
+              <w:pStyle w:val="Compact"/>
+            </w:pPr>
+            <w:r>
+              <w:t xml:space="preserve">Part-aware reminders and expiry job, countersign inside Halo</w:t>
+            </w:r>
+          </w:p>
+        </w:tc>
+        <w:tc>
+          <w:tcPr/>
+          <w:p>
+            <w:pPr>
+              <w:pStyle w:val="Compact"/>
+            </w:pPr>
+            <w:r>
+              <w:t xml:space="preserve">5</w:t>
             </w:r>
           </w:p>
         </w:tc>
@@ -6879,38 +7391,29 @@
               <w:pStyle w:val="Compact"/>
             </w:pPr>
             <w:r>
-              <w:t xml:space="preserve">Word files convert imperfectly (fonts, layout)</w:t>
-            </w:r>
-          </w:p>
-        </w:tc>
-        <w:tc>
-          <w:tcPr/>
-          <w:p>
-            <w:pPr>
-              <w:pStyle w:val="Compact"/>
-            </w:pPr>
-            <w:r>
-              <w:t xml:space="preserve">The signed document differs from what the author saw</w:t>
-            </w:r>
-          </w:p>
-        </w:tc>
-        <w:tc>
-          <w:tcPr/>
-          <w:p>
-            <w:pPr>
-              <w:pStyle w:val="Compact"/>
-            </w:pPr>
-            <w:r>
-              <w:t xml:space="preserve">Preview with</w:t>
-            </w:r>
-            <w:r>
-              <w:t xml:space="preserve"> </w:t>
-            </w:r>
-            <w:r>
-              <w:t xml:space="preserve">“this is exactly what will be signed”</w:t>
-            </w:r>
-            <w:r>
-              <w:t xml:space="preserve">, Vircle fonts added, PDF recommended for exact layout</w:t>
+              <w:t xml:space="preserve">17</w:t>
+            </w:r>
+          </w:p>
+        </w:tc>
+        <w:tc>
+          <w:tcPr/>
+          <w:p>
+            <w:pPr>
+              <w:pStyle w:val="Compact"/>
+            </w:pPr>
+            <w:r>
+              <w:t xml:space="preserve">Envelopes (several documents, one sitting)</w:t>
+            </w:r>
+          </w:p>
+        </w:tc>
+        <w:tc>
+          <w:tcPr/>
+          <w:p>
+            <w:pPr>
+              <w:pStyle w:val="Compact"/>
+            </w:pPr>
+            <w:r>
+              <w:t xml:space="preserve">4</w:t>
             </w:r>
           </w:p>
         </w:tc>
@@ -6923,29 +7426,29 @@
               <w:pStyle w:val="Compact"/>
             </w:pPr>
             <w:r>
-              <w:t xml:space="preserve">Converter handles untrusted files</w:t>
-            </w:r>
-          </w:p>
-        </w:tc>
-        <w:tc>
-          <w:tcPr/>
-          <w:p>
-            <w:pPr>
-              <w:pStyle w:val="Compact"/>
-            </w:pPr>
-            <w:r>
-              <w:t xml:space="preserve">Attack surface</w:t>
-            </w:r>
-          </w:p>
-        </w:tc>
-        <w:tc>
-          <w:tcPr/>
-          <w:p>
-            <w:pPr>
-              <w:pStyle w:val="Compact"/>
-            </w:pPr>
-            <w:r>
-              <w:t xml:space="preserve">Isolated container with no internet, resource limits, result validation, never served back</w:t>
+              <w:t xml:space="preserve">18</w:t>
+            </w:r>
+          </w:p>
+        </w:tc>
+        <w:tc>
+          <w:tcPr/>
+          <w:p>
+            <w:pPr>
+              <w:pStyle w:val="Compact"/>
+            </w:pPr>
+            <w:r>
+              <w:t xml:space="preserve">Bulk send, CSV export, zip download</w:t>
+            </w:r>
+          </w:p>
+        </w:tc>
+        <w:tc>
+          <w:tcPr/>
+          <w:p>
+            <w:pPr>
+              <w:pStyle w:val="Compact"/>
+            </w:pPr>
+            <w:r>
+              <w:t xml:space="preserve">3</w:t>
             </w:r>
           </w:p>
         </w:tc>
@@ -6958,29 +7461,29 @@
               <w:pStyle w:val="Compact"/>
             </w:pPr>
             <w:r>
-              <w:t xml:space="preserve">Phone browsers differ (drawing, upload, zoom)</w:t>
-            </w:r>
-          </w:p>
-        </w:tc>
-        <w:tc>
-          <w:tcPr/>
-          <w:p>
-            <w:pPr>
-              <w:pStyle w:val="Compact"/>
-            </w:pPr>
-            <w:r>
-              <w:t xml:space="preserve">Merchants cannot sign</w:t>
-            </w:r>
-          </w:p>
-        </w:tc>
-        <w:tc>
-          <w:tcPr/>
-          <w:p>
-            <w:pPr>
-              <w:pStyle w:val="Compact"/>
-            </w:pPr>
-            <w:r>
-              <w:t xml:space="preserve">Device matrix; typed signature as an alternative</w:t>
+              <w:t xml:space="preserve">19</w:t>
+            </w:r>
+          </w:p>
+        </w:tc>
+        <w:tc>
+          <w:tcPr/>
+          <w:p>
+            <w:pPr>
+              <w:pStyle w:val="Compact"/>
+            </w:pPr>
+            <w:r>
+              <w:t xml:space="preserve">Share a part (colleague links)</w:t>
+            </w:r>
+          </w:p>
+        </w:tc>
+        <w:tc>
+          <w:tcPr/>
+          <w:p>
+            <w:pPr>
+              <w:pStyle w:val="Compact"/>
+            </w:pPr>
+            <w:r>
+              <w:t xml:space="preserve">3</w:t>
             </w:r>
           </w:p>
         </w:tc>
@@ -6993,29 +7496,29 @@
               <w:pStyle w:val="Compact"/>
             </w:pPr>
             <w:r>
-              <w:t xml:space="preserve">WhatsApp template approval</w:t>
-            </w:r>
-          </w:p>
-        </w:tc>
-        <w:tc>
-          <w:tcPr/>
-          <w:p>
-            <w:pPr>
-              <w:pStyle w:val="Compact"/>
-            </w:pPr>
-            <w:r>
-              <w:t xml:space="preserve">Invitations by WhatsApp delayed</w:t>
-            </w:r>
-          </w:p>
-        </w:tc>
-        <w:tc>
-          <w:tcPr/>
-          <w:p>
-            <w:pPr>
-              <w:pStyle w:val="Compact"/>
-            </w:pPr>
-            <w:r>
-              <w:t xml:space="preserve">Email works from day one; submit the template in Phase 0</w:t>
+              <w:t xml:space="preserve">20</w:t>
+            </w:r>
+          </w:p>
+        </w:tc>
+        <w:tc>
+          <w:tcPr/>
+          <w:p>
+            <w:pPr>
+              <w:pStyle w:val="Compact"/>
+            </w:pPr>
+            <w:r>
+              <w:t xml:space="preserve">Option lists in Settings and the MSIC code picker</w:t>
+            </w:r>
+          </w:p>
+        </w:tc>
+        <w:tc>
+          <w:tcPr/>
+          <w:p>
+            <w:pPr>
+              <w:pStyle w:val="Compact"/>
+            </w:pPr>
+            <w:r>
+              <w:t xml:space="preserve">3</w:t>
             </w:r>
           </w:p>
         </w:tc>
@@ -7028,29 +7531,89 @@
               <w:pStyle w:val="Compact"/>
             </w:pPr>
             <w:r>
-              <w:t xml:space="preserve">Retention versus workspace deletion</w:t>
-            </w:r>
-          </w:p>
-        </w:tc>
-        <w:tc>
-          <w:tcPr/>
-          <w:p>
-            <w:pPr>
-              <w:pStyle w:val="Compact"/>
-            </w:pPr>
-            <w:r>
-              <w:t xml:space="preserve">Either contracts lost or deletion promise broken</w:t>
-            </w:r>
-          </w:p>
-        </w:tc>
-        <w:tc>
-          <w:tcPr/>
-          <w:p>
-            <w:pPr>
-              <w:pStyle w:val="Compact"/>
-            </w:pPr>
-            <w:r>
-              <w:t xml:space="preserve">Decision needed now (question 6 in the feature document)</w:t>
+              <w:t xml:space="preserve">21</w:t>
+            </w:r>
+          </w:p>
+        </w:tc>
+        <w:tc>
+          <w:tcPr/>
+          <w:p>
+            <w:pPr>
+              <w:pStyle w:val="Compact"/>
+            </w:pPr>
+            <w:r>
+              <w:t xml:space="preserve">Sensitive-field encryption and masking, template test mode, ticket and deal attach, replace file, add-on updates</w:t>
+            </w:r>
+          </w:p>
+        </w:tc>
+        <w:tc>
+          <w:tcPr/>
+          <w:p>
+            <w:pPr>
+              <w:pStyle w:val="Compact"/>
+            </w:pPr>
+            <w:r>
+              <w:t xml:space="preserve">6</w:t>
+            </w:r>
+          </w:p>
+        </w:tc>
+      </w:tr>
+    </w:tbl>
+    <w:bookmarkEnd w:id="21"/>
+    <w:bookmarkStart w:id="22" w:name="phase-3-17-days"/>
+    <w:p>
+      <w:pPr>
+        <w:pStyle w:val="Heading2"/>
+      </w:pPr>
+      <w:r>
+        <w:t xml:space="preserve">Phase 3 (17 days)</w:t>
+      </w:r>
+    </w:p>
+    <w:tbl>
+      <w:tblPr>
+        <w:tblStyle w:val="Table"/>
+        <w:tblW w:type="auto" w:w="0"/>
+        <w:tblLook w:firstRow="1" w:lastRow="0" w:firstColumn="0" w:lastColumn="0" w:noHBand="0" w:noVBand="0" w:val="0020"/>
+      </w:tblPr>
+      <w:tblGrid>
+        <w:gridCol w:w="2640"/>
+        <w:gridCol w:w="2640"/>
+        <w:gridCol w:w="2640"/>
+      </w:tblGrid>
+      <w:tr>
+        <w:trPr>
+          <w:tblHeader w:val="on"/>
+        </w:trPr>
+        <w:tc>
+          <w:tcPr/>
+          <w:p>
+            <w:pPr>
+              <w:pStyle w:val="Compact"/>
+            </w:pPr>
+            <w:r>
+              <w:t xml:space="preserve">WP</w:t>
+            </w:r>
+          </w:p>
+        </w:tc>
+        <w:tc>
+          <w:tcPr/>
+          <w:p>
+            <w:pPr>
+              <w:pStyle w:val="Compact"/>
+            </w:pPr>
+            <w:r>
+              <w:t xml:space="preserve">Work</w:t>
+            </w:r>
+          </w:p>
+        </w:tc>
+        <w:tc>
+          <w:tcPr/>
+          <w:p>
+            <w:pPr>
+              <w:pStyle w:val="Compact"/>
+            </w:pPr>
+            <w:r>
+              <w:t xml:space="preserve">Days</w:t>
             </w:r>
           </w:p>
         </w:tc>
@@ -7063,41 +7626,29 @@
               <w:pStyle w:val="Compact"/>
             </w:pPr>
             <w:r>
-              <w:t xml:space="preserve">Scope growth (editor features)</w:t>
-            </w:r>
-          </w:p>
-        </w:tc>
-        <w:tc>
-          <w:tcPr/>
-          <w:p>
-            <w:pPr>
-              <w:pStyle w:val="Compact"/>
-            </w:pPr>
-            <w:r>
-              <w:t xml:space="preserve">Delays</w:t>
-            </w:r>
-          </w:p>
-        </w:tc>
-        <w:tc>
-          <w:tcPr/>
-          <w:p>
-            <w:pPr>
-              <w:pStyle w:val="Compact"/>
-            </w:pPr>
-            <w:r>
-              <w:t xml:space="preserve">Phase gates;</w:t>
-            </w:r>
-            <w:r>
-              <w:t xml:space="preserve"> </w:t>
-            </w:r>
-            <w:r>
-              <w:t xml:space="preserve">“Later”</w:t>
-            </w:r>
-            <w:r>
-              <w:t xml:space="preserve"> </w:t>
-            </w:r>
-            <w:r>
-              <w:t xml:space="preserve">list in document 1</w:t>
+              <w:t xml:space="preserve">22</w:t>
+            </w:r>
+          </w:p>
+        </w:tc>
+        <w:tc>
+          <w:tcPr/>
+          <w:p>
+            <w:pPr>
+              <w:pStyle w:val="Compact"/>
+            </w:pPr>
+            <w:r>
+              <w:t xml:space="preserve">Public registration entry and anti-abuse</w:t>
+            </w:r>
+          </w:p>
+        </w:tc>
+        <w:tc>
+          <w:tcPr/>
+          <w:p>
+            <w:pPr>
+              <w:pStyle w:val="Compact"/>
+            </w:pPr>
+            <w:r>
+              <w:t xml:space="preserve">3</w:t>
             </w:r>
           </w:p>
         </w:tc>
@@ -7110,42 +7661,1092 @@
               <w:pStyle w:val="Compact"/>
             </w:pPr>
             <w:r>
-              <w:t xml:space="preserve">Library licences or maintenance</w:t>
-            </w:r>
-          </w:p>
-        </w:tc>
-        <w:tc>
-          <w:tcPr/>
-          <w:p>
-            <w:pPr>
-              <w:pStyle w:val="Compact"/>
-            </w:pPr>
-            <w:r>
-              <w:t xml:space="preserve">Rework</w:t>
-            </w:r>
-          </w:p>
-        </w:tc>
-        <w:tc>
-          <w:tcPr/>
-          <w:p>
-            <w:pPr>
-              <w:pStyle w:val="Compact"/>
-            </w:pPr>
-            <w:r>
-              <w:t xml:space="preserve">Checked in WP2 and recorded</w:t>
+              <w:t xml:space="preserve">23</w:t>
+            </w:r>
+          </w:p>
+        </w:tc>
+        <w:tc>
+          <w:tcPr/>
+          <w:p>
+            <w:pPr>
+              <w:pStyle w:val="Compact"/>
+            </w:pPr>
+            <w:r>
+              <w:t xml:space="preserve">CA-issued certificate rollout, verify page</w:t>
+            </w:r>
+          </w:p>
+        </w:tc>
+        <w:tc>
+          <w:tcPr/>
+          <w:p>
+            <w:pPr>
+              <w:pStyle w:val="Compact"/>
+            </w:pPr>
+            <w:r>
+              <w:t xml:space="preserve">5</w:t>
+            </w:r>
+          </w:p>
+        </w:tc>
+      </w:tr>
+      <w:tr>
+        <w:tc>
+          <w:tcPr/>
+          <w:p>
+            <w:pPr>
+              <w:pStyle w:val="Compact"/>
+            </w:pPr>
+            <w:r>
+              <w:t xml:space="preserve">24</w:t>
+            </w:r>
+          </w:p>
+        </w:tc>
+        <w:tc>
+          <w:tcPr/>
+          <w:p>
+            <w:pPr>
+              <w:pStyle w:val="Compact"/>
+            </w:pPr>
+            <w:r>
+              <w:t xml:space="preserve">Retention rules and the deletion exception</w:t>
+            </w:r>
+          </w:p>
+        </w:tc>
+        <w:tc>
+          <w:tcPr/>
+          <w:p>
+            <w:pPr>
+              <w:pStyle w:val="Compact"/>
+            </w:pPr>
+            <w:r>
+              <w:t xml:space="preserve">3</w:t>
+            </w:r>
+          </w:p>
+        </w:tc>
+      </w:tr>
+      <w:tr>
+        <w:tc>
+          <w:tcPr/>
+          <w:p>
+            <w:pPr>
+              <w:pStyle w:val="Compact"/>
+            </w:pPr>
+            <w:r>
+              <w:t xml:space="preserve">25</w:t>
+            </w:r>
+          </w:p>
+        </w:tc>
+        <w:tc>
+          <w:tcPr/>
+          <w:p>
+            <w:pPr>
+              <w:pStyle w:val="Compact"/>
+            </w:pPr>
+            <w:r>
+              <w:t xml:space="preserve">Form without signature (standalone e-invoice details)</w:t>
+            </w:r>
+          </w:p>
+        </w:tc>
+        <w:tc>
+          <w:tcPr/>
+          <w:p>
+            <w:pPr>
+              <w:pStyle w:val="Compact"/>
+            </w:pPr>
+            <w:r>
+              <w:t xml:space="preserve">2</w:t>
+            </w:r>
+          </w:p>
+        </w:tc>
+      </w:tr>
+      <w:tr>
+        <w:tc>
+          <w:tcPr/>
+          <w:p>
+            <w:pPr>
+              <w:pStyle w:val="Compact"/>
+            </w:pPr>
+            <w:r>
+              <w:t xml:space="preserve">26</w:t>
+            </w:r>
+          </w:p>
+        </w:tc>
+        <w:tc>
+          <w:tcPr/>
+          <w:p>
+            <w:pPr>
+              <w:pStyle w:val="Compact"/>
+            </w:pPr>
+            <w:r>
+              <w:t xml:space="preserve">Load test, security review, fixes</w:t>
+            </w:r>
+          </w:p>
+        </w:tc>
+        <w:tc>
+          <w:tcPr/>
+          <w:p>
+            <w:pPr>
+              <w:pStyle w:val="Compact"/>
+            </w:pPr>
+            <w:r>
+              <w:t xml:space="preserve">4</w:t>
             </w:r>
           </w:p>
         </w:tc>
       </w:tr>
     </w:tbl>
+    <w:bookmarkEnd w:id="22"/>
+    <w:bookmarkEnd w:id="23"/>
+    <w:bookmarkStart w:id="24" w:name="testing"/>
+    <w:p>
+      <w:pPr>
+        <w:pStyle w:val="Heading1"/>
+      </w:pPr>
+      <w:r>
+        <w:t xml:space="preserve">12. Testing</w:t>
+      </w:r>
+    </w:p>
+    <w:p>
+      <w:pPr>
+        <w:pStyle w:val="Compact"/>
+        <w:numPr>
+          <w:ilvl w:val="0"/>
+          <w:numId w:val="1008"/>
+        </w:numPr>
+      </w:pPr>
+      <w:r>
+        <w:rPr>
+          <w:b/>
+          <w:bCs/>
+        </w:rPr>
+        <w:t xml:space="preserve">Unit tests (Vitest):</w:t>
+      </w:r>
+      <w:r>
+        <w:t xml:space="preserve"> </w:t>
+      </w:r>
+      <w:r>
+        <w:t xml:space="preserve">tokens and codes, state moves, merge rendering, field validation, hash</w:t>
+      </w:r>
+      <w:r>
+        <w:t xml:space="preserve"> </w:t>
+      </w:r>
+      <w:r>
+        <w:t xml:space="preserve">chain, sealing steps, permissions, and the signing-order logic (parallel, sequential, mixed steps,</w:t>
+      </w:r>
+      <w:r>
+        <w:t xml:space="preserve"> </w:t>
+      </w:r>
+      <w:r>
+        <w:t xml:space="preserve">two signers finishing at once, decline mid-chain, change recipient mid-chain).</w:t>
+      </w:r>
+    </w:p>
+    <w:p>
+      <w:pPr>
+        <w:pStyle w:val="Compact"/>
+        <w:numPr>
+          <w:ilvl w:val="0"/>
+          <w:numId w:val="1008"/>
+        </w:numPr>
+      </w:pPr>
+      <w:r>
+        <w:rPr>
+          <w:b/>
+          <w:bCs/>
+        </w:rPr>
+        <w:t xml:space="preserve">Forms tests:</w:t>
+      </w:r>
+      <w:r>
+        <w:t xml:space="preserve"> </w:t>
+      </w:r>
+      <w:r>
+        <w:t xml:space="preserve">the rule module (visibility, required-if, validation for every type), part completion,</w:t>
+      </w:r>
+      <w:r>
+        <w:t xml:space="preserve"> </w:t>
+      </w:r>
+      <w:r>
+        <w:t xml:space="preserve">autosave with two devices, resume after the code, the server re-check at signing, answers that</w:t>
+      </w:r>
+      <w:r>
+        <w:t xml:space="preserve"> </w:t>
+      </w:r>
+      <w:r>
+        <w:t xml:space="preserve">overflow a box, conditional uploads, write-back with old and new values, and variant selection.</w:t>
+      </w:r>
+    </w:p>
+    <w:p>
+      <w:pPr>
+        <w:pStyle w:val="Compact"/>
+        <w:numPr>
+          <w:ilvl w:val="0"/>
+          <w:numId w:val="1008"/>
+        </w:numPr>
+      </w:pPr>
+      <w:r>
+        <w:rPr>
+          <w:b/>
+          <w:bCs/>
+        </w:rPr>
+        <w:t xml:space="preserve">Conversion tests:</w:t>
+      </w:r>
+      <w:r>
+        <w:t xml:space="preserve"> </w:t>
+      </w:r>
+      <w:r>
+        <w:t xml:space="preserve">a set of real Word files (tables, images, headers, tracked changes, Malay text,</w:t>
+      </w:r>
+      <w:r>
+        <w:t xml:space="preserve"> </w:t>
+      </w:r>
+      <w:r>
+        <w:t xml:space="preserve">large and corrupt files) converted and compared page by page; oversized and macro-laden files</w:t>
+      </w:r>
+      <w:r>
+        <w:t xml:space="preserve"> </w:t>
+      </w:r>
+      <w:r>
+        <w:t xml:space="preserve">rejected or neutralised.</w:t>
+      </w:r>
+    </w:p>
+    <w:p>
+      <w:pPr>
+        <w:pStyle w:val="Compact"/>
+        <w:numPr>
+          <w:ilvl w:val="0"/>
+          <w:numId w:val="1008"/>
+        </w:numPr>
+      </w:pPr>
+      <w:r>
+        <w:rPr>
+          <w:b/>
+          <w:bCs/>
+        </w:rPr>
+        <w:t xml:space="preserve">Database checks:</w:t>
+      </w:r>
+      <w:r>
+        <w:t xml:space="preserve"> </w:t>
+      </w:r>
+      <w:r>
+        <w:rPr>
+          <w:rStyle w:val="VerbatimChar"/>
+        </w:rPr>
+        <w:t xml:space="preserve">verify-157</w:t>
+      </w:r>
+      <w:r>
+        <w:t xml:space="preserve"> </w:t>
+      </w:r>
+      <w:r>
+        <w:t xml:space="preserve">and later scripts for row-level security, chain integrity,</w:t>
+      </w:r>
+      <w:r>
+        <w:t xml:space="preserve"> </w:t>
+      </w:r>
+      <w:r>
+        <w:t xml:space="preserve">blocked updates, cascade, quota; run in CI against an empty database and against production</w:t>
+      </w:r>
+      <w:r>
+        <w:t xml:space="preserve"> </w:t>
+      </w:r>
+      <w:r>
+        <w:t xml:space="preserve">(rolled back) before each migration is applied.</w:t>
+      </w:r>
+    </w:p>
+    <w:p>
+      <w:pPr>
+        <w:pStyle w:val="Compact"/>
+        <w:numPr>
+          <w:ilvl w:val="0"/>
+          <w:numId w:val="1008"/>
+        </w:numPr>
+      </w:pPr>
+      <w:r>
+        <w:rPr>
+          <w:b/>
+          <w:bCs/>
+        </w:rPr>
+        <w:t xml:space="preserve">PDF proof:</w:t>
+      </w:r>
+      <w:r>
+        <w:t xml:space="preserve"> </w:t>
+      </w:r>
+      <w:r>
+        <w:t xml:space="preserve">sealed golden files verified by an independent tool (for example</w:t>
+      </w:r>
+      <w:r>
+        <w:t xml:space="preserve"> </w:t>
+      </w:r>
+      <w:r>
+        <w:rPr>
+          <w:rStyle w:val="VerbatimChar"/>
+        </w:rPr>
+        <w:t xml:space="preserve">pdfsig</w:t>
+      </w:r>
+      <w:r>
+        <w:t xml:space="preserve"> </w:t>
+      </w:r>
+      <w:r>
+        <w:t xml:space="preserve">or an</w:t>
+      </w:r>
+      <w:r>
+        <w:t xml:space="preserve"> </w:t>
+      </w:r>
+      <w:r>
+        <w:t xml:space="preserve">OpenSSL check) in CI where available and by hand in common PDF readers before each release.</w:t>
+      </w:r>
+    </w:p>
+    <w:p>
+      <w:pPr>
+        <w:pStyle w:val="Compact"/>
+        <w:numPr>
+          <w:ilvl w:val="0"/>
+          <w:numId w:val="1008"/>
+        </w:numPr>
+      </w:pPr>
+      <w:r>
+        <w:rPr>
+          <w:b/>
+          <w:bCs/>
+        </w:rPr>
+        <w:t xml:space="preserve">Security tests:</w:t>
+      </w:r>
+      <w:r>
+        <w:t xml:space="preserve"> </w:t>
+      </w:r>
+      <w:r>
+        <w:t xml:space="preserve">token guessing and reuse, replay after reissue, cross-workspace reads,</w:t>
+      </w:r>
+      <w:r>
+        <w:t xml:space="preserve"> </w:t>
+      </w:r>
+      <w:r>
+        <w:t xml:space="preserve">oversized and wrong-type uploads, rate limits.</w:t>
+      </w:r>
+    </w:p>
+    <w:p>
+      <w:pPr>
+        <w:pStyle w:val="Compact"/>
+        <w:numPr>
+          <w:ilvl w:val="0"/>
+          <w:numId w:val="1008"/>
+        </w:numPr>
+      </w:pPr>
+      <w:r>
+        <w:rPr>
+          <w:b/>
+          <w:bCs/>
+        </w:rPr>
+        <w:t xml:space="preserve">Device matrix before the pilot:</w:t>
+      </w:r>
+      <w:r>
+        <w:t xml:space="preserve"> </w:t>
+      </w:r>
+      <w:r>
+        <w:t xml:space="preserve">iPhone Safari, Android Chrome, one low-end Android, a desktop</w:t>
+      </w:r>
+      <w:r>
+        <w:t xml:space="preserve"> </w:t>
+      </w:r>
+      <w:r>
+        <w:t xml:space="preserve">browser, each in English and Bahasa Melayu; keyboard-only and screen-reader pass.</w:t>
+      </w:r>
+    </w:p>
+    <w:p>
+      <w:pPr>
+        <w:pStyle w:val="Compact"/>
+        <w:numPr>
+          <w:ilvl w:val="0"/>
+          <w:numId w:val="1008"/>
+        </w:numPr>
+      </w:pPr>
+      <w:r>
+        <w:rPr>
+          <w:b/>
+          <w:bCs/>
+        </w:rPr>
+        <w:t xml:space="preserve">Pilot:</w:t>
+      </w:r>
+      <w:r>
+        <w:t xml:space="preserve"> </w:t>
+      </w:r>
+      <w:r>
+        <w:t xml:space="preserve">three real merchants, with the owner watching events live.</w:t>
+      </w:r>
+    </w:p>
     <w:bookmarkEnd w:id="24"/>
-    <w:bookmarkStart w:id="25" w:name="decisions-needed-before-phase-1-starts"/>
+    <w:bookmarkStart w:id="25" w:name="rollout"/>
     <w:p>
       <w:pPr>
         <w:pStyle w:val="Heading1"/>
       </w:pPr>
       <w:r>
-        <w:t xml:space="preserve">14. Decisions needed before Phase 1 starts</w:t>
+        <w:t xml:space="preserve">13. Rollout</w:t>
+      </w:r>
+    </w:p>
+    <w:p>
+      <w:pPr>
+        <w:pStyle w:val="Compact"/>
+        <w:numPr>
+          <w:ilvl w:val="0"/>
+          <w:numId w:val="1009"/>
+        </w:numPr>
+      </w:pPr>
+      <w:r>
+        <w:t xml:space="preserve">Build behind the</w:t>
+      </w:r>
+      <w:r>
+        <w:t xml:space="preserve"> </w:t>
+      </w:r>
+      <w:r>
+        <w:rPr>
+          <w:rStyle w:val="VerbatimChar"/>
+        </w:rPr>
+        <w:t xml:space="preserve">sign</w:t>
+      </w:r>
+      <w:r>
+        <w:t xml:space="preserve"> </w:t>
+      </w:r>
+      <w:r>
+        <w:t xml:space="preserve">switch, off for everyone.</w:t>
+      </w:r>
+    </w:p>
+    <w:p>
+      <w:pPr>
+        <w:pStyle w:val="Compact"/>
+        <w:numPr>
+          <w:ilvl w:val="0"/>
+          <w:numId w:val="1009"/>
+        </w:numPr>
+      </w:pPr>
+      <w:r>
+        <w:t xml:space="preserve">Switch on for the Vircle workspace and use test documents.</w:t>
+      </w:r>
+    </w:p>
+    <w:p>
+      <w:pPr>
+        <w:pStyle w:val="Compact"/>
+        <w:numPr>
+          <w:ilvl w:val="0"/>
+          <w:numId w:val="1009"/>
+        </w:numPr>
+      </w:pPr>
+      <w:r>
+        <w:rPr>
+          <w:b/>
+          <w:bCs/>
+        </w:rPr>
+        <w:t xml:space="preserve">Pilot</w:t>
+      </w:r>
+      <w:r>
+        <w:t xml:space="preserve"> </w:t>
+      </w:r>
+      <w:r>
+        <w:t xml:space="preserve">with three merchants once Phase 1B is done (about 68 working days from the go-ahead). Fix what they hit.</w:t>
+      </w:r>
+    </w:p>
+    <w:p>
+      <w:pPr>
+        <w:pStyle w:val="Compact"/>
+        <w:numPr>
+          <w:ilvl w:val="0"/>
+          <w:numId w:val="1009"/>
+        </w:numPr>
+      </w:pPr>
+      <w:r>
+        <w:t xml:space="preserve">Open to all Vircle users, then enable Phase 2 automation.</w:t>
+      </w:r>
+    </w:p>
+    <w:p>
+      <w:pPr>
+        <w:pStyle w:val="Compact"/>
+        <w:numPr>
+          <w:ilvl w:val="0"/>
+          <w:numId w:val="1009"/>
+        </w:numPr>
+      </w:pPr>
+      <w:r>
+        <w:t xml:space="preserve">Decide whether to offer to customers; that is a switch plus pricing, not new code.</w:t>
+      </w:r>
+    </w:p>
+    <w:p>
+      <w:pPr>
+        <w:pStyle w:val="FirstParagraph"/>
+      </w:pPr>
+      <w:r>
+        <w:rPr>
+          <w:b/>
+          <w:bCs/>
+        </w:rPr>
+        <w:t xml:space="preserve">Deployment.</w:t>
+      </w:r>
+      <w:r>
+        <w:t xml:space="preserve"> </w:t>
+      </w:r>
+      <w:r>
+        <w:t xml:space="preserve">One new container (the converter), a migration, a redeploy of Halo, and one crontab</w:t>
+      </w:r>
+      <w:r>
+        <w:t xml:space="preserve"> </w:t>
+      </w:r>
+      <w:r>
+        <w:t xml:space="preserve">line. The VPS size is not recorded anywhere, so measure memory and CPU of one seal job in WP2 and of</w:t>
+      </w:r>
+      <w:r>
+        <w:t xml:space="preserve"> </w:t>
+      </w:r>
+      <w:r>
+        <w:t xml:space="preserve">one conversion in WP3 and report; if either needs headroom, the engine moves to a small worker</w:t>
+      </w:r>
+      <w:r>
+        <w:t xml:space="preserve"> </w:t>
+      </w:r>
+      <w:r>
+        <w:t xml:space="preserve">container on the same host (the gateway pattern).</w:t>
+      </w:r>
+    </w:p>
+    <w:bookmarkEnd w:id="25"/>
+    <w:bookmarkStart w:id="26" w:name="risks"/>
+    <w:p>
+      <w:pPr>
+        <w:pStyle w:val="Heading1"/>
+      </w:pPr>
+      <w:r>
+        <w:t xml:space="preserve">14. Risks</w:t>
+      </w:r>
+    </w:p>
+    <w:tbl>
+      <w:tblPr>
+        <w:tblStyle w:val="Table"/>
+        <w:tblW w:type="pct" w:w="5000"/>
+        <w:tblLayout w:type="fixed"/>
+        <w:tblLook w:firstRow="1" w:lastRow="0" w:firstColumn="0" w:lastColumn="0" w:noHBand="0" w:noVBand="0" w:val="0020"/>
+      </w:tblPr>
+      <w:tblGrid>
+        <w:gridCol w:w="2640"/>
+        <w:gridCol w:w="2640"/>
+        <w:gridCol w:w="2640"/>
+      </w:tblGrid>
+      <w:tr>
+        <w:trPr>
+          <w:tblHeader w:val="on"/>
+        </w:trPr>
+        <w:tc>
+          <w:tcPr/>
+          <w:p>
+            <w:pPr>
+              <w:pStyle w:val="Compact"/>
+            </w:pPr>
+            <w:r>
+              <w:t xml:space="preserve">Risk</w:t>
+            </w:r>
+          </w:p>
+        </w:tc>
+        <w:tc>
+          <w:tcPr/>
+          <w:p>
+            <w:pPr>
+              <w:pStyle w:val="Compact"/>
+            </w:pPr>
+            <w:r>
+              <w:t xml:space="preserve">Effect</w:t>
+            </w:r>
+          </w:p>
+        </w:tc>
+        <w:tc>
+          <w:tcPr/>
+          <w:p>
+            <w:pPr>
+              <w:pStyle w:val="Compact"/>
+            </w:pPr>
+            <w:r>
+              <w:t xml:space="preserve">Handling</w:t>
+            </w:r>
+          </w:p>
+        </w:tc>
+      </w:tr>
+      <w:tr>
+        <w:tc>
+          <w:tcPr/>
+          <w:p>
+            <w:pPr>
+              <w:pStyle w:val="Compact"/>
+            </w:pPr>
+            <w:r>
+              <w:t xml:space="preserve">Legal weight of the signature for merchant contracts in Malaysia</w:t>
+            </w:r>
+          </w:p>
+        </w:tc>
+        <w:tc>
+          <w:tcPr/>
+          <w:p>
+            <w:pPr>
+              <w:pStyle w:val="Compact"/>
+            </w:pPr>
+            <w:r>
+              <w:t xml:space="preserve">A contract could be challenged</w:t>
+            </w:r>
+          </w:p>
+        </w:tc>
+        <w:tc>
+          <w:tcPr/>
+          <w:p>
+            <w:pPr>
+              <w:pStyle w:val="Compact"/>
+            </w:pPr>
+            <w:r>
+              <w:t xml:space="preserve">Phase 0 legal read; decide if a licensed certificate is required at launch; consent and audit trail from day one</w:t>
+            </w:r>
+          </w:p>
+        </w:tc>
+      </w:tr>
+      <w:tr>
+        <w:tc>
+          <w:tcPr/>
+          <w:p>
+            <w:pPr>
+              <w:pStyle w:val="Compact"/>
+            </w:pPr>
+            <w:r>
+              <w:t xml:space="preserve">Certificate procurement is slow</w:t>
+            </w:r>
+          </w:p>
+        </w:tc>
+        <w:tc>
+          <w:tcPr/>
+          <w:p>
+            <w:pPr>
+              <w:pStyle w:val="Compact"/>
+            </w:pPr>
+            <w:r>
+              <w:t xml:space="preserve">Trusted signature arrives late</w:t>
+            </w:r>
+          </w:p>
+        </w:tc>
+        <w:tc>
+          <w:tcPr/>
+          <w:p>
+            <w:pPr>
+              <w:pStyle w:val="Compact"/>
+            </w:pPr>
+            <w:r>
+              <w:t xml:space="preserve">Order in Phase 0; Phase 1 uses an organisational certificate</w:t>
+            </w:r>
+          </w:p>
+        </w:tc>
+      </w:tr>
+      <w:tr>
+        <w:tc>
+          <w:tcPr/>
+          <w:p>
+            <w:pPr>
+              <w:pStyle w:val="Compact"/>
+            </w:pPr>
+            <w:r>
+              <w:t xml:space="preserve">PDF stamping uses CPU and memory</w:t>
+            </w:r>
+          </w:p>
+        </w:tc>
+        <w:tc>
+          <w:tcPr/>
+          <w:p>
+            <w:pPr>
+              <w:pStyle w:val="Compact"/>
+            </w:pPr>
+            <w:r>
+              <w:t xml:space="preserve">Slows Halo</w:t>
+            </w:r>
+          </w:p>
+        </w:tc>
+        <w:tc>
+          <w:tcPr/>
+          <w:p>
+            <w:pPr>
+              <w:pStyle w:val="Compact"/>
+            </w:pPr>
+            <w:r>
+              <w:t xml:space="preserve">Queue, 2 at a time, measure in WP2, worker container as fallback</w:t>
+            </w:r>
+          </w:p>
+        </w:tc>
+      </w:tr>
+      <w:tr>
+        <w:tc>
+          <w:tcPr/>
+          <w:p>
+            <w:pPr>
+              <w:pStyle w:val="Compact"/>
+            </w:pPr>
+            <w:r>
+              <w:t xml:space="preserve">Word files convert imperfectly (fonts, layout)</w:t>
+            </w:r>
+          </w:p>
+        </w:tc>
+        <w:tc>
+          <w:tcPr/>
+          <w:p>
+            <w:pPr>
+              <w:pStyle w:val="Compact"/>
+            </w:pPr>
+            <w:r>
+              <w:t xml:space="preserve">The signed document differs from what the author saw</w:t>
+            </w:r>
+          </w:p>
+        </w:tc>
+        <w:tc>
+          <w:tcPr/>
+          <w:p>
+            <w:pPr>
+              <w:pStyle w:val="Compact"/>
+            </w:pPr>
+            <w:r>
+              <w:t xml:space="preserve">Preview with</w:t>
+            </w:r>
+            <w:r>
+              <w:t xml:space="preserve"> </w:t>
+            </w:r>
+            <w:r>
+              <w:t xml:space="preserve">“this is exactly what will be signed”</w:t>
+            </w:r>
+            <w:r>
+              <w:t xml:space="preserve">, Vircle fonts added, PDF recommended for exact layout</w:t>
+            </w:r>
+          </w:p>
+        </w:tc>
+      </w:tr>
+      <w:tr>
+        <w:tc>
+          <w:tcPr/>
+          <w:p>
+            <w:pPr>
+              <w:pStyle w:val="Compact"/>
+            </w:pPr>
+            <w:r>
+              <w:t xml:space="preserve">Long forms are abandoned halfway</w:t>
+            </w:r>
+          </w:p>
+        </w:tc>
+        <w:tc>
+          <w:tcPr/>
+          <w:p>
+            <w:pPr>
+              <w:pStyle w:val="Compact"/>
+            </w:pPr>
+            <w:r>
+              <w:t xml:space="preserve">Merchants never finish</w:t>
+            </w:r>
+          </w:p>
+        </w:tc>
+        <w:tc>
+          <w:tcPr/>
+          <w:p>
+            <w:pPr>
+              <w:pStyle w:val="Compact"/>
+            </w:pPr>
+            <w:r>
+              <w:t xml:space="preserve">Autosave, one link that resumes anywhere, reminders that name the unfinished parts, share-a-part for colleagues</w:t>
+            </w:r>
+          </w:p>
+        </w:tc>
+      </w:tr>
+      <w:tr>
+        <w:tc>
+          <w:tcPr/>
+          <w:p>
+            <w:pPr>
+              <w:pStyle w:val="Compact"/>
+            </w:pPr>
+            <w:r>
+              <w:t xml:space="preserve">Conditional rules grow complicated</w:t>
+            </w:r>
+          </w:p>
+        </w:tc>
+        <w:tc>
+          <w:tcPr/>
+          <w:p>
+            <w:pPr>
+              <w:pStyle w:val="Compact"/>
+            </w:pPr>
+            <w:r>
+              <w:t xml:space="preserve">Hard to review and test</w:t>
+            </w:r>
+          </w:p>
+        </w:tc>
+        <w:tc>
+          <w:tcPr/>
+          <w:p>
+            <w:pPr>
+              <w:pStyle w:val="Compact"/>
+            </w:pPr>
+            <w:r>
+              <w:t xml:space="preserve">Small rule language, one shared module, previews in the builder, tests for every rule</w:t>
+            </w:r>
+          </w:p>
+        </w:tc>
+      </w:tr>
+      <w:tr>
+        <w:tc>
+          <w:tcPr/>
+          <w:p>
+            <w:pPr>
+              <w:pStyle w:val="Compact"/>
+            </w:pPr>
+            <w:r>
+              <w:t xml:space="preserve">Answers longer than the boxes on the printed form</w:t>
+            </w:r>
+          </w:p>
+        </w:tc>
+        <w:tc>
+          <w:tcPr/>
+          <w:p>
+            <w:pPr>
+              <w:pStyle w:val="Compact"/>
+            </w:pPr>
+            <w:r>
+              <w:t xml:space="preserve">Text cut off in a signed contract</w:t>
+            </w:r>
+          </w:p>
+        </w:tc>
+        <w:tc>
+          <w:tcPr/>
+          <w:p>
+            <w:pPr>
+              <w:pStyle w:val="Compact"/>
+            </w:pPr>
+            <w:r>
+              <w:t xml:space="preserve">Auto-shrink, wrapping, a clear message before signing, fixed values checked when saved</w:t>
+            </w:r>
+          </w:p>
+        </w:tc>
+      </w:tr>
+      <w:tr>
+        <w:tc>
+          <w:tcPr/>
+          <w:p>
+            <w:pPr>
+              <w:pStyle w:val="Compact"/>
+            </w:pPr>
+            <w:r>
+              <w:t xml:space="preserve">Converter handles untrusted files</w:t>
+            </w:r>
+          </w:p>
+        </w:tc>
+        <w:tc>
+          <w:tcPr/>
+          <w:p>
+            <w:pPr>
+              <w:pStyle w:val="Compact"/>
+            </w:pPr>
+            <w:r>
+              <w:t xml:space="preserve">Attack surface</w:t>
+            </w:r>
+          </w:p>
+        </w:tc>
+        <w:tc>
+          <w:tcPr/>
+          <w:p>
+            <w:pPr>
+              <w:pStyle w:val="Compact"/>
+            </w:pPr>
+            <w:r>
+              <w:t xml:space="preserve">Isolated container with no internet, resource limits, result validation, never served back</w:t>
+            </w:r>
+          </w:p>
+        </w:tc>
+      </w:tr>
+      <w:tr>
+        <w:tc>
+          <w:tcPr/>
+          <w:p>
+            <w:pPr>
+              <w:pStyle w:val="Compact"/>
+            </w:pPr>
+            <w:r>
+              <w:t xml:space="preserve">Phone browsers differ (drawing, upload, zoom)</w:t>
+            </w:r>
+          </w:p>
+        </w:tc>
+        <w:tc>
+          <w:tcPr/>
+          <w:p>
+            <w:pPr>
+              <w:pStyle w:val="Compact"/>
+            </w:pPr>
+            <w:r>
+              <w:t xml:space="preserve">Merchants cannot sign</w:t>
+            </w:r>
+          </w:p>
+        </w:tc>
+        <w:tc>
+          <w:tcPr/>
+          <w:p>
+            <w:pPr>
+              <w:pStyle w:val="Compact"/>
+            </w:pPr>
+            <w:r>
+              <w:t xml:space="preserve">Device matrix; typed signature as an alternative</w:t>
+            </w:r>
+          </w:p>
+        </w:tc>
+      </w:tr>
+      <w:tr>
+        <w:tc>
+          <w:tcPr/>
+          <w:p>
+            <w:pPr>
+              <w:pStyle w:val="Compact"/>
+            </w:pPr>
+            <w:r>
+              <w:t xml:space="preserve">WhatsApp template approval</w:t>
+            </w:r>
+          </w:p>
+        </w:tc>
+        <w:tc>
+          <w:tcPr/>
+          <w:p>
+            <w:pPr>
+              <w:pStyle w:val="Compact"/>
+            </w:pPr>
+            <w:r>
+              <w:t xml:space="preserve">Invitations by WhatsApp delayed</w:t>
+            </w:r>
+          </w:p>
+        </w:tc>
+        <w:tc>
+          <w:tcPr/>
+          <w:p>
+            <w:pPr>
+              <w:pStyle w:val="Compact"/>
+            </w:pPr>
+            <w:r>
+              <w:t xml:space="preserve">Email works from day one; submit the template in Phase 0</w:t>
+            </w:r>
+          </w:p>
+        </w:tc>
+      </w:tr>
+      <w:tr>
+        <w:tc>
+          <w:tcPr/>
+          <w:p>
+            <w:pPr>
+              <w:pStyle w:val="Compact"/>
+            </w:pPr>
+            <w:r>
+              <w:t xml:space="preserve">Retention versus workspace deletion</w:t>
+            </w:r>
+          </w:p>
+        </w:tc>
+        <w:tc>
+          <w:tcPr/>
+          <w:p>
+            <w:pPr>
+              <w:pStyle w:val="Compact"/>
+            </w:pPr>
+            <w:r>
+              <w:t xml:space="preserve">Either contracts lost or deletion promise broken</w:t>
+            </w:r>
+          </w:p>
+        </w:tc>
+        <w:tc>
+          <w:tcPr/>
+          <w:p>
+            <w:pPr>
+              <w:pStyle w:val="Compact"/>
+            </w:pPr>
+            <w:r>
+              <w:t xml:space="preserve">Decision needed now (question 6 in the feature document)</w:t>
+            </w:r>
+          </w:p>
+        </w:tc>
+      </w:tr>
+      <w:tr>
+        <w:tc>
+          <w:tcPr/>
+          <w:p>
+            <w:pPr>
+              <w:pStyle w:val="Compact"/>
+            </w:pPr>
+            <w:r>
+              <w:t xml:space="preserve">Scope growth (editor features)</w:t>
+            </w:r>
+          </w:p>
+        </w:tc>
+        <w:tc>
+          <w:tcPr/>
+          <w:p>
+            <w:pPr>
+              <w:pStyle w:val="Compact"/>
+            </w:pPr>
+            <w:r>
+              <w:t xml:space="preserve">Delays</w:t>
+            </w:r>
+          </w:p>
+        </w:tc>
+        <w:tc>
+          <w:tcPr/>
+          <w:p>
+            <w:pPr>
+              <w:pStyle w:val="Compact"/>
+            </w:pPr>
+            <w:r>
+              <w:t xml:space="preserve">Phase gates;</w:t>
+            </w:r>
+            <w:r>
+              <w:t xml:space="preserve"> </w:t>
+            </w:r>
+            <w:r>
+              <w:t xml:space="preserve">“Later”</w:t>
+            </w:r>
+            <w:r>
+              <w:t xml:space="preserve"> </w:t>
+            </w:r>
+            <w:r>
+              <w:t xml:space="preserve">list in document 1</w:t>
+            </w:r>
+          </w:p>
+        </w:tc>
+      </w:tr>
+      <w:tr>
+        <w:tc>
+          <w:tcPr/>
+          <w:p>
+            <w:pPr>
+              <w:pStyle w:val="Compact"/>
+            </w:pPr>
+            <w:r>
+              <w:t xml:space="preserve">Library licences or maintenance</w:t>
+            </w:r>
+          </w:p>
+        </w:tc>
+        <w:tc>
+          <w:tcPr/>
+          <w:p>
+            <w:pPr>
+              <w:pStyle w:val="Compact"/>
+            </w:pPr>
+            <w:r>
+              <w:t xml:space="preserve">Rework</w:t>
+            </w:r>
+          </w:p>
+        </w:tc>
+        <w:tc>
+          <w:tcPr/>
+          <w:p>
+            <w:pPr>
+              <w:pStyle w:val="Compact"/>
+            </w:pPr>
+            <w:r>
+              <w:t xml:space="preserve">Checked in WP2 and recorded</w:t>
+            </w:r>
+          </w:p>
+        </w:tc>
+      </w:tr>
+    </w:tbl>
+    <w:bookmarkEnd w:id="26"/>
+    <w:bookmarkStart w:id="27" w:name="decisions-needed-before-phase-1-starts"/>
+    <w:p>
+      <w:pPr>
+        <w:pStyle w:val="Heading1"/>
+      </w:pPr>
+      <w:r>
+        <w:t xml:space="preserve">15. Decisions needed before Phase 1 starts</w:t>
       </w:r>
     </w:p>
     <w:p>
@@ -7219,6 +8820,12 @@
       <w:r>
         <w:t xml:space="preserve">VPS memory and CPU figures, or permission to measure them.</w:t>
       </w:r>
+      <w:r>
+        <w:t xml:space="preserve"> </w:t>
+      </w:r>
+      <w:r>
+        <w:t xml:space="preserve">Also: the merchant group definitions and the option lists (feature document, questions 9 to 15).</w:t>
+      </w:r>
     </w:p>
     <w:p>
       <w:pPr>
@@ -7244,7 +8851,7 @@
         <w:t xml:space="preserve">Brand name on customer-facing wording while the module is Vircle-only (the help pages for it are owner-only so Halo’s neutral-wording test still passes).</w:t>
       </w:r>
     </w:p>
-    <w:bookmarkEnd w:id="25"/>
+    <w:bookmarkEnd w:id="27"/>
     <w:sectPr>
       <w:footnotePr>
         <w:numRestart w:val="eachSect"/>

--- a/docs/vircle-sign-plan.docx
+++ b/docs/vircle-sign-plan.docx
@@ -15,7 +15,7 @@
         <w:pStyle w:val="Subtitle"/>
       </w:pPr>
       <w:r>
-        <w:t xml:space="preserve">Document 2 of 3 for review. Architecture, data, security, work packages and rollout, second revision 6 Oct 2026</w:t>
+        <w:t xml:space="preserve">Document 2 of 3 for review. Architecture, data, security, work packages and rollout, third revision 6 Oct 2026</w:t>
       </w:r>
     </w:p>
     <w:sdt>
@@ -156,35 +156,58 @@
         <w:t xml:space="preserve">in parts, over several sittings, from one link</w:t>
       </w:r>
       <w:r>
-        <w:t xml:space="preserve">, includes the new e-invoice tax details,</w:t>
-      </w:r>
-      <w:r>
-        <w:t xml:space="preserve"> </w:t>
-      </w:r>
-      <w:r>
-        <w:t xml:space="preserve">and exists as</w:t>
-      </w:r>
-      <w:r>
-        <w:t xml:space="preserve"> </w:t>
-      </w:r>
+        <w:t xml:space="preserve"> </w:t>
+      </w:r>
+      <w:r>
+        <w:t xml:space="preserve">and includes the new e-invoice tax details.</w:t>
+      </w:r>
+      <w:r>
+        <w:t xml:space="preserve"> </w:t>
+      </w:r>
+      <w:r>
+        <w:t xml:space="preserve">That adds a forms layer (Phase 1B) between the core signing product and the merchant go-live.</w:t>
+      </w:r>
+    </w:p>
+    <w:p>
+      <w:pPr>
+        <w:pStyle w:val="BodyText"/>
+      </w:pPr>
       <w:r>
         <w:rPr>
           <w:b/>
           <w:bCs/>
         </w:rPr>
-        <w:t xml:space="preserve">variants per merchant group</w:t>
-      </w:r>
-      <w:r>
-        <w:t xml:space="preserve"> </w:t>
-      </w:r>
-      <w:r>
-        <w:t xml:space="preserve">(A, B, C) with different fees and terms. That adds a</w:t>
-      </w:r>
-      <w:r>
-        <w:t xml:space="preserve"> </w:t>
-      </w:r>
-      <w:r>
-        <w:t xml:space="preserve">forms layer (Phase 1B) between the core signing product and the merchant go-live.</w:t>
+        <w:t xml:space="preserve">Third revision (your answers).</w:t>
+      </w:r>
+      <w:r>
+        <w:t xml:space="preserve"> </w:t>
+      </w:r>
+      <w:r>
+        <w:t xml:space="preserve">Merchant groups are simply separate templates you duplicate and</w:t>
+      </w:r>
+      <w:r>
+        <w:t xml:space="preserve"> </w:t>
+      </w:r>
+      <w:r>
+        <w:t xml:space="preserve">select, so the template-family machinery is removed (3 days saved). Signing order is a checkbox per</w:t>
+      </w:r>
+      <w:r>
+        <w:t xml:space="preserve"> </w:t>
+      </w:r>
+      <w:r>
+        <w:t xml:space="preserve">document, off by default; the code and WhatsApp are used only when chosen; signers can download only</w:t>
+      </w:r>
+      <w:r>
+        <w:t xml:space="preserve"> </w:t>
+      </w:r>
+      <w:r>
+        <w:t xml:space="preserve">after completion; fields and form parts can be assigned to roles in advance, and signers can forward</w:t>
+      </w:r>
+      <w:r>
+        <w:t xml:space="preserve"> </w:t>
+      </w:r>
+      <w:r>
+        <w:t xml:space="preserve">their turn (Phase 2).</w:t>
       </w:r>
     </w:p>
     <w:tbl>
@@ -340,24 +363,24 @@
                 <w:b/>
                 <w:bCs/>
               </w:rPr>
-              <w:t xml:space="preserve">Forms and merchant groups.</w:t>
-            </w:r>
-            <w:r>
-              <w:t xml:space="preserve"> </w:t>
-            </w:r>
-            <w:r>
-              <w:t xml:space="preserve">The application filled in parts from one link with autosave; conditional fields and uploads; e-invoice tax details; variants per merchant group; the Merchant Registration add-on goes live</w:t>
-            </w:r>
-          </w:p>
-        </w:tc>
-        <w:tc>
-          <w:tcPr/>
-          <w:p>
-            <w:pPr>
-              <w:pStyle w:val="Compact"/>
-            </w:pPr>
-            <w:r>
-              <w:t xml:space="preserve">22 days, about 4.5 weeks</w:t>
+              <w:t xml:space="preserve">Forms.</w:t>
+            </w:r>
+            <w:r>
+              <w:t xml:space="preserve"> </w:t>
+            </w:r>
+            <w:r>
+              <w:t xml:space="preserve">The application filled in parts from one link with autosave; conditional fields and uploads; parts assigned to roles; e-invoice tax details; the Merchant Registration add-on goes live</w:t>
+            </w:r>
+          </w:p>
+        </w:tc>
+        <w:tc>
+          <w:tcPr/>
+          <w:p>
+            <w:pPr>
+              <w:pStyle w:val="Compact"/>
+            </w:pPr>
+            <w:r>
+              <w:t xml:space="preserve">18 days, about 3.5 weeks</w:t>
             </w:r>
           </w:p>
         </w:tc>
@@ -381,7 +404,7 @@
               <w:pStyle w:val="Compact"/>
             </w:pPr>
             <w:r>
-              <w:t xml:space="preserve">Automation, API, webhooks, part-aware reminders, countersign in Halo, share a part, option lists, envelopes, bulk send, add-on updates</w:t>
+              <w:t xml:space="preserve">Automation, API, webhooks, part-aware reminders, countersign in Halo, forwarding, option lists, envelopes, bulk send, add-on updates</w:t>
             </w:r>
           </w:p>
         </w:tc>
@@ -442,7 +465,7 @@
           <w:b/>
           <w:bCs/>
         </w:rPr>
-        <w:t xml:space="preserve">Merchant go-live is at the end of Phase 1B: about 68 working days, roughly 13.5 weeks.</w:t>
+        <w:t xml:space="preserve">Merchant go-live is at the end of Phase 1B: about 64 working days, roughly 12.8 weeks.</w:t>
       </w:r>
       <w:r>
         <w:t xml:space="preserve"> </w:t>
@@ -454,13 +477,13 @@
         <w:t xml:space="preserve"> </w:t>
       </w:r>
       <w:r>
-        <w:t xml:space="preserve">programme is about 119 days (24 weeks) for one engineer; two engineers working in parallel on 1A and</w:t>
-      </w:r>
-      <w:r>
-        <w:t xml:space="preserve"> </w:t>
-      </w:r>
-      <w:r>
-        <w:t xml:space="preserve">1B bring go-live forward to about 9 weeks. Until 1B is built, an agent can send the application as a</w:t>
+        <w:t xml:space="preserve">programme is about 115 days (23 weeks) for one engineer; two engineers working in parallel on 1A and</w:t>
+      </w:r>
+      <w:r>
+        <w:t xml:space="preserve"> </w:t>
+      </w:r>
+      <w:r>
+        <w:t xml:space="preserve">1B bring go-live forward to about 8 weeks. Until 1B is built, an agent can send the application as a</w:t>
       </w:r>
       <w:r>
         <w:t xml:space="preserve"> </w:t>
@@ -1900,7 +1923,125 @@
               <w:t xml:space="preserve">category</w:t>
             </w:r>
             <w:r>
-              <w:t xml:space="preserve">,</w:t>
+              <w:t xml:space="preserve">, status (draft, active, archived), current version, tags, add-on key and version if it came from one,</w:t>
+            </w:r>
+            <w:r>
+              <w:t xml:space="preserve"> </w:t>
+            </w:r>
+            <w:r>
+              <w:t xml:space="preserve">“customised”</w:t>
+            </w:r>
+            <w:r>
+              <w:t xml:space="preserve"> </w:t>
+            </w:r>
+            <w:r>
+              <w:t xml:space="preserve">flag</w:t>
+            </w:r>
+          </w:p>
+        </w:tc>
+      </w:tr>
+      <w:tr>
+        <w:tc>
+          <w:tcPr/>
+          <w:p>
+            <w:pPr>
+              <w:pStyle w:val="Compact"/>
+            </w:pPr>
+            <w:r>
+              <w:rPr>
+                <w:rStyle w:val="VerbatimChar"/>
+              </w:rPr>
+              <w:t xml:space="preserve">sign_template_versions</w:t>
+            </w:r>
+          </w:p>
+        </w:tc>
+        <w:tc>
+          <w:tcPr/>
+          <w:p>
+            <w:pPr>
+              <w:pStyle w:val="Compact"/>
+            </w:pPr>
+            <w:r>
+              <w:t xml:space="preserve">Immutable version of a template</w:t>
+            </w:r>
+          </w:p>
+        </w:tc>
+        <w:tc>
+          <w:tcPr/>
+          <w:p>
+            <w:pPr>
+              <w:pStyle w:val="Compact"/>
+            </w:pPr>
+            <w:r>
+              <w:t xml:space="preserve">version no., source file path and SHA-256, page count,</w:t>
+            </w:r>
+            <w:r>
+              <w:t xml:space="preserve"> </w:t>
+            </w:r>
+            <w:r>
+              <w:rPr>
+                <w:rStyle w:val="VerbatimChar"/>
+              </w:rPr>
+              <w:t xml:space="preserve">fields</w:t>
+            </w:r>
+            <w:r>
+              <w:t xml:space="preserve"> </w:t>
+            </w:r>
+            <w:r>
+              <w:t xml:space="preserve">(json),</w:t>
+            </w:r>
+            <w:r>
+              <w:t xml:space="preserve"> </w:t>
+            </w:r>
+            <w:r>
+              <w:rPr>
+                <w:rStyle w:val="VerbatimChar"/>
+              </w:rPr>
+              <w:t xml:space="preserve">roles</w:t>
+            </w:r>
+            <w:r>
+              <w:t xml:space="preserve"> </w:t>
+            </w:r>
+            <w:r>
+              <w:t xml:space="preserve">(json), defaults (expiry, reminders, order, language, subject, message)</w:t>
+            </w:r>
+          </w:p>
+        </w:tc>
+      </w:tr>
+      <w:tr>
+        <w:tc>
+          <w:tcPr/>
+          <w:p>
+            <w:pPr>
+              <w:pStyle w:val="Compact"/>
+            </w:pPr>
+            <w:r>
+              <w:rPr>
+                <w:rStyle w:val="VerbatimChar"/>
+              </w:rPr>
+              <w:t xml:space="preserve">sign_documents</w:t>
+            </w:r>
+          </w:p>
+        </w:tc>
+        <w:tc>
+          <w:tcPr/>
+          <w:p>
+            <w:pPr>
+              <w:pStyle w:val="Compact"/>
+            </w:pPr>
+            <w:r>
+              <w:t xml:space="preserve">One document sent for signing</w:t>
+            </w:r>
+          </w:p>
+        </w:tc>
+        <w:tc>
+          <w:tcPr/>
+          <w:p>
+            <w:pPr>
+              <w:pStyle w:val="Compact"/>
+            </w:pPr>
+            <w:r>
+              <w:t xml:space="preserve">reference (SGN-2026-000123), title, status,</w:t>
             </w:r>
             <w:r>
               <w:t xml:space="preserve"> </w:t>
@@ -1910,22 +2051,88 @@
                 <w:b/>
                 <w:bCs/>
               </w:rPr>
-              <w:t xml:space="preserve">family and variant key (for example Merchant group A)</w:t>
-            </w:r>
-            <w:r>
-              <w:t xml:space="preserve">, status (draft, active, archived), current version, tags, add-on key and version if it came from one,</w:t>
-            </w:r>
-            <w:r>
-              <w:t xml:space="preserve"> </w:t>
-            </w:r>
-            <w:r>
-              <w:t xml:space="preserve">“customised”</w:t>
-            </w:r>
-            <w:r>
-              <w:t xml:space="preserve"> </w:t>
-            </w:r>
-            <w:r>
+              <w:t xml:space="preserve">category</w:t>
+            </w:r>
+            <w:r>
+              <w:t xml:space="preserve">, template version (nullable), contact, ticket, deal,</w:t>
+            </w:r>
+            <w:r>
+              <w:t xml:space="preserve"> </w:t>
+            </w:r>
+            <w:r>
+              <w:rPr>
+                <w:rStyle w:val="VerbatimChar"/>
+              </w:rPr>
+              <w:t xml:space="preserve">merge_values</w:t>
+            </w:r>
+            <w:r>
+              <w:t xml:space="preserve">,</w:t>
+            </w:r>
+            <w:r>
+              <w:t xml:space="preserve"> </w:t>
+            </w:r>
+            <w:r>
+              <w:rPr>
+                <w:rStyle w:val="VerbatimChar"/>
+              </w:rPr>
+              <w:t xml:space="preserve">fields_snapshot</w:t>
+            </w:r>
+            <w:r>
+              <w:t xml:space="preserve">,</w:t>
+            </w:r>
+            <w:r>
+              <w:t xml:space="preserve"> </w:t>
+            </w:r>
+            <w:r>
+              <w:rPr>
+                <w:rStyle w:val="VerbatimChar"/>
+                <w:b/>
+                <w:bCs/>
+              </w:rPr>
+              <w:t xml:space="preserve">sign_in_order</w:t>
+            </w:r>
+            <w:r>
+              <w:rPr>
+                <w:b/>
+                <w:bCs/>
+              </w:rPr>
+              <w:t xml:space="preserve"> </w:t>
+            </w:r>
+            <w:r>
+              <w:rPr>
+                <w:b/>
+                <w:bCs/>
+              </w:rPr>
               <w:t xml:space="preserve">flag</w:t>
+            </w:r>
+            <w:r>
+              <w:t xml:space="preserve">, locale, expires at, sent at, completed at,</w:t>
+            </w:r>
+            <w:r>
+              <w:t xml:space="preserve"> </w:t>
+            </w:r>
+            <w:r>
+              <w:rPr>
+                <w:b/>
+                <w:bCs/>
+              </w:rPr>
+              <w:t xml:space="preserve">original upload (path, type, SHA-256)</w:t>
+            </w:r>
+            <w:r>
+              <w:t xml:space="preserve">,</w:t>
+            </w:r>
+            <w:r>
+              <w:t xml:space="preserve"> </w:t>
+            </w:r>
+            <w:r>
+              <w:rPr>
+                <w:b/>
+                <w:bCs/>
+              </w:rPr>
+              <w:t xml:space="preserve">converted PDF</w:t>
+            </w:r>
+            <w:r>
+              <w:t xml:space="preserve">, base file and SHA-256, final file and SHA-256, void reason, created by</w:t>
             </w:r>
           </w:p>
         </w:tc>
@@ -1941,59 +2148,29 @@
               <w:rPr>
                 <w:rStyle w:val="VerbatimChar"/>
               </w:rPr>
-              <w:t xml:space="preserve">sign_template_versions</w:t>
-            </w:r>
-          </w:p>
-        </w:tc>
-        <w:tc>
-          <w:tcPr/>
-          <w:p>
-            <w:pPr>
-              <w:pStyle w:val="Compact"/>
-            </w:pPr>
-            <w:r>
-              <w:t xml:space="preserve">Immutable version of a template</w:t>
-            </w:r>
-          </w:p>
-        </w:tc>
-        <w:tc>
-          <w:tcPr/>
-          <w:p>
-            <w:pPr>
-              <w:pStyle w:val="Compact"/>
-            </w:pPr>
-            <w:r>
-              <w:t xml:space="preserve">version no., source file path and SHA-256, page count,</w:t>
-            </w:r>
-            <w:r>
-              <w:t xml:space="preserve"> </w:t>
-            </w:r>
-            <w:r>
-              <w:rPr>
-                <w:rStyle w:val="VerbatimChar"/>
-              </w:rPr>
-              <w:t xml:space="preserve">fields</w:t>
-            </w:r>
-            <w:r>
-              <w:t xml:space="preserve"> </w:t>
-            </w:r>
-            <w:r>
-              <w:t xml:space="preserve">(json),</w:t>
-            </w:r>
-            <w:r>
-              <w:t xml:space="preserve"> </w:t>
-            </w:r>
-            <w:r>
-              <w:rPr>
-                <w:rStyle w:val="VerbatimChar"/>
-              </w:rPr>
-              <w:t xml:space="preserve">roles</w:t>
-            </w:r>
-            <w:r>
-              <w:t xml:space="preserve"> </w:t>
-            </w:r>
-            <w:r>
-              <w:t xml:space="preserve">(json), defaults (expiry, reminders, order, language, subject, message)</w:t>
+              <w:t xml:space="preserve">sign_document_files</w:t>
+            </w:r>
+          </w:p>
+        </w:tc>
+        <w:tc>
+          <w:tcPr/>
+          <w:p>
+            <w:pPr>
+              <w:pStyle w:val="Compact"/>
+            </w:pPr>
+            <w:r>
+              <w:t xml:space="preserve">Files that belong to a document</w:t>
+            </w:r>
+          </w:p>
+        </w:tc>
+        <w:tc>
+          <w:tcPr/>
+          <w:p>
+            <w:pPr>
+              <w:pStyle w:val="Compact"/>
+            </w:pPr>
+            <w:r>
+              <w:t xml:space="preserve">kind (source, annex, signer upload, signed, certificate), path, name, size, SHA-256</w:t>
             </w:r>
           </w:p>
         </w:tc>
@@ -2009,29 +2186,29 @@
               <w:rPr>
                 <w:rStyle w:val="VerbatimChar"/>
               </w:rPr>
-              <w:t xml:space="preserve">sign_documents</w:t>
-            </w:r>
-          </w:p>
-        </w:tc>
-        <w:tc>
-          <w:tcPr/>
-          <w:p>
-            <w:pPr>
-              <w:pStyle w:val="Compact"/>
-            </w:pPr>
-            <w:r>
-              <w:t xml:space="preserve">One document sent for signing</w:t>
-            </w:r>
-          </w:p>
-        </w:tc>
-        <w:tc>
-          <w:tcPr/>
-          <w:p>
-            <w:pPr>
-              <w:pStyle w:val="Compact"/>
-            </w:pPr>
-            <w:r>
-              <w:t xml:space="preserve">reference (SGN-2026-000123), title, status,</w:t>
+              <w:t xml:space="preserve">sign_signers</w:t>
+            </w:r>
+          </w:p>
+        </w:tc>
+        <w:tc>
+          <w:tcPr/>
+          <w:p>
+            <w:pPr>
+              <w:pStyle w:val="Compact"/>
+            </w:pPr>
+            <w:r>
+              <w:t xml:space="preserve">A person who signs</w:t>
+            </w:r>
+          </w:p>
+        </w:tc>
+        <w:tc>
+          <w:tcPr/>
+          <w:p>
+            <w:pPr>
+              <w:pStyle w:val="Compact"/>
+            </w:pPr>
+            <w:r>
+              <w:t xml:space="preserve">role key,</w:t>
             </w:r>
             <w:r>
               <w:t xml:space="preserve"> </w:t>
@@ -2041,19 +2218,7 @@
                 <w:b/>
                 <w:bCs/>
               </w:rPr>
-              <w:t xml:space="preserve">category</w:t>
-            </w:r>
-            <w:r>
-              <w:t xml:space="preserve">, template version (nullable), contact, ticket, deal,</w:t>
-            </w:r>
-            <w:r>
-              <w:t xml:space="preserve"> </w:t>
-            </w:r>
-            <w:r>
-              <w:rPr>
-                <w:rStyle w:val="VerbatimChar"/>
-              </w:rPr>
-              <w:t xml:space="preserve">merge_values</w:t>
+              <w:t xml:space="preserve">full name</w:t>
             </w:r>
             <w:r>
               <w:t xml:space="preserve">,</w:t>
@@ -2063,29 +2228,28 @@
             </w:r>
             <w:r>
               <w:rPr>
-                <w:rStyle w:val="VerbatimChar"/>
-              </w:rPr>
-              <w:t xml:space="preserve">fields_snapshot</w:t>
-            </w:r>
-            <w:r>
-              <w:t xml:space="preserve">,</w:t>
-            </w:r>
-            <w:r>
-              <w:t xml:space="preserve"> </w:t>
-            </w:r>
-            <w:r>
-              <w:rPr>
-                <w:rStyle w:val="VerbatimChar"/>
                 <w:b/>
                 <w:bCs/>
               </w:rPr>
-              <w:t xml:space="preserve">sign_in_order</w:t>
+              <w:t xml:space="preserve">email</w:t>
+            </w:r>
+            <w:r>
+              <w:t xml:space="preserve">, phone, channel,</w:t>
+            </w:r>
+            <w:r>
+              <w:t xml:space="preserve"> </w:t>
             </w:r>
             <w:r>
               <w:rPr>
                 <w:b/>
                 <w:bCs/>
               </w:rPr>
+              <w:t xml:space="preserve">order number (step)</w:t>
+            </w:r>
+            <w:r>
+              <w:t xml:space="preserve">,</w:t>
+            </w:r>
+            <w:r>
               <w:t xml:space="preserve"> </w:t>
             </w:r>
             <w:r>
@@ -2093,10 +2257,10 @@
                 <w:b/>
                 <w:bCs/>
               </w:rPr>
-              <w:t xml:space="preserve">flag</w:t>
-            </w:r>
-            <w:r>
-              <w:t xml:space="preserve">, locale, expires at, sent at, completed at,</w:t>
+              <w:t xml:space="preserve">invited at</w:t>
+            </w:r>
+            <w:r>
+              <w:t xml:space="preserve">, status,</w:t>
             </w:r>
             <w:r>
               <w:t xml:space="preserve"> </w:t>
@@ -2106,23 +2270,10 @@
                 <w:b/>
                 <w:bCs/>
               </w:rPr>
-              <w:t xml:space="preserve">original upload (path, type, SHA-256)</w:t>
-            </w:r>
-            <w:r>
-              <w:t xml:space="preserve">,</w:t>
-            </w:r>
-            <w:r>
-              <w:t xml:space="preserve"> </w:t>
-            </w:r>
-            <w:r>
-              <w:rPr>
-                <w:b/>
-                <w:bCs/>
-              </w:rPr>
-              <w:t xml:space="preserve">converted PDF</w:t>
-            </w:r>
-            <w:r>
-              <w:t xml:space="preserve">, base file and SHA-256, final file and SHA-256, void reason, created by</w:t>
+              <w:t xml:space="preserve">token hash</w:t>
+            </w:r>
+            <w:r>
+              <w:t xml:space="preserve">, code hash and attempts, viewed, signed and declined times, decline reason, IP, device, locale, consent version</w:t>
             </w:r>
           </w:p>
         </w:tc>
@@ -2138,29 +2289,29 @@
               <w:rPr>
                 <w:rStyle w:val="VerbatimChar"/>
               </w:rPr>
-              <w:t xml:space="preserve">sign_document_files</w:t>
-            </w:r>
-          </w:p>
-        </w:tc>
-        <w:tc>
-          <w:tcPr/>
-          <w:p>
-            <w:pPr>
-              <w:pStyle w:val="Compact"/>
-            </w:pPr>
-            <w:r>
-              <w:t xml:space="preserve">Files that belong to a document</w:t>
-            </w:r>
-          </w:p>
-        </w:tc>
-        <w:tc>
-          <w:tcPr/>
-          <w:p>
-            <w:pPr>
-              <w:pStyle w:val="Compact"/>
-            </w:pPr>
-            <w:r>
-              <w:t xml:space="preserve">kind (source, annex, signer upload, signed, certificate), path, name, size, SHA-256</w:t>
+              <w:t xml:space="preserve">sign_answers</w:t>
+            </w:r>
+          </w:p>
+        </w:tc>
+        <w:tc>
+          <w:tcPr/>
+          <w:p>
+            <w:pPr>
+              <w:pStyle w:val="Compact"/>
+            </w:pPr>
+            <w:r>
+              <w:t xml:space="preserve">Everything entered, in form mode or on the page</w:t>
+            </w:r>
+          </w:p>
+        </w:tc>
+        <w:tc>
+          <w:tcPr/>
+          <w:p>
+            <w:pPr>
+              <w:pStyle w:val="Compact"/>
+            </w:pPr>
+            <w:r>
+              <w:t xml:space="preserve">document, signer, data field key, value (json) or file, source (signer, sender, contact, colleague), saved at, sensitive flag</w:t>
             </w:r>
           </w:p>
         </w:tc>
@@ -2176,94 +2327,29 @@
               <w:rPr>
                 <w:rStyle w:val="VerbatimChar"/>
               </w:rPr>
-              <w:t xml:space="preserve">sign_signers</w:t>
-            </w:r>
-          </w:p>
-        </w:tc>
-        <w:tc>
-          <w:tcPr/>
-          <w:p>
-            <w:pPr>
-              <w:pStyle w:val="Compact"/>
-            </w:pPr>
-            <w:r>
-              <w:t xml:space="preserve">A person who signs</w:t>
-            </w:r>
-          </w:p>
-        </w:tc>
-        <w:tc>
-          <w:tcPr/>
-          <w:p>
-            <w:pPr>
-              <w:pStyle w:val="Compact"/>
-            </w:pPr>
-            <w:r>
-              <w:t xml:space="preserve">role key,</w:t>
-            </w:r>
-            <w:r>
-              <w:t xml:space="preserve"> </w:t>
-            </w:r>
-            <w:r>
-              <w:rPr>
-                <w:b/>
-                <w:bCs/>
-              </w:rPr>
-              <w:t xml:space="preserve">full name</w:t>
-            </w:r>
-            <w:r>
-              <w:t xml:space="preserve">,</w:t>
-            </w:r>
-            <w:r>
-              <w:t xml:space="preserve"> </w:t>
-            </w:r>
-            <w:r>
-              <w:rPr>
-                <w:b/>
-                <w:bCs/>
-              </w:rPr>
-              <w:t xml:space="preserve">email</w:t>
-            </w:r>
-            <w:r>
-              <w:t xml:space="preserve">, phone, channel,</w:t>
-            </w:r>
-            <w:r>
-              <w:t xml:space="preserve"> </w:t>
-            </w:r>
-            <w:r>
-              <w:rPr>
-                <w:b/>
-                <w:bCs/>
-              </w:rPr>
-              <w:t xml:space="preserve">order number (step)</w:t>
-            </w:r>
-            <w:r>
-              <w:t xml:space="preserve">,</w:t>
-            </w:r>
-            <w:r>
-              <w:t xml:space="preserve"> </w:t>
-            </w:r>
-            <w:r>
-              <w:rPr>
-                <w:b/>
-                <w:bCs/>
-              </w:rPr>
-              <w:t xml:space="preserve">invited at</w:t>
-            </w:r>
-            <w:r>
-              <w:t xml:space="preserve">, status,</w:t>
-            </w:r>
-            <w:r>
-              <w:t xml:space="preserve"> </w:t>
-            </w:r>
-            <w:r>
-              <w:rPr>
-                <w:b/>
-                <w:bCs/>
-              </w:rPr>
-              <w:t xml:space="preserve">token hash</w:t>
-            </w:r>
-            <w:r>
-              <w:t xml:space="preserve">, code hash and attempts, viewed, signed and declined times, decline reason, IP, device, locale, consent version</w:t>
+              <w:t xml:space="preserve">sign_forms</w:t>
+            </w:r>
+          </w:p>
+        </w:tc>
+        <w:tc>
+          <w:tcPr/>
+          <w:p>
+            <w:pPr>
+              <w:pStyle w:val="Compact"/>
+            </w:pPr>
+            <w:r>
+              <w:t xml:space="preserve">An immutable form definition per version</w:t>
+            </w:r>
+          </w:p>
+        </w:tc>
+        <w:tc>
+          <w:tcPr/>
+          <w:p>
+            <w:pPr>
+              <w:pStyle w:val="Compact"/>
+            </w:pPr>
+            <w:r>
+              <w:t xml:space="preserve">ordered parts, data field keys in each part, text per language</w:t>
             </w:r>
           </w:p>
         </w:tc>
@@ -2279,29 +2365,29 @@
               <w:rPr>
                 <w:rStyle w:val="VerbatimChar"/>
               </w:rPr>
-              <w:t xml:space="preserve">sign_answers</w:t>
-            </w:r>
-          </w:p>
-        </w:tc>
-        <w:tc>
-          <w:tcPr/>
-          <w:p>
-            <w:pPr>
-              <w:pStyle w:val="Compact"/>
-            </w:pPr>
-            <w:r>
-              <w:t xml:space="preserve">Everything entered, in form mode or on the page</w:t>
-            </w:r>
-          </w:p>
-        </w:tc>
-        <w:tc>
-          <w:tcPr/>
-          <w:p>
-            <w:pPr>
-              <w:pStyle w:val="Compact"/>
-            </w:pPr>
-            <w:r>
-              <w:t xml:space="preserve">document, signer, data field key, value (json) or file, source (signer, sender, contact, colleague), saved at, sensitive flag</w:t>
+              <w:t xml:space="preserve">sign_data_fields</w:t>
+            </w:r>
+          </w:p>
+        </w:tc>
+        <w:tc>
+          <w:tcPr/>
+          <w:p>
+            <w:pPr>
+              <w:pStyle w:val="Compact"/>
+            </w:pPr>
+            <w:r>
+              <w:t xml:space="preserve">Definition of each data field</w:t>
+            </w:r>
+          </w:p>
+        </w:tc>
+        <w:tc>
+          <w:tcPr/>
+          <w:p>
+            <w:pPr>
+              <w:pStyle w:val="Compact"/>
+            </w:pPr>
+            <w:r>
+              <w:t xml:space="preserve">key, labels and help per language, type, options or option list, validation, required rule, show-if rule, contact field it fills, assigned role, sensitive flag</w:t>
             </w:r>
           </w:p>
         </w:tc>
@@ -2317,121 +2403,7 @@
               <w:rPr>
                 <w:rStyle w:val="VerbatimChar"/>
               </w:rPr>
-              <w:t xml:space="preserve">sign_template_families</w:t>
-            </w:r>
-          </w:p>
-        </w:tc>
-        <w:tc>
-          <w:tcPr/>
-          <w:p>
-            <w:pPr>
-              <w:pStyle w:val="Compact"/>
-            </w:pPr>
-            <w:r>
-              <w:t xml:space="preserve">A family of variants (Merchant Application)</w:t>
-            </w:r>
-          </w:p>
-        </w:tc>
-        <w:tc>
-          <w:tcPr/>
-          <w:p>
-            <w:pPr>
-              <w:pStyle w:val="Compact"/>
-            </w:pPr>
-            <w:r>
-              <w:t xml:space="preserve">name, category, form, add-on key</w:t>
-            </w:r>
-          </w:p>
-        </w:tc>
-      </w:tr>
-      <w:tr>
-        <w:tc>
-          <w:tcPr/>
-          <w:p>
-            <w:pPr>
-              <w:pStyle w:val="Compact"/>
-            </w:pPr>
-            <w:r>
-              <w:rPr>
-                <w:rStyle w:val="VerbatimChar"/>
-              </w:rPr>
-              <w:t xml:space="preserve">sign_forms</w:t>
-            </w:r>
-          </w:p>
-        </w:tc>
-        <w:tc>
-          <w:tcPr/>
-          <w:p>
-            <w:pPr>
-              <w:pStyle w:val="Compact"/>
-            </w:pPr>
-            <w:r>
-              <w:t xml:space="preserve">An immutable form definition per version</w:t>
-            </w:r>
-          </w:p>
-        </w:tc>
-        <w:tc>
-          <w:tcPr/>
-          <w:p>
-            <w:pPr>
-              <w:pStyle w:val="Compact"/>
-            </w:pPr>
-            <w:r>
-              <w:t xml:space="preserve">ordered parts, data field keys in each part, text per language</w:t>
-            </w:r>
-          </w:p>
-        </w:tc>
-      </w:tr>
-      <w:tr>
-        <w:tc>
-          <w:tcPr/>
-          <w:p>
-            <w:pPr>
-              <w:pStyle w:val="Compact"/>
-            </w:pPr>
-            <w:r>
-              <w:rPr>
-                <w:rStyle w:val="VerbatimChar"/>
-              </w:rPr>
-              <w:t xml:space="preserve">sign_data_fields</w:t>
-            </w:r>
-          </w:p>
-        </w:tc>
-        <w:tc>
-          <w:tcPr/>
-          <w:p>
-            <w:pPr>
-              <w:pStyle w:val="Compact"/>
-            </w:pPr>
-            <w:r>
-              <w:t xml:space="preserve">Definition of each data field</w:t>
-            </w:r>
-          </w:p>
-        </w:tc>
-        <w:tc>
-          <w:tcPr/>
-          <w:p>
-            <w:pPr>
-              <w:pStyle w:val="Compact"/>
-            </w:pPr>
-            <w:r>
-              <w:t xml:space="preserve">key, labels and help per language, type, options or option list, validation, required rule, show-if rule, contact field it fills, sensitive flag, default per variant</w:t>
-            </w:r>
-          </w:p>
-        </w:tc>
-      </w:tr>
-      <w:tr>
-        <w:tc>
-          <w:tcPr/>
-          <w:p>
-            <w:pPr>
-              <w:pStyle w:val="Compact"/>
-            </w:pPr>
-            <w:r>
-              <w:rPr>
-                <w:rStyle w:val="VerbatimChar"/>
-              </w:rPr>
-              <w:t xml:space="preserve">sign_contributors</w:t>
+              <w:t xml:space="preserve">sign_forwards</w:t>
             </w:r>
             <w:r>
               <w:t xml:space="preserve"> </w:t>
@@ -2448,18 +2420,18 @@
               <w:pStyle w:val="Compact"/>
             </w:pPr>
             <w:r>
-              <w:t xml:space="preserve">Colleague links for one part</w:t>
-            </w:r>
-          </w:p>
-        </w:tc>
-        <w:tc>
-          <w:tcPr/>
-          <w:p>
-            <w:pPr>
-              <w:pStyle w:val="Compact"/>
-            </w:pPr>
-            <w:r>
-              <w:t xml:space="preserve">document, part keys, name, email, token hash, status</w:t>
+              <w:t xml:space="preserve">A turn or part handed to someone else</w:t>
+            </w:r>
+          </w:p>
+        </w:tc>
+        <w:tc>
+          <w:tcPr/>
+          <w:p>
+            <w:pPr>
+              <w:pStyle w:val="Compact"/>
+            </w:pPr>
+            <w:r>
+              <w:t xml:space="preserve">document, from signer, to name and email, scope (whole turn or part keys), token hash, status</w:t>
             </w:r>
           </w:p>
         </w:tc>
@@ -2918,23 +2890,25 @@
         <w:t xml:space="preserve"> </w:t>
       </w:r>
       <w:r>
-        <w:t xml:space="preserve">Each signer has an order number; signers sharing a number are one</w:t>
-      </w:r>
-      <w:r>
-        <w:t xml:space="preserve"> </w:t>
-      </w:r>
-      <w:r>
-        <w:rPr>
-          <w:i/>
-          <w:iCs/>
-        </w:rPr>
-        <w:t xml:space="preserve">step</w:t>
-      </w:r>
-      <w:r>
-        <w:t xml:space="preserve">. With</w:t>
-      </w:r>
-      <w:r>
-        <w:t xml:space="preserve"> </w:t>
+        <w:t xml:space="preserve">Each signer has an order number. In Phase 1 each number holds one signer; sharing a</w:t>
+      </w:r>
+      <w:r>
+        <w:t xml:space="preserve"> </w:t>
+      </w:r>
+      <w:r>
+        <w:t xml:space="preserve">number (a parallel step) is a Phase 2 option that the tables already allow. With the checkbox</w:t>
+      </w:r>
+      <w:r>
+        <w:t xml:space="preserve"> </w:t>
+      </w:r>
+      <w:r>
+        <w:t xml:space="preserve">“This document needs signing order”</w:t>
+      </w:r>
+      <w:r>
+        <w:t xml:space="preserve"> </w:t>
+      </w:r>
+      <w:r>
+        <w:t xml:space="preserve">(</w:t>
       </w:r>
       <w:r>
         <w:rPr>
@@ -2943,10 +2917,13 @@
         <w:t xml:space="preserve">sign_in_order</w:t>
       </w:r>
       <w:r>
-        <w:t xml:space="preserve"> </w:t>
-      </w:r>
-      <w:r>
-        <w:t xml:space="preserve">off, every step is invited at once and the numbers are ignored. With it on:</w:t>
+        <w:t xml:space="preserve">) off, which is the default, everyone is invited</w:t>
+      </w:r>
+      <w:r>
+        <w:t xml:space="preserve"> </w:t>
+      </w:r>
+      <w:r>
+        <w:t xml:space="preserve">at once and the numbers are ignored. With it ticked:</w:t>
       </w:r>
     </w:p>
     <w:p>
@@ -4049,13 +4026,13 @@
       </w:r>
     </w:p>
     <w:bookmarkEnd w:id="15"/>
-    <w:bookmarkStart w:id="16" w:name="forms-in-parts-and-merchant-groups"/>
+    <w:bookmarkStart w:id="16" w:name="forms-in-parts"/>
     <w:p>
       <w:pPr>
         <w:pStyle w:val="Heading1"/>
       </w:pPr>
       <w:r>
-        <w:t xml:space="preserve">8. Forms in parts, and merchant groups</w:t>
+        <w:t xml:space="preserve">8. Forms in parts</w:t>
       </w:r>
     </w:p>
     <w:p>
@@ -4487,7 +4464,7 @@
         <w:t xml:space="preserve"> </w:t>
       </w:r>
       <w:r>
-        <w:t xml:space="preserve">(fees, terms) are checked for fit when the variant is saved. Uploaded files are stored with their</w:t>
+        <w:t xml:space="preserve">(fees, terms) are checked for fit when the template is saved. Uploaded files are stored with their</w:t>
       </w:r>
       <w:r>
         <w:t xml:space="preserve"> </w:t>
@@ -4541,13 +4518,67 @@
           <w:b/>
           <w:bCs/>
         </w:rPr>
-        <w:t xml:space="preserve">Families and variants.</w:t>
-      </w:r>
-      <w:r>
-        <w:t xml:space="preserve"> </w:t>
-      </w:r>
-      <w:r>
-        <w:t xml:space="preserve">- A</w:t>
+        <w:t xml:space="preserve">Different terms are different templates.</w:t>
+      </w:r>
+      <w:r>
+        <w:t xml:space="preserve"> </w:t>
+      </w:r>
+      <w:r>
+        <w:t xml:space="preserve">A merchant group, or any case with other fees or</w:t>
+      </w:r>
+      <w:r>
+        <w:t xml:space="preserve"> </w:t>
+      </w:r>
+      <w:r>
+        <w:t xml:space="preserve">clauses, is another template in the category.</w:t>
+      </w:r>
+      <w:r>
+        <w:t xml:space="preserve"> </w:t>
+      </w:r>
+      <w:r>
+        <w:t xml:space="preserve">“Duplicate template”</w:t>
+      </w:r>
+      <w:r>
+        <w:t xml:space="preserve"> </w:t>
+      </w:r>
+      <w:r>
+        <w:t xml:space="preserve">copies the file, fields, form and</w:t>
+      </w:r>
+      <w:r>
+        <w:t xml:space="preserve"> </w:t>
+      </w:r>
+      <w:r>
+        <w:t xml:space="preserve">placements into a new draft. Fees and terms are ordinary text in the template, or static text the</w:t>
+      </w:r>
+      <w:r>
+        <w:t xml:space="preserve"> </w:t>
+      </w:r>
+      <w:r>
+        <w:t xml:space="preserve">sender writes. The sealed record names the template, version and terms as printed. Comparing two</w:t>
+      </w:r>
+      <w:r>
+        <w:t xml:space="preserve"> </w:t>
+      </w:r>
+      <w:r>
+        <w:t xml:space="preserve">templates and a shared library of form parts are parked.</w:t>
+      </w:r>
+    </w:p>
+    <w:p>
+      <w:pPr>
+        <w:pStyle w:val="BodyText"/>
+      </w:pPr>
+      <w:r>
+        <w:rPr>
+          <w:b/>
+          <w:bCs/>
+        </w:rPr>
+        <w:t xml:space="preserve">Assign in advance (Phase 1B) and forward (Phase 2).</w:t>
+      </w:r>
+      <w:r>
+        <w:t xml:space="preserve"> </w:t>
+      </w:r>
+      <w:r>
+        <w:t xml:space="preserve">- Each field, and each part of a form, belongs to a</w:t>
       </w:r>
       <w:r>
         <w:t xml:space="preserve"> </w:t>
@@ -4557,130 +4588,77 @@
           <w:i/>
           <w:iCs/>
         </w:rPr>
-        <w:t xml:space="preserve">variant</w:t>
-      </w:r>
-      <w:r>
-        <w:t xml:space="preserve"> </w:t>
-      </w:r>
-      <w:r>
-        <w:t xml:space="preserve">is a normal template carrying a family and a variant key. All variants of a family</w:t>
-      </w:r>
-      <w:r>
-        <w:t xml:space="preserve"> </w:t>
-      </w:r>
-      <w:r>
-        <w:t xml:space="preserve">share one form and one set of data fields, so the tax part and contacts are identical everywhere.</w:t>
-      </w:r>
-      <w:r>
-        <w:t xml:space="preserve"> </w:t>
-      </w:r>
-      <w:r>
-        <w:t xml:space="preserve">- The merchant group is a contact field. The wizard offers the group; from a contact that has one it</w:t>
-      </w:r>
-      <w:r>
-        <w:t xml:space="preserve"> </w:t>
-      </w:r>
-      <w:r>
-        <w:t xml:space="preserve">is preselected; the automation step takes the group as an input.</w:t>
-      </w:r>
-      <w:r>
-        <w:t xml:space="preserve"> </w:t>
-      </w:r>
-      <w:r>
-        <w:t xml:space="preserve">- Commercial values (fees, notice period, settlement, payment channel note) are data fields with</w:t>
-      </w:r>
-      <w:r>
-        <w:t xml:space="preserve"> </w:t>
-      </w:r>
-      <w:r>
-        <w:t xml:space="preserve">each variant’s defaults. They are locked on the merchant’s page and on the sender’s wizard unless</w:t>
-      </w:r>
-      <w:r>
-        <w:t xml:space="preserve"> </w:t>
-      </w:r>
-      <w:r>
-        <w:t xml:space="preserve">the workspace setting</w:t>
-      </w:r>
-      <w:r>
-        <w:t xml:space="preserve"> </w:t>
-      </w:r>
-      <w:r>
-        <w:t xml:space="preserve">“senders may change fees”</w:t>
-      </w:r>
-      <w:r>
-        <w:t xml:space="preserve"> </w:t>
-      </w:r>
-      <w:r>
-        <w:t xml:space="preserve">is on.</w:t>
-      </w:r>
-      <w:r>
-        <w:t xml:space="preserve"> </w:t>
-      </w:r>
-      <w:r>
-        <w:t xml:space="preserve">- Compare shows two variants side by side (fields, values, wording differences).</w:t>
-      </w:r>
-      <w:r>
-        <w:t xml:space="preserve"> </w:t>
-      </w:r>
-      <w:r>
-        <w:t xml:space="preserve">“Copy fields from”</w:t>
-      </w:r>
-      <w:r>
-        <w:t xml:space="preserve"> </w:t>
-      </w:r>
-      <w:r>
-        <w:t xml:space="preserve">matches placements by label so a new group starts from an existing one.</w:t>
-      </w:r>
-      <w:r>
-        <w:t xml:space="preserve"> </w:t>
-      </w:r>
-      <w:r>
-        <w:t xml:space="preserve">- A new version of a variant never changes sent documents; the sealed record names group, variant and</w:t>
-      </w:r>
-      <w:r>
-        <w:t xml:space="preserve"> </w:t>
-      </w:r>
-      <w:r>
-        <w:t xml:space="preserve">version.</w:t>
-      </w:r>
-    </w:p>
-    <w:p>
-      <w:pPr>
-        <w:pStyle w:val="BodyText"/>
-      </w:pPr>
-      <w:r>
-        <w:rPr>
-          <w:b/>
-          <w:bCs/>
-        </w:rPr>
-        <w:t xml:space="preserve">Share a part (P2).</w:t>
-      </w:r>
-      <w:r>
-        <w:t xml:space="preserve"> </w:t>
-      </w:r>
-      <w:r>
-        <w:t xml:space="preserve">A colleague link is scoped to chosen part keys, has its own token, shows only</w:t>
-      </w:r>
-      <w:r>
-        <w:t xml:space="preserve"> </w:t>
-      </w:r>
-      <w:r>
-        <w:t xml:space="preserve">those parts, records the colleague’s name and email on each change (source</w:t>
-      </w:r>
-      <w:r>
-        <w:t xml:space="preserve"> </w:t>
-      </w:r>
-      <w:r>
-        <w:t xml:space="preserve">“colleague”</w:t>
-      </w:r>
-      <w:r>
-        <w:t xml:space="preserve">), and can</w:t>
-      </w:r>
-      <w:r>
-        <w:t xml:space="preserve"> </w:t>
-      </w:r>
-      <w:r>
-        <w:t xml:space="preserve">never reach the sign step.</w:t>
+        <w:t xml:space="preserve">role</w:t>
+      </w:r>
+      <w:r>
+        <w:t xml:space="preserve">. A role is a signer or a filler (completes</w:t>
+      </w:r>
+      <w:r>
+        <w:t xml:space="preserve"> </w:t>
+      </w:r>
+      <w:r>
+        <w:t xml:space="preserve">fields, does not sign). The signing list names who holds each role, so before sending it is known</w:t>
+      </w:r>
+      <w:r>
+        <w:t xml:space="preserve"> </w:t>
+      </w:r>
+      <w:r>
+        <w:t xml:space="preserve">who fills and who signs what. A filler gets the same link mechanism and sees only their role’s parts.</w:t>
+      </w:r>
+      <w:r>
+        <w:t xml:space="preserve"> </w:t>
+      </w:r>
+      <w:r>
+        <w:t xml:space="preserve">-</w:t>
+      </w:r>
+      <w:r>
+        <w:t xml:space="preserve"> </w:t>
+      </w:r>
+      <w:r>
+        <w:rPr>
+          <w:i/>
+          <w:iCs/>
+        </w:rPr>
+        <w:t xml:space="preserve">Forward:</w:t>
+      </w:r>
+      <w:r>
+        <w:t xml:space="preserve"> </w:t>
+      </w:r>
+      <w:r>
+        <w:t xml:space="preserve">a signer can hand their whole turn, or one part, to another person (name and email). A</w:t>
+      </w:r>
+      <w:r>
+        <w:t xml:space="preserve"> </w:t>
+      </w:r>
+      <w:r>
+        <w:t xml:space="preserve">forward has its own token, shows only what was handed over, records the new person on each change</w:t>
+      </w:r>
+      <w:r>
+        <w:t xml:space="preserve"> </w:t>
+      </w:r>
+      <w:r>
+        <w:t xml:space="preserve">(source</w:t>
+      </w:r>
+      <w:r>
+        <w:t xml:space="preserve"> </w:t>
+      </w:r>
+      <w:r>
+        <w:t xml:space="preserve">“forwarded”</w:t>
+      </w:r>
+      <w:r>
+        <w:t xml:space="preserve">) and, for a part only, can never reach the sign step. A forward of the whole turn</w:t>
+      </w:r>
+      <w:r>
+        <w:t xml:space="preserve"> </w:t>
+      </w:r>
+      <w:r>
+        <w:t xml:space="preserve">makes the new person the signer for that role. Each forward is an audit event, and the sender can</w:t>
+      </w:r>
+      <w:r>
+        <w:t xml:space="preserve"> </w:t>
+      </w:r>
+      <w:r>
+        <w:t xml:space="preserve">switch forwarding off for a template or a document.</w:t>
       </w:r>
     </w:p>
     <w:bookmarkEnd w:id="16"/>
@@ -4836,7 +4814,13 @@
         <w:t xml:space="preserve"> </w:t>
       </w:r>
       <w:r>
-        <w:t xml:space="preserve">addresses are never handed to the browser.</w:t>
+        <w:t xml:space="preserve">addresses are never handed to the browser. A signer can download only the signed copy, and only</w:t>
+      </w:r>
+      <w:r>
+        <w:t xml:space="preserve"> </w:t>
+      </w:r>
+      <w:r>
+        <w:t xml:space="preserve">after the document is completed.</w:t>
       </w:r>
     </w:p>
     <w:p>
@@ -6915,13 +6899,13 @@
       </w:tr>
     </w:tbl>
     <w:bookmarkEnd w:id="19"/>
-    <w:bookmarkStart w:id="20" w:name="Xb4badb24fb54ec6f7453348152dfeda8eb940b0"/>
+    <w:bookmarkStart w:id="20" w:name="phase-1b-forms-18-days"/>
     <w:p>
       <w:pPr>
         <w:pStyle w:val="Heading2"/>
       </w:pPr>
       <w:r>
-        <w:t xml:space="preserve">Phase 1B: forms and merchant groups (22 days)</w:t>
+        <w:t xml:space="preserve">Phase 1B: forms (18 days)</w:t>
       </w:r>
     </w:p>
     <w:tbl>
@@ -7003,7 +6987,7 @@
               <w:t xml:space="preserve"> </w:t>
             </w:r>
             <w:r>
-              <w:t xml:space="preserve">tables, field types, shared rule and validation module, option lists seed, binding placements to data fields in the editor</w:t>
+              <w:t xml:space="preserve">tables, field types, shared rule and validation module, option lists seed, binding placements to data fields in the editor, assigning fields and parts to roles</w:t>
             </w:r>
           </w:p>
         </w:tc>
@@ -7093,7 +7077,7 @@
               <w:t xml:space="preserve"> </w:t>
             </w:r>
             <w:r>
-              <w:t xml:space="preserve">form builder, progress view, reminders naming unfinished parts, extend expiry, write-back to contact fields</w:t>
+              <w:t xml:space="preserve">form builder, progress view, reminders naming unfinished parts, extend expiry, write-back to contact fields, duplicate template</w:t>
             </w:r>
           </w:p>
         </w:tc>
@@ -7132,69 +7116,24 @@
                 <w:b/>
                 <w:bCs/>
               </w:rPr>
-              <w:t xml:space="preserve">Families and merchant groups:</w:t>
-            </w:r>
-            <w:r>
-              <w:t xml:space="preserve"> </w:t>
-            </w:r>
-            <w:r>
-              <w:t xml:space="preserve">variants, group picker, auto-choice from the contact, commercial values with defaults, compare and copy</w:t>
-            </w:r>
-          </w:p>
-        </w:tc>
-        <w:tc>
-          <w:tcPr/>
-          <w:p>
-            <w:pPr>
-              <w:pStyle w:val="Compact"/>
-            </w:pPr>
-            <w:r>
-              <w:t xml:space="preserve">3</w:t>
-            </w:r>
-          </w:p>
-        </w:tc>
-      </w:tr>
-      <w:tr>
-        <w:tc>
-          <w:tcPr/>
-          <w:p>
-            <w:pPr>
-              <w:pStyle w:val="Compact"/>
-            </w:pPr>
-            <w:r>
-              <w:t xml:space="preserve">13</w:t>
-            </w:r>
-          </w:p>
-        </w:tc>
-        <w:tc>
-          <w:tcPr/>
-          <w:p>
-            <w:pPr>
-              <w:pStyle w:val="Compact"/>
-            </w:pPr>
-            <w:r>
-              <w:rPr>
-                <w:b/>
-                <w:bCs/>
-              </w:rPr>
               <w:t xml:space="preserve">Merchant Registration content:</w:t>
             </w:r>
             <w:r>
               <w:t xml:space="preserve"> </w:t>
             </w:r>
             <w:r>
-              <w:t xml:space="preserve">the real application with the e-invoice part, groups A, B and C, wording in English and Bahasa Melayu, tests on the real files</w:t>
-            </w:r>
-          </w:p>
-        </w:tc>
-        <w:tc>
-          <w:tcPr/>
-          <w:p>
-            <w:pPr>
-              <w:pStyle w:val="Compact"/>
-            </w:pPr>
-            <w:r>
-              <w:t xml:space="preserve">3</w:t>
+              <w:t xml:space="preserve">the sample application with the e-invoice part as a template with its form, wording in English and Bahasa Melayu, tests on the real file</w:t>
+            </w:r>
+          </w:p>
+        </w:tc>
+        <w:tc>
+          <w:tcPr/>
+          <w:p>
+            <w:pPr>
+              <w:pStyle w:val="Compact"/>
+            </w:pPr>
+            <w:r>
+              <w:t xml:space="preserve">2</w:t>
             </w:r>
           </w:p>
         </w:tc>
@@ -7268,18 +7207,18 @@
               <w:pStyle w:val="Compact"/>
             </w:pPr>
             <w:r>
-              <w:t xml:space="preserve">14</w:t>
-            </w:r>
-          </w:p>
-        </w:tc>
-        <w:tc>
-          <w:tcPr/>
-          <w:p>
-            <w:pPr>
-              <w:pStyle w:val="Compact"/>
-            </w:pPr>
-            <w:r>
-              <w:t xml:space="preserve">Automation trigger and step (with the merchant group as an input), webhooks, recipe</w:t>
+              <w:t xml:space="preserve">13</w:t>
+            </w:r>
+          </w:p>
+        </w:tc>
+        <w:tc>
+          <w:tcPr/>
+          <w:p>
+            <w:pPr>
+              <w:pStyle w:val="Compact"/>
+            </w:pPr>
+            <w:r>
+              <w:t xml:space="preserve">Automation trigger and step (the template is an input), webhooks, recipe</w:t>
             </w:r>
             <w:r>
               <w:t xml:space="preserve"> </w:t>
@@ -7309,7 +7248,7 @@
               <w:pStyle w:val="Compact"/>
             </w:pPr>
             <w:r>
-              <w:t xml:space="preserve">15</w:t>
+              <w:t xml:space="preserve">14</w:t>
             </w:r>
           </w:p>
         </w:tc>
@@ -7356,7 +7295,7 @@
               <w:pStyle w:val="Compact"/>
             </w:pPr>
             <w:r>
-              <w:t xml:space="preserve">16</w:t>
+              <w:t xml:space="preserve">15</w:t>
             </w:r>
           </w:p>
         </w:tc>
@@ -7391,7 +7330,7 @@
               <w:pStyle w:val="Compact"/>
             </w:pPr>
             <w:r>
-              <w:t xml:space="preserve">17</w:t>
+              <w:t xml:space="preserve">16</w:t>
             </w:r>
           </w:p>
         </w:tc>
@@ -7426,7 +7365,7 @@
               <w:pStyle w:val="Compact"/>
             </w:pPr>
             <w:r>
-              <w:t xml:space="preserve">18</w:t>
+              <w:t xml:space="preserve">17</w:t>
             </w:r>
           </w:p>
         </w:tc>
@@ -7461,18 +7400,18 @@
               <w:pStyle w:val="Compact"/>
             </w:pPr>
             <w:r>
-              <w:t xml:space="preserve">19</w:t>
-            </w:r>
-          </w:p>
-        </w:tc>
-        <w:tc>
-          <w:tcPr/>
-          <w:p>
-            <w:pPr>
-              <w:pStyle w:val="Compact"/>
-            </w:pPr>
-            <w:r>
-              <w:t xml:space="preserve">Share a part (colleague links)</w:t>
+              <w:t xml:space="preserve">18</w:t>
+            </w:r>
+          </w:p>
+        </w:tc>
+        <w:tc>
+          <w:tcPr/>
+          <w:p>
+            <w:pPr>
+              <w:pStyle w:val="Compact"/>
+            </w:pPr>
+            <w:r>
+              <w:t xml:space="preserve">Forward a turn or a part to someone else; parallel steps</w:t>
             </w:r>
           </w:p>
         </w:tc>
@@ -7496,7 +7435,7 @@
               <w:pStyle w:val="Compact"/>
             </w:pPr>
             <w:r>
-              <w:t xml:space="preserve">20</w:t>
+              <w:t xml:space="preserve">19</w:t>
             </w:r>
           </w:p>
         </w:tc>
@@ -7531,7 +7470,7 @@
               <w:pStyle w:val="Compact"/>
             </w:pPr>
             <w:r>
-              <w:t xml:space="preserve">21</w:t>
+              <w:t xml:space="preserve">20</w:t>
             </w:r>
           </w:p>
         </w:tc>
@@ -7626,7 +7565,7 @@
               <w:pStyle w:val="Compact"/>
             </w:pPr>
             <w:r>
-              <w:t xml:space="preserve">22</w:t>
+              <w:t xml:space="preserve">21</w:t>
             </w:r>
           </w:p>
         </w:tc>
@@ -7661,7 +7600,7 @@
               <w:pStyle w:val="Compact"/>
             </w:pPr>
             <w:r>
-              <w:t xml:space="preserve">23</w:t>
+              <w:t xml:space="preserve">22</w:t>
             </w:r>
           </w:p>
         </w:tc>
@@ -7696,7 +7635,7 @@
               <w:pStyle w:val="Compact"/>
             </w:pPr>
             <w:r>
-              <w:t xml:space="preserve">24</w:t>
+              <w:t xml:space="preserve">23</w:t>
             </w:r>
           </w:p>
         </w:tc>
@@ -7731,7 +7670,7 @@
               <w:pStyle w:val="Compact"/>
             </w:pPr>
             <w:r>
-              <w:t xml:space="preserve">25</w:t>
+              <w:t xml:space="preserve">24</w:t>
             </w:r>
           </w:p>
         </w:tc>
@@ -7766,7 +7705,7 @@
               <w:pStyle w:val="Compact"/>
             </w:pPr>
             <w:r>
-              <w:t xml:space="preserve">26</w:t>
+              <w:t xml:space="preserve">25</w:t>
             </w:r>
           </w:p>
         </w:tc>
@@ -7870,7 +7809,7 @@
         <w:t xml:space="preserve"> </w:t>
       </w:r>
       <w:r>
-        <w:t xml:space="preserve">overflow a box, conditional uploads, write-back with old and new values, and variant selection.</w:t>
+        <w:t xml:space="preserve">overflow a box, conditional uploads, write-back with old and new values, and duplicating a template.</w:t>
       </w:r>
     </w:p>
     <w:p>
@@ -8139,7 +8078,7 @@
         <w:t xml:space="preserve"> </w:t>
       </w:r>
       <w:r>
-        <w:t xml:space="preserve">with three merchants once Phase 1B is done (about 68 working days from the go-ahead). Fix what they hit.</w:t>
+        <w:t xml:space="preserve">with three merchants once Phase 1B is done (about 64 working days from the go-ahead). Fix what they hit.</w:t>
       </w:r>
     </w:p>
     <w:p>
@@ -8824,7 +8763,7 @@
         <w:t xml:space="preserve"> </w:t>
       </w:r>
       <w:r>
-        <w:t xml:space="preserve">Also: the merchant group definitions and the option lists (feature document, questions 9 to 15).</w:t>
+        <w:t xml:space="preserve">Also: the option lists for the form. The feature document, section 10, lists what is confirmed and what is still open.</w:t>
       </w:r>
     </w:p>
     <w:p>
